--- a/新泰週報20260906[2636]B4F.docx
+++ b/新泰週報20260906[2636]B4F.docx
@@ -1,6 +1,6 @@
 
 <file path=word/document.xml><?xml version="1.0" encoding="utf-8"?>
-<w:document xmlns:wpc="http://schemas.microsoft.com/office/word/2010/wordprocessingCanvas" xmlns:mc="http://schemas.openxmlformats.org/markup-compatibility/2006" xmlns:o="urn:schemas-microsoft-com:office:office" xmlns:r="http://schemas.openxmlformats.org/officeDocument/2006/relationships" xmlns:m="http://schemas.openxmlformats.org/officeDocument/2006/math" xmlns:v="urn:schemas-microsoft-com:vml" xmlns:wp14="http://schemas.microsoft.com/office/word/2010/wordprocessingDrawing" xmlns:wp="http://schemas.openxmlformats.org/drawingml/2006/wordprocessingDrawing" xmlns:w10="urn:schemas-microsoft-com:office:word" xmlns:w="http://schemas.openxmlformats.org/wordprocessingml/2006/main" xmlns:w14="http://schemas.microsoft.com/office/word/2010/wordml" xmlns:w15="http://schemas.microsoft.com/office/word/2012/wordml" xmlns:wpg="http://schemas.microsoft.com/office/word/2010/wordprocessingGroup" xmlns:wpi="http://schemas.microsoft.com/office/word/2010/wordprocessingInk" xmlns:wne="http://schemas.microsoft.com/office/word/2006/wordml" xmlns:wps="http://schemas.microsoft.com/office/word/2010/wordprocessingShape" mc:Ignorable="w14 w15 wp14">
+<w:document xmlns:wpc="http://schemas.microsoft.com/office/word/2010/wordprocessingCanvas" xmlns:cx="http://schemas.microsoft.com/office/drawing/2014/chartex" xmlns:cx1="http://schemas.microsoft.com/office/drawing/2015/9/8/chartex" xmlns:cx2="http://schemas.microsoft.com/office/drawing/2015/10/21/chartex" xmlns:cx3="http://schemas.microsoft.com/office/drawing/2016/5/9/chartex" xmlns:cx4="http://schemas.microsoft.com/office/drawing/2016/5/10/chartex" xmlns:cx5="http://schemas.microsoft.com/office/drawing/2016/5/11/chartex" xmlns:cx6="http://schemas.microsoft.com/office/drawing/2016/5/12/chartex" xmlns:cx7="http://schemas.microsoft.com/office/drawing/2016/5/13/chartex" xmlns:cx8="http://schemas.microsoft.com/office/drawing/2016/5/14/chartex" xmlns:mc="http://schemas.openxmlformats.org/markup-compatibility/2006" xmlns:aink="http://schemas.microsoft.com/office/drawing/2016/ink" xmlns:am3d="http://schemas.microsoft.com/office/drawing/2017/model3d" xmlns:o="urn:schemas-microsoft-com:office:office" xmlns:oel="http://schemas.microsoft.com/office/2019/extlst" xmlns:r="http://schemas.openxmlformats.org/officeDocument/2006/relationships" xmlns:m="http://schemas.openxmlformats.org/officeDocument/2006/math" xmlns:v="urn:schemas-microsoft-com:vml" xmlns:wp14="http://schemas.microsoft.com/office/word/2010/wordprocessingDrawing" xmlns:wp="http://schemas.openxmlformats.org/drawingml/2006/wordprocessingDrawing" xmlns:w10="urn:schemas-microsoft-com:office:word" xmlns:w="http://schemas.openxmlformats.org/wordprocessingml/2006/main" xmlns:w14="http://schemas.microsoft.com/office/word/2010/wordml" xmlns:w15="http://schemas.microsoft.com/office/word/2012/wordml" xmlns:w16cex="http://schemas.microsoft.com/office/word/2018/wordml/cex" xmlns:w16cid="http://schemas.microsoft.com/office/word/2016/wordml/cid" xmlns:w16="http://schemas.microsoft.com/office/word/2018/wordml" xmlns:w16sdtdh="http://schemas.microsoft.com/office/word/2020/wordml/sdtdatahash" xmlns:w16se="http://schemas.microsoft.com/office/word/2015/wordml/symex" xmlns:wpg="http://schemas.microsoft.com/office/word/2010/wordprocessingGroup" xmlns:wpi="http://schemas.microsoft.com/office/word/2010/wordprocessingInk" xmlns:wne="http://schemas.microsoft.com/office/word/2006/wordml" xmlns:wps="http://schemas.microsoft.com/office/word/2010/wordprocessingShape" mc:Ignorable="w14 w15 w16se w16cid w16 w16cex w16sdtdh wp14">
   <w:body>
     <w:p>
       <w:pPr>
@@ -722,9 +722,8 @@
                 <w:sz w:val="26"/>
                 <w:szCs w:val="26"/>
               </w:rPr>
-              <w:t>台北中</w:t>
-            </w:r>
-            <w:proofErr w:type="gramStart"/>
+              <w:t>台北中會主辨</w:t>
+            </w:r>
             <w:r>
               <w:rPr>
                 <w:rFonts w:ascii="Barlow Condensed Medium" w:eastAsia="標楷體" w:hAnsi="Barlow Condensed Medium" w:cs="Segoe UI Symbol" w:hint="eastAsia"/>
@@ -732,7 +731,7 @@
                 <w:sz w:val="26"/>
                 <w:szCs w:val="26"/>
               </w:rPr>
-              <w:t>會主辨</w:t>
+              <w:t>2026</w:t>
             </w:r>
             <w:r>
               <w:rPr>
@@ -741,7 +740,7 @@
                 <w:sz w:val="26"/>
                 <w:szCs w:val="26"/>
               </w:rPr>
-              <w:t>2026</w:t>
+              <w:t>年下半年初階長執訓練會，將於</w:t>
             </w:r>
             <w:r>
               <w:rPr>
@@ -750,9 +749,8 @@
                 <w:sz w:val="26"/>
                 <w:szCs w:val="26"/>
               </w:rPr>
-              <w:t>年</w:t>
-            </w:r>
-            <w:proofErr w:type="gramEnd"/>
+              <w:t>9/5(</w:t>
+            </w:r>
             <w:r>
               <w:rPr>
                 <w:rFonts w:ascii="Barlow Condensed Medium" w:eastAsia="標楷體" w:hAnsi="Barlow Condensed Medium" w:cs="Segoe UI Symbol" w:hint="eastAsia"/>
@@ -760,9 +758,8 @@
                 <w:sz w:val="26"/>
                 <w:szCs w:val="26"/>
               </w:rPr>
-              <w:t>下半年</w:t>
-            </w:r>
-            <w:proofErr w:type="gramStart"/>
+              <w:t>六</w:t>
+            </w:r>
             <w:r>
               <w:rPr>
                 <w:rFonts w:ascii="Barlow Condensed Medium" w:eastAsia="標楷體" w:hAnsi="Barlow Condensed Medium" w:cs="Segoe UI Symbol" w:hint="eastAsia"/>
@@ -770,9 +767,8 @@
                 <w:sz w:val="26"/>
                 <w:szCs w:val="26"/>
               </w:rPr>
-              <w:t>初階長執訓練</w:t>
-            </w:r>
-            <w:proofErr w:type="gramEnd"/>
+              <w:t>)</w:t>
+            </w:r>
             <w:r>
               <w:rPr>
                 <w:rFonts w:ascii="Barlow Condensed Medium" w:eastAsia="標楷體" w:hAnsi="Barlow Condensed Medium" w:cs="Segoe UI Symbol" w:hint="eastAsia"/>
@@ -780,7 +776,7 @@
                 <w:sz w:val="26"/>
                 <w:szCs w:val="26"/>
               </w:rPr>
-              <w:t>會，將於</w:t>
+              <w:t>上午</w:t>
             </w:r>
             <w:r>
               <w:rPr>
@@ -789,7 +785,7 @@
                 <w:sz w:val="26"/>
                 <w:szCs w:val="26"/>
               </w:rPr>
-              <w:t>9/5(</w:t>
+              <w:t>845-12:10</w:t>
             </w:r>
             <w:r>
               <w:rPr>
@@ -798,63 +794,7 @@
                 <w:sz w:val="26"/>
                 <w:szCs w:val="26"/>
               </w:rPr>
-              <w:t>六</w:t>
-            </w:r>
-            <w:r>
-              <w:rPr>
-                <w:rFonts w:ascii="Barlow Condensed Medium" w:eastAsia="標楷體" w:hAnsi="Barlow Condensed Medium" w:cs="Segoe UI Symbol" w:hint="eastAsia"/>
-                <w:w w:val="90"/>
-                <w:sz w:val="26"/>
-                <w:szCs w:val="26"/>
-              </w:rPr>
-              <w:t>)</w:t>
-            </w:r>
-            <w:r>
-              <w:rPr>
-                <w:rFonts w:ascii="Barlow Condensed Medium" w:eastAsia="標楷體" w:hAnsi="Barlow Condensed Medium" w:cs="Segoe UI Symbol" w:hint="eastAsia"/>
-                <w:w w:val="90"/>
-                <w:sz w:val="26"/>
-                <w:szCs w:val="26"/>
-              </w:rPr>
-              <w:t>上午</w:t>
-            </w:r>
-            <w:r>
-              <w:rPr>
-                <w:rFonts w:ascii="Barlow Condensed Medium" w:eastAsia="標楷體" w:hAnsi="Barlow Condensed Medium" w:cs="Segoe UI Symbol" w:hint="eastAsia"/>
-                <w:w w:val="90"/>
-                <w:sz w:val="26"/>
-                <w:szCs w:val="26"/>
-              </w:rPr>
-              <w:t>845-12:10</w:t>
-            </w:r>
-            <w:r>
-              <w:rPr>
-                <w:rFonts w:ascii="Barlow Condensed Medium" w:eastAsia="標楷體" w:hAnsi="Barlow Condensed Medium" w:cs="Segoe UI Symbol" w:hint="eastAsia"/>
-                <w:w w:val="90"/>
-                <w:sz w:val="26"/>
-                <w:szCs w:val="26"/>
-              </w:rPr>
-              <w:t>大稻</w:t>
-            </w:r>
-            <w:proofErr w:type="gramStart"/>
-            <w:r>
-              <w:rPr>
-                <w:rFonts w:ascii="Barlow Condensed Medium" w:eastAsia="標楷體" w:hAnsi="Barlow Condensed Medium" w:cs="Segoe UI Symbol" w:hint="eastAsia"/>
-                <w:w w:val="90"/>
-                <w:sz w:val="26"/>
-                <w:szCs w:val="26"/>
-              </w:rPr>
-              <w:t>埕</w:t>
-            </w:r>
-            <w:proofErr w:type="gramEnd"/>
-            <w:r>
-              <w:rPr>
-                <w:rFonts w:ascii="Barlow Condensed Medium" w:eastAsia="標楷體" w:hAnsi="Barlow Condensed Medium" w:cs="Segoe UI Symbol" w:hint="eastAsia"/>
-                <w:w w:val="90"/>
-                <w:sz w:val="26"/>
-                <w:szCs w:val="26"/>
-              </w:rPr>
-              <w:t>教會舉行。請上網報名，報名至</w:t>
+              <w:t>大稻埕教會舉行。請上網報名，報名至</w:t>
             </w:r>
             <w:r>
               <w:rPr>
@@ -1042,27 +982,7 @@
                 <w:sz w:val="26"/>
                 <w:szCs w:val="26"/>
               </w:rPr>
-              <w:t>舉行楊承恩牧師就任該會第十任主任</w:t>
-            </w:r>
-            <w:proofErr w:type="gramStart"/>
-            <w:r>
-              <w:rPr>
-                <w:rFonts w:ascii="Barlow Condensed Medium" w:eastAsia="標楷體" w:hAnsi="Barlow Condensed Medium" w:cs="Segoe UI Symbol" w:hint="eastAsia"/>
-                <w:w w:val="90"/>
-                <w:sz w:val="26"/>
-                <w:szCs w:val="26"/>
-              </w:rPr>
-              <w:t>牧師授職感恩</w:t>
-            </w:r>
-            <w:proofErr w:type="gramEnd"/>
-            <w:r>
-              <w:rPr>
-                <w:rFonts w:ascii="Barlow Condensed Medium" w:eastAsia="標楷體" w:hAnsi="Barlow Condensed Medium" w:cs="Segoe UI Symbol" w:hint="eastAsia"/>
-                <w:w w:val="90"/>
-                <w:sz w:val="26"/>
-                <w:szCs w:val="26"/>
-              </w:rPr>
-              <w:t>禮拜</w:t>
+              <w:t>舉行楊承恩牧師就任該會第十任主任牧師授職感恩禮拜</w:t>
             </w:r>
             <w:r>
               <w:rPr>
@@ -1153,7 +1073,6 @@
               </w:rPr>
               <w:t>北中</w:t>
             </w:r>
-            <w:proofErr w:type="gramStart"/>
             <w:r>
               <w:rPr>
                 <w:rFonts w:ascii="Barlow Condensed Medium" w:eastAsia="標楷體" w:hAnsi="Barlow Condensed Medium" w:cs="Segoe UI Symbol"/>
@@ -1161,37 +1080,7 @@
                 <w:sz w:val="26"/>
                 <w:szCs w:val="26"/>
               </w:rPr>
-              <w:t>教社部</w:t>
-            </w:r>
-            <w:proofErr w:type="gramEnd"/>
-            <w:r>
-              <w:rPr>
-                <w:rFonts w:ascii="Barlow Condensed Medium" w:eastAsia="標楷體" w:hAnsi="Barlow Condensed Medium" w:cs="Segoe UI Symbol"/>
-                <w:w w:val="90"/>
-                <w:sz w:val="26"/>
-                <w:szCs w:val="26"/>
-              </w:rPr>
-              <w:t>主辦「教會高齡</w:t>
-            </w:r>
-            <w:proofErr w:type="gramStart"/>
-            <w:r>
-              <w:rPr>
-                <w:rFonts w:ascii="Barlow Condensed Medium" w:eastAsia="標楷體" w:hAnsi="Barlow Condensed Medium" w:cs="Segoe UI Symbol"/>
-                <w:w w:val="90"/>
-                <w:sz w:val="26"/>
-                <w:szCs w:val="26"/>
-              </w:rPr>
-              <w:t>事工照護</w:t>
-            </w:r>
-            <w:proofErr w:type="gramEnd"/>
-            <w:r>
-              <w:rPr>
-                <w:rFonts w:ascii="Barlow Condensed Medium" w:eastAsia="標楷體" w:hAnsi="Barlow Condensed Medium" w:cs="Segoe UI Symbol"/>
-                <w:w w:val="90"/>
-                <w:sz w:val="26"/>
-                <w:szCs w:val="26"/>
-              </w:rPr>
-              <w:t>人才培力訓練」將於</w:t>
+              <w:t>教社部主辦「教會高齡事工照護人才培力訓練」將於</w:t>
             </w:r>
             <w:r>
               <w:rPr>
@@ -1460,47 +1349,7 @@
                 <w:sz w:val="26"/>
                 <w:szCs w:val="26"/>
               </w:rPr>
-              <w:t>舉行林青岳傳道</w:t>
-            </w:r>
-            <w:proofErr w:type="gramStart"/>
-            <w:r>
-              <w:rPr>
-                <w:rFonts w:ascii="Barlow Condensed Medium" w:eastAsia="標楷體" w:hAnsi="Barlow Condensed Medium" w:cs="Segoe UI Symbol" w:hint="eastAsia"/>
-                <w:w w:val="90"/>
-                <w:sz w:val="26"/>
-                <w:szCs w:val="26"/>
-              </w:rPr>
-              <w:t>師封立</w:t>
-            </w:r>
-            <w:proofErr w:type="gramEnd"/>
-            <w:r>
-              <w:rPr>
-                <w:rFonts w:ascii="Barlow Condensed Medium" w:eastAsia="標楷體" w:hAnsi="Barlow Condensed Medium" w:cs="Segoe UI Symbol" w:hint="eastAsia"/>
-                <w:w w:val="90"/>
-                <w:sz w:val="26"/>
-                <w:szCs w:val="26"/>
-              </w:rPr>
-              <w:t>牧師暨就任該會第五任</w:t>
-            </w:r>
-            <w:proofErr w:type="gramStart"/>
-            <w:r>
-              <w:rPr>
-                <w:rFonts w:ascii="Barlow Condensed Medium" w:eastAsia="標楷體" w:hAnsi="Barlow Condensed Medium" w:cs="Segoe UI Symbol" w:hint="eastAsia"/>
-                <w:w w:val="90"/>
-                <w:sz w:val="26"/>
-                <w:szCs w:val="26"/>
-              </w:rPr>
-              <w:t>牧師授職感恩</w:t>
-            </w:r>
-            <w:proofErr w:type="gramEnd"/>
-            <w:r>
-              <w:rPr>
-                <w:rFonts w:ascii="Barlow Condensed Medium" w:eastAsia="標楷體" w:hAnsi="Barlow Condensed Medium" w:cs="Segoe UI Symbol" w:hint="eastAsia"/>
-                <w:w w:val="90"/>
-                <w:sz w:val="26"/>
-                <w:szCs w:val="26"/>
-              </w:rPr>
-              <w:t>禮拜</w:t>
+              <w:t>舉行林青岳傳道師封立牧師暨就任該會第五任牧師授職感恩禮拜</w:t>
             </w:r>
             <w:r>
               <w:rPr>
@@ -1706,27 +1555,7 @@
                 <w:sz w:val="26"/>
                 <w:szCs w:val="26"/>
               </w:rPr>
-              <w:t>假大稻</w:t>
-            </w:r>
-            <w:proofErr w:type="gramStart"/>
-            <w:r>
-              <w:rPr>
-                <w:rFonts w:ascii="Barlow Condensed Medium" w:eastAsia="標楷體" w:hAnsi="Barlow Condensed Medium" w:cs="Segoe UI Symbol" w:hint="eastAsia"/>
-                <w:w w:val="90"/>
-                <w:sz w:val="26"/>
-                <w:szCs w:val="26"/>
-              </w:rPr>
-              <w:t>埕</w:t>
-            </w:r>
-            <w:proofErr w:type="gramEnd"/>
-            <w:r>
-              <w:rPr>
-                <w:rFonts w:ascii="Barlow Condensed Medium" w:eastAsia="標楷體" w:hAnsi="Barlow Condensed Medium" w:cs="Segoe UI Symbol" w:hint="eastAsia"/>
-                <w:w w:val="90"/>
-                <w:sz w:val="26"/>
-                <w:szCs w:val="26"/>
-              </w:rPr>
-              <w:t>教會舉行「</w:t>
+              <w:t>假大稻埕教會舉行「</w:t>
             </w:r>
             <w:r>
               <w:rPr>
@@ -1986,27 +1815,7 @@
                 <w:sz w:val="26"/>
                 <w:szCs w:val="26"/>
               </w:rPr>
-              <w:t>學年開學</w:t>
-            </w:r>
-            <w:proofErr w:type="gramStart"/>
-            <w:r>
-              <w:rPr>
-                <w:rFonts w:ascii="Barlow Condensed Medium" w:eastAsia="標楷體" w:hAnsi="Barlow Condensed Medium" w:cs="Segoe UI Symbol" w:hint="eastAsia"/>
-                <w:w w:val="90"/>
-                <w:sz w:val="26"/>
-                <w:szCs w:val="26"/>
-              </w:rPr>
-              <w:t>暨林約道</w:t>
-            </w:r>
-            <w:proofErr w:type="gramEnd"/>
-            <w:r>
-              <w:rPr>
-                <w:rFonts w:ascii="Barlow Condensed Medium" w:eastAsia="標楷體" w:hAnsi="Barlow Condensed Medium" w:cs="Segoe UI Symbol" w:hint="eastAsia"/>
-                <w:w w:val="90"/>
-                <w:sz w:val="26"/>
-                <w:szCs w:val="26"/>
-              </w:rPr>
-              <w:t>牧師就任院長感恩禮拜。</w:t>
+              <w:t>學年開學暨林約道牧師就任院長感恩禮拜。</w:t>
             </w:r>
           </w:p>
         </w:tc>
@@ -2331,27 +2140,7 @@
                 <w:sz w:val="26"/>
                 <w:szCs w:val="26"/>
               </w:rPr>
-              <w:t>邀請兄</w:t>
-            </w:r>
-            <w:proofErr w:type="gramStart"/>
-            <w:r>
-              <w:rPr>
-                <w:rFonts w:ascii="Barlow Condensed Medium" w:eastAsia="標楷體" w:hAnsi="Barlow Condensed Medium" w:cs="Segoe UI Symbol" w:hint="eastAsia"/>
-                <w:w w:val="90"/>
-                <w:sz w:val="26"/>
-                <w:szCs w:val="26"/>
-              </w:rPr>
-              <w:t>姊</w:t>
-            </w:r>
-            <w:proofErr w:type="gramEnd"/>
-            <w:r>
-              <w:rPr>
-                <w:rFonts w:ascii="Barlow Condensed Medium" w:eastAsia="標楷體" w:hAnsi="Barlow Condensed Medium" w:cs="Segoe UI Symbol" w:hint="eastAsia"/>
-                <w:w w:val="90"/>
-                <w:sz w:val="26"/>
-                <w:szCs w:val="26"/>
-              </w:rPr>
-              <w:t>在主日禮拜中作個人見證。</w:t>
+              <w:t>邀請兄姊在主日禮拜中作個人見證。</w:t>
             </w:r>
             <w:r>
               <w:rPr>
@@ -2665,7 +2454,6 @@
         </w:rPr>
         <w:t>§</w:t>
       </w:r>
-      <w:proofErr w:type="gramStart"/>
       <w:r>
         <w:rPr>
           <w:rFonts w:ascii="Barlow Condensed Medium" w:eastAsia="華康正顏楷體W9" w:hAnsi="Barlow Condensed Medium" w:cstheme="minorHAnsi"/>
@@ -2673,7 +2461,6 @@
         </w:rPr>
         <w:t>公禱事項</w:t>
       </w:r>
-      <w:proofErr w:type="gramEnd"/>
     </w:p>
     <w:tbl>
       <w:tblPr>
@@ -2816,9 +2603,8 @@
                 <w:sz w:val="26"/>
                 <w:szCs w:val="26"/>
               </w:rPr>
-              <w:t xml:space="preserve">、人權和生態永續，願　</w:t>
-            </w:r>
-            <w:proofErr w:type="gramStart"/>
+              <w:t>、人權和生態永續，願　神公義的國度降臨</w:t>
+            </w:r>
             <w:r>
               <w:rPr>
                 <w:rFonts w:ascii="Barlow Condensed Medium" w:eastAsia="標楷體" w:hAnsi="Barlow Condensed Medium" w:cstheme="minorHAnsi" w:hint="eastAsia"/>
@@ -2826,9 +2612,32 @@
                 <w:sz w:val="26"/>
                 <w:szCs w:val="26"/>
               </w:rPr>
-              <w:t>神公義</w:t>
-            </w:r>
-            <w:proofErr w:type="gramEnd"/>
+              <w:t>。</w:t>
+            </w:r>
+          </w:p>
+        </w:tc>
+      </w:tr>
+      <w:tr>
+        <w:tc>
+          <w:tcPr>
+            <w:tcW w:w="266" w:type="dxa"/>
+            <w:tcMar>
+              <w:left w:w="28" w:type="dxa"/>
+              <w:right w:w="28" w:type="dxa"/>
+            </w:tcMar>
+          </w:tcPr>
+          <w:p>
+            <w:pPr>
+              <w:snapToGrid w:val="0"/>
+              <w:spacing w:line="300" w:lineRule="exact"/>
+              <w:jc w:val="right"/>
+              <w:rPr>
+                <w:rFonts w:ascii="Barlow Condensed Medium" w:eastAsia="標楷體" w:hAnsi="Barlow Condensed Medium" w:cstheme="minorHAnsi"/>
+                <w:w w:val="90"/>
+                <w:sz w:val="26"/>
+                <w:szCs w:val="26"/>
+              </w:rPr>
+            </w:pPr>
             <w:r>
               <w:rPr>
                 <w:rFonts w:ascii="Barlow Condensed Medium" w:eastAsia="標楷體" w:hAnsi="Barlow Condensed Medium" w:cstheme="minorHAnsi" w:hint="eastAsia"/>
@@ -2836,8 +2645,39 @@
                 <w:sz w:val="26"/>
                 <w:szCs w:val="26"/>
               </w:rPr>
-              <w:t>的國度降臨</w:t>
-            </w:r>
+              <w:t>2</w:t>
+            </w:r>
+            <w:r>
+              <w:rPr>
+                <w:rFonts w:ascii="Barlow Condensed Medium" w:eastAsia="標楷體" w:hAnsi="Barlow Condensed Medium" w:cstheme="minorHAnsi"/>
+                <w:w w:val="90"/>
+                <w:sz w:val="26"/>
+                <w:szCs w:val="26"/>
+              </w:rPr>
+              <w:t>.</w:t>
+            </w:r>
+          </w:p>
+        </w:tc>
+        <w:tc>
+          <w:tcPr>
+            <w:tcW w:w="5669" w:type="dxa"/>
+            <w:tcMar>
+              <w:left w:w="28" w:type="dxa"/>
+              <w:right w:w="28" w:type="dxa"/>
+            </w:tcMar>
+          </w:tcPr>
+          <w:p>
+            <w:pPr>
+              <w:snapToGrid w:val="0"/>
+              <w:spacing w:line="300" w:lineRule="exact"/>
+              <w:jc w:val="both"/>
+              <w:rPr>
+                <w:rFonts w:ascii="Barlow Condensed Medium" w:eastAsia="標楷體" w:hAnsi="Barlow Condensed Medium" w:cstheme="minorHAnsi"/>
+                <w:w w:val="90"/>
+                <w:sz w:val="26"/>
+                <w:szCs w:val="26"/>
+              </w:rPr>
+            </w:pPr>
             <w:r>
               <w:rPr>
                 <w:rFonts w:ascii="Barlow Condensed Medium" w:eastAsia="標楷體" w:hAnsi="Barlow Condensed Medium" w:cstheme="minorHAnsi" w:hint="eastAsia"/>
@@ -2845,31 +2685,58 @@
                 <w:sz w:val="26"/>
                 <w:szCs w:val="26"/>
               </w:rPr>
-              <w:t>。</w:t>
-            </w:r>
-          </w:p>
-        </w:tc>
-      </w:tr>
-      <w:tr>
-        <w:tc>
-          <w:tcPr>
-            <w:tcW w:w="266" w:type="dxa"/>
-            <w:tcMar>
-              <w:left w:w="28" w:type="dxa"/>
-              <w:right w:w="28" w:type="dxa"/>
-            </w:tcMar>
-          </w:tcPr>
-          <w:p>
-            <w:pPr>
-              <w:snapToGrid w:val="0"/>
-              <w:spacing w:line="300" w:lineRule="exact"/>
-              <w:jc w:val="right"/>
+              <w:t>為台灣祈福，願</w:t>
+            </w:r>
+            <w:r>
+              <w:rPr>
+                <w:rFonts w:ascii="Barlow Condensed Medium" w:eastAsia="標楷體" w:hAnsi="Barlow Condensed Medium" w:cstheme="minorHAnsi" w:hint="eastAsia"/>
+                <w:w w:val="90"/>
+                <w:sz w:val="26"/>
+                <w:szCs w:val="26"/>
+              </w:rPr>
+              <w:t>2026</w:t>
+            </w:r>
+            <w:r>
+              <w:rPr>
+                <w:rFonts w:ascii="Barlow Condensed Medium" w:eastAsia="標楷體" w:hAnsi="Barlow Condensed Medium" w:cstheme="minorHAnsi" w:hint="eastAsia"/>
+                <w:w w:val="90"/>
+                <w:sz w:val="26"/>
+                <w:szCs w:val="26"/>
+              </w:rPr>
+              <w:t>年全民為守護台灣更同心、更團結，求真相除詐騙，以及求真　神棄偶像</w:t>
+            </w:r>
+            <w:r>
               <w:rPr>
                 <w:rFonts w:ascii="Barlow Condensed Medium" w:eastAsia="標楷體" w:hAnsi="Barlow Condensed Medium" w:cstheme="minorHAnsi"/>
                 <w:w w:val="90"/>
                 <w:sz w:val="26"/>
                 <w:szCs w:val="26"/>
               </w:rPr>
+              <w:t>。</w:t>
+            </w:r>
+          </w:p>
+        </w:tc>
+      </w:tr>
+      <w:tr>
+        <w:tc>
+          <w:tcPr>
+            <w:tcW w:w="266" w:type="dxa"/>
+            <w:tcMar>
+              <w:left w:w="28" w:type="dxa"/>
+              <w:right w:w="28" w:type="dxa"/>
+            </w:tcMar>
+          </w:tcPr>
+          <w:p>
+            <w:pPr>
+              <w:snapToGrid w:val="0"/>
+              <w:spacing w:line="300" w:lineRule="exact"/>
+              <w:jc w:val="right"/>
+              <w:rPr>
+                <w:rFonts w:ascii="Barlow Condensed Medium" w:eastAsia="標楷體" w:hAnsi="Barlow Condensed Medium" w:cstheme="minorHAnsi"/>
+                <w:w w:val="90"/>
+                <w:sz w:val="26"/>
+                <w:szCs w:val="26"/>
+              </w:rPr>
             </w:pPr>
             <w:r>
               <w:rPr>
@@ -2878,7 +2745,7 @@
                 <w:sz w:val="26"/>
                 <w:szCs w:val="26"/>
               </w:rPr>
-              <w:t>2</w:t>
+              <w:t>3</w:t>
             </w:r>
             <w:r>
               <w:rPr>
@@ -2913,13 +2780,64 @@
             </w:pPr>
             <w:r>
               <w:rPr>
+                <w:rFonts w:ascii="Segoe UI Symbol" w:eastAsia="標楷體" w:hAnsi="Segoe UI Symbol" w:cs="Segoe UI Symbol"/>
+                <w:w w:val="90"/>
+                <w:sz w:val="26"/>
+                <w:szCs w:val="26"/>
+              </w:rPr>
+              <w:t>★</w:t>
+            </w:r>
+            <w:r>
+              <w:rPr>
+                <w:rFonts w:ascii="Segoe UI Symbol" w:eastAsia="標楷體" w:hAnsi="Segoe UI Symbol" w:cs="Segoe UI Symbol" w:hint="eastAsia"/>
+                <w:w w:val="90"/>
+                <w:sz w:val="26"/>
+                <w:szCs w:val="26"/>
+              </w:rPr>
+              <w:t>為</w:t>
+            </w:r>
+            <w:r>
+              <w:rPr>
                 <w:rFonts w:ascii="Barlow Condensed Medium" w:eastAsia="標楷體" w:hAnsi="Barlow Condensed Medium" w:cstheme="minorHAnsi" w:hint="eastAsia"/>
                 <w:w w:val="90"/>
                 <w:sz w:val="26"/>
                 <w:szCs w:val="26"/>
               </w:rPr>
-              <w:t>為台灣祈福，願</w:t>
-            </w:r>
+              <w:t>全球暖化引起尼泊爾冰岩崩落釀成洪災，以及中南美洲大聖嬰現象引發旱災，救災和受苦的百姓代禱</w:t>
+            </w:r>
+            <w:r>
+              <w:rPr>
+                <w:rFonts w:ascii="Barlow Condensed Medium" w:eastAsia="標楷體" w:hAnsi="Barlow Condensed Medium" w:cstheme="minorHAnsi"/>
+                <w:w w:val="90"/>
+                <w:sz w:val="26"/>
+                <w:szCs w:val="26"/>
+              </w:rPr>
+              <w:t>。</w:t>
+            </w:r>
+          </w:p>
+        </w:tc>
+      </w:tr>
+      <w:tr>
+        <w:tc>
+          <w:tcPr>
+            <w:tcW w:w="266" w:type="dxa"/>
+            <w:tcMar>
+              <w:left w:w="28" w:type="dxa"/>
+              <w:right w:w="28" w:type="dxa"/>
+            </w:tcMar>
+          </w:tcPr>
+          <w:p>
+            <w:pPr>
+              <w:snapToGrid w:val="0"/>
+              <w:spacing w:line="300" w:lineRule="exact"/>
+              <w:jc w:val="right"/>
+              <w:rPr>
+                <w:rFonts w:ascii="Barlow Condensed Medium" w:eastAsia="標楷體" w:hAnsi="Barlow Condensed Medium" w:cstheme="minorHAnsi"/>
+                <w:w w:val="90"/>
+                <w:sz w:val="26"/>
+                <w:szCs w:val="26"/>
+              </w:rPr>
+            </w:pPr>
             <w:r>
               <w:rPr>
                 <w:rFonts w:ascii="Barlow Condensed Medium" w:eastAsia="標楷體" w:hAnsi="Barlow Condensed Medium" w:cstheme="minorHAnsi" w:hint="eastAsia"/>
@@ -2927,8 +2845,126 @@
                 <w:sz w:val="26"/>
                 <w:szCs w:val="26"/>
               </w:rPr>
+              <w:t>4</w:t>
+            </w:r>
+            <w:r>
+              <w:rPr>
+                <w:rFonts w:ascii="Barlow Condensed Medium" w:eastAsia="標楷體" w:hAnsi="Barlow Condensed Medium" w:cstheme="minorHAnsi"/>
+                <w:w w:val="90"/>
+                <w:sz w:val="26"/>
+                <w:szCs w:val="26"/>
+              </w:rPr>
+              <w:t>.</w:t>
+            </w:r>
+          </w:p>
+        </w:tc>
+        <w:tc>
+          <w:tcPr>
+            <w:tcW w:w="5669" w:type="dxa"/>
+            <w:tcMar>
+              <w:left w:w="28" w:type="dxa"/>
+              <w:right w:w="28" w:type="dxa"/>
+            </w:tcMar>
+          </w:tcPr>
+          <w:p>
+            <w:pPr>
+              <w:snapToGrid w:val="0"/>
+              <w:spacing w:line="300" w:lineRule="exact"/>
+              <w:jc w:val="both"/>
+              <w:rPr>
+                <w:rFonts w:ascii="Barlow Condensed Medium" w:eastAsia="標楷體" w:hAnsi="Barlow Condensed Medium" w:cstheme="minorHAnsi"/>
+                <w:w w:val="90"/>
+                <w:sz w:val="26"/>
+                <w:szCs w:val="26"/>
+              </w:rPr>
+            </w:pPr>
+            <w:r>
+              <w:rPr>
+                <w:rFonts w:ascii="Segoe UI Symbol" w:eastAsia="標楷體" w:hAnsi="Segoe UI Symbol" w:cs="Segoe UI Symbol"/>
+                <w:w w:val="90"/>
+                <w:sz w:val="26"/>
+                <w:szCs w:val="26"/>
+              </w:rPr>
+              <w:t>★</w:t>
+            </w:r>
+            <w:r>
+              <w:rPr>
+                <w:rFonts w:ascii="Barlow Condensed Medium" w:eastAsia="標楷體" w:hAnsi="Barlow Condensed Medium" w:cs="Segoe UI Symbol"/>
+                <w:w w:val="90"/>
+                <w:sz w:val="26"/>
+                <w:szCs w:val="26"/>
+              </w:rPr>
+              <w:t>為</w:t>
+            </w:r>
+            <w:r>
+              <w:rPr>
+                <w:rFonts w:ascii="Barlow Condensed Medium" w:eastAsia="標楷體" w:hAnsi="Barlow Condensed Medium" w:cs="Segoe UI Symbol"/>
+                <w:w w:val="90"/>
+                <w:sz w:val="26"/>
+                <w:szCs w:val="26"/>
+              </w:rPr>
               <w:t>2026</w:t>
             </w:r>
+            <w:r>
+              <w:rPr>
+                <w:rFonts w:ascii="Barlow Condensed Medium" w:eastAsia="標楷體" w:hAnsi="Barlow Condensed Medium" w:cs="Segoe UI Symbol"/>
+                <w:w w:val="90"/>
+                <w:sz w:val="26"/>
+                <w:szCs w:val="26"/>
+              </w:rPr>
+              <w:t>年本會</w:t>
+            </w:r>
+            <w:r>
+              <w:rPr>
+                <w:rFonts w:ascii="Barlow Condensed Medium" w:eastAsia="標楷體" w:hAnsi="Barlow Condensed Medium" w:cs="Segoe UI Symbol" w:hint="eastAsia"/>
+                <w:w w:val="90"/>
+                <w:sz w:val="26"/>
+                <w:szCs w:val="26"/>
+              </w:rPr>
+              <w:t>傳福音事工和年底洗禮</w:t>
+            </w:r>
+            <w:r>
+              <w:rPr>
+                <w:rFonts w:ascii="Barlow Condensed Medium" w:eastAsia="標楷體" w:hAnsi="Barlow Condensed Medium" w:cs="Segoe UI Symbol"/>
+                <w:w w:val="90"/>
+                <w:sz w:val="26"/>
+                <w:szCs w:val="26"/>
+              </w:rPr>
+              <w:t>代禱</w:t>
+            </w:r>
+            <w:r>
+              <w:rPr>
+                <w:rFonts w:ascii="Barlow Condensed Medium" w:eastAsia="標楷體" w:hAnsi="Barlow Condensed Medium" w:cstheme="minorHAnsi"/>
+                <w:w w:val="90"/>
+                <w:sz w:val="26"/>
+                <w:szCs w:val="26"/>
+              </w:rPr>
+              <w:t>。</w:t>
+            </w:r>
+          </w:p>
+        </w:tc>
+      </w:tr>
+      <w:tr>
+        <w:tc>
+          <w:tcPr>
+            <w:tcW w:w="266" w:type="dxa"/>
+            <w:tcMar>
+              <w:left w:w="28" w:type="dxa"/>
+              <w:right w:w="28" w:type="dxa"/>
+            </w:tcMar>
+          </w:tcPr>
+          <w:p>
+            <w:pPr>
+              <w:snapToGrid w:val="0"/>
+              <w:spacing w:line="300" w:lineRule="exact"/>
+              <w:jc w:val="right"/>
+              <w:rPr>
+                <w:rFonts w:ascii="Barlow Condensed Medium" w:eastAsia="標楷體" w:hAnsi="Barlow Condensed Medium" w:cstheme="minorHAnsi"/>
+                <w:w w:val="90"/>
+                <w:sz w:val="26"/>
+                <w:szCs w:val="26"/>
+              </w:rPr>
+            </w:pPr>
             <w:r>
               <w:rPr>
                 <w:rFonts w:ascii="Barlow Condensed Medium" w:eastAsia="標楷體" w:hAnsi="Barlow Condensed Medium" w:cstheme="minorHAnsi" w:hint="eastAsia"/>
@@ -2936,9 +2972,48 @@
                 <w:sz w:val="26"/>
                 <w:szCs w:val="26"/>
               </w:rPr>
-              <w:t xml:space="preserve">年全民為守護台灣更同心、更團結，求真相除詐騙，以及求真　</w:t>
-            </w:r>
-            <w:proofErr w:type="gramStart"/>
+              <w:t>5</w:t>
+            </w:r>
+            <w:r>
+              <w:rPr>
+                <w:rFonts w:ascii="Barlow Condensed Medium" w:eastAsia="標楷體" w:hAnsi="Barlow Condensed Medium" w:cstheme="minorHAnsi"/>
+                <w:w w:val="90"/>
+                <w:sz w:val="26"/>
+                <w:szCs w:val="26"/>
+              </w:rPr>
+              <w:t>.</w:t>
+            </w:r>
+          </w:p>
+        </w:tc>
+        <w:tc>
+          <w:tcPr>
+            <w:tcW w:w="5669" w:type="dxa"/>
+            <w:tcMar>
+              <w:left w:w="28" w:type="dxa"/>
+              <w:right w:w="28" w:type="dxa"/>
+            </w:tcMar>
+          </w:tcPr>
+          <w:p>
+            <w:pPr>
+              <w:snapToGrid w:val="0"/>
+              <w:spacing w:line="300" w:lineRule="exact"/>
+              <w:jc w:val="both"/>
+              <w:rPr>
+                <w:rFonts w:ascii="Barlow Condensed Medium" w:eastAsia="標楷體" w:hAnsi="Barlow Condensed Medium" w:cstheme="minorHAnsi"/>
+                <w:w w:val="90"/>
+                <w:sz w:val="26"/>
+                <w:szCs w:val="26"/>
+              </w:rPr>
+            </w:pPr>
+            <w:r>
+              <w:rPr>
+                <w:rFonts w:ascii="Barlow Condensed Medium" w:eastAsia="標楷體" w:hAnsi="Barlow Condensed Medium" w:cstheme="minorHAnsi"/>
+                <w:w w:val="90"/>
+                <w:sz w:val="26"/>
+                <w:szCs w:val="26"/>
+              </w:rPr>
+              <w:t>為</w:t>
+            </w:r>
             <w:r>
               <w:rPr>
                 <w:rFonts w:ascii="Barlow Condensed Medium" w:eastAsia="標楷體" w:hAnsi="Barlow Condensed Medium" w:cstheme="minorHAnsi" w:hint="eastAsia"/>
@@ -2946,9 +3021,8 @@
                 <w:sz w:val="26"/>
                 <w:szCs w:val="26"/>
               </w:rPr>
-              <w:t>神棄偶像</w:t>
-            </w:r>
-            <w:proofErr w:type="gramEnd"/>
+              <w:t>教會所有</w:t>
+            </w:r>
             <w:r>
               <w:rPr>
                 <w:rFonts w:ascii="Barlow Condensed Medium" w:eastAsia="標楷體" w:hAnsi="Barlow Condensed Medium" w:cstheme="minorHAnsi"/>
@@ -2956,405 +3030,25 @@
                 <w:sz w:val="26"/>
                 <w:szCs w:val="26"/>
               </w:rPr>
-              <w:t>。</w:t>
-            </w:r>
-          </w:p>
-        </w:tc>
-      </w:tr>
-      <w:tr>
-        <w:tc>
-          <w:tcPr>
-            <w:tcW w:w="266" w:type="dxa"/>
-            <w:tcMar>
-              <w:left w:w="28" w:type="dxa"/>
-              <w:right w:w="28" w:type="dxa"/>
-            </w:tcMar>
-          </w:tcPr>
-          <w:p>
-            <w:pPr>
-              <w:snapToGrid w:val="0"/>
-              <w:spacing w:line="300" w:lineRule="exact"/>
-              <w:jc w:val="right"/>
+              <w:t>任職同工的事奉</w:t>
+            </w:r>
+            <w:r>
+              <w:rPr>
+                <w:rFonts w:ascii="Barlow Condensed Medium" w:eastAsia="標楷體" w:hAnsi="Barlow Condensed Medium" w:cstheme="minorHAnsi" w:hint="eastAsia"/>
+                <w:w w:val="90"/>
+                <w:sz w:val="26"/>
+                <w:szCs w:val="26"/>
+              </w:rPr>
+              <w:t>、工作</w:t>
+            </w:r>
+            <w:r>
               <w:rPr>
                 <w:rFonts w:ascii="Barlow Condensed Medium" w:eastAsia="標楷體" w:hAnsi="Barlow Condensed Medium" w:cstheme="minorHAnsi"/>
                 <w:w w:val="90"/>
                 <w:sz w:val="26"/>
                 <w:szCs w:val="26"/>
               </w:rPr>
-            </w:pPr>
-            <w:r>
-              <w:rPr>
-                <w:rFonts w:ascii="Barlow Condensed Medium" w:eastAsia="標楷體" w:hAnsi="Barlow Condensed Medium" w:cstheme="minorHAnsi" w:hint="eastAsia"/>
-                <w:w w:val="90"/>
-                <w:sz w:val="26"/>
-                <w:szCs w:val="26"/>
-              </w:rPr>
-              <w:t>3</w:t>
-            </w:r>
-            <w:r>
-              <w:rPr>
-                <w:rFonts w:ascii="Barlow Condensed Medium" w:eastAsia="標楷體" w:hAnsi="Barlow Condensed Medium" w:cstheme="minorHAnsi"/>
-                <w:w w:val="90"/>
-                <w:sz w:val="26"/>
-                <w:szCs w:val="26"/>
-              </w:rPr>
-              <w:t>.</w:t>
-            </w:r>
-          </w:p>
-        </w:tc>
-        <w:tc>
-          <w:tcPr>
-            <w:tcW w:w="5669" w:type="dxa"/>
-            <w:tcMar>
-              <w:left w:w="28" w:type="dxa"/>
-              <w:right w:w="28" w:type="dxa"/>
-            </w:tcMar>
-          </w:tcPr>
-          <w:p>
-            <w:pPr>
-              <w:snapToGrid w:val="0"/>
-              <w:spacing w:line="300" w:lineRule="exact"/>
-              <w:jc w:val="both"/>
-              <w:rPr>
-                <w:rFonts w:ascii="Barlow Condensed Medium" w:eastAsia="標楷體" w:hAnsi="Barlow Condensed Medium" w:cstheme="minorHAnsi"/>
-                <w:w w:val="90"/>
-                <w:sz w:val="26"/>
-                <w:szCs w:val="26"/>
-              </w:rPr>
-            </w:pPr>
-            <w:r>
-              <w:rPr>
-                <w:rFonts w:ascii="Segoe UI Symbol" w:eastAsia="標楷體" w:hAnsi="Segoe UI Symbol" w:cs="Segoe UI Symbol"/>
-                <w:w w:val="90"/>
-                <w:sz w:val="26"/>
-                <w:szCs w:val="26"/>
-              </w:rPr>
-              <w:t>★</w:t>
-            </w:r>
-            <w:r>
-              <w:rPr>
-                <w:rFonts w:ascii="Segoe UI Symbol" w:eastAsia="標楷體" w:hAnsi="Segoe UI Symbol" w:cs="Segoe UI Symbol" w:hint="eastAsia"/>
-                <w:w w:val="90"/>
-                <w:sz w:val="26"/>
-                <w:szCs w:val="26"/>
-              </w:rPr>
-              <w:t>為</w:t>
-            </w:r>
-            <w:r>
-              <w:rPr>
-                <w:rFonts w:ascii="Barlow Condensed Medium" w:eastAsia="標楷體" w:hAnsi="Barlow Condensed Medium" w:cstheme="minorHAnsi" w:hint="eastAsia"/>
-                <w:w w:val="90"/>
-                <w:sz w:val="26"/>
-                <w:szCs w:val="26"/>
-              </w:rPr>
-              <w:t>全球暖化引起尼泊爾</w:t>
-            </w:r>
-            <w:proofErr w:type="gramStart"/>
-            <w:r>
-              <w:rPr>
-                <w:rFonts w:ascii="Barlow Condensed Medium" w:eastAsia="標楷體" w:hAnsi="Barlow Condensed Medium" w:cstheme="minorHAnsi" w:hint="eastAsia"/>
-                <w:w w:val="90"/>
-                <w:sz w:val="26"/>
-                <w:szCs w:val="26"/>
-              </w:rPr>
-              <w:t>冰岩崩</w:t>
-            </w:r>
-            <w:proofErr w:type="gramEnd"/>
-            <w:r>
-              <w:rPr>
-                <w:rFonts w:ascii="Barlow Condensed Medium" w:eastAsia="標楷體" w:hAnsi="Barlow Condensed Medium" w:cstheme="minorHAnsi" w:hint="eastAsia"/>
-                <w:w w:val="90"/>
-                <w:sz w:val="26"/>
-                <w:szCs w:val="26"/>
-              </w:rPr>
-              <w:t>落釀成洪災，以及中南美洲大聖嬰現象引發旱災，救災和受苦的</w:t>
-            </w:r>
-            <w:proofErr w:type="gramStart"/>
-            <w:r>
-              <w:rPr>
-                <w:rFonts w:ascii="Barlow Condensed Medium" w:eastAsia="標楷體" w:hAnsi="Barlow Condensed Medium" w:cstheme="minorHAnsi" w:hint="eastAsia"/>
-                <w:w w:val="90"/>
-                <w:sz w:val="26"/>
-                <w:szCs w:val="26"/>
-              </w:rPr>
-              <w:t>百姓代禱</w:t>
-            </w:r>
-            <w:proofErr w:type="gramEnd"/>
-            <w:r>
-              <w:rPr>
-                <w:rFonts w:ascii="Barlow Condensed Medium" w:eastAsia="標楷體" w:hAnsi="Barlow Condensed Medium" w:cstheme="minorHAnsi"/>
-                <w:w w:val="90"/>
-                <w:sz w:val="26"/>
-                <w:szCs w:val="26"/>
-              </w:rPr>
-              <w:t>。</w:t>
-            </w:r>
-          </w:p>
-        </w:tc>
-      </w:tr>
-      <w:tr>
-        <w:tc>
-          <w:tcPr>
-            <w:tcW w:w="266" w:type="dxa"/>
-            <w:tcMar>
-              <w:left w:w="28" w:type="dxa"/>
-              <w:right w:w="28" w:type="dxa"/>
-            </w:tcMar>
-          </w:tcPr>
-          <w:p>
-            <w:pPr>
-              <w:snapToGrid w:val="0"/>
-              <w:spacing w:line="300" w:lineRule="exact"/>
-              <w:jc w:val="right"/>
-              <w:rPr>
-                <w:rFonts w:ascii="Barlow Condensed Medium" w:eastAsia="標楷體" w:hAnsi="Barlow Condensed Medium" w:cstheme="minorHAnsi"/>
-                <w:w w:val="90"/>
-                <w:sz w:val="26"/>
-                <w:szCs w:val="26"/>
-              </w:rPr>
-            </w:pPr>
-            <w:r>
-              <w:rPr>
-                <w:rFonts w:ascii="Barlow Condensed Medium" w:eastAsia="標楷體" w:hAnsi="Barlow Condensed Medium" w:cstheme="minorHAnsi" w:hint="eastAsia"/>
-                <w:w w:val="90"/>
-                <w:sz w:val="26"/>
-                <w:szCs w:val="26"/>
-              </w:rPr>
-              <w:t>4</w:t>
-            </w:r>
-            <w:r>
-              <w:rPr>
-                <w:rFonts w:ascii="Barlow Condensed Medium" w:eastAsia="標楷體" w:hAnsi="Barlow Condensed Medium" w:cstheme="minorHAnsi"/>
-                <w:w w:val="90"/>
-                <w:sz w:val="26"/>
-                <w:szCs w:val="26"/>
-              </w:rPr>
-              <w:t>.</w:t>
-            </w:r>
-          </w:p>
-        </w:tc>
-        <w:tc>
-          <w:tcPr>
-            <w:tcW w:w="5669" w:type="dxa"/>
-            <w:tcMar>
-              <w:left w:w="28" w:type="dxa"/>
-              <w:right w:w="28" w:type="dxa"/>
-            </w:tcMar>
-          </w:tcPr>
-          <w:p>
-            <w:pPr>
-              <w:snapToGrid w:val="0"/>
-              <w:spacing w:line="300" w:lineRule="exact"/>
-              <w:jc w:val="both"/>
-              <w:rPr>
-                <w:rFonts w:ascii="Barlow Condensed Medium" w:eastAsia="標楷體" w:hAnsi="Barlow Condensed Medium" w:cstheme="minorHAnsi"/>
-                <w:w w:val="90"/>
-                <w:sz w:val="26"/>
-                <w:szCs w:val="26"/>
-              </w:rPr>
-            </w:pPr>
-            <w:r>
-              <w:rPr>
-                <w:rFonts w:ascii="Segoe UI Symbol" w:eastAsia="標楷體" w:hAnsi="Segoe UI Symbol" w:cs="Segoe UI Symbol"/>
-                <w:w w:val="90"/>
-                <w:sz w:val="26"/>
-                <w:szCs w:val="26"/>
-              </w:rPr>
-              <w:t>★</w:t>
-            </w:r>
-            <w:r>
-              <w:rPr>
-                <w:rFonts w:ascii="Barlow Condensed Medium" w:eastAsia="標楷體" w:hAnsi="Barlow Condensed Medium" w:cs="Segoe UI Symbol"/>
-                <w:w w:val="90"/>
-                <w:sz w:val="26"/>
-                <w:szCs w:val="26"/>
-              </w:rPr>
-              <w:t>為</w:t>
-            </w:r>
-            <w:r>
-              <w:rPr>
-                <w:rFonts w:ascii="Barlow Condensed Medium" w:eastAsia="標楷體" w:hAnsi="Barlow Condensed Medium" w:cs="Segoe UI Symbol"/>
-                <w:w w:val="90"/>
-                <w:sz w:val="26"/>
-                <w:szCs w:val="26"/>
-              </w:rPr>
-              <w:t>2026</w:t>
-            </w:r>
-            <w:r>
-              <w:rPr>
-                <w:rFonts w:ascii="Barlow Condensed Medium" w:eastAsia="標楷體" w:hAnsi="Barlow Condensed Medium" w:cs="Segoe UI Symbol"/>
-                <w:w w:val="90"/>
-                <w:sz w:val="26"/>
-                <w:szCs w:val="26"/>
-              </w:rPr>
-              <w:t>年本會</w:t>
-            </w:r>
-            <w:r>
-              <w:rPr>
-                <w:rFonts w:ascii="Barlow Condensed Medium" w:eastAsia="標楷體" w:hAnsi="Barlow Condensed Medium" w:cs="Segoe UI Symbol" w:hint="eastAsia"/>
-                <w:w w:val="90"/>
-                <w:sz w:val="26"/>
-                <w:szCs w:val="26"/>
-              </w:rPr>
-              <w:t>傳福音事工和年底</w:t>
-            </w:r>
-            <w:proofErr w:type="gramStart"/>
-            <w:r>
-              <w:rPr>
-                <w:rFonts w:ascii="Barlow Condensed Medium" w:eastAsia="標楷體" w:hAnsi="Barlow Condensed Medium" w:cs="Segoe UI Symbol" w:hint="eastAsia"/>
-                <w:w w:val="90"/>
-                <w:sz w:val="26"/>
-                <w:szCs w:val="26"/>
-              </w:rPr>
-              <w:t>洗禮</w:t>
-            </w:r>
-            <w:r>
-              <w:rPr>
-                <w:rFonts w:ascii="Barlow Condensed Medium" w:eastAsia="標楷體" w:hAnsi="Barlow Condensed Medium" w:cs="Segoe UI Symbol"/>
-                <w:w w:val="90"/>
-                <w:sz w:val="26"/>
-                <w:szCs w:val="26"/>
-              </w:rPr>
-              <w:t>代禱</w:t>
-            </w:r>
-            <w:proofErr w:type="gramEnd"/>
-            <w:r>
-              <w:rPr>
-                <w:rFonts w:ascii="Barlow Condensed Medium" w:eastAsia="標楷體" w:hAnsi="Barlow Condensed Medium" w:cstheme="minorHAnsi"/>
-                <w:w w:val="90"/>
-                <w:sz w:val="26"/>
-                <w:szCs w:val="26"/>
-              </w:rPr>
-              <w:t>。</w:t>
-            </w:r>
-          </w:p>
-        </w:tc>
-      </w:tr>
-      <w:tr>
-        <w:tc>
-          <w:tcPr>
-            <w:tcW w:w="266" w:type="dxa"/>
-            <w:tcMar>
-              <w:left w:w="28" w:type="dxa"/>
-              <w:right w:w="28" w:type="dxa"/>
-            </w:tcMar>
-          </w:tcPr>
-          <w:p>
-            <w:pPr>
-              <w:snapToGrid w:val="0"/>
-              <w:spacing w:line="300" w:lineRule="exact"/>
-              <w:jc w:val="right"/>
-              <w:rPr>
-                <w:rFonts w:ascii="Barlow Condensed Medium" w:eastAsia="標楷體" w:hAnsi="Barlow Condensed Medium" w:cstheme="minorHAnsi"/>
-                <w:w w:val="90"/>
-                <w:sz w:val="26"/>
-                <w:szCs w:val="26"/>
-              </w:rPr>
-            </w:pPr>
-            <w:r>
-              <w:rPr>
-                <w:rFonts w:ascii="Barlow Condensed Medium" w:eastAsia="標楷體" w:hAnsi="Barlow Condensed Medium" w:cstheme="minorHAnsi" w:hint="eastAsia"/>
-                <w:w w:val="90"/>
-                <w:sz w:val="26"/>
-                <w:szCs w:val="26"/>
-              </w:rPr>
-              <w:t>5</w:t>
-            </w:r>
-            <w:r>
-              <w:rPr>
-                <w:rFonts w:ascii="Barlow Condensed Medium" w:eastAsia="標楷體" w:hAnsi="Barlow Condensed Medium" w:cstheme="minorHAnsi"/>
-                <w:w w:val="90"/>
-                <w:sz w:val="26"/>
-                <w:szCs w:val="26"/>
-              </w:rPr>
-              <w:t>.</w:t>
-            </w:r>
-          </w:p>
-        </w:tc>
-        <w:tc>
-          <w:tcPr>
-            <w:tcW w:w="5669" w:type="dxa"/>
-            <w:tcMar>
-              <w:left w:w="28" w:type="dxa"/>
-              <w:right w:w="28" w:type="dxa"/>
-            </w:tcMar>
-          </w:tcPr>
-          <w:p>
-            <w:pPr>
-              <w:snapToGrid w:val="0"/>
-              <w:spacing w:line="300" w:lineRule="exact"/>
-              <w:jc w:val="both"/>
-              <w:rPr>
-                <w:rFonts w:ascii="Barlow Condensed Medium" w:eastAsia="標楷體" w:hAnsi="Barlow Condensed Medium" w:cstheme="minorHAnsi"/>
-                <w:w w:val="90"/>
-                <w:sz w:val="26"/>
-                <w:szCs w:val="26"/>
-              </w:rPr>
-            </w:pPr>
-            <w:r>
-              <w:rPr>
-                <w:rFonts w:ascii="Barlow Condensed Medium" w:eastAsia="標楷體" w:hAnsi="Barlow Condensed Medium" w:cstheme="minorHAnsi"/>
-                <w:w w:val="90"/>
-                <w:sz w:val="26"/>
-                <w:szCs w:val="26"/>
-              </w:rPr>
-              <w:t>為</w:t>
-            </w:r>
-            <w:r>
-              <w:rPr>
-                <w:rFonts w:ascii="Barlow Condensed Medium" w:eastAsia="標楷體" w:hAnsi="Barlow Condensed Medium" w:cstheme="minorHAnsi" w:hint="eastAsia"/>
-                <w:w w:val="90"/>
-                <w:sz w:val="26"/>
-                <w:szCs w:val="26"/>
-              </w:rPr>
-              <w:t>教會所有</w:t>
-            </w:r>
-            <w:r>
-              <w:rPr>
-                <w:rFonts w:ascii="Barlow Condensed Medium" w:eastAsia="標楷體" w:hAnsi="Barlow Condensed Medium" w:cstheme="minorHAnsi"/>
-                <w:w w:val="90"/>
-                <w:sz w:val="26"/>
-                <w:szCs w:val="26"/>
-              </w:rPr>
-              <w:t>任職同工的事奉</w:t>
-            </w:r>
-            <w:r>
-              <w:rPr>
-                <w:rFonts w:ascii="Barlow Condensed Medium" w:eastAsia="標楷體" w:hAnsi="Barlow Condensed Medium" w:cstheme="minorHAnsi" w:hint="eastAsia"/>
-                <w:w w:val="90"/>
-                <w:sz w:val="26"/>
-                <w:szCs w:val="26"/>
-              </w:rPr>
-              <w:t>、工作</w:t>
-            </w:r>
-            <w:r>
-              <w:rPr>
-                <w:rFonts w:ascii="Barlow Condensed Medium" w:eastAsia="標楷體" w:hAnsi="Barlow Condensed Medium" w:cstheme="minorHAnsi"/>
-                <w:w w:val="90"/>
-                <w:sz w:val="26"/>
-                <w:szCs w:val="26"/>
-              </w:rPr>
-              <w:t>和</w:t>
-            </w:r>
-            <w:proofErr w:type="gramStart"/>
-            <w:r>
-              <w:rPr>
-                <w:rFonts w:ascii="Barlow Condensed Medium" w:eastAsia="標楷體" w:hAnsi="Barlow Condensed Medium" w:cstheme="minorHAnsi"/>
-                <w:w w:val="90"/>
-                <w:sz w:val="26"/>
-                <w:szCs w:val="26"/>
-              </w:rPr>
-              <w:t>家庭代禱</w:t>
-            </w:r>
-            <w:proofErr w:type="gramEnd"/>
-            <w:r>
-              <w:rPr>
-                <w:rFonts w:ascii="Barlow Condensed Medium" w:eastAsia="標楷體" w:hAnsi="Barlow Condensed Medium" w:cstheme="minorHAnsi"/>
-                <w:w w:val="90"/>
-                <w:sz w:val="26"/>
-                <w:szCs w:val="26"/>
-              </w:rPr>
-              <w:t>。</w:t>
+              <w:t>和家庭代禱。</w:t>
             </w:r>
           </w:p>
         </w:tc>
@@ -3470,9 +3164,8 @@
                 <w:sz w:val="26"/>
                 <w:szCs w:val="26"/>
               </w:rPr>
-              <w:t>兄</w:t>
-            </w:r>
-            <w:proofErr w:type="gramStart"/>
+              <w:t>兄姊</w:t>
+            </w:r>
             <w:r>
               <w:rPr>
                 <w:rFonts w:ascii="Barlow Condensed Medium" w:eastAsia="華康中黑體" w:hAnsi="Barlow Condensed Medium" w:cs="Segoe UI Symbol"/>
@@ -3480,9 +3173,8 @@
                 <w:sz w:val="26"/>
                 <w:szCs w:val="26"/>
               </w:rPr>
-              <w:t>姊</w:t>
-            </w:r>
-            <w:proofErr w:type="gramEnd"/>
+              <w:t>利用代禱卡</w:t>
+            </w:r>
             <w:r>
               <w:rPr>
                 <w:rFonts w:ascii="Barlow Condensed Medium" w:eastAsia="華康中黑體" w:hAnsi="Barlow Condensed Medium" w:cs="Segoe UI Symbol"/>
@@ -3490,9 +3182,8 @@
                 <w:sz w:val="26"/>
                 <w:szCs w:val="26"/>
               </w:rPr>
-              <w:t>利用</w:t>
-            </w:r>
-            <w:proofErr w:type="gramStart"/>
+              <w:t>(</w:t>
+            </w:r>
             <w:r>
               <w:rPr>
                 <w:rFonts w:ascii="Barlow Condensed Medium" w:eastAsia="華康中黑體" w:hAnsi="Barlow Condensed Medium" w:cs="Segoe UI Symbol"/>
@@ -3500,9 +3191,8 @@
                 <w:sz w:val="26"/>
                 <w:szCs w:val="26"/>
               </w:rPr>
-              <w:t>代禱卡</w:t>
-            </w:r>
-            <w:proofErr w:type="gramEnd"/>
+              <w:t>於招待桌上</w:t>
+            </w:r>
             <w:r>
               <w:rPr>
                 <w:rFonts w:ascii="Barlow Condensed Medium" w:eastAsia="華康中黑體" w:hAnsi="Barlow Condensed Medium" w:cs="Segoe UI Symbol"/>
@@ -3510,7 +3200,7 @@
                 <w:sz w:val="26"/>
                 <w:szCs w:val="26"/>
               </w:rPr>
-              <w:t>(</w:t>
+              <w:t>)</w:t>
             </w:r>
             <w:r>
               <w:rPr>
@@ -3519,36 +3209,7 @@
                 <w:sz w:val="26"/>
                 <w:szCs w:val="26"/>
               </w:rPr>
-              <w:t>於招待桌上</w:t>
-            </w:r>
-            <w:r>
-              <w:rPr>
-                <w:rFonts w:ascii="Barlow Condensed Medium" w:eastAsia="華康中黑體" w:hAnsi="Barlow Condensed Medium" w:cs="Segoe UI Symbol"/>
-                <w:w w:val="90"/>
-                <w:sz w:val="26"/>
-                <w:szCs w:val="26"/>
-              </w:rPr>
-              <w:t>)</w:t>
-            </w:r>
-            <w:proofErr w:type="gramStart"/>
-            <w:r>
-              <w:rPr>
-                <w:rFonts w:ascii="Barlow Condensed Medium" w:eastAsia="華康中黑體" w:hAnsi="Barlow Condensed Medium" w:cs="Segoe UI Symbol"/>
-                <w:w w:val="90"/>
-                <w:sz w:val="26"/>
-                <w:szCs w:val="26"/>
-              </w:rPr>
-              <w:t>投代禱</w:t>
-            </w:r>
-            <w:proofErr w:type="gramEnd"/>
-            <w:r>
-              <w:rPr>
-                <w:rFonts w:ascii="Barlow Condensed Medium" w:eastAsia="華康中黑體" w:hAnsi="Barlow Condensed Medium" w:cs="Segoe UI Symbol"/>
-                <w:w w:val="90"/>
-                <w:sz w:val="26"/>
-                <w:szCs w:val="26"/>
-              </w:rPr>
-              <w:t>信箱。</w:t>
+              <w:t>投代禱信箱。</w:t>
             </w:r>
           </w:p>
         </w:tc>
@@ -3872,7 +3533,7 @@
           <w:sz w:val="26"/>
           <w:szCs w:val="26"/>
         </w:rPr>
-        <w:t>我心讚美上帝</w:t>
+        <w:t>我知救贖主永遠活著</w:t>
       </w:r>
       <w:r>
         <w:rPr>
@@ -3905,7 +3566,7 @@
           <w:sz w:val="26"/>
           <w:szCs w:val="26"/>
         </w:rPr>
-        <w:t>我心讚美上帝，</w:t>
+        <w:t>我知救贖主永遠活著，</w:t>
       </w:r>
     </w:p>
     <w:p>
@@ -3928,29 +3589,7 @@
           <w:sz w:val="26"/>
           <w:szCs w:val="26"/>
         </w:rPr>
-        <w:t>自然</w:t>
-      </w:r>
-      <w:proofErr w:type="gramStart"/>
-      <w:r>
-        <w:rPr>
-          <w:rFonts w:asciiTheme="majorBidi" w:eastAsia="標楷體" w:hAnsiTheme="majorBidi" w:cstheme="majorBidi" w:hint="eastAsia"/>
-          <w:bCs/>
-          <w:w w:val="90"/>
-          <w:sz w:val="26"/>
-          <w:szCs w:val="26"/>
-        </w:rPr>
-        <w:t>永活的父</w:t>
-      </w:r>
-      <w:proofErr w:type="gramEnd"/>
-      <w:r>
-        <w:rPr>
-          <w:rFonts w:asciiTheme="majorBidi" w:eastAsia="標楷體" w:hAnsiTheme="majorBidi" w:cstheme="majorBidi" w:hint="eastAsia"/>
-          <w:bCs/>
-          <w:w w:val="90"/>
-          <w:sz w:val="26"/>
-          <w:szCs w:val="26"/>
-        </w:rPr>
-        <w:t>，</w:t>
+        <w:t>祂欲復來臨到世界，</w:t>
       </w:r>
     </w:p>
     <w:p>
@@ -3973,7 +3612,7 @@
           <w:sz w:val="26"/>
           <w:szCs w:val="26"/>
         </w:rPr>
-        <w:t>天地萬物相及應聲，</w:t>
+        <w:t>我知祂能賜永遠活命，</w:t>
       </w:r>
     </w:p>
     <w:p>
@@ -3996,29 +3635,7 @@
           <w:sz w:val="26"/>
           <w:szCs w:val="26"/>
         </w:rPr>
-        <w:t>讚美</w:t>
-      </w:r>
-      <w:proofErr w:type="gramStart"/>
-      <w:r>
-        <w:rPr>
-          <w:rFonts w:asciiTheme="majorBidi" w:eastAsia="標楷體" w:hAnsiTheme="majorBidi" w:cstheme="majorBidi" w:hint="eastAsia"/>
-          <w:bCs/>
-          <w:w w:val="90"/>
-          <w:sz w:val="26"/>
-          <w:szCs w:val="26"/>
-        </w:rPr>
-        <w:t>祂大尊名</w:t>
-      </w:r>
-      <w:proofErr w:type="gramEnd"/>
-      <w:r>
-        <w:rPr>
-          <w:rFonts w:asciiTheme="majorBidi" w:eastAsia="標楷體" w:hAnsiTheme="majorBidi" w:cstheme="majorBidi" w:hint="eastAsia"/>
-          <w:bCs/>
-          <w:w w:val="90"/>
-          <w:sz w:val="26"/>
-          <w:szCs w:val="26"/>
-        </w:rPr>
-        <w:t>。</w:t>
+        <w:t>恩典權能於祂手中。</w:t>
       </w:r>
     </w:p>
     <w:p>
@@ -4054,7 +3671,7 @@
           <w:sz w:val="26"/>
           <w:szCs w:val="26"/>
         </w:rPr>
-        <w:t>樹木田園水泉，</w:t>
+        <w:t>我確實知救贖主活著，</w:t>
       </w:r>
     </w:p>
     <w:p>
@@ -4069,7 +3686,6 @@
           <w:szCs w:val="26"/>
         </w:rPr>
       </w:pPr>
-      <w:proofErr w:type="gramStart"/>
       <w:r>
         <w:rPr>
           <w:rFonts w:asciiTheme="majorBidi" w:eastAsia="標楷體" w:hAnsiTheme="majorBidi" w:cstheme="majorBidi" w:hint="eastAsia"/>
@@ -4078,18 +3694,7 @@
           <w:sz w:val="26"/>
           <w:szCs w:val="26"/>
         </w:rPr>
-        <w:t>穹</w:t>
-      </w:r>
-      <w:proofErr w:type="gramEnd"/>
-      <w:r>
-        <w:rPr>
-          <w:rFonts w:asciiTheme="majorBidi" w:eastAsia="標楷體" w:hAnsiTheme="majorBidi" w:cstheme="majorBidi" w:hint="eastAsia"/>
-          <w:bCs/>
-          <w:w w:val="90"/>
-          <w:sz w:val="26"/>
-          <w:szCs w:val="26"/>
-        </w:rPr>
-        <w:t>蒼大海高山，</w:t>
+        <w:t>祂欲復來臨到世界，</w:t>
       </w:r>
     </w:p>
     <w:p>
@@ -4112,29 +3717,7 @@
           <w:sz w:val="26"/>
           <w:szCs w:val="26"/>
         </w:rPr>
-        <w:t>顯明</w:t>
-      </w:r>
-      <w:proofErr w:type="gramStart"/>
-      <w:r>
-        <w:rPr>
-          <w:rFonts w:asciiTheme="majorBidi" w:eastAsia="標楷體" w:hAnsiTheme="majorBidi" w:cstheme="majorBidi" w:hint="eastAsia"/>
-          <w:bCs/>
-          <w:w w:val="90"/>
-          <w:sz w:val="26"/>
-          <w:szCs w:val="26"/>
-        </w:rPr>
-        <w:t>祂</w:t>
-      </w:r>
-      <w:proofErr w:type="gramEnd"/>
-      <w:r>
-        <w:rPr>
-          <w:rFonts w:asciiTheme="majorBidi" w:eastAsia="標楷體" w:hAnsiTheme="majorBidi" w:cstheme="majorBidi" w:hint="eastAsia"/>
-          <w:bCs/>
-          <w:w w:val="90"/>
-          <w:sz w:val="26"/>
-          <w:szCs w:val="26"/>
-        </w:rPr>
-        <w:t>大權能榮光，</w:t>
+        <w:t>我確實知祂賞賜活命，</w:t>
       </w:r>
     </w:p>
     <w:p>
@@ -4157,7 +3740,7 @@
           <w:sz w:val="26"/>
           <w:szCs w:val="26"/>
         </w:rPr>
-        <w:t>仁愛公義齊全。</w:t>
+        <w:t>恩典權能於祂手中。</w:t>
       </w:r>
     </w:p>
     <w:p>
@@ -4193,7 +3776,7 @@
           <w:sz w:val="26"/>
           <w:szCs w:val="26"/>
         </w:rPr>
-        <w:t>我心讚美上帝，</w:t>
+        <w:t>我知救主應允真實在，</w:t>
       </w:r>
     </w:p>
     <w:p>
@@ -4216,7 +3799,7 @@
           <w:sz w:val="26"/>
           <w:szCs w:val="26"/>
         </w:rPr>
-        <w:t>世間眾人的父，</w:t>
+        <w:t>祂講的話永未失敗，</w:t>
       </w:r>
     </w:p>
     <w:p>
@@ -4239,7 +3822,7 @@
           <w:sz w:val="26"/>
           <w:szCs w:val="26"/>
         </w:rPr>
-        <w:t>空中飛鳥吟詩出聲，</w:t>
+        <w:t>雖然受殘忍死失迫害，</w:t>
       </w:r>
     </w:p>
     <w:p>
@@ -4262,29 +3845,7 @@
           <w:sz w:val="26"/>
           <w:szCs w:val="26"/>
         </w:rPr>
-        <w:t>讚美</w:t>
-      </w:r>
-      <w:proofErr w:type="gramStart"/>
-      <w:r>
-        <w:rPr>
-          <w:rFonts w:asciiTheme="majorBidi" w:eastAsia="標楷體" w:hAnsiTheme="majorBidi" w:cstheme="majorBidi" w:hint="eastAsia"/>
-          <w:bCs/>
-          <w:w w:val="90"/>
-          <w:sz w:val="26"/>
-          <w:szCs w:val="26"/>
-        </w:rPr>
-        <w:t>祂大尊名</w:t>
-      </w:r>
-      <w:proofErr w:type="gramEnd"/>
-      <w:r>
-        <w:rPr>
-          <w:rFonts w:asciiTheme="majorBidi" w:eastAsia="標楷體" w:hAnsiTheme="majorBidi" w:cstheme="majorBidi" w:hint="eastAsia"/>
-          <w:bCs/>
-          <w:w w:val="90"/>
-          <w:sz w:val="26"/>
-          <w:szCs w:val="26"/>
-        </w:rPr>
-        <w:t>。</w:t>
+        <w:t>知主欲來我心自在。</w:t>
       </w:r>
     </w:p>
     <w:p>
@@ -4320,29 +3881,7 @@
           <w:sz w:val="26"/>
           <w:szCs w:val="26"/>
         </w:rPr>
-        <w:t>溪水草</w:t>
-      </w:r>
-      <w:proofErr w:type="gramStart"/>
-      <w:r>
-        <w:rPr>
-          <w:rFonts w:asciiTheme="majorBidi" w:eastAsia="標楷體" w:hAnsiTheme="majorBidi" w:cstheme="majorBidi" w:hint="eastAsia"/>
-          <w:bCs/>
-          <w:w w:val="90"/>
-          <w:sz w:val="26"/>
-          <w:szCs w:val="26"/>
-        </w:rPr>
-        <w:t>埔</w:t>
-      </w:r>
-      <w:proofErr w:type="gramEnd"/>
-      <w:r>
-        <w:rPr>
-          <w:rFonts w:asciiTheme="majorBidi" w:eastAsia="標楷體" w:hAnsiTheme="majorBidi" w:cstheme="majorBidi" w:hint="eastAsia"/>
-          <w:bCs/>
-          <w:w w:val="90"/>
-          <w:sz w:val="26"/>
-          <w:szCs w:val="26"/>
-        </w:rPr>
-        <w:t>青翠，</w:t>
+        <w:t>我確實知救贖主活著，</w:t>
       </w:r>
     </w:p>
     <w:p>
@@ -4365,7 +3904,7 @@
           <w:sz w:val="26"/>
           <w:szCs w:val="26"/>
         </w:rPr>
-        <w:t>香花果子極美，</w:t>
+        <w:t>祂欲復來臨到世界，</w:t>
       </w:r>
     </w:p>
     <w:p>
@@ -4388,7 +3927,7 @@
           <w:sz w:val="26"/>
           <w:szCs w:val="26"/>
         </w:rPr>
-        <w:t>日光照來涼風吹來，</w:t>
+        <w:t>我確實知祂賞賜活命，</w:t>
       </w:r>
     </w:p>
     <w:p>
@@ -4411,7 +3950,7 @@
           <w:sz w:val="26"/>
           <w:szCs w:val="26"/>
         </w:rPr>
-        <w:t>講起上帝仁愛。</w:t>
+        <w:t>恩典權能於祂手中。</w:t>
       </w:r>
     </w:p>
     <w:p>
@@ -4447,7 +3986,7 @@
           <w:sz w:val="26"/>
           <w:szCs w:val="26"/>
         </w:rPr>
-        <w:t>我心讚美上帝，</w:t>
+        <w:t>我知主替我備辦所在，</w:t>
       </w:r>
     </w:p>
     <w:p>
@@ -4470,7 +4009,7 @@
           <w:sz w:val="26"/>
           <w:szCs w:val="26"/>
         </w:rPr>
-        <w:t>天下本對一家，</w:t>
+        <w:t>使我時刻隨主身邊，</w:t>
       </w:r>
     </w:p>
     <w:p>
@@ -4493,7 +4032,7 @@
           <w:sz w:val="26"/>
           <w:szCs w:val="26"/>
         </w:rPr>
-        <w:t>雖然歹事暫時縱橫，</w:t>
+        <w:t>奇妙恩典主時刻看顧，</w:t>
       </w:r>
     </w:p>
     <w:p>
@@ -4516,7 +4055,17 @@
           <w:sz w:val="26"/>
           <w:szCs w:val="26"/>
         </w:rPr>
-        <w:t>公義穩當得勝。</w:t>
+        <w:t>祂來接我空中相見。</w:t>
+      </w:r>
+      <w:r>
+        <w:rPr>
+          <w:rFonts w:asciiTheme="majorBidi" w:eastAsia="標楷體" w:hAnsiTheme="majorBidi" w:cstheme="majorBidi" w:hint="eastAsia"/>
+          <w:bCs/>
+          <w:w w:val="90"/>
+          <w:sz w:val="26"/>
+          <w:szCs w:val="26"/>
+        </w:rPr>
+        <w:t xml:space="preserve"> </w:t>
       </w:r>
     </w:p>
     <w:p>
@@ -4552,7 +4101,7 @@
           <w:sz w:val="26"/>
           <w:szCs w:val="26"/>
         </w:rPr>
-        <w:t>在咱天父世界，</w:t>
+        <w:t>我確實知救贖主活著，</w:t>
       </w:r>
     </w:p>
     <w:p>
@@ -4575,7 +4124,7 @@
           <w:sz w:val="26"/>
           <w:szCs w:val="26"/>
         </w:rPr>
-        <w:t>上帝權能統管，</w:t>
+        <w:t>祂欲復來臨到世界，</w:t>
       </w:r>
     </w:p>
     <w:p>
@@ -4598,29 +4147,7 @@
           <w:sz w:val="26"/>
           <w:szCs w:val="26"/>
         </w:rPr>
-        <w:t>天下</w:t>
-      </w:r>
-      <w:proofErr w:type="gramStart"/>
-      <w:r>
-        <w:rPr>
-          <w:rFonts w:asciiTheme="majorBidi" w:eastAsia="標楷體" w:hAnsiTheme="majorBidi" w:cstheme="majorBidi" w:hint="eastAsia"/>
-          <w:bCs/>
-          <w:w w:val="90"/>
-          <w:sz w:val="26"/>
-          <w:szCs w:val="26"/>
-        </w:rPr>
-        <w:t>到尾合做</w:t>
-      </w:r>
-      <w:proofErr w:type="gramEnd"/>
-      <w:r>
-        <w:rPr>
-          <w:rFonts w:asciiTheme="majorBidi" w:eastAsia="標楷體" w:hAnsiTheme="majorBidi" w:cstheme="majorBidi" w:hint="eastAsia"/>
-          <w:bCs/>
-          <w:w w:val="90"/>
-          <w:sz w:val="26"/>
-          <w:szCs w:val="26"/>
-        </w:rPr>
-        <w:t>一家，</w:t>
+        <w:t>我確實知祂賞賜活命，</w:t>
       </w:r>
     </w:p>
     <w:p>
@@ -4643,8 +4170,126 @@
           <w:sz w:val="26"/>
           <w:szCs w:val="26"/>
         </w:rPr>
-        <w:t>榮光歸於上帝！</w:t>
+        <w:t>恩典權能於祂手中，</w:t>
       </w:r>
+    </w:p>
+    <w:p>
+      <w:pPr>
+        <w:snapToGrid w:val="0"/>
+        <w:spacing w:line="300" w:lineRule="exact"/>
+        <w:rPr>
+          <w:rFonts w:asciiTheme="majorBidi" w:eastAsia="標楷體" w:hAnsiTheme="majorBidi" w:cstheme="majorBidi"/>
+          <w:bCs/>
+          <w:w w:val="90"/>
+          <w:sz w:val="26"/>
+          <w:szCs w:val="26"/>
+        </w:rPr>
+      </w:pPr>
+      <w:r>
+        <w:rPr>
+          <w:rFonts w:asciiTheme="majorBidi" w:eastAsia="標楷體" w:hAnsiTheme="majorBidi" w:cstheme="majorBidi" w:hint="eastAsia"/>
+          <w:bCs/>
+          <w:w w:val="90"/>
+          <w:sz w:val="26"/>
+          <w:szCs w:val="26"/>
+        </w:rPr>
+        <w:t>祂手中。</w:t>
+      </w:r>
+    </w:p>
+    <w:p>
+      <w:pPr>
+        <w:snapToGrid w:val="0"/>
+        <w:spacing w:line="300" w:lineRule="exact"/>
+        <w:rPr>
+          <w:rFonts w:asciiTheme="majorBidi" w:eastAsia="標楷體" w:hAnsiTheme="majorBidi" w:cstheme="majorBidi"/>
+          <w:bCs/>
+          <w:w w:val="90"/>
+          <w:sz w:val="26"/>
+          <w:szCs w:val="26"/>
+        </w:rPr>
+      </w:pPr>
+    </w:p>
+    <w:p>
+      <w:pPr>
+        <w:snapToGrid w:val="0"/>
+        <w:spacing w:line="300" w:lineRule="exact"/>
+        <w:rPr>
+          <w:rFonts w:asciiTheme="majorBidi" w:eastAsia="標楷體" w:hAnsiTheme="majorBidi" w:cstheme="majorBidi"/>
+          <w:bCs/>
+          <w:w w:val="90"/>
+          <w:sz w:val="26"/>
+          <w:szCs w:val="26"/>
+        </w:rPr>
+      </w:pPr>
+      <w:r>
+        <w:rPr>
+          <w:rFonts w:asciiTheme="majorBidi" w:eastAsia="標楷體" w:hAnsiTheme="majorBidi" w:cstheme="majorBidi" w:hint="eastAsia"/>
+          <w:bCs/>
+          <w:w w:val="90"/>
+          <w:sz w:val="26"/>
+          <w:szCs w:val="26"/>
+        </w:rPr>
+        <w:t>我深知祂賞賜活命，</w:t>
+      </w:r>
+    </w:p>
+    <w:p>
+      <w:pPr>
+        <w:snapToGrid w:val="0"/>
+        <w:spacing w:line="300" w:lineRule="exact"/>
+        <w:rPr>
+          <w:rFonts w:asciiTheme="majorBidi" w:eastAsia="標楷體" w:hAnsiTheme="majorBidi" w:cstheme="majorBidi"/>
+          <w:bCs/>
+          <w:w w:val="90"/>
+          <w:sz w:val="26"/>
+          <w:szCs w:val="26"/>
+        </w:rPr>
+      </w:pPr>
+      <w:r>
+        <w:rPr>
+          <w:rFonts w:asciiTheme="majorBidi" w:eastAsia="標楷體" w:hAnsiTheme="majorBidi" w:cstheme="majorBidi" w:hint="eastAsia"/>
+          <w:bCs/>
+          <w:w w:val="90"/>
+          <w:sz w:val="26"/>
+          <w:szCs w:val="26"/>
+        </w:rPr>
+        <w:t>恩典權能，恩典權能，</w:t>
+      </w:r>
+    </w:p>
+    <w:p>
+      <w:pPr>
+        <w:snapToGrid w:val="0"/>
+        <w:spacing w:line="300" w:lineRule="exact"/>
+        <w:rPr>
+          <w:rFonts w:asciiTheme="majorBidi" w:eastAsia="標楷體" w:hAnsiTheme="majorBidi" w:cstheme="majorBidi"/>
+          <w:bCs/>
+          <w:w w:val="90"/>
+          <w:sz w:val="26"/>
+          <w:szCs w:val="26"/>
+        </w:rPr>
+      </w:pPr>
+      <w:r>
+        <w:rPr>
+          <w:rFonts w:asciiTheme="majorBidi" w:eastAsia="標楷體" w:hAnsiTheme="majorBidi" w:cstheme="majorBidi" w:hint="eastAsia"/>
+          <w:bCs/>
+          <w:w w:val="90"/>
+          <w:sz w:val="26"/>
+          <w:szCs w:val="26"/>
+        </w:rPr>
+        <w:t>恩典權能攏於祂手中。</w:t>
+      </w:r>
+    </w:p>
+    <w:p>
+      <w:pPr>
+        <w:snapToGrid w:val="0"/>
+        <w:spacing w:line="300" w:lineRule="exact"/>
+        <w:rPr>
+          <w:rFonts w:asciiTheme="majorBidi" w:eastAsia="標楷體" w:hAnsiTheme="majorBidi" w:cstheme="majorBidi"/>
+          <w:bCs/>
+          <w:w w:val="90"/>
+          <w:sz w:val="26"/>
+          <w:szCs w:val="26"/>
+        </w:rPr>
+      </w:pPr>
     </w:p>
     <w:p>
       <w:pPr>
@@ -4809,47 +4454,7 @@
                                   <w:w w:val="90"/>
                                   <w:szCs w:val="24"/>
                                 </w:rPr>
-                                <w:t>我們因信主耶穌基督而蒙　神國福音的恩典，成為基督的肢體，並按主的命令彼此相愛。因此我們奉獻自己成為基督的教會的</w:t>
-                              </w:r>
-                              <w:proofErr w:type="gramStart"/>
-                              <w:r>
-                                <w:rPr>
-                                  <w:rFonts w:ascii="文鼎粗魏碑" w:eastAsia="文鼎粗魏碑" w:cstheme="minorHAnsi" w:hint="eastAsia"/>
-                                  <w:color w:val="0D0D0D" w:themeColor="text1" w:themeTint="F2"/>
-                                  <w:w w:val="90"/>
-                                  <w:szCs w:val="24"/>
-                                </w:rPr>
-                                <w:t>事奉者</w:t>
-                              </w:r>
-                              <w:proofErr w:type="gramEnd"/>
-                              <w:r>
-                                <w:rPr>
-                                  <w:rFonts w:ascii="文鼎粗魏碑" w:eastAsia="文鼎粗魏碑" w:cstheme="minorHAnsi" w:hint="eastAsia"/>
-                                  <w:color w:val="0D0D0D" w:themeColor="text1" w:themeTint="F2"/>
-                                  <w:w w:val="90"/>
-                                  <w:szCs w:val="24"/>
-                                </w:rPr>
-                                <w:t>，用彼此事奉、彼此順服、彼此成全，和彼此學習的心，效法基督成為服事人的僕人。將服事會眾的事看為優先，以服事</w:t>
-                              </w:r>
-                              <w:proofErr w:type="gramStart"/>
-                              <w:r>
-                                <w:rPr>
-                                  <w:rFonts w:ascii="文鼎粗魏碑" w:eastAsia="文鼎粗魏碑" w:cstheme="minorHAnsi" w:hint="eastAsia"/>
-                                  <w:color w:val="0D0D0D" w:themeColor="text1" w:themeTint="F2"/>
-                                  <w:w w:val="90"/>
-                                  <w:szCs w:val="24"/>
-                                </w:rPr>
-                                <w:t>會眾來服事</w:t>
-                              </w:r>
-                              <w:proofErr w:type="gramEnd"/>
-                              <w:r>
-                                <w:rPr>
-                                  <w:rFonts w:ascii="文鼎粗魏碑" w:eastAsia="文鼎粗魏碑" w:cstheme="minorHAnsi" w:hint="eastAsia"/>
-                                  <w:color w:val="0D0D0D" w:themeColor="text1" w:themeTint="F2"/>
-                                  <w:w w:val="90"/>
-                                  <w:szCs w:val="24"/>
-                                </w:rPr>
-                                <w:t xml:space="preserve">　神。使我們與我們得救的身分相稱。</w:t>
+                                <w:t>我們因信主耶穌基督而蒙　神國福音的恩典，成為基督的肢體，並按主的命令彼此相愛。因此我們奉獻自己成為基督的教會的事奉者，用彼此事奉、彼此順服、彼此成全，和彼此學習的心，效法基督成為服事人的僕人。將服事會眾的事看為優先，以服事會眾來服事　神。使我們與我們得救的身分相稱。</w:t>
                               </w:r>
                             </w:p>
                           </w:txbxContent>
@@ -4875,7 +4480,7 @@
           </mc:Choice>
           <mc:Fallback>
             <w:pict>
-              <v:group w14:anchorId="789743EB" id="群組 21" o:spid="_x0000_s1026" style="position:absolute;margin-left:538.15pt;margin-top:28.9pt;width:134.65pt;height:261.65pt;z-index:251664384;mso-position-horizontal-relative:page;mso-position-vertical-relative:page;mso-width-relative:margin;mso-height-relative:margin" coordsize="17094,33223" o:gfxdata="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">
+              <v:group w14:anchorId="789743EB" id="群組 21" o:spid="_x0000_s1026" style="position:absolute;margin-left:538.15pt;margin-top:28.9pt;width:134.65pt;height:261.65pt;z-index:251664384;mso-position-horizontal-relative:page;mso-position-vertical-relative:page;mso-width-relative:margin;mso-height-relative:margin" coordsize="17094,33223" o:gfxdata="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">
                 <v:shapetype id="_x0000_t75" coordsize="21600,21600" o:spt="75" o:preferrelative="t" path="m@4@5l@4@11@9@11@9@5xe" filled="f" stroked="f">
                   <v:stroke joinstyle="miter"/>
                   <v:formulas>
@@ -4895,11 +4500,10 @@
                   <v:path o:extrusionok="f" gradientshapeok="t" o:connecttype="rect"/>
                   <o:lock v:ext="edit" aspectratio="t"/>
                 </v:shapetype>
-                <v:shape id="圖片 18" o:spid="_x0000_s1027" type="#_x0000_t75" style="position:absolute;left:-8065;top:8065;width:33223;height:17094;rotation:90;visibility:visible;mso-wrap-style:square" o:gfxdata="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">
+                <v:shape id="圖片 18" o:spid="_x0000_s1027" type="#_x0000_t75" style="position:absolute;left:-8065;top:8065;width:33223;height:17094;rotation:90;visibility:visible;mso-wrap-style:square" o:gfxdata="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">
                   <v:imagedata r:id="rId10" o:title=""/>
-                  <v:path arrowok="t"/>
                 </v:shape>
-                <v:roundrect id="圓角矩形 7" o:spid="_x0000_s1028" style="position:absolute;left:1666;top:2875;width:14086;height:28296;visibility:visible;mso-wrap-style:square;v-text-anchor:top" arcsize="3131f" o:gfxdata="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" filled="f" stroked="f" strokeweight="2.5pt">
+                <v:roundrect id="圓角矩形 7" o:spid="_x0000_s1028" style="position:absolute;left:1666;top:2875;width:14086;height:28296;visibility:visible;mso-wrap-style:square;v-text-anchor:top" arcsize="3131f" o:gfxdata="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" filled="f" stroked="f" strokeweight="2.5pt">
                   <v:stroke joinstyle="miter"/>
                   <v:textbox style="layout-flow:vertical-ideographic" inset="1mm,1mm,1mm,1mm">
                     <w:txbxContent>
@@ -4944,47 +4548,7 @@
                             <w:w w:val="90"/>
                             <w:szCs w:val="24"/>
                           </w:rPr>
-                          <w:t>我們因信主耶穌基督而蒙　神國福音的恩典，成為基督的肢體，並按主的命令彼此相愛。因此我們奉獻自己成為基督的教會的</w:t>
-                        </w:r>
-                        <w:proofErr w:type="gramStart"/>
-                        <w:r>
-                          <w:rPr>
-                            <w:rFonts w:ascii="文鼎粗魏碑" w:eastAsia="文鼎粗魏碑" w:cstheme="minorHAnsi" w:hint="eastAsia"/>
-                            <w:color w:val="0D0D0D" w:themeColor="text1" w:themeTint="F2"/>
-                            <w:w w:val="90"/>
-                            <w:szCs w:val="24"/>
-                          </w:rPr>
-                          <w:t>事奉者</w:t>
-                        </w:r>
-                        <w:proofErr w:type="gramEnd"/>
-                        <w:r>
-                          <w:rPr>
-                            <w:rFonts w:ascii="文鼎粗魏碑" w:eastAsia="文鼎粗魏碑" w:cstheme="minorHAnsi" w:hint="eastAsia"/>
-                            <w:color w:val="0D0D0D" w:themeColor="text1" w:themeTint="F2"/>
-                            <w:w w:val="90"/>
-                            <w:szCs w:val="24"/>
-                          </w:rPr>
-                          <w:t>，用彼此事奉、彼此順服、彼此成全，和彼此學習的心，效法基督成為服事人的僕人。將服事會眾的事看為優先，以服事</w:t>
-                        </w:r>
-                        <w:proofErr w:type="gramStart"/>
-                        <w:r>
-                          <w:rPr>
-                            <w:rFonts w:ascii="文鼎粗魏碑" w:eastAsia="文鼎粗魏碑" w:cstheme="minorHAnsi" w:hint="eastAsia"/>
-                            <w:color w:val="0D0D0D" w:themeColor="text1" w:themeTint="F2"/>
-                            <w:w w:val="90"/>
-                            <w:szCs w:val="24"/>
-                          </w:rPr>
-                          <w:t>會眾來服事</w:t>
-                        </w:r>
-                        <w:proofErr w:type="gramEnd"/>
-                        <w:r>
-                          <w:rPr>
-                            <w:rFonts w:ascii="文鼎粗魏碑" w:eastAsia="文鼎粗魏碑" w:cstheme="minorHAnsi" w:hint="eastAsia"/>
-                            <w:color w:val="0D0D0D" w:themeColor="text1" w:themeTint="F2"/>
-                            <w:w w:val="90"/>
-                            <w:szCs w:val="24"/>
-                          </w:rPr>
-                          <w:t xml:space="preserve">　神。使我們與我們得救的身分相稱。</w:t>
+                          <w:t>我們因信主耶穌基督而蒙　神國福音的恩典，成為基督的肢體，並按主的命令彼此相愛。因此我們奉獻自己成為基督的教會的事奉者，用彼此事奉、彼此順服、彼此成全，和彼此學習的心，效法基督成為服事人的僕人。將服事會眾的事看為優先，以服事會眾來服事　神。使我們與我們得救的身分相稱。</w:t>
                         </w:r>
                       </w:p>
                     </w:txbxContent>
@@ -5001,7 +4565,7 @@
           <w:noProof/>
         </w:rPr>
         <w:drawing>
-          <wp:anchor distT="0" distB="0" distL="114300" distR="114300" simplePos="0" relativeHeight="251660288" behindDoc="0" locked="0" layoutInCell="1" allowOverlap="1" wp14:anchorId="0030E694" wp14:editId="44025671">
+          <wp:anchor distT="0" distB="0" distL="114300" distR="114300" simplePos="0" relativeHeight="251660288" behindDoc="0" locked="0" layoutInCell="1" allowOverlap="1" wp14:anchorId="0030E694" wp14:editId="67153837">
             <wp:simplePos x="0" y="0"/>
             <wp:positionH relativeFrom="column">
               <wp:posOffset>2160905</wp:posOffset>
@@ -5207,7 +4771,6 @@
                                 </w:rPr>
                                 <w:t>聚會時間表</w:t>
                               </w:r>
-                              <w:proofErr w:type="gramStart"/>
                               <w:r>
                                 <w:rPr>
                                   <w:rFonts w:ascii="Barlow Condensed Medium" w:eastAsia="華康正顏楷體W9" w:hAnsi="Barlow Condensed Medium" w:cstheme="minorHAnsi" w:hint="eastAsia"/>
@@ -5217,7 +4780,6 @@
                                 </w:rPr>
                                 <w:t>》</w:t>
                               </w:r>
-                              <w:proofErr w:type="gramEnd"/>
                             </w:p>
                             <w:tbl>
                               <w:tblPr>
@@ -5991,7 +5553,6 @@
                                         <w:szCs w:val="26"/>
                                       </w:rPr>
                                     </w:pPr>
-                                    <w:proofErr w:type="gramStart"/>
                                     <w:r>
                                       <w:rPr>
                                         <w:rFonts w:ascii="Barlow Condensed Medium" w:eastAsia="標楷體" w:hAnsi="Barlow Condensed Medium" w:hint="eastAsia"/>
@@ -6002,7 +5563,6 @@
                                       </w:rPr>
                                       <w:t>拿細耳</w:t>
                                     </w:r>
-                                    <w:proofErr w:type="gramEnd"/>
                                     <w:r>
                                       <w:rPr>
                                         <w:rFonts w:ascii="Barlow Condensed Medium" w:eastAsia="標楷體" w:hAnsi="Barlow Condensed Medium" w:hint="eastAsia"/>
@@ -6156,7 +5716,6 @@
                                         <w:szCs w:val="26"/>
                                       </w:rPr>
                                     </w:pPr>
-                                    <w:proofErr w:type="gramStart"/>
                                     <w:r>
                                       <w:rPr>
                                         <w:rFonts w:ascii="Barlow Condensed Medium" w:eastAsia="標楷體" w:hAnsi="Barlow Condensed Medium" w:hint="eastAsia"/>
@@ -6167,7 +5726,6 @@
                                       </w:rPr>
                                       <w:t>社青小組</w:t>
                                     </w:r>
-                                    <w:proofErr w:type="gramEnd"/>
                                   </w:p>
                                 </w:tc>
                                 <w:tc>
@@ -6361,7 +5919,6 @@
                                         <w:szCs w:val="26"/>
                                       </w:rPr>
                                     </w:pPr>
-                                    <w:proofErr w:type="gramStart"/>
                                     <w:r>
                                       <w:rPr>
                                         <w:rFonts w:ascii="Barlow Condensed Medium" w:eastAsia="標楷體" w:hAnsi="Barlow Condensed Medium"/>
@@ -6372,7 +5929,6 @@
                                       </w:rPr>
                                       <w:t>明憲家</w:t>
                                     </w:r>
-                                    <w:proofErr w:type="gramEnd"/>
                                   </w:p>
                                 </w:tc>
                               </w:tr>
@@ -6951,12 +6507,12 @@
           </mc:Choice>
           <mc:Fallback>
             <w:pict>
-              <v:group w14:anchorId="5DF93223" id="群組 24" o:spid="_x0000_s1029" style="position:absolute;margin-left:533.85pt;margin-top:298.55pt;width:140.3pt;height:259.35pt;z-index:251662336;mso-position-horizontal-relative:page;mso-position-vertical-relative:page;mso-width-relative:margin;mso-height-relative:margin" coordsize="17818,32941" o:gfxdata="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">
+              <v:group w14:anchorId="5DF93223" id="群組 24" o:spid="_x0000_s1029" style="position:absolute;margin-left:533.85pt;margin-top:298.55pt;width:140.3pt;height:259.35pt;z-index:251662336;mso-position-horizontal-relative:page;mso-position-vertical-relative:page;mso-width-relative:margin;mso-height-relative:margin" coordsize="17818,32941" o:gfxdata="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">
                 <v:shapetype id="_x0000_t202" coordsize="21600,21600" o:spt="202" path="m,l,21600r21600,l21600,xe">
                   <v:stroke joinstyle="miter"/>
                   <v:path gradientshapeok="t" o:connecttype="rect"/>
                 </v:shapetype>
-                <v:shape id="_x0000_s1030" type="#_x0000_t202" style="position:absolute;left:351;top:293;width:17279;height:32590;visibility:visible;mso-wrap-style:square;v-text-anchor:top" o:gfxdata="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" stroked="f">
+                <v:shape id="_x0000_s1030" type="#_x0000_t202" style="position:absolute;left:351;top:293;width:17279;height:32590;visibility:visible;mso-wrap-style:square;v-text-anchor:top" o:gfxdata="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" stroked="f">
                   <v:textbox inset="0,0,0,0">
                     <w:txbxContent>
                       <w:p>
@@ -6973,7 +6529,6 @@
                           </w:rPr>
                           <w:t>聚會時間表</w:t>
                         </w:r>
-                        <w:proofErr w:type="gramStart"/>
                         <w:r>
                           <w:rPr>
                             <w:rFonts w:ascii="Barlow Condensed Medium" w:eastAsia="華康正顏楷體W9" w:hAnsi="Barlow Condensed Medium" w:cstheme="minorHAnsi" w:hint="eastAsia"/>
@@ -6983,7 +6538,6 @@
                           </w:rPr>
                           <w:t>》</w:t>
                         </w:r>
-                        <w:proofErr w:type="gramEnd"/>
                       </w:p>
                       <w:tbl>
                         <w:tblPr>
@@ -7757,7 +7311,6 @@
                                   <w:szCs w:val="26"/>
                                 </w:rPr>
                               </w:pPr>
-                              <w:proofErr w:type="gramStart"/>
                               <w:r>
                                 <w:rPr>
                                   <w:rFonts w:ascii="Barlow Condensed Medium" w:eastAsia="標楷體" w:hAnsi="Barlow Condensed Medium" w:hint="eastAsia"/>
@@ -7768,7 +7321,6 @@
                                 </w:rPr>
                                 <w:t>拿細耳</w:t>
                               </w:r>
-                              <w:proofErr w:type="gramEnd"/>
                               <w:r>
                                 <w:rPr>
                                   <w:rFonts w:ascii="Barlow Condensed Medium" w:eastAsia="標楷體" w:hAnsi="Barlow Condensed Medium" w:hint="eastAsia"/>
@@ -7922,7 +7474,6 @@
                                   <w:szCs w:val="26"/>
                                 </w:rPr>
                               </w:pPr>
-                              <w:proofErr w:type="gramStart"/>
                               <w:r>
                                 <w:rPr>
                                   <w:rFonts w:ascii="Barlow Condensed Medium" w:eastAsia="標楷體" w:hAnsi="Barlow Condensed Medium" w:hint="eastAsia"/>
@@ -7933,7 +7484,6 @@
                                 </w:rPr>
                                 <w:t>社青小組</w:t>
                               </w:r>
-                              <w:proofErr w:type="gramEnd"/>
                             </w:p>
                           </w:tc>
                           <w:tc>
@@ -8127,7 +7677,6 @@
                                   <w:szCs w:val="26"/>
                                 </w:rPr>
                               </w:pPr>
-                              <w:proofErr w:type="gramStart"/>
                               <w:r>
                                 <w:rPr>
                                   <w:rFonts w:ascii="Barlow Condensed Medium" w:eastAsia="標楷體" w:hAnsi="Barlow Condensed Medium"/>
@@ -8138,7 +7687,6 @@
                                 </w:rPr>
                                 <w:t>明憲家</w:t>
                               </w:r>
-                              <w:proofErr w:type="gramEnd"/>
                             </w:p>
                           </w:tc>
                         </w:tr>
@@ -8654,7 +8202,7 @@
                     </w:txbxContent>
                   </v:textbox>
                 </v:shape>
-                <v:roundrect id="圓角矩形 5" o:spid="_x0000_s1031" style="position:absolute;width:17818;height:32941;visibility:visible;mso-wrap-style:square;v-text-anchor:middle" arcsize="2169f" o:gfxdata="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" filled="f" strokecolor="#5a5a5a [2109]" strokeweight="2.5pt">
+                <v:roundrect id="圓角矩形 5" o:spid="_x0000_s1031" style="position:absolute;width:17818;height:32941;visibility:visible;mso-wrap-style:square;v-text-anchor:middle" arcsize="2169f" o:gfxdata="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" filled="f" strokecolor="#5a5a5a [2109]" strokeweight="2.5pt">
                   <v:stroke joinstyle="miter"/>
                 </v:roundrect>
                 <w10:wrap anchorx="page" anchory="page"/>
@@ -8994,20 +8542,8 @@
                                         <w:sz w:val="26"/>
                                         <w:szCs w:val="26"/>
                                       </w:rPr>
-                                      <w:t>願我被</w:t>
+                                      <w:t>願我被公平秤度</w:t>
                                     </w:r>
-                                    <w:proofErr w:type="gramStart"/>
-                                    <w:r>
-                                      <w:rPr>
-                                        <w:rFonts w:ascii="Barlow Condensed Medium" w:eastAsia="華康儷楷書" w:hAnsi="Barlow Condensed Medium" w:cs="華康儷楷書" w:hint="eastAsia"/>
-                                        <w:color w:val="000000" w:themeColor="text1"/>
-                                        <w:w w:val="75"/>
-                                        <w:sz w:val="26"/>
-                                        <w:szCs w:val="26"/>
-                                      </w:rPr>
-                                      <w:t>公平秤度</w:t>
-                                    </w:r>
-                                    <w:proofErr w:type="gramEnd"/>
                                   </w:p>
                                 </w:tc>
                               </w:tr>
@@ -9332,7 +8868,6 @@
                                         <w:szCs w:val="26"/>
                                       </w:rPr>
                                     </w:pPr>
-                                    <w:proofErr w:type="gramStart"/>
                                     <w:r>
                                       <w:rPr>
                                         <w:rFonts w:ascii="Barlow Condensed Medium" w:eastAsia="華康儷楷書" w:hAnsi="Barlow Condensed Medium" w:cs="華康儷楷書" w:hint="eastAsia"/>
@@ -9343,7 +8878,6 @@
                                       </w:rPr>
                                       <w:t>箴</w:t>
                                     </w:r>
-                                    <w:proofErr w:type="gramEnd"/>
                                     <w:r>
                                       <w:rPr>
                                         <w:rFonts w:ascii="Barlow Condensed Medium" w:eastAsia="華康儷楷書" w:hAnsi="Barlow Condensed Medium" w:cs="華康儷楷書"/>
@@ -9463,7 +8997,6 @@
                                         <w:szCs w:val="26"/>
                                       </w:rPr>
                                     </w:pPr>
-                                    <w:proofErr w:type="gramStart"/>
                                     <w:r>
                                       <w:rPr>
                                         <w:rFonts w:ascii="Barlow Condensed Medium" w:eastAsia="華康中黑體" w:hAnsi="Barlow Condensed Medium" w:hint="eastAsia"/>
@@ -9473,7 +9006,6 @@
                                       </w:rPr>
                                       <w:t>啟應</w:t>
                                     </w:r>
-                                    <w:proofErr w:type="gramEnd"/>
                                     <w:r>
                                       <w:rPr>
                                         <w:rFonts w:ascii="Barlow Condensed Medium" w:eastAsia="華康中黑體" w:hAnsi="Barlow Condensed Medium" w:hint="eastAsia"/>
@@ -9699,8 +9231,8 @@
           </mc:Choice>
           <mc:Fallback>
             <w:pict>
-              <v:group w14:anchorId="0AB0FEB2" id="群組 19" o:spid="_x0000_s1032" style="position:absolute;left:0;text-align:left;margin-left:534.4pt;margin-top:567.3pt;width:140.6pt;height:130.1pt;z-index:251652096;mso-position-horizontal-relative:page;mso-position-vertical-relative:page;mso-width-relative:margin;mso-height-relative:margin" coordorigin="108" coordsize="17868,16510" o:gfxdata="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">
-                <v:shape id="_x0000_s1033" type="#_x0000_t202" style="position:absolute;left:317;top:444;width:17634;height:15621;visibility:visible;mso-wrap-style:square;v-text-anchor:top" o:gfxdata="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" stroked="f">
+              <v:group w14:anchorId="0AB0FEB2" id="群組 19" o:spid="_x0000_s1032" style="position:absolute;left:0;text-align:left;margin-left:534.4pt;margin-top:567.3pt;width:140.6pt;height:130.1pt;z-index:251652096;mso-position-horizontal-relative:page;mso-position-vertical-relative:page;mso-width-relative:margin;mso-height-relative:margin" coordorigin="108" coordsize="17868,16510" o:gfxdata="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">
+                <v:shape id="_x0000_s1033" type="#_x0000_t202" style="position:absolute;left:317;top:444;width:17634;height:15621;visibility:visible;mso-wrap-style:square;v-text-anchor:top" o:gfxdata="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" stroked="f">
                   <v:textbox inset="0,0,0,0">
                     <w:txbxContent>
                       <w:p>
@@ -9932,20 +9464,8 @@
                                   <w:sz w:val="26"/>
                                   <w:szCs w:val="26"/>
                                 </w:rPr>
-                                <w:t>願我被</w:t>
+                                <w:t>願我被公平秤度</w:t>
                               </w:r>
-                              <w:proofErr w:type="gramStart"/>
-                              <w:r>
-                                <w:rPr>
-                                  <w:rFonts w:ascii="Barlow Condensed Medium" w:eastAsia="華康儷楷書" w:hAnsi="Barlow Condensed Medium" w:cs="華康儷楷書" w:hint="eastAsia"/>
-                                  <w:color w:val="000000" w:themeColor="text1"/>
-                                  <w:w w:val="75"/>
-                                  <w:sz w:val="26"/>
-                                  <w:szCs w:val="26"/>
-                                </w:rPr>
-                                <w:t>公平秤度</w:t>
-                              </w:r>
-                              <w:proofErr w:type="gramEnd"/>
                             </w:p>
                           </w:tc>
                         </w:tr>
@@ -10270,7 +9790,6 @@
                                   <w:szCs w:val="26"/>
                                 </w:rPr>
                               </w:pPr>
-                              <w:proofErr w:type="gramStart"/>
                               <w:r>
                                 <w:rPr>
                                   <w:rFonts w:ascii="Barlow Condensed Medium" w:eastAsia="華康儷楷書" w:hAnsi="Barlow Condensed Medium" w:cs="華康儷楷書" w:hint="eastAsia"/>
@@ -10281,7 +9800,6 @@
                                 </w:rPr>
                                 <w:t>箴</w:t>
                               </w:r>
-                              <w:proofErr w:type="gramEnd"/>
                               <w:r>
                                 <w:rPr>
                                   <w:rFonts w:ascii="Barlow Condensed Medium" w:eastAsia="華康儷楷書" w:hAnsi="Barlow Condensed Medium" w:cs="華康儷楷書"/>
@@ -10401,7 +9919,6 @@
                                   <w:szCs w:val="26"/>
                                 </w:rPr>
                               </w:pPr>
-                              <w:proofErr w:type="gramStart"/>
                               <w:r>
                                 <w:rPr>
                                   <w:rFonts w:ascii="Barlow Condensed Medium" w:eastAsia="華康中黑體" w:hAnsi="Barlow Condensed Medium" w:hint="eastAsia"/>
@@ -10411,7 +9928,6 @@
                                 </w:rPr>
                                 <w:t>啟應</w:t>
                               </w:r>
-                              <w:proofErr w:type="gramEnd"/>
                               <w:r>
                                 <w:rPr>
                                   <w:rFonts w:ascii="Barlow Condensed Medium" w:eastAsia="華康中黑體" w:hAnsi="Barlow Condensed Medium" w:hint="eastAsia"/>
@@ -10574,7 +10090,7 @@
                     </w:txbxContent>
                   </v:textbox>
                 </v:shape>
-                <v:roundrect id="圓角矩形 25" o:spid="_x0000_s1034" style="position:absolute;left:108;width:17869;height:16510;visibility:visible;mso-wrap-style:square;v-text-anchor:middle" arcsize="4542f" o:gfxdata="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" filled="f" strokecolor="#5a5a5a [2109]" strokeweight="2.5pt">
+                <v:roundrect id="圓角矩形 25" o:spid="_x0000_s1034" style="position:absolute;left:108;width:17869;height:16510;visibility:visible;mso-wrap-style:square;v-text-anchor:middle" arcsize="4542f" o:gfxdata="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" filled="f" strokecolor="#5a5a5a [2109]" strokeweight="2.5pt">
                   <v:stroke joinstyle="miter"/>
                 </v:roundrect>
                 <w10:wrap anchorx="page" anchory="page"/>
@@ -10742,7 +10258,7 @@
           </mc:Choice>
           <mc:Fallback>
             <w:pict>
-              <v:shape w14:anchorId="76BD7DFF" id="文字方塊 2" o:spid="_x0000_s1035" type="#_x0000_t202" style="position:absolute;margin-left:31.4pt;margin-top:-54.1pt;width:109.8pt;height:110.6pt;z-index:251667456;visibility:visible;mso-wrap-style:square;mso-width-percent:0;mso-height-percent:200;mso-wrap-distance-left:9pt;mso-wrap-distance-top:3.6pt;mso-wrap-distance-right:9pt;mso-wrap-distance-bottom:3.6pt;mso-position-horizontal:absolute;mso-position-horizontal-relative:text;mso-position-vertical:absolute;mso-position-vertical-relative:text;mso-width-percent:0;mso-height-percent:200;mso-width-relative:margin;mso-height-relative:margin;v-text-anchor:top" o:gfxdata="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" filled="f" stroked="f">
+              <v:shape w14:anchorId="76BD7DFF" id="文字方塊 2" o:spid="_x0000_s1035" type="#_x0000_t202" style="position:absolute;margin-left:31.4pt;margin-top:-54.1pt;width:109.8pt;height:110.6pt;z-index:251667456;visibility:visible;mso-wrap-style:square;mso-width-percent:0;mso-height-percent:200;mso-wrap-distance-left:9pt;mso-wrap-distance-top:3.6pt;mso-wrap-distance-right:9pt;mso-wrap-distance-bottom:3.6pt;mso-position-horizontal:absolute;mso-position-horizontal-relative:text;mso-position-vertical:absolute;mso-position-vertical-relative:text;mso-width-percent:0;mso-height-percent:200;mso-width-relative:margin;mso-height-relative:margin;v-text-anchor:top" o:gfxdata="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" filled="f" stroked="f">
                 <v:textbox style="mso-fit-shape-to-text:t" inset="1mm,1mm,1mm,1mm">
                   <w:txbxContent>
                     <w:p>
@@ -10941,7 +10457,7 @@
           </mc:Choice>
           <mc:Fallback>
             <w:pict>
-              <v:roundrect w14:anchorId="4775AEF3" id="圓角矩形 12" o:spid="_x0000_s1036" style="position:absolute;margin-left:-.9pt;margin-top:16.35pt;width:49.3pt;height:15.45pt;z-index:251648000;visibility:visible;mso-wrap-style:square;mso-width-percent:0;mso-height-percent:0;mso-wrap-distance-left:9pt;mso-wrap-distance-top:0;mso-wrap-distance-right:9pt;mso-wrap-distance-bottom:0;mso-position-horizontal:absolute;mso-position-horizontal-relative:text;mso-position-vertical:absolute;mso-position-vertical-relative:text;mso-width-percent:0;mso-height-percent:0;mso-width-relative:margin;mso-height-relative:margin;v-text-anchor:middle" arcsize="10923f" o:gfxdata="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" fillcolor="#5a5a5a [2109]" stroked="f" strokeweight="1pt">
+              <v:roundrect w14:anchorId="4775AEF3" id="圓角矩形 12" o:spid="_x0000_s1036" style="position:absolute;margin-left:-.9pt;margin-top:16.35pt;width:49.3pt;height:15.45pt;z-index:251648000;visibility:visible;mso-wrap-style:square;mso-width-percent:0;mso-height-percent:0;mso-wrap-distance-left:9pt;mso-wrap-distance-top:0;mso-wrap-distance-right:9pt;mso-wrap-distance-bottom:0;mso-position-horizontal:absolute;mso-position-horizontal-relative:text;mso-position-vertical:absolute;mso-position-vertical-relative:text;mso-width-percent:0;mso-height-percent:0;mso-width-relative:margin;mso-height-relative:margin;v-text-anchor:middle" arcsize="10923f" o:gfxdata="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" fillcolor="#5a5a5a [2109]" stroked="f" strokeweight="1pt">
                 <v:stroke joinstyle="miter"/>
                 <v:textbox inset=".5mm,0,.5mm,0">
                   <w:txbxContent>
@@ -11081,7 +10597,7 @@
           </mc:Choice>
           <mc:Fallback>
             <w:pict>
-              <v:roundrect w14:anchorId="196DC3BF" id="圓角矩形 14" o:spid="_x0000_s1037" style="position:absolute;margin-left:-1.25pt;margin-top:16.7pt;width:83.6pt;height:15.3pt;z-index:251649024;visibility:visible;mso-wrap-style:square;mso-width-percent:0;mso-height-percent:0;mso-wrap-distance-left:9pt;mso-wrap-distance-top:0;mso-wrap-distance-right:9pt;mso-wrap-distance-bottom:0;mso-position-horizontal:absolute;mso-position-horizontal-relative:text;mso-position-vertical:absolute;mso-position-vertical-relative:text;mso-width-percent:0;mso-height-percent:0;mso-width-relative:margin;mso-height-relative:margin;v-text-anchor:middle" arcsize="10923f" o:gfxdata="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" fillcolor="#5a5a5a [2109]" stroked="f" strokeweight="1pt">
+              <v:roundrect w14:anchorId="196DC3BF" id="圓角矩形 14" o:spid="_x0000_s1037" style="position:absolute;margin-left:-1.25pt;margin-top:16.7pt;width:83.6pt;height:15.3pt;z-index:251649024;visibility:visible;mso-wrap-style:square;mso-width-percent:0;mso-height-percent:0;mso-wrap-distance-left:9pt;mso-wrap-distance-top:0;mso-wrap-distance-right:9pt;mso-wrap-distance-bottom:0;mso-position-horizontal:absolute;mso-position-horizontal-relative:text;mso-position-vertical:absolute;mso-position-vertical-relative:text;mso-width-percent:0;mso-height-percent:0;mso-width-relative:margin;mso-height-relative:margin;v-text-anchor:middle" arcsize="10923f" o:gfxdata="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" fillcolor="#5a5a5a [2109]" stroked="f" strokeweight="1pt">
                 <v:stroke joinstyle="miter"/>
                 <v:textbox inset=".5mm,0,.5mm,0">
                   <w:txbxContent>
@@ -11277,7 +10793,7 @@
           </mc:Choice>
           <mc:Fallback>
             <w:pict>
-              <v:roundrect w14:anchorId="1A4DC044" id="圓角矩形 9" o:spid="_x0000_s1038" style="position:absolute;margin-left:-.6pt;margin-top:16.6pt;width:30.35pt;height:15.3pt;z-index:251650048;visibility:visible;mso-wrap-style:square;mso-width-percent:0;mso-height-percent:0;mso-wrap-distance-left:9pt;mso-wrap-distance-top:0;mso-wrap-distance-right:9pt;mso-wrap-distance-bottom:0;mso-position-horizontal:absolute;mso-position-horizontal-relative:text;mso-position-vertical:absolute;mso-position-vertical-relative:text;mso-width-percent:0;mso-height-percent:0;mso-width-relative:margin;mso-height-relative:margin;v-text-anchor:middle" arcsize="10923f" o:gfxdata="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" fillcolor="#5a5a5a [2109]" stroked="f" strokeweight="1pt">
+              <v:roundrect w14:anchorId="1A4DC044" id="圓角矩形 9" o:spid="_x0000_s1038" style="position:absolute;margin-left:-.6pt;margin-top:16.6pt;width:30.35pt;height:15.3pt;z-index:251650048;visibility:visible;mso-wrap-style:square;mso-width-percent:0;mso-height-percent:0;mso-wrap-distance-left:9pt;mso-wrap-distance-top:0;mso-wrap-distance-right:9pt;mso-wrap-distance-bottom:0;mso-position-horizontal:absolute;mso-position-horizontal-relative:text;mso-position-vertical:absolute;mso-position-vertical-relative:text;mso-width-percent:0;mso-height-percent:0;mso-width-relative:margin;mso-height-relative:margin;v-text-anchor:middle" arcsize="10923f" o:gfxdata="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" fillcolor="#5a5a5a [2109]" stroked="f" strokeweight="1pt">
                 <v:stroke joinstyle="miter"/>
                 <v:textbox inset=".5mm,0,.5mm,0">
                   <w:txbxContent>
@@ -11541,7 +11057,7 @@
           </mc:Choice>
           <mc:Fallback>
             <w:pict>
-              <v:roundrect w14:anchorId="03BFD3A3" id="圓角矩形 13" o:spid="_x0000_s1039" style="position:absolute;margin-left:-.4pt;margin-top:16.65pt;width:49.3pt;height:15.3pt;z-index:251651072;visibility:visible;mso-wrap-style:square;mso-width-percent:0;mso-height-percent:0;mso-wrap-distance-left:9pt;mso-wrap-distance-top:0;mso-wrap-distance-right:9pt;mso-wrap-distance-bottom:0;mso-position-horizontal:absolute;mso-position-horizontal-relative:text;mso-position-vertical:absolute;mso-position-vertical-relative:text;mso-width-percent:0;mso-height-percent:0;mso-width-relative:margin;mso-height-relative:margin;v-text-anchor:middle" arcsize="10923f" o:gfxdata="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" fillcolor="#5a5a5a [2109]" stroked="f" strokeweight="1pt">
+              <v:roundrect w14:anchorId="03BFD3A3" id="圓角矩形 13" o:spid="_x0000_s1039" style="position:absolute;margin-left:-.4pt;margin-top:16.65pt;width:49.3pt;height:15.3pt;z-index:251651072;visibility:visible;mso-wrap-style:square;mso-width-percent:0;mso-height-percent:0;mso-wrap-distance-left:9pt;mso-wrap-distance-top:0;mso-wrap-distance-right:9pt;mso-wrap-distance-bottom:0;mso-position-horizontal:absolute;mso-position-horizontal-relative:text;mso-position-vertical:absolute;mso-position-vertical-relative:text;mso-width-percent:0;mso-height-percent:0;mso-width-relative:margin;mso-height-relative:margin;v-text-anchor:middle" arcsize="10923f" o:gfxdata="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" fillcolor="#5a5a5a [2109]" stroked="f" strokeweight="1pt">
                 <v:stroke joinstyle="miter"/>
                 <v:textbox inset=".5mm,0,.5mm,0">
                   <w:txbxContent>
@@ -11578,7 +11094,6 @@
         </w:rPr>
         <w:t xml:space="preserve">       </w:t>
       </w:r>
-      <w:proofErr w:type="gramStart"/>
       <w:r>
         <w:rPr>
           <w:rFonts w:ascii="Barlow Condensed Medium" w:eastAsia="華康中圓體" w:hAnsi="Barlow Condensed Medium"/>
@@ -11586,7 +11101,6 @@
         </w:rPr>
         <w:t>主堂</w:t>
       </w:r>
-      <w:proofErr w:type="gramEnd"/>
       <w:r>
         <w:rPr>
           <w:rFonts w:ascii="Barlow Condensed Medium" w:eastAsia="華康中圓體" w:hAnsi="Barlow Condensed Medium"/>
@@ -11730,7 +11244,6 @@
                                 <w:sz w:val="22"/>
                               </w:rPr>
                             </w:pPr>
-                            <w:proofErr w:type="gramStart"/>
                             <w:r>
                               <w:rPr>
                                 <w:rFonts w:ascii="Barlow Condensed Medium" w:eastAsia="華康儷中黑" w:hAnsi="Barlow Condensed Medium"/>
@@ -11738,7 +11251,6 @@
                               </w:rPr>
                               <w:t>教會臉書</w:t>
                             </w:r>
-                            <w:proofErr w:type="gramEnd"/>
                             <w:r>
                               <w:rPr>
                                 <w:rFonts w:ascii="Barlow Condensed Medium" w:eastAsia="華康儷中黑" w:hAnsi="Barlow Condensed Medium"/>
@@ -11781,7 +11293,7 @@
           </mc:Choice>
           <mc:Fallback>
             <w:pict>
-              <v:shape w14:anchorId="77C1E33A" id="_x0000_s1040" type="#_x0000_t202" style="position:absolute;margin-left:107.25pt;margin-top:6.2pt;width:125.55pt;height:16.3pt;z-index:251666432;visibility:visible;mso-wrap-style:square;mso-width-percent:0;mso-height-percent:0;mso-wrap-distance-left:9pt;mso-wrap-distance-top:3.6pt;mso-wrap-distance-right:9pt;mso-wrap-distance-bottom:3.6pt;mso-position-horizontal:absolute;mso-position-horizontal-relative:text;mso-position-vertical:absolute;mso-position-vertical-relative:text;mso-width-percent:0;mso-height-percent:0;mso-width-relative:margin;mso-height-relative:margin;v-text-anchor:top" o:gfxdata="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" filled="f" stroked="f">
+              <v:shape w14:anchorId="77C1E33A" id="_x0000_s1040" type="#_x0000_t202" style="position:absolute;margin-left:107.25pt;margin-top:6.2pt;width:125.55pt;height:16.3pt;z-index:251666432;visibility:visible;mso-wrap-style:square;mso-width-percent:0;mso-height-percent:0;mso-wrap-distance-left:9pt;mso-wrap-distance-top:3.6pt;mso-wrap-distance-right:9pt;mso-wrap-distance-bottom:3.6pt;mso-position-horizontal:absolute;mso-position-horizontal-relative:text;mso-position-vertical:absolute;mso-position-vertical-relative:text;mso-width-percent:0;mso-height-percent:0;mso-width-relative:margin;mso-height-relative:margin;v-text-anchor:top" o:gfxdata="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" filled="f" stroked="f">
                 <v:textbox inset="0,0,0,0">
                   <w:txbxContent>
                     <w:p>
@@ -11792,7 +11304,6 @@
                           <w:sz w:val="22"/>
                         </w:rPr>
                       </w:pPr>
-                      <w:proofErr w:type="gramStart"/>
                       <w:r>
                         <w:rPr>
                           <w:rFonts w:ascii="Barlow Condensed Medium" w:eastAsia="華康儷中黑" w:hAnsi="Barlow Condensed Medium"/>
@@ -11800,7 +11311,6 @@
                         </w:rPr>
                         <w:t>教會臉書</w:t>
                       </w:r>
-                      <w:proofErr w:type="gramEnd"/>
                       <w:r>
                         <w:rPr>
                           <w:rFonts w:ascii="Barlow Condensed Medium" w:eastAsia="華康儷中黑" w:hAnsi="Barlow Condensed Medium"/>
@@ -11858,19 +11368,8 @@
           <w:sz w:val="28"/>
           <w:szCs w:val="28"/>
         </w:rPr>
-        <w:t xml:space="preserve"> </w:t>
+        <w:t xml:space="preserve"> Weekly</w:t>
       </w:r>
-      <w:proofErr w:type="gramStart"/>
-      <w:r>
-        <w:rPr>
-          <w:rFonts w:ascii="Old English Text MT" w:hAnsi="Old English Text MT"/>
-          <w:color w:val="404040" w:themeColor="text1" w:themeTint="BF"/>
-          <w:sz w:val="28"/>
-          <w:szCs w:val="28"/>
-        </w:rPr>
-        <w:t>Weekly</w:t>
-      </w:r>
-      <w:proofErr w:type="gramEnd"/>
     </w:p>
     <w:p>
       <w:pPr>
@@ -12733,15 +12232,7 @@
                                       <w:color w:val="FFFFFF"/>
                                       <w:w w:val="66"/>
                                     </w:rPr>
-                                    <w:t xml:space="preserve">恭候　</w:t>
-                                  </w:r>
-                                  <w:r>
-                                    <w:rPr>
-                                      <w:rFonts w:ascii="華康儷中黑" w:eastAsia="華康儷中黑" w:hAnsi="Calibri" w:cs="Arial" w:hint="eastAsia"/>
-                                      <w:color w:val="FFFFFF"/>
-                                      <w:w w:val="66"/>
-                                    </w:rPr>
-                                    <w:t>神的話</w:t>
+                                    <w:t>恭候　神的話</w:t>
                                   </w:r>
                                 </w:p>
                               </w:txbxContent>
@@ -12766,7 +12257,7 @@
                 </mc:Choice>
                 <mc:Fallback>
                   <w:pict>
-                    <v:rect w14:anchorId="343BC9BA" id="矩形 8" o:spid="_x0000_s1041" style="position:absolute;left:0;text-align:left;margin-left:-.7pt;margin-top:2.7pt;width:18.75pt;height:92.3pt;z-index:251663360;visibility:visible;mso-wrap-style:square;mso-width-percent:0;mso-height-percent:0;mso-wrap-distance-left:9pt;mso-wrap-distance-top:0;mso-wrap-distance-right:9pt;mso-wrap-distance-bottom:0;mso-position-horizontal:absolute;mso-position-horizontal-relative:text;mso-position-vertical:absolute;mso-position-vertical-relative:text;mso-width-percent:0;mso-height-percent:0;mso-width-relative:margin;mso-height-relative:margin;v-text-anchor:middle" o:gfxdata="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" fillcolor="#5a5a5a [2109]" stroked="f" strokeweight="1pt">
+                    <v:rect w14:anchorId="343BC9BA" id="矩形 8" o:spid="_x0000_s1041" style="position:absolute;left:0;text-align:left;margin-left:-.7pt;margin-top:2.7pt;width:18.75pt;height:92.3pt;z-index:251663360;visibility:visible;mso-wrap-style:square;mso-width-percent:0;mso-height-percent:0;mso-wrap-distance-left:9pt;mso-wrap-distance-top:0;mso-wrap-distance-right:9pt;mso-wrap-distance-bottom:0;mso-position-horizontal:absolute;mso-position-horizontal-relative:text;mso-position-vertical:absolute;mso-position-vertical-relative:text;mso-width-percent:0;mso-height-percent:0;mso-width-relative:margin;mso-height-relative:margin;v-text-anchor:middle" o:gfxdata="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" fillcolor="#5a5a5a [2109]" stroked="f" strokeweight="1pt">
                       <v:textbox style="layout-flow:vertical-ideographic" inset="1mm,1mm,1mm,1mm">
                         <w:txbxContent>
                           <w:p>
@@ -12786,15 +12277,7 @@
                                 <w:color w:val="FFFFFF"/>
                                 <w:w w:val="66"/>
                               </w:rPr>
-                              <w:t xml:space="preserve">恭候　</w:t>
-                            </w:r>
-                            <w:r>
-                              <w:rPr>
-                                <w:rFonts w:ascii="華康儷中黑" w:eastAsia="華康儷中黑" w:hAnsi="Calibri" w:cs="Arial" w:hint="eastAsia"/>
-                                <w:color w:val="FFFFFF"/>
-                                <w:w w:val="66"/>
-                              </w:rPr>
-                              <w:t>神的話</w:t>
+                              <w:t>恭候　神的話</w:t>
                             </w:r>
                           </w:p>
                         </w:txbxContent>
@@ -12832,7 +12315,6 @@
                 <w:szCs w:val="20"/>
               </w:rPr>
             </w:pPr>
-            <w:proofErr w:type="gramStart"/>
             <w:r>
               <w:rPr>
                 <w:rFonts w:eastAsia="華康儷中黑" w:cstheme="minorHAnsi"/>
@@ -12843,7 +12325,6 @@
               </w:rPr>
               <w:t>序樂</w:t>
             </w:r>
-            <w:proofErr w:type="gramEnd"/>
           </w:p>
         </w:tc>
         <w:tc>
@@ -12979,7 +12460,6 @@
                 <w:szCs w:val="20"/>
               </w:rPr>
             </w:pPr>
-            <w:proofErr w:type="gramStart"/>
             <w:r>
               <w:rPr>
                 <w:rFonts w:eastAsia="華康儷中黑" w:cstheme="minorHAnsi"/>
@@ -12990,7 +12470,6 @@
               </w:rPr>
               <w:t>宣召</w:t>
             </w:r>
-            <w:proofErr w:type="gramEnd"/>
           </w:p>
         </w:tc>
         <w:tc>
@@ -13348,29 +12827,7 @@
                 <w:sz w:val="20"/>
                 <w:szCs w:val="20"/>
               </w:rPr>
-              <w:t>新的</w:t>
-            </w:r>
-            <w:proofErr w:type="gramStart"/>
-            <w:r>
-              <w:rPr>
-                <w:rFonts w:ascii="Bahnschrift SemiBold Condensed" w:eastAsia="標楷體" w:hAnsi="Bahnschrift SemiBold Condensed" w:cstheme="minorHAnsi" w:hint="eastAsia"/>
-                <w:color w:val="000000" w:themeColor="text1"/>
-                <w:w w:val="125"/>
-                <w:sz w:val="20"/>
-                <w:szCs w:val="20"/>
-              </w:rPr>
-              <w:t>誡</w:t>
-            </w:r>
-            <w:proofErr w:type="gramEnd"/>
-            <w:r>
-              <w:rPr>
-                <w:rFonts w:ascii="Bahnschrift SemiBold Condensed" w:eastAsia="標楷體" w:hAnsi="Bahnschrift SemiBold Condensed" w:cstheme="minorHAnsi" w:hint="eastAsia"/>
-                <w:color w:val="000000" w:themeColor="text1"/>
-                <w:w w:val="125"/>
-                <w:sz w:val="20"/>
-                <w:szCs w:val="20"/>
-              </w:rPr>
-              <w:t>命</w:t>
+              <w:t>新的誡命</w:t>
             </w:r>
           </w:p>
         </w:tc>
@@ -13468,7 +12925,6 @@
                 <w:szCs w:val="20"/>
               </w:rPr>
             </w:pPr>
-            <w:proofErr w:type="gramStart"/>
             <w:r>
               <w:rPr>
                 <w:rFonts w:eastAsia="華康儷中黑" w:cstheme="minorHAnsi"/>
@@ -13479,7 +12935,6 @@
               </w:rPr>
               <w:t>啟應文</w:t>
             </w:r>
-            <w:proofErr w:type="gramEnd"/>
           </w:p>
         </w:tc>
         <w:tc>
@@ -13864,7 +13319,7 @@
                 </mc:Choice>
                 <mc:Fallback>
                   <w:pict>
-                    <v:rect w14:anchorId="363672F5" id="矩形 10" o:spid="_x0000_s1042" style="position:absolute;left:0;text-align:left;margin-left:-.7pt;margin-top:12.9pt;width:19.25pt;height:42.9pt;z-index:251659264;visibility:visible;mso-wrap-style:square;mso-width-percent:0;mso-height-percent:0;mso-wrap-distance-left:9pt;mso-wrap-distance-top:0;mso-wrap-distance-right:9pt;mso-wrap-distance-bottom:0;mso-position-horizontal:absolute;mso-position-horizontal-relative:text;mso-position-vertical:absolute;mso-position-vertical-relative:text;mso-width-percent:0;mso-height-percent:0;mso-width-relative:margin;mso-height-relative:margin;v-text-anchor:middle" o:gfxdata="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" fillcolor="#5a5a5a [2109]" stroked="f" strokeweight="1pt">
+                    <v:rect w14:anchorId="363672F5" id="矩形 10" o:spid="_x0000_s1042" style="position:absolute;left:0;text-align:left;margin-left:-.7pt;margin-top:12.9pt;width:19.25pt;height:42.9pt;z-index:251659264;visibility:visible;mso-wrap-style:square;mso-width-percent:0;mso-height-percent:0;mso-wrap-distance-left:9pt;mso-wrap-distance-top:0;mso-wrap-distance-right:9pt;mso-wrap-distance-bottom:0;mso-position-horizontal:absolute;mso-position-horizontal-relative:text;mso-position-vertical:absolute;mso-position-vertical-relative:text;mso-width-percent:0;mso-height-percent:0;mso-width-relative:margin;mso-height-relative:margin;v-text-anchor:middle" o:gfxdata="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" fillcolor="#5a5a5a [2109]" stroked="f" strokeweight="1pt">
                       <v:textbox style="layout-flow:vertical-ideographic" inset="1mm,1mm,1mm,1mm">
                         <w:txbxContent>
                           <w:p>
@@ -13971,7 +13426,7 @@
                 <w:sz w:val="20"/>
                 <w:szCs w:val="20"/>
               </w:rPr>
-              <w:t>我心讚美上帝</w:t>
+              <w:t>我知救贖主永遠活著</w:t>
             </w:r>
           </w:p>
         </w:tc>
@@ -14658,7 +14113,7 @@
                 </mc:Choice>
                 <mc:Fallback>
                   <w:pict>
-                    <v:rect w14:anchorId="4D37C684" id="矩形 11" o:spid="_x0000_s1043" style="position:absolute;left:0;text-align:left;margin-left:-.7pt;margin-top:1.65pt;width:19.25pt;height:111.25pt;z-index:251657216;visibility:visible;mso-wrap-style:square;mso-width-percent:0;mso-height-percent:0;mso-wrap-distance-left:9pt;mso-wrap-distance-top:0;mso-wrap-distance-right:9pt;mso-wrap-distance-bottom:0;mso-position-horizontal:absolute;mso-position-horizontal-relative:text;mso-position-vertical:absolute;mso-position-vertical-relative:text;mso-width-percent:0;mso-height-percent:0;mso-width-relative:margin;mso-height-relative:margin;v-text-anchor:middle" o:gfxdata="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" fillcolor="#5a5a5a [2109]" stroked="f" strokeweight="1pt">
+                    <v:rect w14:anchorId="4D37C684" id="矩形 11" o:spid="_x0000_s1043" style="position:absolute;left:0;text-align:left;margin-left:-.7pt;margin-top:1.65pt;width:19.25pt;height:111.25pt;z-index:251657216;visibility:visible;mso-wrap-style:square;mso-width-percent:0;mso-height-percent:0;mso-wrap-distance-left:9pt;mso-wrap-distance-top:0;mso-wrap-distance-right:9pt;mso-wrap-distance-bottom:0;mso-position-horizontal:absolute;mso-position-horizontal-relative:text;mso-position-vertical:absolute;mso-position-vertical-relative:text;mso-width-percent:0;mso-height-percent:0;mso-width-relative:margin;mso-height-relative:margin;v-text-anchor:middle" o:gfxdata="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" fillcolor="#5a5a5a [2109]" stroked="f" strokeweight="1pt">
                       <v:textbox style="layout-flow:vertical-ideographic" inset="1mm,1mm,1mm,1mm">
                         <w:txbxContent>
                           <w:p>
@@ -15398,7 +14853,6 @@
                 <w:szCs w:val="20"/>
               </w:rPr>
             </w:pPr>
-            <w:proofErr w:type="gramStart"/>
             <w:r>
               <w:rPr>
                 <w:rFonts w:eastAsia="華康儷中黑" w:cstheme="minorHAnsi" w:hint="eastAsia"/>
@@ -15409,7 +14863,6 @@
               </w:rPr>
               <w:t>公禱</w:t>
             </w:r>
-            <w:proofErr w:type="gramEnd"/>
           </w:p>
         </w:tc>
         <w:tc>
@@ -15545,7 +14998,6 @@
                 <w:szCs w:val="20"/>
               </w:rPr>
             </w:pPr>
-            <w:proofErr w:type="gramStart"/>
             <w:r>
               <w:rPr>
                 <w:rFonts w:eastAsia="華康儷中黑" w:cstheme="minorHAnsi"/>
@@ -15556,7 +15008,6 @@
               </w:rPr>
               <w:t>頌榮</w:t>
             </w:r>
-            <w:proofErr w:type="gramEnd"/>
           </w:p>
         </w:tc>
         <w:tc>
@@ -15779,7 +15230,6 @@
               </w:rPr>
               <w:t xml:space="preserve">: </w:t>
             </w:r>
-            <w:proofErr w:type="gramStart"/>
             <w:r>
               <w:rPr>
                 <w:rFonts w:ascii="Bahnschrift SemiBold Condensed" w:eastAsia="標楷體" w:hAnsi="Bahnschrift SemiBold Condensed" w:cstheme="minorHAnsi" w:hint="eastAsia"/>
@@ -15789,7 +15239,6 @@
               </w:rPr>
               <w:t>阿們頌</w:t>
             </w:r>
-            <w:proofErr w:type="gramEnd"/>
           </w:p>
         </w:tc>
         <w:tc>
@@ -15886,7 +15335,6 @@
                 <w:szCs w:val="20"/>
               </w:rPr>
             </w:pPr>
-            <w:proofErr w:type="gramStart"/>
             <w:r>
               <w:rPr>
                 <w:rFonts w:eastAsia="華康儷中黑" w:cstheme="minorHAnsi" w:hint="eastAsia"/>
@@ -15897,7 +15345,6 @@
               </w:rPr>
               <w:t>殿樂</w:t>
             </w:r>
-            <w:proofErr w:type="gramEnd"/>
           </w:p>
         </w:tc>
         <w:tc>
@@ -16422,7 +15869,7 @@
           </mc:Choice>
           <mc:Fallback>
             <w:pict>
-              <v:line w14:anchorId="0F9466E5" id="直線接點 2" o:spid="_x0000_s1026" style="position:absolute;z-index:251654144;visibility:visible;mso-wrap-style:square;mso-height-percent:0;mso-wrap-distance-left:9pt;mso-wrap-distance-top:0;mso-wrap-distance-right:9pt;mso-wrap-distance-bottom:0;mso-position-horizontal:absolute;mso-position-horizontal-relative:page;mso-position-vertical:absolute;mso-position-vertical-relative:page;mso-height-percent:0;mso-height-relative:margin" from="687.75pt,19.85pt" to="687.75pt,709.8pt" o:gfxdata="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" strokecolor="black [3213]" strokeweight=".5pt">
+              <v:line w14:anchorId="101B6448" id="直線接點 2" o:spid="_x0000_s1026" style="position:absolute;z-index:251654144;visibility:visible;mso-wrap-style:square;mso-height-percent:0;mso-wrap-distance-left:9pt;mso-wrap-distance-top:0;mso-wrap-distance-right:9pt;mso-wrap-distance-bottom:0;mso-position-horizontal:absolute;mso-position-horizontal-relative:page;mso-position-vertical:absolute;mso-position-vertical-relative:page;mso-height-percent:0;mso-height-relative:margin" from="687.75pt,19.85pt" to="687.75pt,709.8pt" o:gfxdata="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" strokecolor="black [3213]" strokeweight=".5pt">
                 <v:stroke dashstyle="3 1" joinstyle="miter"/>
                 <w10:wrap anchorx="page" anchory="page"/>
               </v:line>
@@ -16567,39 +16014,8 @@
           <w:sz w:val="26"/>
           <w:szCs w:val="26"/>
         </w:rPr>
-        <w:t>完全的人的義欲</w:t>
+        <w:t>完全的人的義欲舖平伊的路；獨獨歹人欲因為伊的歹跋倒</w:t>
       </w:r>
-      <w:proofErr w:type="gramStart"/>
-      <w:r>
-        <w:rPr>
-          <w:rFonts w:ascii="標楷體" w:eastAsia="標楷體" w:hAnsi="標楷體" w:cs="Arial" w:hint="eastAsia"/>
-          <w:w w:val="80"/>
-          <w:sz w:val="26"/>
-          <w:szCs w:val="26"/>
-        </w:rPr>
-        <w:t>舖平伊</w:t>
-      </w:r>
-      <w:proofErr w:type="gramEnd"/>
-      <w:r>
-        <w:rPr>
-          <w:rFonts w:ascii="標楷體" w:eastAsia="標楷體" w:hAnsi="標楷體" w:cs="Arial" w:hint="eastAsia"/>
-          <w:w w:val="80"/>
-          <w:sz w:val="26"/>
-          <w:szCs w:val="26"/>
-        </w:rPr>
-        <w:t>的路；獨獨歹人欲因為伊的</w:t>
-      </w:r>
-      <w:proofErr w:type="gramStart"/>
-      <w:r>
-        <w:rPr>
-          <w:rFonts w:ascii="標楷體" w:eastAsia="標楷體" w:hAnsi="標楷體" w:cs="Arial" w:hint="eastAsia"/>
-          <w:w w:val="80"/>
-          <w:sz w:val="26"/>
-          <w:szCs w:val="26"/>
-        </w:rPr>
-        <w:t>歹跋倒</w:t>
-      </w:r>
-      <w:proofErr w:type="gramEnd"/>
       <w:r>
         <w:rPr>
           <w:rFonts w:ascii="標楷體" w:eastAsia="標楷體" w:hAnsi="標楷體" w:cs="Arial" w:hint="eastAsia"/>
@@ -16690,8 +16106,6 @@
         </w:rPr>
         <w:t>完全人的義、必指引他的路．但惡人必因自己的惡跌倒</w:t>
       </w:r>
-      <w:bookmarkStart w:id="6" w:name="_GoBack"/>
-      <w:bookmarkEnd w:id="6"/>
       <w:r>
         <w:rPr>
           <w:rFonts w:ascii="Calibri" w:eastAsia="華康中黑體" w:hAnsi="Calibri" w:cs="Calibri" w:hint="eastAsia"/>
@@ -16820,7 +16234,6 @@
                 <w:w w:val="80"/>
               </w:rPr>
             </w:pPr>
-            <w:proofErr w:type="gramStart"/>
             <w:r>
               <w:rPr>
                 <w:rFonts w:ascii="Barlow Condensed Medium" w:eastAsia="華康中黑體" w:hAnsi="Barlow Condensed Medium" w:cstheme="minorHAnsi"/>
@@ -16828,7 +16241,6 @@
               </w:rPr>
               <w:t>主日事奉</w:t>
             </w:r>
-            <w:proofErr w:type="gramEnd"/>
           </w:p>
         </w:tc>
         <w:tc>
@@ -16859,17 +16271,8 @@
                 <w:rFonts w:ascii="Barlow Condensed Medium" w:eastAsia="華康中黑體" w:hAnsi="Barlow Condensed Medium" w:cstheme="minorHAnsi"/>
                 <w:w w:val="66"/>
               </w:rPr>
-              <w:t>本</w:t>
-            </w:r>
-            <w:proofErr w:type="gramStart"/>
-            <w:r>
-              <w:rPr>
-                <w:rFonts w:ascii="Barlow Condensed Medium" w:eastAsia="華康中黑體" w:hAnsi="Barlow Condensed Medium" w:cstheme="minorHAnsi"/>
-                <w:w w:val="66"/>
-              </w:rPr>
-              <w:t>週</w:t>
-            </w:r>
-            <w:proofErr w:type="gramEnd"/>
+              <w:t>本週</w:t>
+            </w:r>
             <w:r>
               <w:rPr>
                 <w:rFonts w:ascii="Barlow Condensed Medium" w:eastAsia="華康儷中黑" w:hAnsi="Barlow Condensed Medium" w:cstheme="minorHAnsi"/>
@@ -16979,17 +16382,8 @@
                 <w:rFonts w:ascii="Barlow Condensed Medium" w:eastAsia="華康中黑體" w:hAnsi="Barlow Condensed Medium" w:cstheme="minorHAnsi"/>
                 <w:w w:val="66"/>
               </w:rPr>
-              <w:t>下</w:t>
-            </w:r>
-            <w:proofErr w:type="gramStart"/>
-            <w:r>
-              <w:rPr>
-                <w:rFonts w:ascii="Barlow Condensed Medium" w:eastAsia="華康中黑體" w:hAnsi="Barlow Condensed Medium" w:cstheme="minorHAnsi"/>
-                <w:w w:val="66"/>
-              </w:rPr>
-              <w:t>週</w:t>
-            </w:r>
-            <w:proofErr w:type="gramEnd"/>
+              <w:t>下週</w:t>
+            </w:r>
             <w:r>
               <w:rPr>
                 <w:rFonts w:ascii="Barlow Condensed Medium" w:eastAsia="華康儷中黑" w:hAnsi="Barlow Condensed Medium" w:cstheme="minorHAnsi"/>
@@ -17436,7 +16830,6 @@
                 <w:szCs w:val="28"/>
               </w:rPr>
             </w:pPr>
-            <w:proofErr w:type="gramStart"/>
             <w:r>
               <w:rPr>
                 <w:rFonts w:ascii="Barlow Condensed Medium" w:eastAsia="華康正顏楷體W9" w:hAnsi="Barlow Condensed Medium" w:cstheme="minorHAnsi"/>
@@ -17446,7 +16839,6 @@
               </w:rPr>
               <w:t>月值月長執</w:t>
             </w:r>
-            <w:proofErr w:type="gramEnd"/>
             <w:r>
               <w:rPr>
                 <w:rFonts w:ascii="Barlow Condensed Medium" w:eastAsia="標楷體" w:hAnsi="Barlow Condensed Medium" w:cstheme="minorHAnsi"/>
@@ -17463,7 +16855,7 @@
                 <w:sz w:val="28"/>
                 <w:szCs w:val="28"/>
               </w:rPr>
-              <w:t>蕭國鎮、張怡婷</w:t>
+              <w:t>張麗君、林惠娟</w:t>
             </w:r>
           </w:p>
         </w:tc>
@@ -18602,7 +17994,6 @@
                 <w:w w:val="80"/>
               </w:rPr>
             </w:pPr>
-            <w:proofErr w:type="gramStart"/>
             <w:r>
               <w:rPr>
                 <w:rFonts w:ascii="Barlow Condensed Medium" w:eastAsia="華康中黑體" w:hAnsi="Barlow Condensed Medium" w:cstheme="minorHAnsi"/>
@@ -18610,7 +18001,6 @@
               </w:rPr>
               <w:t>司獻</w:t>
             </w:r>
-            <w:proofErr w:type="gramEnd"/>
           </w:p>
         </w:tc>
         <w:tc>
@@ -19183,17 +18573,8 @@
                 <w:rFonts w:ascii="標楷體" w:eastAsia="標楷體" w:hAnsi="標楷體" w:cs="標楷體" w:hint="eastAsia"/>
                 <w:szCs w:val="24"/>
               </w:rPr>
-              <w:t>孫翠</w:t>
-            </w:r>
-            <w:proofErr w:type="gramStart"/>
-            <w:r>
-              <w:rPr>
-                <w:rFonts w:ascii="標楷體" w:eastAsia="標楷體" w:hAnsi="標楷體" w:cs="標楷體" w:hint="eastAsia"/>
-                <w:szCs w:val="24"/>
-              </w:rPr>
-              <w:t>璘</w:t>
-            </w:r>
-            <w:proofErr w:type="gramEnd"/>
+              <w:t>孫翠璘</w:t>
+            </w:r>
           </w:p>
         </w:tc>
         <w:tc>
@@ -19401,7 +18782,6 @@
                 <w:szCs w:val="24"/>
               </w:rPr>
             </w:pPr>
-            <w:proofErr w:type="gramStart"/>
             <w:r>
               <w:rPr>
                 <w:rFonts w:ascii="標楷體" w:eastAsia="標楷體" w:hAnsi="標楷體" w:cs="標楷體" w:hint="eastAsia"/>
@@ -19409,7 +18789,6 @@
               </w:rPr>
               <w:t>游陵珠</w:t>
             </w:r>
-            <w:proofErr w:type="gramEnd"/>
           </w:p>
         </w:tc>
         <w:tc>
@@ -19617,7 +18996,7 @@
                 <w:kern w:val="0"/>
                 <w:sz w:val="22"/>
               </w:rPr>
-              <w:t>張麗君、林惠娟</w:t>
+              <w:t>黃阿絹、黃聖耀</w:t>
             </w:r>
           </w:p>
         </w:tc>
@@ -19736,21 +19115,12 @@
                 <w:w w:val="80"/>
               </w:rPr>
             </w:pPr>
-            <w:proofErr w:type="gramStart"/>
             <w:r>
               <w:rPr>
                 <w:rFonts w:ascii="標楷體" w:eastAsia="標楷體" w:hAnsi="標楷體" w:cs="華康儷楷書" w:hint="eastAsia"/>
                 <w:w w:val="80"/>
               </w:rPr>
-              <w:t>拿細耳</w:t>
-            </w:r>
-            <w:proofErr w:type="gramEnd"/>
-            <w:r>
-              <w:rPr>
-                <w:rFonts w:ascii="標楷體" w:eastAsia="標楷體" w:hAnsi="標楷體" w:cs="華康儷楷書" w:hint="eastAsia"/>
-                <w:w w:val="80"/>
-              </w:rPr>
-              <w:t>小組</w:t>
+              <w:t>拿細耳小組</w:t>
             </w:r>
           </w:p>
         </w:tc>
@@ -20239,17 +19609,8 @@
                 <w:rFonts w:ascii="標楷體" w:eastAsia="標楷體" w:hAnsi="標楷體" w:hint="eastAsia"/>
                 <w:szCs w:val="24"/>
               </w:rPr>
-              <w:t>張思</w:t>
-            </w:r>
-            <w:proofErr w:type="gramStart"/>
-            <w:r>
-              <w:rPr>
-                <w:rFonts w:ascii="標楷體" w:eastAsia="標楷體" w:hAnsi="標楷體" w:hint="eastAsia"/>
-                <w:szCs w:val="24"/>
-              </w:rPr>
-              <w:t>婗</w:t>
-            </w:r>
-            <w:proofErr w:type="gramEnd"/>
+              <w:t>張思婗</w:t>
+            </w:r>
           </w:p>
         </w:tc>
         <w:tc>
@@ -20276,7 +19637,6 @@
                 <w:szCs w:val="24"/>
               </w:rPr>
             </w:pPr>
-            <w:proofErr w:type="gramStart"/>
             <w:r>
               <w:rPr>
                 <w:rFonts w:ascii="標楷體" w:eastAsia="標楷體" w:hAnsi="標楷體" w:cstheme="majorBidi" w:hint="eastAsia"/>
@@ -20284,7 +19644,6 @@
               </w:rPr>
               <w:t>王新依</w:t>
             </w:r>
-            <w:proofErr w:type="gramEnd"/>
           </w:p>
         </w:tc>
         <w:tc>
@@ -21635,7 +20994,6 @@
                 <w:w w:val="80"/>
               </w:rPr>
             </w:pPr>
-            <w:proofErr w:type="gramStart"/>
             <w:r>
               <w:rPr>
                 <w:rFonts w:ascii="Barlow Condensed Medium" w:eastAsia="華康中黑體" w:hAnsi="Barlow Condensed Medium" w:cstheme="minorHAnsi" w:hint="eastAsia"/>
@@ -21643,7 +21001,6 @@
               </w:rPr>
               <w:t>愛宴</w:t>
             </w:r>
-            <w:proofErr w:type="gramEnd"/>
           </w:p>
         </w:tc>
         <w:tc>
@@ -21810,7 +21167,6 @@
                 <w:w w:val="80"/>
               </w:rPr>
             </w:pPr>
-            <w:proofErr w:type="gramStart"/>
             <w:r>
               <w:rPr>
                 <w:rFonts w:ascii="Barlow Condensed Medium" w:eastAsia="華康中黑體" w:hAnsi="Barlow Condensed Medium" w:cstheme="minorHAnsi" w:hint="eastAsia"/>
@@ -21818,7 +21174,6 @@
               </w:rPr>
               <w:t>愛宴清洗</w:t>
             </w:r>
-            <w:proofErr w:type="gramEnd"/>
           </w:p>
         </w:tc>
         <w:tc>
@@ -22482,7 +21837,7 @@
                 <w:w w:val="80"/>
                 <w:szCs w:val="24"/>
               </w:rPr>
-              <w:t>4</w:t>
+              <w:t>6</w:t>
             </w:r>
             <w:r>
               <w:rPr>
@@ -22506,7 +21861,7 @@
                 <w:w w:val="80"/>
                 <w:szCs w:val="24"/>
               </w:rPr>
-              <w:t>0</w:t>
+              <w:t>5</w:t>
             </w:r>
             <w:r>
               <w:rPr>
@@ -22644,7 +21999,7 @@
                 <w:w w:val="80"/>
                 <w:szCs w:val="24"/>
               </w:rPr>
-              <w:t>33</w:t>
+              <w:t>30</w:t>
             </w:r>
             <w:r>
               <w:rPr>
@@ -22682,53 +22037,107 @@
                 <w:w w:val="80"/>
                 <w:szCs w:val="24"/>
               </w:rPr>
-              <w:t>1</w:t>
-            </w:r>
+              <w:t>2,0</w:t>
+            </w:r>
+            <w:r>
+              <w:rPr>
+                <w:rFonts w:ascii="Barlow Condensed Medium" w:eastAsia="標楷體" w:hAnsi="Barlow Condensed Medium" w:cstheme="minorHAnsi"/>
+                <w:w w:val="80"/>
+                <w:szCs w:val="24"/>
+              </w:rPr>
+              <w:t>00</w:t>
+            </w:r>
+          </w:p>
+        </w:tc>
+        <w:tc>
+          <w:tcPr>
+            <w:tcW w:w="686" w:type="dxa"/>
+            <w:tcMar>
+              <w:left w:w="28" w:type="dxa"/>
+              <w:right w:w="28" w:type="dxa"/>
+            </w:tcMar>
+            <w:vAlign w:val="center"/>
+          </w:tcPr>
+          <w:p>
+            <w:pPr>
+              <w:snapToGrid w:val="0"/>
+              <w:jc w:val="right"/>
+              <w:rPr>
+                <w:rFonts w:ascii="Barlow Condensed Medium" w:eastAsia="標楷體" w:hAnsi="Barlow Condensed Medium" w:cstheme="minorHAnsi"/>
+                <w:w w:val="80"/>
+                <w:szCs w:val="24"/>
+              </w:rPr>
+            </w:pPr>
             <w:r>
               <w:rPr>
                 <w:rFonts w:ascii="Barlow Condensed Medium" w:eastAsia="標楷體" w:hAnsi="Barlow Condensed Medium" w:cstheme="minorHAnsi" w:hint="eastAsia"/>
                 <w:w w:val="80"/>
                 <w:szCs w:val="24"/>
               </w:rPr>
-              <w:t>,0</w:t>
-            </w:r>
-            <w:r>
+              <w:t>30</w:t>
+            </w:r>
+            <w:r>
+              <w:rPr>
+                <w:rFonts w:ascii="Barlow Condensed Medium" w:eastAsia="標楷體" w:hAnsi="Barlow Condensed Medium" w:cstheme="minorHAnsi" w:hint="eastAsia"/>
+                <w:w w:val="80"/>
+                <w:szCs w:val="24"/>
+              </w:rPr>
+              <w:t>-1</w:t>
+            </w:r>
+            <w:r>
+              <w:rPr>
+                <w:rFonts w:ascii="Barlow Condensed Medium" w:eastAsia="標楷體" w:hAnsi="Barlow Condensed Medium" w:cstheme="minorHAnsi" w:hint="eastAsia"/>
+                <w:w w:val="80"/>
+                <w:szCs w:val="24"/>
+                <w:lang w:eastAsia="zh-HK"/>
+              </w:rPr>
+              <w:t>號</w:t>
+            </w:r>
+          </w:p>
+        </w:tc>
+        <w:tc>
+          <w:tcPr>
+            <w:tcW w:w="682" w:type="dxa"/>
+            <w:gridSpan w:val="2"/>
+            <w:tcMar>
+              <w:left w:w="113" w:type="dxa"/>
+              <w:right w:w="28" w:type="dxa"/>
+            </w:tcMar>
+            <w:vAlign w:val="center"/>
+          </w:tcPr>
+          <w:p>
+            <w:pPr>
+              <w:snapToGrid w:val="0"/>
               <w:rPr>
                 <w:rFonts w:ascii="Barlow Condensed Medium" w:eastAsia="標楷體" w:hAnsi="Barlow Condensed Medium" w:cstheme="minorHAnsi"/>
                 <w:w w:val="80"/>
                 <w:szCs w:val="24"/>
               </w:rPr>
-              <w:t>00</w:t>
-            </w:r>
-          </w:p>
-        </w:tc>
-        <w:tc>
-          <w:tcPr>
-            <w:tcW w:w="686" w:type="dxa"/>
-            <w:tcMar>
-              <w:left w:w="28" w:type="dxa"/>
-              <w:right w:w="28" w:type="dxa"/>
-            </w:tcMar>
-            <w:vAlign w:val="center"/>
-          </w:tcPr>
-          <w:p>
-            <w:pPr>
-              <w:snapToGrid w:val="0"/>
-              <w:jc w:val="right"/>
+            </w:pPr>
+            <w:r>
+              <w:rPr>
+                <w:rFonts w:ascii="Barlow Condensed Medium" w:eastAsia="標楷體" w:hAnsi="Barlow Condensed Medium" w:cstheme="minorHAnsi" w:hint="eastAsia"/>
+                <w:w w:val="80"/>
+                <w:szCs w:val="24"/>
+              </w:rPr>
+              <w:t>1,0</w:t>
+            </w:r>
+            <w:r>
               <w:rPr>
                 <w:rFonts w:ascii="Barlow Condensed Medium" w:eastAsia="標楷體" w:hAnsi="Barlow Condensed Medium" w:cstheme="minorHAnsi"/>
                 <w:w w:val="80"/>
                 <w:szCs w:val="24"/>
               </w:rPr>
-            </w:pPr>
-          </w:p>
-        </w:tc>
-        <w:tc>
-          <w:tcPr>
-            <w:tcW w:w="682" w:type="dxa"/>
+              <w:t>00</w:t>
+            </w:r>
+          </w:p>
+        </w:tc>
+        <w:tc>
+          <w:tcPr>
+            <w:tcW w:w="683" w:type="dxa"/>
             <w:gridSpan w:val="2"/>
             <w:tcMar>
-              <w:left w:w="113" w:type="dxa"/>
+              <w:left w:w="28" w:type="dxa"/>
               <w:right w:w="28" w:type="dxa"/>
             </w:tcMar>
             <w:vAlign w:val="center"/>
@@ -22736,20 +22145,45 @@
           <w:p>
             <w:pPr>
               <w:snapToGrid w:val="0"/>
+              <w:jc w:val="right"/>
               <w:rPr>
                 <w:rFonts w:ascii="Barlow Condensed Medium" w:eastAsia="標楷體" w:hAnsi="Barlow Condensed Medium" w:cstheme="minorHAnsi"/>
                 <w:w w:val="80"/>
                 <w:szCs w:val="24"/>
               </w:rPr>
             </w:pPr>
+            <w:r>
+              <w:rPr>
+                <w:rFonts w:ascii="Barlow Condensed Medium" w:eastAsia="標楷體" w:hAnsi="Barlow Condensed Medium" w:cstheme="minorHAnsi" w:hint="eastAsia"/>
+                <w:w w:val="80"/>
+                <w:szCs w:val="24"/>
+              </w:rPr>
+              <w:t>30</w:t>
+            </w:r>
+            <w:r>
+              <w:rPr>
+                <w:rFonts w:ascii="Barlow Condensed Medium" w:eastAsia="標楷體" w:hAnsi="Barlow Condensed Medium" w:cstheme="minorHAnsi" w:hint="eastAsia"/>
+                <w:w w:val="80"/>
+                <w:szCs w:val="24"/>
+              </w:rPr>
+              <w:t>-2</w:t>
+            </w:r>
+            <w:r>
+              <w:rPr>
+                <w:rFonts w:ascii="Barlow Condensed Medium" w:eastAsia="標楷體" w:hAnsi="Barlow Condensed Medium" w:cstheme="minorHAnsi" w:hint="eastAsia"/>
+                <w:w w:val="80"/>
+                <w:szCs w:val="24"/>
+                <w:lang w:eastAsia="zh-HK"/>
+              </w:rPr>
+              <w:t>號</w:t>
+            </w:r>
           </w:p>
         </w:tc>
         <w:tc>
           <w:tcPr>
             <w:tcW w:w="683" w:type="dxa"/>
-            <w:gridSpan w:val="2"/>
-            <w:tcMar>
-              <w:left w:w="28" w:type="dxa"/>
+            <w:tcMar>
+              <w:left w:w="113" w:type="dxa"/>
               <w:right w:w="28" w:type="dxa"/>
             </w:tcMar>
             <w:vAlign w:val="center"/>
@@ -22757,33 +22191,28 @@
           <w:p>
             <w:pPr>
               <w:snapToGrid w:val="0"/>
-              <w:jc w:val="right"/>
               <w:rPr>
                 <w:rFonts w:ascii="Barlow Condensed Medium" w:eastAsia="標楷體" w:hAnsi="Barlow Condensed Medium" w:cstheme="minorHAnsi"/>
                 <w:w w:val="80"/>
                 <w:szCs w:val="24"/>
               </w:rPr>
             </w:pPr>
-          </w:p>
-        </w:tc>
-        <w:tc>
-          <w:tcPr>
-            <w:tcW w:w="683" w:type="dxa"/>
-            <w:tcMar>
-              <w:left w:w="113" w:type="dxa"/>
-              <w:right w:w="28" w:type="dxa"/>
-            </w:tcMar>
-            <w:vAlign w:val="center"/>
-          </w:tcPr>
-          <w:p>
-            <w:pPr>
-              <w:snapToGrid w:val="0"/>
+            <w:r>
+              <w:rPr>
+                <w:rFonts w:ascii="Barlow Condensed Medium" w:eastAsia="標楷體" w:hAnsi="Barlow Condensed Medium" w:cstheme="minorHAnsi" w:hint="eastAsia"/>
+                <w:w w:val="80"/>
+                <w:szCs w:val="24"/>
+              </w:rPr>
+              <w:t>1,0</w:t>
+            </w:r>
+            <w:r>
               <w:rPr>
                 <w:rFonts w:ascii="Barlow Condensed Medium" w:eastAsia="標楷體" w:hAnsi="Barlow Condensed Medium" w:cstheme="minorHAnsi"/>
                 <w:w w:val="80"/>
                 <w:szCs w:val="24"/>
               </w:rPr>
-            </w:pPr>
+              <w:t>00</w:t>
+            </w:r>
           </w:p>
         </w:tc>
       </w:tr>
@@ -22830,6 +22259,31 @@
                 <w:szCs w:val="24"/>
               </w:rPr>
             </w:pPr>
+            <w:r>
+              <w:rPr>
+                <w:rFonts w:ascii="Barlow Condensed Medium" w:eastAsia="標楷體" w:hAnsi="Barlow Condensed Medium" w:cstheme="minorHAnsi" w:hint="eastAsia"/>
+                <w:w w:val="80"/>
+                <w:szCs w:val="24"/>
+              </w:rPr>
+              <w:t>4</w:t>
+            </w:r>
+            <w:r>
+              <w:rPr>
+                <w:rFonts w:ascii="Barlow Condensed Medium" w:eastAsia="標楷體" w:hAnsi="Barlow Condensed Medium" w:cstheme="minorHAnsi" w:hint="eastAsia"/>
+                <w:w w:val="80"/>
+                <w:szCs w:val="24"/>
+              </w:rPr>
+              <w:t>3</w:t>
+            </w:r>
+            <w:r>
+              <w:rPr>
+                <w:rFonts w:ascii="Barlow Condensed Medium" w:eastAsia="標楷體" w:hAnsi="Barlow Condensed Medium" w:cstheme="minorHAnsi" w:hint="eastAsia"/>
+                <w:w w:val="80"/>
+                <w:szCs w:val="24"/>
+                <w:lang w:eastAsia="zh-HK"/>
+              </w:rPr>
+              <w:t>號</w:t>
+            </w:r>
           </w:p>
         </w:tc>
         <w:tc>
@@ -22851,6 +22305,22 @@
                 <w:szCs w:val="24"/>
               </w:rPr>
             </w:pPr>
+            <w:r>
+              <w:rPr>
+                <w:rFonts w:ascii="Barlow Condensed Medium" w:eastAsia="標楷體" w:hAnsi="Barlow Condensed Medium" w:cstheme="minorHAnsi" w:hint="eastAsia"/>
+                <w:w w:val="80"/>
+                <w:szCs w:val="24"/>
+              </w:rPr>
+              <w:t>2,0</w:t>
+            </w:r>
+            <w:r>
+              <w:rPr>
+                <w:rFonts w:ascii="Barlow Condensed Medium" w:eastAsia="標楷體" w:hAnsi="Barlow Condensed Medium" w:cstheme="minorHAnsi"/>
+                <w:w w:val="80"/>
+                <w:szCs w:val="24"/>
+              </w:rPr>
+              <w:t>00</w:t>
+            </w:r>
           </w:p>
         </w:tc>
         <w:tc>
@@ -22960,39 +22430,6 @@
                 <w:szCs w:val="24"/>
               </w:rPr>
             </w:pPr>
-            <w:r>
-              <w:rPr>
-                <w:rFonts w:ascii="Barlow Condensed Medium" w:eastAsia="華康中黑體" w:hAnsi="Barlow Condensed Medium" w:cstheme="minorHAnsi"/>
-                <w:w w:val="80"/>
-                <w:szCs w:val="24"/>
-              </w:rPr>
-              <w:sym w:font="Wingdings 2" w:char="F0AE"/>
-            </w:r>
-            <w:r>
-              <w:rPr>
-                <w:rFonts w:ascii="Barlow Condensed Medium" w:eastAsia="華康中黑體" w:hAnsi="Barlow Condensed Medium" w:cstheme="minorHAnsi" w:hint="eastAsia"/>
-                <w:w w:val="80"/>
-                <w:szCs w:val="24"/>
-                <w:lang w:eastAsia="zh-HK"/>
-              </w:rPr>
-              <w:t>感恩</w:t>
-            </w:r>
-            <w:r>
-              <w:rPr>
-                <w:rFonts w:ascii="Barlow Condensed Medium" w:eastAsia="華康中黑體" w:hAnsi="Barlow Condensed Medium" w:cstheme="minorHAnsi"/>
-                <w:w w:val="80"/>
-                <w:szCs w:val="24"/>
-              </w:rPr>
-              <w:t>奉獻</w:t>
-            </w:r>
-            <w:r>
-              <w:rPr>
-                <w:rFonts w:ascii="Barlow Condensed Medium" w:eastAsia="華康中黑體" w:hAnsi="Barlow Condensed Medium" w:cstheme="minorHAnsi"/>
-                <w:w w:val="80"/>
-                <w:szCs w:val="24"/>
-              </w:rPr>
-              <w:t>:</w:t>
-            </w:r>
           </w:p>
         </w:tc>
         <w:tc>
@@ -23014,23 +22451,6 @@
                 <w:szCs w:val="24"/>
               </w:rPr>
             </w:pPr>
-            <w:r>
-              <w:rPr>
-                <w:rFonts w:ascii="Barlow Condensed Medium" w:eastAsia="標楷體" w:hAnsi="Barlow Condensed Medium" w:cstheme="minorHAnsi" w:hint="eastAsia"/>
-                <w:w w:val="80"/>
-                <w:szCs w:val="24"/>
-              </w:rPr>
-              <w:t>21</w:t>
-            </w:r>
-            <w:r>
-              <w:rPr>
-                <w:rFonts w:ascii="Barlow Condensed Medium" w:eastAsia="標楷體" w:hAnsi="Barlow Condensed Medium" w:cstheme="minorHAnsi" w:hint="eastAsia"/>
-                <w:w w:val="80"/>
-                <w:szCs w:val="24"/>
-                <w:lang w:eastAsia="zh-HK"/>
-              </w:rPr>
-              <w:t>號</w:t>
-            </w:r>
           </w:p>
         </w:tc>
         <w:tc>
@@ -23052,29 +22472,35 @@
                 <w:szCs w:val="24"/>
               </w:rPr>
             </w:pPr>
-            <w:r>
-              <w:rPr>
-                <w:rFonts w:ascii="Barlow Condensed Medium" w:eastAsia="標楷體" w:hAnsi="Barlow Condensed Medium" w:cstheme="minorHAnsi" w:hint="eastAsia"/>
-                <w:w w:val="80"/>
-                <w:szCs w:val="24"/>
-              </w:rPr>
-              <w:t>2,0</w:t>
-            </w:r>
-            <w:r>
+          </w:p>
+        </w:tc>
+        <w:tc>
+          <w:tcPr>
+            <w:tcW w:w="686" w:type="dxa"/>
+            <w:tcMar>
+              <w:left w:w="28" w:type="dxa"/>
+              <w:right w:w="28" w:type="dxa"/>
+            </w:tcMar>
+            <w:vAlign w:val="center"/>
+          </w:tcPr>
+          <w:p>
+            <w:pPr>
+              <w:snapToGrid w:val="0"/>
+              <w:jc w:val="right"/>
               <w:rPr>
                 <w:rFonts w:ascii="Barlow Condensed Medium" w:eastAsia="標楷體" w:hAnsi="Barlow Condensed Medium" w:cstheme="minorHAnsi"/>
                 <w:w w:val="80"/>
                 <w:szCs w:val="24"/>
               </w:rPr>
-              <w:t>00</w:t>
-            </w:r>
-          </w:p>
-        </w:tc>
-        <w:tc>
-          <w:tcPr>
-            <w:tcW w:w="686" w:type="dxa"/>
-            <w:tcMar>
-              <w:left w:w="28" w:type="dxa"/>
+            </w:pPr>
+          </w:p>
+        </w:tc>
+        <w:tc>
+          <w:tcPr>
+            <w:tcW w:w="682" w:type="dxa"/>
+            <w:gridSpan w:val="2"/>
+            <w:tcMar>
+              <w:left w:w="113" w:type="dxa"/>
               <w:right w:w="28" w:type="dxa"/>
             </w:tcMar>
             <w:vAlign w:val="center"/>
@@ -23082,38 +22508,20 @@
           <w:p>
             <w:pPr>
               <w:snapToGrid w:val="0"/>
-              <w:jc w:val="right"/>
               <w:rPr>
                 <w:rFonts w:ascii="Barlow Condensed Medium" w:eastAsia="標楷體" w:hAnsi="Barlow Condensed Medium" w:cstheme="minorHAnsi"/>
                 <w:w w:val="80"/>
                 <w:szCs w:val="24"/>
               </w:rPr>
             </w:pPr>
-            <w:r>
-              <w:rPr>
-                <w:rFonts w:ascii="Barlow Condensed Medium" w:eastAsia="標楷體" w:hAnsi="Barlow Condensed Medium" w:cstheme="minorHAnsi" w:hint="eastAsia"/>
-                <w:w w:val="80"/>
-                <w:szCs w:val="24"/>
-              </w:rPr>
-              <w:t>54</w:t>
-            </w:r>
-            <w:r>
-              <w:rPr>
-                <w:rFonts w:ascii="Barlow Condensed Medium" w:eastAsia="標楷體" w:hAnsi="Barlow Condensed Medium" w:cstheme="minorHAnsi" w:hint="eastAsia"/>
-                <w:w w:val="80"/>
-                <w:szCs w:val="24"/>
-                <w:lang w:eastAsia="zh-HK"/>
-              </w:rPr>
-              <w:t>號</w:t>
-            </w:r>
-          </w:p>
-        </w:tc>
-        <w:tc>
-          <w:tcPr>
-            <w:tcW w:w="682" w:type="dxa"/>
+          </w:p>
+        </w:tc>
+        <w:tc>
+          <w:tcPr>
+            <w:tcW w:w="683" w:type="dxa"/>
             <w:gridSpan w:val="2"/>
             <w:tcMar>
-              <w:left w:w="113" w:type="dxa"/>
+              <w:left w:w="28" w:type="dxa"/>
               <w:right w:w="28" w:type="dxa"/>
             </w:tcMar>
             <w:vAlign w:val="center"/>
@@ -23121,103 +22529,33 @@
           <w:p>
             <w:pPr>
               <w:snapToGrid w:val="0"/>
+              <w:jc w:val="right"/>
               <w:rPr>
                 <w:rFonts w:ascii="Barlow Condensed Medium" w:eastAsia="標楷體" w:hAnsi="Barlow Condensed Medium" w:cstheme="minorHAnsi"/>
                 <w:w w:val="80"/>
                 <w:szCs w:val="24"/>
               </w:rPr>
             </w:pPr>
-            <w:r>
-              <w:rPr>
-                <w:rFonts w:ascii="Barlow Condensed Medium" w:eastAsia="標楷體" w:hAnsi="Barlow Condensed Medium" w:cstheme="minorHAnsi" w:hint="eastAsia"/>
-                <w:w w:val="80"/>
-                <w:szCs w:val="24"/>
-              </w:rPr>
-              <w:t>3</w:t>
-            </w:r>
-            <w:r>
+          </w:p>
+        </w:tc>
+        <w:tc>
+          <w:tcPr>
+            <w:tcW w:w="683" w:type="dxa"/>
+            <w:tcMar>
+              <w:left w:w="113" w:type="dxa"/>
+              <w:right w:w="28" w:type="dxa"/>
+            </w:tcMar>
+            <w:vAlign w:val="center"/>
+          </w:tcPr>
+          <w:p>
+            <w:pPr>
+              <w:snapToGrid w:val="0"/>
               <w:rPr>
                 <w:rFonts w:ascii="Barlow Condensed Medium" w:eastAsia="標楷體" w:hAnsi="Barlow Condensed Medium" w:cstheme="minorHAnsi"/>
                 <w:w w:val="80"/>
                 <w:szCs w:val="24"/>
               </w:rPr>
-              <w:t>,000</w:t>
-            </w:r>
-          </w:p>
-        </w:tc>
-        <w:tc>
-          <w:tcPr>
-            <w:tcW w:w="683" w:type="dxa"/>
-            <w:gridSpan w:val="2"/>
-            <w:tcMar>
-              <w:left w:w="28" w:type="dxa"/>
-              <w:right w:w="28" w:type="dxa"/>
-            </w:tcMar>
-            <w:vAlign w:val="center"/>
-          </w:tcPr>
-          <w:p>
-            <w:pPr>
-              <w:snapToGrid w:val="0"/>
-              <w:jc w:val="right"/>
-              <w:rPr>
-                <w:rFonts w:ascii="Barlow Condensed Medium" w:eastAsia="標楷體" w:hAnsi="Barlow Condensed Medium" w:cstheme="minorHAnsi"/>
-                <w:w w:val="80"/>
-                <w:szCs w:val="24"/>
-              </w:rPr>
-            </w:pPr>
-            <w:r>
-              <w:rPr>
-                <w:rFonts w:ascii="Barlow Condensed Medium" w:eastAsia="標楷體" w:hAnsi="Barlow Condensed Medium" w:cstheme="minorHAnsi" w:hint="eastAsia"/>
-                <w:w w:val="80"/>
-                <w:szCs w:val="24"/>
-              </w:rPr>
-              <w:t>54-3</w:t>
-            </w:r>
-            <w:r>
-              <w:rPr>
-                <w:rFonts w:ascii="Barlow Condensed Medium" w:eastAsia="標楷體" w:hAnsi="Barlow Condensed Medium" w:cstheme="minorHAnsi" w:hint="eastAsia"/>
-                <w:w w:val="80"/>
-                <w:szCs w:val="24"/>
-                <w:lang w:eastAsia="zh-HK"/>
-              </w:rPr>
-              <w:t>號</w:t>
-            </w:r>
-          </w:p>
-        </w:tc>
-        <w:tc>
-          <w:tcPr>
-            <w:tcW w:w="683" w:type="dxa"/>
-            <w:tcMar>
-              <w:left w:w="113" w:type="dxa"/>
-              <w:right w:w="28" w:type="dxa"/>
-            </w:tcMar>
-            <w:vAlign w:val="center"/>
-          </w:tcPr>
-          <w:p>
-            <w:pPr>
-              <w:snapToGrid w:val="0"/>
-              <w:rPr>
-                <w:rFonts w:ascii="Barlow Condensed Medium" w:eastAsia="標楷體" w:hAnsi="Barlow Condensed Medium" w:cstheme="minorHAnsi"/>
-                <w:w w:val="80"/>
-                <w:szCs w:val="24"/>
-              </w:rPr>
-            </w:pPr>
-            <w:r>
-              <w:rPr>
-                <w:rFonts w:ascii="Barlow Condensed Medium" w:eastAsia="標楷體" w:hAnsi="Barlow Condensed Medium" w:cstheme="minorHAnsi" w:hint="eastAsia"/>
-                <w:w w:val="80"/>
-                <w:szCs w:val="24"/>
-              </w:rPr>
-              <w:t>1,5</w:t>
-            </w:r>
-            <w:r>
-              <w:rPr>
-                <w:rFonts w:ascii="Barlow Condensed Medium" w:eastAsia="標楷體" w:hAnsi="Barlow Condensed Medium" w:cstheme="minorHAnsi"/>
-                <w:w w:val="80"/>
-                <w:szCs w:val="24"/>
-              </w:rPr>
-              <w:t>00</w:t>
-            </w:r>
+            </w:pPr>
           </w:p>
         </w:tc>
       </w:tr>
@@ -23243,6 +22581,39 @@
                 <w:szCs w:val="24"/>
               </w:rPr>
             </w:pPr>
+            <w:r>
+              <w:rPr>
+                <w:rFonts w:ascii="Barlow Condensed Medium" w:eastAsia="華康中黑體" w:hAnsi="Barlow Condensed Medium" w:cstheme="minorHAnsi"/>
+                <w:w w:val="80"/>
+                <w:szCs w:val="24"/>
+              </w:rPr>
+              <w:sym w:font="Wingdings 2" w:char="F0AE"/>
+            </w:r>
+            <w:r>
+              <w:rPr>
+                <w:rFonts w:ascii="Barlow Condensed Medium" w:eastAsia="華康中黑體" w:hAnsi="Barlow Condensed Medium" w:cstheme="minorHAnsi" w:hint="eastAsia"/>
+                <w:w w:val="80"/>
+                <w:szCs w:val="24"/>
+                <w:lang w:eastAsia="zh-HK"/>
+              </w:rPr>
+              <w:t>感恩</w:t>
+            </w:r>
+            <w:r>
+              <w:rPr>
+                <w:rFonts w:ascii="Barlow Condensed Medium" w:eastAsia="華康中黑體" w:hAnsi="Barlow Condensed Medium" w:cstheme="minorHAnsi"/>
+                <w:w w:val="80"/>
+                <w:szCs w:val="24"/>
+              </w:rPr>
+              <w:t>奉獻</w:t>
+            </w:r>
+            <w:r>
+              <w:rPr>
+                <w:rFonts w:ascii="Barlow Condensed Medium" w:eastAsia="華康中黑體" w:hAnsi="Barlow Condensed Medium" w:cstheme="minorHAnsi"/>
+                <w:w w:val="80"/>
+                <w:szCs w:val="24"/>
+              </w:rPr>
+              <w:t>:</w:t>
+            </w:r>
           </w:p>
         </w:tc>
         <w:tc>
@@ -23270,7 +22641,15 @@
                 <w:w w:val="80"/>
                 <w:szCs w:val="24"/>
               </w:rPr>
-              <w:t>54-4</w:t>
+              <w:t>7-</w:t>
+            </w:r>
+            <w:r>
+              <w:rPr>
+                <w:rFonts w:ascii="Barlow Condensed Medium" w:eastAsia="標楷體" w:hAnsi="Barlow Condensed Medium" w:cstheme="minorHAnsi" w:hint="eastAsia"/>
+                <w:w w:val="80"/>
+                <w:szCs w:val="24"/>
+              </w:rPr>
+              <w:t>2</w:t>
             </w:r>
             <w:r>
               <w:rPr>
@@ -23308,7 +22687,15 @@
                 <w:w w:val="80"/>
                 <w:szCs w:val="24"/>
               </w:rPr>
-              <w:t>1,5</w:t>
+              <w:t>4</w:t>
+            </w:r>
+            <w:r>
+              <w:rPr>
+                <w:rFonts w:ascii="Barlow Condensed Medium" w:eastAsia="標楷體" w:hAnsi="Barlow Condensed Medium" w:cstheme="minorHAnsi" w:hint="eastAsia"/>
+                <w:w w:val="80"/>
+                <w:szCs w:val="24"/>
+              </w:rPr>
+              <w:t>,0</w:t>
             </w:r>
             <w:r>
               <w:rPr>
@@ -23339,23 +22726,6 @@
                 <w:szCs w:val="24"/>
               </w:rPr>
             </w:pPr>
-            <w:r>
-              <w:rPr>
-                <w:rFonts w:ascii="Barlow Condensed Medium" w:eastAsia="標楷體" w:hAnsi="Barlow Condensed Medium" w:cstheme="minorHAnsi" w:hint="eastAsia"/>
-                <w:w w:val="80"/>
-                <w:szCs w:val="24"/>
-              </w:rPr>
-              <w:t>33</w:t>
-            </w:r>
-            <w:r>
-              <w:rPr>
-                <w:rFonts w:ascii="Barlow Condensed Medium" w:eastAsia="標楷體" w:hAnsi="Barlow Condensed Medium" w:cstheme="minorHAnsi" w:hint="eastAsia"/>
-                <w:w w:val="80"/>
-                <w:szCs w:val="24"/>
-                <w:lang w:eastAsia="zh-HK"/>
-              </w:rPr>
-              <w:t>號</w:t>
-            </w:r>
           </w:p>
         </w:tc>
         <w:tc>
@@ -23377,22 +22747,6 @@
                 <w:szCs w:val="24"/>
               </w:rPr>
             </w:pPr>
-            <w:r>
-              <w:rPr>
-                <w:rFonts w:ascii="Barlow Condensed Medium" w:eastAsia="標楷體" w:hAnsi="Barlow Condensed Medium" w:cstheme="minorHAnsi" w:hint="eastAsia"/>
-                <w:w w:val="80"/>
-                <w:szCs w:val="24"/>
-              </w:rPr>
-              <w:t>1,0</w:t>
-            </w:r>
-            <w:r>
-              <w:rPr>
-                <w:rFonts w:ascii="Barlow Condensed Medium" w:eastAsia="標楷體" w:hAnsi="Barlow Condensed Medium" w:cstheme="minorHAnsi"/>
-                <w:w w:val="80"/>
-                <w:szCs w:val="24"/>
-              </w:rPr>
-              <w:t>00</w:t>
-            </w:r>
           </w:p>
         </w:tc>
         <w:tc>
@@ -23605,54 +22959,164 @@
           <w:p>
             <w:pPr>
               <w:snapToGrid w:val="0"/>
-              <w:jc w:val="both"/>
               <w:rPr>
                 <w:rFonts w:ascii="Barlow Condensed Medium" w:eastAsia="華康中黑體" w:hAnsi="Barlow Condensed Medium" w:cstheme="minorHAnsi"/>
                 <w:w w:val="80"/>
                 <w:szCs w:val="24"/>
               </w:rPr>
             </w:pPr>
-            <w:r>
+          </w:p>
+        </w:tc>
+        <w:tc>
+          <w:tcPr>
+            <w:tcW w:w="685" w:type="dxa"/>
+            <w:tcMar>
+              <w:left w:w="28" w:type="dxa"/>
+              <w:right w:w="28" w:type="dxa"/>
+            </w:tcMar>
+            <w:vAlign w:val="center"/>
+          </w:tcPr>
+          <w:p>
+            <w:pPr>
+              <w:snapToGrid w:val="0"/>
+              <w:jc w:val="right"/>
+              <w:rPr>
+                <w:rFonts w:ascii="Barlow Condensed Medium" w:eastAsia="標楷體" w:hAnsi="Barlow Condensed Medium" w:cstheme="minorHAnsi"/>
+                <w:w w:val="80"/>
+                <w:szCs w:val="24"/>
+              </w:rPr>
+            </w:pPr>
+          </w:p>
+        </w:tc>
+        <w:tc>
+          <w:tcPr>
+            <w:tcW w:w="685" w:type="dxa"/>
+            <w:tcMar>
+              <w:left w:w="113" w:type="dxa"/>
+              <w:right w:w="28" w:type="dxa"/>
+            </w:tcMar>
+            <w:vAlign w:val="center"/>
+          </w:tcPr>
+          <w:p>
+            <w:pPr>
+              <w:snapToGrid w:val="0"/>
+              <w:ind w:leftChars="-2" w:left="-5" w:rightChars="-3" w:right="-7"/>
+              <w:rPr>
+                <w:rFonts w:ascii="Barlow Condensed Medium" w:eastAsia="標楷體" w:hAnsi="Barlow Condensed Medium" w:cstheme="minorHAnsi"/>
+                <w:w w:val="80"/>
+                <w:szCs w:val="24"/>
+              </w:rPr>
+            </w:pPr>
+          </w:p>
+        </w:tc>
+        <w:tc>
+          <w:tcPr>
+            <w:tcW w:w="686" w:type="dxa"/>
+            <w:tcMar>
+              <w:left w:w="28" w:type="dxa"/>
+              <w:right w:w="28" w:type="dxa"/>
+            </w:tcMar>
+            <w:vAlign w:val="center"/>
+          </w:tcPr>
+          <w:p>
+            <w:pPr>
+              <w:snapToGrid w:val="0"/>
+              <w:jc w:val="right"/>
+              <w:rPr>
+                <w:rFonts w:ascii="Barlow Condensed Medium" w:eastAsia="標楷體" w:hAnsi="Barlow Condensed Medium" w:cstheme="minorHAnsi"/>
+                <w:w w:val="80"/>
+                <w:szCs w:val="24"/>
+              </w:rPr>
+            </w:pPr>
+          </w:p>
+        </w:tc>
+        <w:tc>
+          <w:tcPr>
+            <w:tcW w:w="682" w:type="dxa"/>
+            <w:gridSpan w:val="2"/>
+            <w:tcMar>
+              <w:left w:w="113" w:type="dxa"/>
+              <w:right w:w="28" w:type="dxa"/>
+            </w:tcMar>
+            <w:vAlign w:val="center"/>
+          </w:tcPr>
+          <w:p>
+            <w:pPr>
+              <w:snapToGrid w:val="0"/>
+              <w:rPr>
+                <w:rFonts w:ascii="Barlow Condensed Medium" w:eastAsia="標楷體" w:hAnsi="Barlow Condensed Medium" w:cstheme="minorHAnsi"/>
+                <w:w w:val="80"/>
+                <w:szCs w:val="24"/>
+              </w:rPr>
+            </w:pPr>
+          </w:p>
+        </w:tc>
+        <w:tc>
+          <w:tcPr>
+            <w:tcW w:w="683" w:type="dxa"/>
+            <w:gridSpan w:val="2"/>
+            <w:tcMar>
+              <w:left w:w="28" w:type="dxa"/>
+              <w:right w:w="28" w:type="dxa"/>
+            </w:tcMar>
+            <w:vAlign w:val="center"/>
+          </w:tcPr>
+          <w:p>
+            <w:pPr>
+              <w:snapToGrid w:val="0"/>
+              <w:jc w:val="right"/>
+              <w:rPr>
+                <w:rFonts w:ascii="Barlow Condensed Medium" w:eastAsia="標楷體" w:hAnsi="Barlow Condensed Medium" w:cstheme="minorHAnsi"/>
+                <w:w w:val="80"/>
+                <w:szCs w:val="24"/>
+              </w:rPr>
+            </w:pPr>
+          </w:p>
+        </w:tc>
+        <w:tc>
+          <w:tcPr>
+            <w:tcW w:w="683" w:type="dxa"/>
+            <w:tcMar>
+              <w:left w:w="113" w:type="dxa"/>
+              <w:right w:w="28" w:type="dxa"/>
+            </w:tcMar>
+            <w:vAlign w:val="center"/>
+          </w:tcPr>
+          <w:p>
+            <w:pPr>
+              <w:snapToGrid w:val="0"/>
+              <w:rPr>
+                <w:rFonts w:ascii="Barlow Condensed Medium" w:eastAsia="標楷體" w:hAnsi="Barlow Condensed Medium" w:cstheme="minorHAnsi"/>
+                <w:w w:val="80"/>
+                <w:szCs w:val="24"/>
+              </w:rPr>
+            </w:pPr>
+          </w:p>
+        </w:tc>
+      </w:tr>
+      <w:tr>
+        <w:trPr>
+          <w:trHeight w:hRule="exact" w:val="340"/>
+        </w:trPr>
+        <w:tc>
+          <w:tcPr>
+            <w:tcW w:w="1622" w:type="dxa"/>
+            <w:tcMar>
+              <w:left w:w="28" w:type="dxa"/>
+              <w:right w:w="28" w:type="dxa"/>
+            </w:tcMar>
+            <w:vAlign w:val="center"/>
+          </w:tcPr>
+          <w:p>
+            <w:pPr>
+              <w:snapToGrid w:val="0"/>
+              <w:jc w:val="both"/>
               <w:rPr>
                 <w:rFonts w:ascii="Barlow Condensed Medium" w:eastAsia="華康中黑體" w:hAnsi="Barlow Condensed Medium" w:cstheme="minorHAnsi"/>
                 <w:w w:val="80"/>
                 <w:szCs w:val="24"/>
               </w:rPr>
-              <w:sym w:font="Wingdings 2" w:char="F0AE"/>
-            </w:r>
-            <w:r>
-              <w:rPr>
-                <w:rFonts w:ascii="Barlow Condensed Medium" w:eastAsia="華康中黑體" w:hAnsi="Barlow Condensed Medium" w:cstheme="minorHAnsi" w:hint="eastAsia"/>
-                <w:w w:val="80"/>
-                <w:szCs w:val="24"/>
-                <w:lang w:eastAsia="zh-HK"/>
-              </w:rPr>
-              <w:t>為</w:t>
-            </w:r>
-            <w:r>
-              <w:rPr>
-                <w:rFonts w:ascii="Barlow Condensed Medium" w:eastAsia="華康中黑體" w:hAnsi="Barlow Condensed Medium" w:cstheme="minorHAnsi" w:hint="eastAsia"/>
-                <w:w w:val="80"/>
-                <w:szCs w:val="24"/>
-              </w:rPr>
-              <w:t>主日獻花</w:t>
-            </w:r>
-            <w:r>
-              <w:rPr>
-                <w:rFonts w:ascii="Barlow Condensed Medium" w:eastAsia="華康中黑體" w:hAnsi="Barlow Condensed Medium" w:cstheme="minorHAnsi" w:hint="eastAsia"/>
-                <w:w w:val="80"/>
-                <w:szCs w:val="24"/>
-              </w:rPr>
-              <w:t>奉獻</w:t>
-            </w:r>
-            <w:r>
-              <w:rPr>
-                <w:rFonts w:ascii="Barlow Condensed Medium" w:eastAsia="華康中黑體" w:hAnsi="Barlow Condensed Medium" w:cstheme="minorHAnsi"/>
-                <w:w w:val="80"/>
-                <w:szCs w:val="24"/>
-              </w:rPr>
-              <w:t>:</w:t>
-            </w:r>
+            </w:pPr>
           </w:p>
         </w:tc>
         <w:tc>
@@ -23675,23 +23139,6 @@
                 <w:lang w:eastAsia="zh-HK"/>
               </w:rPr>
             </w:pPr>
-            <w:r>
-              <w:rPr>
-                <w:rFonts w:ascii="Barlow Condensed Medium" w:eastAsia="標楷體" w:hAnsi="Barlow Condensed Medium" w:cstheme="minorHAnsi" w:hint="eastAsia"/>
-                <w:w w:val="80"/>
-                <w:szCs w:val="24"/>
-              </w:rPr>
-              <w:t>62</w:t>
-            </w:r>
-            <w:r>
-              <w:rPr>
-                <w:rFonts w:ascii="Barlow Condensed Medium" w:eastAsia="標楷體" w:hAnsi="Barlow Condensed Medium" w:cstheme="minorHAnsi" w:hint="eastAsia"/>
-                <w:w w:val="80"/>
-                <w:szCs w:val="24"/>
-                <w:lang w:eastAsia="zh-HK"/>
-              </w:rPr>
-              <w:t>號</w:t>
-            </w:r>
           </w:p>
         </w:tc>
         <w:tc>
@@ -23713,38 +23160,6 @@
                 <w:szCs w:val="24"/>
               </w:rPr>
             </w:pPr>
-            <w:r>
-              <w:rPr>
-                <w:rFonts w:ascii="Barlow Condensed Medium" w:eastAsia="標楷體" w:hAnsi="Barlow Condensed Medium" w:cstheme="minorHAnsi" w:hint="eastAsia"/>
-                <w:w w:val="80"/>
-                <w:szCs w:val="24"/>
-              </w:rPr>
-              <w:t>1</w:t>
-            </w:r>
-            <w:r>
-              <w:rPr>
-                <w:rFonts w:ascii="Barlow Condensed Medium" w:eastAsia="標楷體" w:hAnsi="Barlow Condensed Medium" w:cstheme="minorHAnsi"/>
-                <w:w w:val="80"/>
-                <w:szCs w:val="24"/>
-              </w:rPr>
-              <w:t>,</w:t>
-            </w:r>
-            <w:r>
-              <w:rPr>
-                <w:rFonts w:ascii="Barlow Condensed Medium" w:eastAsia="標楷體" w:hAnsi="Barlow Condensed Medium" w:cstheme="minorHAnsi" w:hint="eastAsia"/>
-                <w:w w:val="80"/>
-                <w:szCs w:val="24"/>
-              </w:rPr>
-              <w:t>0</w:t>
-            </w:r>
-            <w:r>
-              <w:rPr>
-                <w:rFonts w:ascii="Barlow Condensed Medium" w:eastAsia="標楷體" w:hAnsi="Barlow Condensed Medium" w:cstheme="minorHAnsi"/>
-                <w:w w:val="80"/>
-                <w:szCs w:val="24"/>
-              </w:rPr>
-              <w:t>00</w:t>
-            </w:r>
           </w:p>
         </w:tc>
         <w:tc>
@@ -24319,7 +23734,6 @@
                 <w:szCs w:val="20"/>
               </w:rPr>
             </w:pPr>
-            <w:proofErr w:type="gramStart"/>
             <w:r>
               <w:rPr>
                 <w:rFonts w:ascii="Barlow Condensed Medium" w:eastAsia="華康儷中黑" w:hAnsi="Barlow Condensed Medium" w:cstheme="minorHAnsi"/>
@@ -24329,7 +23743,6 @@
               </w:rPr>
               <w:t>一</w:t>
             </w:r>
-            <w:proofErr w:type="gramEnd"/>
             <w:r>
               <w:rPr>
                 <w:rFonts w:ascii="Barlow Condensed Medium" w:eastAsia="華康儷中黑" w:hAnsi="Barlow Condensed Medium" w:cstheme="minorHAnsi"/>
@@ -24704,7 +24117,6 @@
                 <w:szCs w:val="20"/>
               </w:rPr>
             </w:pPr>
-            <w:proofErr w:type="gramStart"/>
             <w:r>
               <w:rPr>
                 <w:rFonts w:ascii="Barlow Condensed Medium" w:eastAsia="華康儷中黑" w:hAnsi="Barlow Condensed Medium" w:cstheme="minorHAnsi"/>
@@ -24714,7 +24126,6 @@
               </w:rPr>
               <w:t>三</w:t>
             </w:r>
-            <w:proofErr w:type="gramEnd"/>
             <w:r>
               <w:rPr>
                 <w:rFonts w:ascii="Barlow Condensed Medium" w:eastAsia="華康儷中黑" w:hAnsi="Barlow Condensed Medium" w:cstheme="minorHAnsi"/>
@@ -25507,7 +24918,6 @@
           </wp:anchor>
         </w:drawing>
       </w:r>
-      <w:proofErr w:type="gramStart"/>
       <w:r>
         <w:rPr>
           <w:rFonts w:ascii="Yanone Kaffeesatz Regular" w:eastAsia="華康儷中黑" w:hAnsi="Yanone Kaffeesatz Regular" w:cs="Arial"/>
@@ -25517,7 +24927,6 @@
         </w:rPr>
         <w:t>註</w:t>
       </w:r>
-      <w:proofErr w:type="gramEnd"/>
       <w:r>
         <w:rPr>
           <w:rFonts w:ascii="Yanone Kaffeesatz Regular" w:eastAsia="華康儷中黑" w:hAnsi="Yanone Kaffeesatz Regular" w:cs="Arial" w:hint="eastAsia"/>
@@ -25684,7 +25093,6 @@
         </w:rPr>
         <w:t>，</w:t>
       </w:r>
-      <w:proofErr w:type="gramStart"/>
       <w:r>
         <w:rPr>
           <w:rFonts w:ascii="Yanone Kaffeesatz Regular" w:eastAsia="華康儷中黑" w:hAnsi="Yanone Kaffeesatz Regular" w:cs="Arial" w:hint="eastAsia"/>
@@ -25710,17 +25118,7 @@
           <w:sz w:val="26"/>
           <w:szCs w:val="26"/>
         </w:rPr>
-        <w:t>省略</w:t>
-      </w:r>
-      <w:proofErr w:type="gramEnd"/>
-      <w:r>
-        <w:rPr>
-          <w:rFonts w:ascii="Yanone Kaffeesatz Regular" w:eastAsia="華康儷中黑" w:hAnsi="Yanone Kaffeesatz Regular" w:cs="Arial" w:hint="eastAsia"/>
-          <w:w w:val="60"/>
-          <w:sz w:val="26"/>
-          <w:szCs w:val="26"/>
-        </w:rPr>
-        <w:t>章</w:t>
+        <w:t>省略章</w:t>
       </w:r>
       <w:r>
         <w:rPr>
@@ -25872,7 +25270,6 @@
           <w:szCs w:val="26"/>
         </w:rPr>
       </w:pPr>
-      <w:proofErr w:type="gramStart"/>
       <w:r>
         <w:rPr>
           <w:rFonts w:ascii="Barlow Condensed Medium" w:eastAsia="華康儷中黑" w:hAnsi="Barlow Condensed Medium" w:cs="Arial" w:hint="eastAsia"/>
@@ -25880,17 +25277,7 @@
           <w:sz w:val="26"/>
           <w:szCs w:val="26"/>
         </w:rPr>
-        <w:t>鑰</w:t>
-      </w:r>
-      <w:proofErr w:type="gramEnd"/>
-      <w:r>
-        <w:rPr>
-          <w:rFonts w:ascii="Barlow Condensed Medium" w:eastAsia="華康儷中黑" w:hAnsi="Barlow Condensed Medium" w:cs="Arial" w:hint="eastAsia"/>
-          <w:w w:val="80"/>
-          <w:sz w:val="26"/>
-          <w:szCs w:val="26"/>
-        </w:rPr>
-        <w:t>節</w:t>
+        <w:t>鑰節</w:t>
       </w:r>
       <w:r>
         <w:rPr>
@@ -26180,19 +25567,8 @@
                 <w:sz w:val="26"/>
                 <w:szCs w:val="26"/>
               </w:rPr>
-              <w:t>約伯自認無罪是</w:t>
-            </w:r>
-            <w:proofErr w:type="gramStart"/>
-            <w:r>
-              <w:rPr>
-                <w:rFonts w:ascii="Barlow Condensed Medium" w:eastAsia="華康中黑體" w:hAnsi="Barlow Condensed Medium" w:cs="Arial" w:hint="eastAsia"/>
-                <w:w w:val="75"/>
-                <w:sz w:val="26"/>
-                <w:szCs w:val="26"/>
-              </w:rPr>
-              <w:t>自義嗎</w:t>
-            </w:r>
-            <w:proofErr w:type="gramEnd"/>
+              <w:t>約伯自認無罪是自義嗎</w:t>
+            </w:r>
             <w:r>
               <w:rPr>
                 <w:rFonts w:ascii="Barlow Condensed Medium" w:eastAsia="華康中黑體" w:hAnsi="Barlow Condensed Medium" w:cs="Arial" w:hint="eastAsia"/>
@@ -26464,7 +25840,7 @@
           </mc:Choice>
           <mc:Fallback>
             <w:pict>
-              <v:line w14:anchorId="5D4BF179" id="直線接點 6" o:spid="_x0000_s1026" style="position:absolute;z-index:251665408;visibility:visible;mso-wrap-style:square;mso-width-percent:0;mso-height-percent:0;mso-wrap-distance-left:9pt;mso-wrap-distance-top:0;mso-wrap-distance-right:9pt;mso-wrap-distance-bottom:0;mso-position-horizontal:absolute;mso-position-horizontal-relative:page;mso-position-vertical:absolute;mso-position-vertical-relative:page;mso-width-percent:0;mso-height-percent:0;mso-width-relative:margin;mso-height-relative:margin" from="343.9pt,19.85pt" to="345.05pt,710.95pt" o:gfxdata="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" strokecolor="black [3213]" strokeweight=".5pt">
+              <v:line w14:anchorId="13C336CA" id="直線接點 6" o:spid="_x0000_s1026" style="position:absolute;z-index:251665408;visibility:visible;mso-wrap-style:square;mso-width-percent:0;mso-height-percent:0;mso-wrap-distance-left:9pt;mso-wrap-distance-top:0;mso-wrap-distance-right:9pt;mso-wrap-distance-bottom:0;mso-position-horizontal:absolute;mso-position-horizontal-relative:page;mso-position-vertical:absolute;mso-position-vertical-relative:page;mso-width-percent:0;mso-height-percent:0;mso-width-relative:margin;mso-height-relative:margin" from="343.9pt,19.85pt" to="345.05pt,710.95pt" o:gfxdata="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" strokecolor="black [3213]" strokeweight=".5pt">
                 <v:stroke dashstyle="3 1" joinstyle="miter"/>
                 <w10:wrap anchorx="page" anchory="page"/>
               </v:line>
@@ -26541,7 +25917,7 @@
           </mc:Choice>
           <mc:Fallback>
             <w:pict>
-              <v:line w14:anchorId="4DEE0875" id="直線接點 4" o:spid="_x0000_s1026" style="position:absolute;z-index:251661312;visibility:visible;mso-wrap-style:square;mso-width-percent:0;mso-height-percent:0;mso-wrap-distance-left:9pt;mso-wrap-distance-top:0;mso-wrap-distance-right:9pt;mso-wrap-distance-bottom:0;mso-position-horizontal:absolute;mso-position-horizontal-relative:page;mso-position-vertical:absolute;mso-position-vertical-relative:page;mso-width-percent:0;mso-height-percent:0;mso-width-relative:margin;mso-height-relative:margin" from="343.9pt,19.85pt" to="345.05pt,710.95pt" o:gfxdata="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" strokecolor="black [3213]" strokeweight=".5pt">
+              <v:line w14:anchorId="1223DD62" id="直線接點 4" o:spid="_x0000_s1026" style="position:absolute;z-index:251661312;visibility:visible;mso-wrap-style:square;mso-width-percent:0;mso-height-percent:0;mso-wrap-distance-left:9pt;mso-wrap-distance-top:0;mso-wrap-distance-right:9pt;mso-wrap-distance-bottom:0;mso-position-horizontal:absolute;mso-position-horizontal-relative:page;mso-position-vertical:absolute;mso-position-vertical-relative:page;mso-width-percent:0;mso-height-percent:0;mso-width-relative:margin;mso-height-relative:margin" from="343.9pt,19.85pt" to="345.05pt,710.95pt" o:gfxdata="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" strokecolor="black [3213]" strokeweight=".5pt">
                 <v:stroke dashstyle="3 1" joinstyle="miter"/>
                 <w10:wrap anchorx="page" anchory="page"/>
               </v:line>
@@ -26563,7 +25939,6 @@
         </w:rPr>
         <w:t>本</w:t>
       </w:r>
-      <w:proofErr w:type="gramStart"/>
       <w:r>
         <w:rPr>
           <w:rFonts w:ascii="Barlow Condensed Medium" w:eastAsia="華康正顏楷體W9" w:hAnsi="Barlow Condensed Medium" w:cstheme="minorHAnsi"/>
@@ -26571,7 +25946,6 @@
         </w:rPr>
         <w:t>週講章</w:t>
       </w:r>
-      <w:proofErr w:type="gramEnd"/>
       <w:r>
         <w:rPr>
           <w:rFonts w:ascii="Barlow Condensed Medium" w:eastAsia="華康正顏楷體W9" w:hAnsi="Barlow Condensed Medium" w:cstheme="minorHAnsi"/>
@@ -26917,47 +26291,7 @@
           <w:sz w:val="26"/>
           <w:szCs w:val="26"/>
         </w:rPr>
-        <w:t>約伯表明朋友</w:t>
-      </w:r>
-      <w:proofErr w:type="gramStart"/>
-      <w:r>
-        <w:rPr>
-          <w:rFonts w:ascii="Barlow Condensed Medium" w:eastAsia="華康儷中黑" w:hAnsi="Barlow Condensed Medium" w:hint="eastAsia"/>
-          <w:w w:val="73"/>
-          <w:sz w:val="26"/>
-          <w:szCs w:val="26"/>
-        </w:rPr>
-        <w:t>所說的一切</w:t>
-      </w:r>
-      <w:proofErr w:type="gramEnd"/>
-      <w:r>
-        <w:rPr>
-          <w:rFonts w:ascii="Barlow Condensed Medium" w:eastAsia="華康儷中黑" w:hAnsi="Barlow Condensed Medium" w:hint="eastAsia"/>
-          <w:w w:val="73"/>
-          <w:sz w:val="26"/>
-          <w:szCs w:val="26"/>
-        </w:rPr>
-        <w:t xml:space="preserve">道理他都知道，他們的智慧並沒有高於他，一點也沒有幫助。約伯要求在　</w:t>
-      </w:r>
-      <w:proofErr w:type="gramStart"/>
-      <w:r>
-        <w:rPr>
-          <w:rFonts w:ascii="Barlow Condensed Medium" w:eastAsia="華康儷中黑" w:hAnsi="Barlow Condensed Medium" w:hint="eastAsia"/>
-          <w:w w:val="73"/>
-          <w:sz w:val="26"/>
-          <w:szCs w:val="26"/>
-        </w:rPr>
-        <w:t>神面公開</w:t>
-      </w:r>
-      <w:proofErr w:type="gramEnd"/>
-      <w:r>
-        <w:rPr>
-          <w:rFonts w:ascii="Barlow Condensed Medium" w:eastAsia="華康儷中黑" w:hAnsi="Barlow Condensed Medium" w:hint="eastAsia"/>
-          <w:w w:val="73"/>
-          <w:sz w:val="26"/>
-          <w:szCs w:val="26"/>
-        </w:rPr>
-        <w:t>申辯。朋友的控告如灰燼和泥土一點都站不住。</w:t>
+        <w:t>約伯表明朋友所說的一切道理他都知道，他們的智慧並沒有高於他，一點也沒有幫助。約伯要求在　神面公開申辯。朋友的控告如灰燼和泥土一點都站不住。</w:t>
       </w:r>
       <w:r>
         <w:rPr>
@@ -26966,9 +26300,8 @@
           <w:sz w:val="26"/>
           <w:szCs w:val="26"/>
         </w:rPr>
-        <w:t>其實約伯心裡</w:t>
+        <w:t>其實約伯心裡清楚，朋友認定他遭遇災難就是因為他犯了罪卻又不願承認。這樣的意識型態如同人熟記諺語和箴言</w:t>
       </w:r>
-      <w:proofErr w:type="gramStart"/>
       <w:r>
         <w:rPr>
           <w:rFonts w:ascii="Barlow Condensed Medium" w:eastAsia="華康細黑體" w:hAnsi="Barlow Condensed Medium" w:cs="微軟正黑體" w:hint="eastAsia"/>
@@ -26976,9 +26309,8 @@
           <w:sz w:val="26"/>
           <w:szCs w:val="26"/>
         </w:rPr>
-        <w:t>清楚，</w:t>
+        <w:t>(13:12)</w:t>
       </w:r>
-      <w:proofErr w:type="gramEnd"/>
       <w:r>
         <w:rPr>
           <w:rFonts w:ascii="Barlow Condensed Medium" w:eastAsia="華康細黑體" w:hAnsi="Barlow Condensed Medium" w:cs="微軟正黑體" w:hint="eastAsia"/>
@@ -26986,9 +26318,8 @@
           <w:sz w:val="26"/>
           <w:szCs w:val="26"/>
         </w:rPr>
-        <w:t>朋友認定他遭遇災難就是因為他</w:t>
+        <w:t>，就直接套用，不但沒有查證事實，甚至虛構了故事當作事實。因此，約伯為自己辯護，質問他的朋友說，他以不義和詭詐的言語</w:t>
       </w:r>
-      <w:proofErr w:type="gramStart"/>
       <w:r>
         <w:rPr>
           <w:rFonts w:ascii="Barlow Condensed Medium" w:eastAsia="華康細黑體" w:hAnsi="Barlow Condensed Medium" w:cs="微軟正黑體" w:hint="eastAsia"/>
@@ -26996,9 +26327,8 @@
           <w:sz w:val="26"/>
           <w:szCs w:val="26"/>
         </w:rPr>
-        <w:t>犯了罪卻</w:t>
+        <w:t>(13:7-8)</w:t>
       </w:r>
-      <w:proofErr w:type="gramEnd"/>
       <w:r>
         <w:rPr>
           <w:rFonts w:ascii="Barlow Condensed Medium" w:eastAsia="華康細黑體" w:hAnsi="Barlow Condensed Medium" w:cs="微軟正黑體" w:hint="eastAsia"/>
@@ -27006,103 +26336,7 @@
           <w:sz w:val="26"/>
           <w:szCs w:val="26"/>
         </w:rPr>
-        <w:t>又不願承認。這樣的意識型態如同人熟記諺語和箴言</w:t>
-      </w:r>
-      <w:r>
-        <w:rPr>
-          <w:rFonts w:ascii="Barlow Condensed Medium" w:eastAsia="華康細黑體" w:hAnsi="Barlow Condensed Medium" w:cs="微軟正黑體" w:hint="eastAsia"/>
-          <w:w w:val="73"/>
-          <w:sz w:val="26"/>
-          <w:szCs w:val="26"/>
-        </w:rPr>
-        <w:t>(13:12)</w:t>
-      </w:r>
-      <w:r>
-        <w:rPr>
-          <w:rFonts w:ascii="Barlow Condensed Medium" w:eastAsia="華康細黑體" w:hAnsi="Barlow Condensed Medium" w:cs="微軟正黑體" w:hint="eastAsia"/>
-          <w:w w:val="73"/>
-          <w:sz w:val="26"/>
-          <w:szCs w:val="26"/>
-        </w:rPr>
-        <w:t>，就直接套用，不但沒有查證事實，甚至虛構了故事當作事實。因此，約伯為自己辯護，質問他的朋友說，他以</w:t>
-      </w:r>
-      <w:proofErr w:type="gramStart"/>
-      <w:r>
-        <w:rPr>
-          <w:rFonts w:ascii="Barlow Condensed Medium" w:eastAsia="華康細黑體" w:hAnsi="Barlow Condensed Medium" w:cs="微軟正黑體" w:hint="eastAsia"/>
-          <w:w w:val="73"/>
-          <w:sz w:val="26"/>
-          <w:szCs w:val="26"/>
-        </w:rPr>
-        <w:t>不</w:t>
-      </w:r>
-      <w:proofErr w:type="gramEnd"/>
-      <w:r>
-        <w:rPr>
-          <w:rFonts w:ascii="Barlow Condensed Medium" w:eastAsia="華康細黑體" w:hAnsi="Barlow Condensed Medium" w:cs="微軟正黑體" w:hint="eastAsia"/>
-          <w:w w:val="73"/>
-          <w:sz w:val="26"/>
-          <w:szCs w:val="26"/>
-        </w:rPr>
-        <w:t>義和詭詐的言語</w:t>
-      </w:r>
-      <w:r>
-        <w:rPr>
-          <w:rFonts w:ascii="Barlow Condensed Medium" w:eastAsia="華康細黑體" w:hAnsi="Barlow Condensed Medium" w:cs="微軟正黑體" w:hint="eastAsia"/>
-          <w:w w:val="73"/>
-          <w:sz w:val="26"/>
-          <w:szCs w:val="26"/>
-        </w:rPr>
-        <w:t>(13:7-8)</w:t>
-      </w:r>
-      <w:r>
-        <w:rPr>
-          <w:rFonts w:ascii="Barlow Condensed Medium" w:eastAsia="華康細黑體" w:hAnsi="Barlow Condensed Medium" w:cs="微軟正黑體" w:hint="eastAsia"/>
-          <w:w w:val="73"/>
-          <w:sz w:val="26"/>
-          <w:szCs w:val="26"/>
-        </w:rPr>
-        <w:t>，就是謊言，在為　神辯護嗎？　神都沒說話了，也沒有要他們為　神辯護。更不用說是用非事實的話來辯護，就不怕　神反過來追究他們的</w:t>
-      </w:r>
-      <w:proofErr w:type="gramStart"/>
-      <w:r>
-        <w:rPr>
-          <w:rFonts w:ascii="Barlow Condensed Medium" w:eastAsia="華康細黑體" w:hAnsi="Barlow Condensed Medium" w:cs="微軟正黑體" w:hint="eastAsia"/>
-          <w:w w:val="73"/>
-          <w:sz w:val="26"/>
-          <w:szCs w:val="26"/>
-        </w:rPr>
-        <w:t>不義嗎</w:t>
-      </w:r>
-      <w:proofErr w:type="gramEnd"/>
-      <w:r>
-        <w:rPr>
-          <w:rFonts w:ascii="Barlow Condensed Medium" w:eastAsia="華康細黑體" w:hAnsi="Barlow Condensed Medium" w:cs="微軟正黑體" w:hint="eastAsia"/>
-          <w:w w:val="73"/>
-          <w:sz w:val="26"/>
-          <w:szCs w:val="26"/>
-        </w:rPr>
-        <w:t>？既然知道朋友的說話只是唱高調，無用又不能安慰人，約伯不想花時與他們辯論，轉而向　神祈求說話，因為他知道，</w:t>
-      </w:r>
-      <w:proofErr w:type="gramStart"/>
-      <w:r>
-        <w:rPr>
-          <w:rFonts w:ascii="Barlow Condensed Medium" w:eastAsia="華康細黑體" w:hAnsi="Barlow Condensed Medium" w:cs="微軟正黑體" w:hint="eastAsia"/>
-          <w:w w:val="73"/>
-          <w:sz w:val="26"/>
-          <w:szCs w:val="26"/>
-        </w:rPr>
-        <w:t xml:space="preserve">除了　</w:t>
-      </w:r>
-      <w:proofErr w:type="gramEnd"/>
-      <w:r>
-        <w:rPr>
-          <w:rFonts w:ascii="Barlow Condensed Medium" w:eastAsia="華康細黑體" w:hAnsi="Barlow Condensed Medium" w:cs="微軟正黑體" w:hint="eastAsia"/>
-          <w:w w:val="73"/>
-          <w:sz w:val="26"/>
-          <w:szCs w:val="26"/>
-        </w:rPr>
-        <w:t>神以為，沒有人能證明他是清白的。</w:t>
+        <w:t>，就是謊言，在為　神辯護嗎？　神都沒說話了，也沒有要他們為　神辯護。更不用說是用非事實的話來辯護，就不怕　神反過來追究他們的不義嗎？既然知道朋友的說話只是唱高調，無用又不能安慰人，約伯不想花時與他們辯論，轉而向　神祈求說話，因為他知道，除了　神以為，沒有人能證明他是清白的。</w:t>
       </w:r>
     </w:p>
     <w:p>
@@ -27125,27 +26359,7 @@
           <w:sz w:val="26"/>
           <w:szCs w:val="26"/>
         </w:rPr>
-        <w:t>與其說約伯自己為義，</w:t>
-      </w:r>
-      <w:proofErr w:type="gramStart"/>
-      <w:r>
-        <w:rPr>
-          <w:rFonts w:ascii="Barlow Condensed Medium" w:eastAsia="華康儷中黑" w:hAnsi="Barlow Condensed Medium" w:hint="eastAsia"/>
-          <w:w w:val="73"/>
-          <w:sz w:val="26"/>
-          <w:szCs w:val="26"/>
-        </w:rPr>
-        <w:t>不如說是他</w:t>
-      </w:r>
-      <w:proofErr w:type="gramEnd"/>
-      <w:r>
-        <w:rPr>
-          <w:rFonts w:ascii="Barlow Condensed Medium" w:eastAsia="華康儷中黑" w:hAnsi="Barlow Condensed Medium" w:hint="eastAsia"/>
-          <w:w w:val="73"/>
-          <w:sz w:val="26"/>
-          <w:szCs w:val="26"/>
-        </w:rPr>
-        <w:t>相信　神會證明他的義。因為他不是藉　神的名宣告自己為義，而是要求一個公開的審判。他相信　神的判決必然是公義的。</w:t>
+        <w:t>與其說約伯自己為義，不如說是他相信　神會證明他的義。因為他不是藉　神的名宣告自己為義，而是要求一個公開的審判。他相信　神的判決必然是公義的。</w:t>
       </w:r>
       <w:r>
         <w:rPr>
@@ -27154,9 +26368,8 @@
           <w:sz w:val="26"/>
           <w:szCs w:val="26"/>
         </w:rPr>
-        <w:t>到底是誰自以為義？約伯的朋友用謊言指稱約伯不義，要表明自己是站在　神</w:t>
+        <w:t>到底是誰自以為義？約伯的朋友用謊言指稱約伯不義，要表明自己是站在　神的義那一邊；就如同耶穌時代，或是更精確地說，是主後</w:t>
       </w:r>
-      <w:proofErr w:type="gramStart"/>
       <w:r>
         <w:rPr>
           <w:rFonts w:ascii="Barlow Condensed Medium" w:eastAsia="華康細黑體" w:hAnsi="Barlow Condensed Medium" w:cs="微軟正黑體" w:hint="eastAsia"/>
@@ -27164,9 +26377,8 @@
           <w:sz w:val="26"/>
           <w:szCs w:val="26"/>
         </w:rPr>
-        <w:t>的義那一邊</w:t>
+        <w:t>70</w:t>
       </w:r>
-      <w:proofErr w:type="gramEnd"/>
       <w:r>
         <w:rPr>
           <w:rFonts w:ascii="Barlow Condensed Medium" w:eastAsia="華康細黑體" w:hAnsi="Barlow Condensed Medium" w:cs="微軟正黑體" w:hint="eastAsia"/>
@@ -27174,7 +26386,7 @@
           <w:sz w:val="26"/>
           <w:szCs w:val="26"/>
         </w:rPr>
-        <w:t>；就如同耶穌時代，或是更精確地說，是主後</w:t>
+        <w:t>年，耶路撒冷聖殿被毀之後，興起的拉比猶太教，主導的法利賽人，拿著自己解釋的摩西律法來控告自己的弟兄，如出一轍，都是借　神的名和他人的罪要證明自已是義。反觀約伯，宣告「耶和華賞賜，耶和華收取。當稱頌耶和華的名。」</w:t>
       </w:r>
       <w:r>
         <w:rPr>
@@ -27183,7 +26395,7 @@
           <w:sz w:val="26"/>
           <w:szCs w:val="26"/>
         </w:rPr>
-        <w:t>70</w:t>
+        <w:t>(1:21)</w:t>
       </w:r>
       <w:r>
         <w:rPr>
@@ -27192,9 +26404,8 @@
           <w:sz w:val="26"/>
           <w:szCs w:val="26"/>
         </w:rPr>
-        <w:t>年，耶路撒冷聖殿被毀之後，興起</w:t>
+        <w:t xml:space="preserve">才是真正維護了　神的權益，因為一切受造都是祂的。表明了，　神賜苦難，不必是為了刑罰惡人，　</w:t>
       </w:r>
-      <w:proofErr w:type="gramStart"/>
       <w:r>
         <w:rPr>
           <w:rFonts w:ascii="Barlow Condensed Medium" w:eastAsia="華康細黑體" w:hAnsi="Barlow Condensed Medium" w:cs="微軟正黑體" w:hint="eastAsia"/>
@@ -27202,124 +26413,7 @@
           <w:sz w:val="26"/>
           <w:szCs w:val="26"/>
         </w:rPr>
-        <w:t>的拉比猶太教</w:t>
-      </w:r>
-      <w:proofErr w:type="gramEnd"/>
-      <w:r>
-        <w:rPr>
-          <w:rFonts w:ascii="Barlow Condensed Medium" w:eastAsia="華康細黑體" w:hAnsi="Barlow Condensed Medium" w:cs="微軟正黑體" w:hint="eastAsia"/>
-          <w:w w:val="73"/>
-          <w:sz w:val="26"/>
-          <w:szCs w:val="26"/>
-        </w:rPr>
-        <w:t>，主導的法利賽人，拿著自己解釋的摩西律法來控告自己的弟兄，如出一轍，都是借　神的名和他人</w:t>
-      </w:r>
-      <w:proofErr w:type="gramStart"/>
-      <w:r>
-        <w:rPr>
-          <w:rFonts w:ascii="Barlow Condensed Medium" w:eastAsia="華康細黑體" w:hAnsi="Barlow Condensed Medium" w:cs="微軟正黑體" w:hint="eastAsia"/>
-          <w:w w:val="73"/>
-          <w:sz w:val="26"/>
-          <w:szCs w:val="26"/>
-        </w:rPr>
-        <w:t>的罪要證明自已</w:t>
-      </w:r>
-      <w:proofErr w:type="gramEnd"/>
-      <w:r>
-        <w:rPr>
-          <w:rFonts w:ascii="Barlow Condensed Medium" w:eastAsia="華康細黑體" w:hAnsi="Barlow Condensed Medium" w:cs="微軟正黑體" w:hint="eastAsia"/>
-          <w:w w:val="73"/>
-          <w:sz w:val="26"/>
-          <w:szCs w:val="26"/>
-        </w:rPr>
-        <w:t>是義。反觀約伯，宣告「耶和華賞賜，耶和華收取。當稱頌耶和華的名。」</w:t>
-      </w:r>
-      <w:r>
-        <w:rPr>
-          <w:rFonts w:ascii="Barlow Condensed Medium" w:eastAsia="華康細黑體" w:hAnsi="Barlow Condensed Medium" w:cs="微軟正黑體" w:hint="eastAsia"/>
-          <w:w w:val="73"/>
-          <w:sz w:val="26"/>
-          <w:szCs w:val="26"/>
-        </w:rPr>
-        <w:t>(1:21)</w:t>
-      </w:r>
-      <w:r>
-        <w:rPr>
-          <w:rFonts w:ascii="Barlow Condensed Medium" w:eastAsia="華康細黑體" w:hAnsi="Barlow Condensed Medium" w:cs="微軟正黑體" w:hint="eastAsia"/>
-          <w:w w:val="73"/>
-          <w:sz w:val="26"/>
-          <w:szCs w:val="26"/>
-        </w:rPr>
-        <w:t>才是真正維護了　神的權益，因為</w:t>
-      </w:r>
-      <w:proofErr w:type="gramStart"/>
-      <w:r>
-        <w:rPr>
-          <w:rFonts w:ascii="Barlow Condensed Medium" w:eastAsia="華康細黑體" w:hAnsi="Barlow Condensed Medium" w:cs="微軟正黑體" w:hint="eastAsia"/>
-          <w:w w:val="73"/>
-          <w:sz w:val="26"/>
-          <w:szCs w:val="26"/>
-        </w:rPr>
-        <w:t>一切受造都</w:t>
-      </w:r>
-      <w:proofErr w:type="gramEnd"/>
-      <w:r>
-        <w:rPr>
-          <w:rFonts w:ascii="Barlow Condensed Medium" w:eastAsia="華康細黑體" w:hAnsi="Barlow Condensed Medium" w:cs="微軟正黑體" w:hint="eastAsia"/>
-          <w:w w:val="73"/>
-          <w:sz w:val="26"/>
-          <w:szCs w:val="26"/>
-        </w:rPr>
-        <w:t>是</w:t>
-      </w:r>
-      <w:proofErr w:type="gramStart"/>
-      <w:r>
-        <w:rPr>
-          <w:rFonts w:ascii="Barlow Condensed Medium" w:eastAsia="華康細黑體" w:hAnsi="Barlow Condensed Medium" w:cs="微軟正黑體" w:hint="eastAsia"/>
-          <w:w w:val="73"/>
-          <w:sz w:val="26"/>
-          <w:szCs w:val="26"/>
-        </w:rPr>
-        <w:t>祂</w:t>
-      </w:r>
-      <w:proofErr w:type="gramEnd"/>
-      <w:r>
-        <w:rPr>
-          <w:rFonts w:ascii="Barlow Condensed Medium" w:eastAsia="華康細黑體" w:hAnsi="Barlow Condensed Medium" w:cs="微軟正黑體" w:hint="eastAsia"/>
-          <w:w w:val="73"/>
-          <w:sz w:val="26"/>
-          <w:szCs w:val="26"/>
-        </w:rPr>
-        <w:t xml:space="preserve">的。表明了，　神賜苦難，不必是為了刑罰惡人，　</w:t>
-      </w:r>
-      <w:r>
-        <w:rPr>
-          <w:rFonts w:ascii="Barlow Condensed Medium" w:eastAsia="華康細黑體" w:hAnsi="Barlow Condensed Medium" w:cs="微軟正黑體" w:hint="eastAsia"/>
-          <w:w w:val="73"/>
-          <w:sz w:val="26"/>
-          <w:szCs w:val="26"/>
-        </w:rPr>
-        <w:t xml:space="preserve">神有權利如此作，　神就沒有不公義的問題。又在這個前提下，約伯是要求一個公開的審判或申辯的機會。也就是說，他不定自己為義或不義，甚至已經將自己的生命擺在　神面前，就是等候　神的判斷，義或不義乃是　</w:t>
-      </w:r>
-      <w:proofErr w:type="gramStart"/>
-      <w:r>
-        <w:rPr>
-          <w:rFonts w:ascii="Barlow Condensed Medium" w:eastAsia="華康細黑體" w:hAnsi="Barlow Condensed Medium" w:cs="微軟正黑體" w:hint="eastAsia"/>
-          <w:w w:val="73"/>
-          <w:sz w:val="26"/>
-          <w:szCs w:val="26"/>
-        </w:rPr>
-        <w:t>神說了才</w:t>
-      </w:r>
-      <w:proofErr w:type="gramEnd"/>
-      <w:r>
-        <w:rPr>
-          <w:rFonts w:ascii="Barlow Condensed Medium" w:eastAsia="華康細黑體" w:hAnsi="Barlow Condensed Medium" w:cs="微軟正黑體" w:hint="eastAsia"/>
-          <w:w w:val="73"/>
-          <w:sz w:val="26"/>
-          <w:szCs w:val="26"/>
-        </w:rPr>
-        <w:t>算。</w:t>
+        <w:t>神有權利如此作，　神就沒有不公義的問題。又在這個前提下，約伯是要求一個公開的審判或申辯的機會。也就是說，他不定自己為義或不義，甚至已經將自己的生命擺在　神面前，就是等候　神的判斷，義或不義乃是　神說了才算。</w:t>
       </w:r>
     </w:p>
     <w:p>
@@ -27342,47 +26436,7 @@
           <w:sz w:val="26"/>
           <w:szCs w:val="26"/>
         </w:rPr>
-        <w:t>約伯對在　神面前的申辯有二項要求和一個訴案。要求</w:t>
-      </w:r>
-      <w:proofErr w:type="gramStart"/>
-      <w:r>
-        <w:rPr>
-          <w:rFonts w:ascii="Barlow Condensed Medium" w:eastAsia="華康儷中黑" w:hAnsi="Barlow Condensed Medium" w:hint="eastAsia"/>
-          <w:w w:val="73"/>
-          <w:sz w:val="26"/>
-          <w:szCs w:val="26"/>
-        </w:rPr>
-        <w:t>一</w:t>
-      </w:r>
-      <w:proofErr w:type="gramEnd"/>
-      <w:r>
-        <w:rPr>
-          <w:rFonts w:ascii="Barlow Condensed Medium" w:eastAsia="華康儷中黑" w:hAnsi="Barlow Condensed Medium" w:hint="eastAsia"/>
-          <w:w w:val="73"/>
-          <w:sz w:val="26"/>
-          <w:szCs w:val="26"/>
-        </w:rPr>
-        <w:t xml:space="preserve">　神暫停刑罰，二是在沒有恐懼威脅下理性對話。而唯一的案由是他到底犯了什麼罪，又說服</w:t>
-      </w:r>
-      <w:proofErr w:type="gramStart"/>
-      <w:r>
-        <w:rPr>
-          <w:rFonts w:ascii="Barlow Condensed Medium" w:eastAsia="華康儷中黑" w:hAnsi="Barlow Condensed Medium" w:hint="eastAsia"/>
-          <w:w w:val="73"/>
-          <w:sz w:val="26"/>
-          <w:szCs w:val="26"/>
-        </w:rPr>
-        <w:t>他知罪</w:t>
-      </w:r>
-      <w:proofErr w:type="gramEnd"/>
-      <w:r>
-        <w:rPr>
-          <w:rFonts w:ascii="Barlow Condensed Medium" w:eastAsia="華康儷中黑" w:hAnsi="Barlow Condensed Medium" w:hint="eastAsia"/>
-          <w:w w:val="73"/>
-          <w:sz w:val="26"/>
-          <w:szCs w:val="26"/>
-        </w:rPr>
-        <w:t>。</w:t>
+        <w:t>約伯對在　神面前的申辯有二項要求和一個訴案。要求一　神暫停刑罰，二是在沒有恐懼威脅下理性對話。而唯一的案由是他到底犯了什麼罪，又說服他知罪。</w:t>
       </w:r>
       <w:r>
         <w:rPr>
@@ -27391,47 +26445,7 @@
           <w:sz w:val="26"/>
           <w:szCs w:val="26"/>
         </w:rPr>
-        <w:t xml:space="preserve">因為苦難若是刑罰，對於一件上訴中的案子就是未審先判，乃是不公義的。這是公義審判的第一項前提。第二就是權力不能介入影響審判的公正性。就是要排除關說、賄賂，或是高層下令的欲加之罪等等。約伯所期待的就是　神親自給他一個理由。如果，約伯有犯自己不知道的罪，請　</w:t>
-      </w:r>
-      <w:proofErr w:type="gramStart"/>
-      <w:r>
-        <w:rPr>
-          <w:rFonts w:ascii="Barlow Condensed Medium" w:eastAsia="華康細黑體" w:hAnsi="Barlow Condensed Medium" w:cs="微軟正黑體" w:hint="eastAsia"/>
-          <w:w w:val="73"/>
-          <w:sz w:val="26"/>
-          <w:szCs w:val="26"/>
-        </w:rPr>
-        <w:t>神讓他</w:t>
-      </w:r>
-      <w:proofErr w:type="gramEnd"/>
-      <w:r>
-        <w:rPr>
-          <w:rFonts w:ascii="Barlow Condensed Medium" w:eastAsia="華康細黑體" w:hAnsi="Barlow Condensed Medium" w:cs="微軟正黑體" w:hint="eastAsia"/>
-          <w:w w:val="73"/>
-          <w:sz w:val="26"/>
-          <w:szCs w:val="26"/>
-        </w:rPr>
-        <w:t>知道，他好安心受罰死去。若不是罪的緣故，甚至只是個簡單的理由，　神只是容許苦難自然地，或是因為人的惡而發生。這都能還約伯一個清白，甚至不要求補償，而是能安心地求　神容許他死去。就像近日世界各地發生的災難。尼泊爾因為冰岩溶化造成山洪，中南美洲因為聖嬰現象發生大乾旱，非洲剛果的伊波拉病毒擴散，歐洲熱浪，還有各地的地震、森林大火等等。有的是自然現象，有的卻是人為的惡，像是全球暖化和</w:t>
-      </w:r>
-      <w:proofErr w:type="gramStart"/>
-      <w:r>
-        <w:rPr>
-          <w:rFonts w:ascii="Barlow Condensed Medium" w:eastAsia="華康細黑體" w:hAnsi="Barlow Condensed Medium" w:cs="微軟正黑體" w:hint="eastAsia"/>
-          <w:w w:val="73"/>
-          <w:sz w:val="26"/>
-          <w:szCs w:val="26"/>
-        </w:rPr>
-        <w:t>畜意</w:t>
-      </w:r>
-      <w:proofErr w:type="gramEnd"/>
-      <w:r>
-        <w:rPr>
-          <w:rFonts w:ascii="Barlow Condensed Medium" w:eastAsia="華康細黑體" w:hAnsi="Barlow Condensed Medium" w:cs="微軟正黑體" w:hint="eastAsia"/>
-          <w:w w:val="73"/>
-          <w:sz w:val="26"/>
-          <w:szCs w:val="26"/>
-        </w:rPr>
-        <w:t>縱火。但是，受苦的卻是，無辜、隨機選上的人們。世人應該學到的是敬畏　神一切的創造，而不是借由對於災難的無知和恐懼，消費無辜的受難者而獲取利益。</w:t>
+        <w:t>因為苦難若是刑罰，對於一件上訴中的案子就是未審先判，乃是不公義的。這是公義審判的第一項前提。第二就是權力不能介入影響審判的公正性。就是要排除關說、賄賂，或是高層下令的欲加之罪等等。約伯所期待的就是　神親自給他一個理由。如果，約伯有犯自己不知道的罪，請　神讓他知道，他好安心受罰死去。若不是罪的緣故，甚至只是個簡單的理由，　神只是容許苦難自然地，或是因為人的惡而發生。這都能還約伯一個清白，甚至不要求補償，而是能安心地求　神容許他死去。就像近日世界各地發生的災難。尼泊爾因為冰岩溶化造成山洪，中南美洲因為聖嬰現象發生大乾旱，非洲剛果的伊波拉病毒擴散，歐洲熱浪，還有各地的地震、森林大火等等。有的是自然現象，有的卻是人為的惡，像是全球暖化和畜意縱火。但是，受苦的卻是，無辜、隨機選上的人們。世人應該學到的是敬畏　神一切的創造，而不是借由對於災難的無知和恐懼，消費無辜的受難者而獲取利益。</w:t>
       </w:r>
     </w:p>
     <w:p>
@@ -27480,9 +26494,8 @@
           <w:sz w:val="26"/>
           <w:szCs w:val="26"/>
         </w:rPr>
-        <w:t>就是趁火打劫。從最常見的風</w:t>
+        <w:t>就是趁火打劫。從最常見的風颱天哄抬菜價，到手法高明的利用疫情，詐騙公益愛心捐款，和扣帽子的方式，就是猜測且未經證實的抹黑，來獲得聲量或政治紅利。最可惡的是，假報公帳支出</w:t>
       </w:r>
-      <w:proofErr w:type="gramStart"/>
       <w:r>
         <w:rPr>
           <w:rFonts w:ascii="Cambria" w:eastAsia="華康細黑體" w:hAnsi="Cambria" w:cs="Cambria" w:hint="eastAsia"/>
@@ -27490,97 +26503,7 @@
           <w:sz w:val="26"/>
           <w:szCs w:val="26"/>
         </w:rPr>
-        <w:t>颱</w:t>
-      </w:r>
-      <w:proofErr w:type="gramEnd"/>
-      <w:r>
-        <w:rPr>
-          <w:rFonts w:ascii="Cambria" w:eastAsia="華康細黑體" w:hAnsi="Cambria" w:cs="Cambria" w:hint="eastAsia"/>
-          <w:w w:val="73"/>
-          <w:sz w:val="26"/>
-          <w:szCs w:val="26"/>
-        </w:rPr>
-        <w:t>天哄抬菜價，到手法高明的利用</w:t>
-      </w:r>
-      <w:proofErr w:type="gramStart"/>
-      <w:r>
-        <w:rPr>
-          <w:rFonts w:ascii="Cambria" w:eastAsia="華康細黑體" w:hAnsi="Cambria" w:cs="Cambria" w:hint="eastAsia"/>
-          <w:w w:val="73"/>
-          <w:sz w:val="26"/>
-          <w:szCs w:val="26"/>
-        </w:rPr>
-        <w:t>疫</w:t>
-      </w:r>
-      <w:proofErr w:type="gramEnd"/>
-      <w:r>
-        <w:rPr>
-          <w:rFonts w:ascii="Cambria" w:eastAsia="華康細黑體" w:hAnsi="Cambria" w:cs="Cambria" w:hint="eastAsia"/>
-          <w:w w:val="73"/>
-          <w:sz w:val="26"/>
-          <w:szCs w:val="26"/>
-        </w:rPr>
-        <w:t>情，詐騙公益愛心捐款，和扣帽子的方式，就是猜測且未經證實的抹黑，來獲得聲量或政治紅利。最可惡的是，假報公帳支出</w:t>
-      </w:r>
-      <w:proofErr w:type="gramStart"/>
-      <w:r>
-        <w:rPr>
-          <w:rFonts w:ascii="Cambria" w:eastAsia="華康細黑體" w:hAnsi="Cambria" w:cs="Cambria" w:hint="eastAsia"/>
-          <w:w w:val="73"/>
-          <w:sz w:val="26"/>
-          <w:szCs w:val="26"/>
-        </w:rPr>
-        <w:t>去洗白侵佔</w:t>
-      </w:r>
-      <w:proofErr w:type="gramEnd"/>
-      <w:r>
-        <w:rPr>
-          <w:rFonts w:ascii="Cambria" w:eastAsia="華康細黑體" w:hAnsi="Cambria" w:cs="Cambria" w:hint="eastAsia"/>
-          <w:w w:val="73"/>
-          <w:sz w:val="26"/>
-          <w:szCs w:val="26"/>
-        </w:rPr>
-        <w:t>救災的善款，還有假借民主的立法權，違憲立法來自肥和圖利自己黨派的法案。比如無人機發展條例是因應國家受敵對國家優勢武力的威脅，而立法院卻違法提預算案，又把預算拆成每年審，每年編列。表面上用假設和猜疑的謊言扣上「反黑箱」的帽子，事實上的意思是，廠商若想每年的預算通過，就得先找立委們談談。又立法院借由審預算，</w:t>
-      </w:r>
-      <w:proofErr w:type="gramStart"/>
-      <w:r>
-        <w:rPr>
-          <w:rFonts w:ascii="Cambria" w:eastAsia="華康細黑體" w:hAnsi="Cambria" w:cs="Cambria" w:hint="eastAsia"/>
-          <w:w w:val="73"/>
-          <w:sz w:val="26"/>
-          <w:szCs w:val="26"/>
-        </w:rPr>
-        <w:t>譖</w:t>
-      </w:r>
-      <w:proofErr w:type="gramEnd"/>
-      <w:r>
-        <w:rPr>
-          <w:rFonts w:ascii="Cambria" w:eastAsia="華康細黑體" w:hAnsi="Cambria" w:cs="Cambria" w:hint="eastAsia"/>
-          <w:w w:val="73"/>
-          <w:sz w:val="26"/>
-          <w:szCs w:val="26"/>
-        </w:rPr>
-        <w:t xml:space="preserve">越了司法和監察獨立的調查權，為自己預留製造「黑箱」的保護傘。不論是政府或無辜人，都不應被抹黑消費，而從中自義或得利。而約伯的朋友無心自義，卻誤會了約伯。最後，　</w:t>
-      </w:r>
-      <w:proofErr w:type="gramStart"/>
-      <w:r>
-        <w:rPr>
-          <w:rFonts w:ascii="Cambria" w:eastAsia="華康細黑體" w:hAnsi="Cambria" w:cs="Cambria" w:hint="eastAsia"/>
-          <w:w w:val="73"/>
-          <w:sz w:val="26"/>
-          <w:szCs w:val="26"/>
-        </w:rPr>
-        <w:t>神判他們</w:t>
-      </w:r>
-      <w:proofErr w:type="gramEnd"/>
-      <w:r>
-        <w:rPr>
-          <w:rFonts w:ascii="Cambria" w:eastAsia="華康細黑體" w:hAnsi="Cambria" w:cs="Cambria" w:hint="eastAsia"/>
-          <w:w w:val="73"/>
-          <w:sz w:val="26"/>
-          <w:szCs w:val="26"/>
-        </w:rPr>
-        <w:t>獻祭悔改，是無心而可得赦免的罪。但是故意惡意攻擊以自義或自肥的是不能得赦免的。</w:t>
+        <w:t>去洗白侵佔救災的善款，還有假借民主的立法權，違憲立法來自肥和圖利自己黨派的法案。比如無人機發展條例是因應國家受敵對國家優勢武力的威脅，而立法院卻違法提預算案，又把預算拆成每年審，每年編列。表面上用假設和猜疑的謊言扣上「反黑箱」的帽子，事實上的意思是，廠商若想每年的預算通過，就得先找立委們談談。又立法院借由審預算，譖越了司法和監察獨立的調查權，為自己預留製造「黑箱」的保護傘。不論是政府或無辜人，都不應被抹黑消費，而從中自義或得利。而約伯的朋友無心自義，卻誤會了約伯。最後，　神判他們獻祭悔改，是無心而可得赦免的罪。但是故意惡意攻擊以自義或自肥的是不能得赦免的。</w:t>
       </w:r>
     </w:p>
     <w:p>
@@ -27603,27 +26526,7 @@
           <w:sz w:val="26"/>
           <w:szCs w:val="26"/>
         </w:rPr>
-        <w:t>義人能區分苦難和刑罰，而向　神申辯的過程就是反省和尋求公義的過程。義人渴慕公</w:t>
-      </w:r>
-      <w:proofErr w:type="gramStart"/>
-      <w:r>
-        <w:rPr>
-          <w:rFonts w:ascii="Barlow Condensed Medium" w:eastAsia="華康儷中黑" w:hAnsi="Barlow Condensed Medium" w:hint="eastAsia"/>
-          <w:w w:val="73"/>
-          <w:sz w:val="26"/>
-          <w:szCs w:val="26"/>
-        </w:rPr>
-        <w:t>義比死堅定，</w:t>
-      </w:r>
-      <w:proofErr w:type="gramEnd"/>
-      <w:r>
-        <w:rPr>
-          <w:rFonts w:ascii="Barlow Condensed Medium" w:eastAsia="華康儷中黑" w:hAnsi="Barlow Condensed Medium" w:hint="eastAsia"/>
-          <w:w w:val="73"/>
-          <w:sz w:val="26"/>
-          <w:szCs w:val="26"/>
-        </w:rPr>
-        <w:t>公義的判決才是義人的拯救。又　神認證的義才是真的義。</w:t>
+        <w:t>義人能區分苦難和刑罰，而向　神申辯的過程就是反省和尋求公義的過程。義人渴慕公義比死堅定，公義的判決才是義人的拯救。又　神認證的義才是真的義。</w:t>
       </w:r>
       <w:r>
         <w:rPr>
@@ -27632,9 +26535,8 @@
           <w:sz w:val="26"/>
           <w:szCs w:val="26"/>
         </w:rPr>
-        <w:t xml:space="preserve">因此，約伯只是全心相信　</w:t>
+        <w:t>因此，約伯只是全心相信　神是信實和公義的，只要在祂的面前受審判或是申辯，必然有根據事實和公正的判決，而義人沒有行惡，得到義的判斷是可預期的。只是人必須保留犯了自己不知道的罪的可能性，謙卑地向　神求問，這就是自省的基本態度。如果自我感覺良好，這樣的人是不會自我反省的。所以，沒有犯罪的人堅稱自己沒有犯罪是天經地義的，但若是犯罪的證據和事實明確，就要像約伯說的，自知理虧，就要閉口不言，寧可氣絕而死，讓公義顯明。</w:t>
       </w:r>
-      <w:proofErr w:type="gramStart"/>
       <w:r>
         <w:rPr>
           <w:rFonts w:ascii="Barlow Condensed Medium" w:eastAsia="華康細黑體" w:hAnsi="Barlow Condensed Medium" w:cs="微軟正黑體" w:hint="eastAsia"/>
@@ -27642,9 +26544,8 @@
           <w:sz w:val="26"/>
           <w:szCs w:val="26"/>
         </w:rPr>
-        <w:t>神是信</w:t>
+        <w:t>(13:19)</w:t>
       </w:r>
-      <w:proofErr w:type="gramEnd"/>
       <w:r>
         <w:rPr>
           <w:rFonts w:ascii="Barlow Condensed Medium" w:eastAsia="華康細黑體" w:hAnsi="Barlow Condensed Medium" w:cs="微軟正黑體" w:hint="eastAsia"/>
@@ -27652,125 +26553,7 @@
           <w:sz w:val="26"/>
           <w:szCs w:val="26"/>
         </w:rPr>
-        <w:t>實和公義的，只要在</w:t>
-      </w:r>
-      <w:proofErr w:type="gramStart"/>
-      <w:r>
-        <w:rPr>
-          <w:rFonts w:ascii="Barlow Condensed Medium" w:eastAsia="華康細黑體" w:hAnsi="Barlow Condensed Medium" w:cs="微軟正黑體" w:hint="eastAsia"/>
-          <w:w w:val="73"/>
-          <w:sz w:val="26"/>
-          <w:szCs w:val="26"/>
-        </w:rPr>
-        <w:t>祂</w:t>
-      </w:r>
-      <w:proofErr w:type="gramEnd"/>
-      <w:r>
-        <w:rPr>
-          <w:rFonts w:ascii="Barlow Condensed Medium" w:eastAsia="華康細黑體" w:hAnsi="Barlow Condensed Medium" w:cs="微軟正黑體" w:hint="eastAsia"/>
-          <w:w w:val="73"/>
-          <w:sz w:val="26"/>
-          <w:szCs w:val="26"/>
-        </w:rPr>
-        <w:t xml:space="preserve">的面前受審判或是申辯，必然有根據事實和公正的判決，而義人沒有行惡，得到義的判斷是可預期的。只是人必須保留犯了自己不知道的罪的可能性，謙卑地向　</w:t>
-      </w:r>
-      <w:proofErr w:type="gramStart"/>
-      <w:r>
-        <w:rPr>
-          <w:rFonts w:ascii="Barlow Condensed Medium" w:eastAsia="華康細黑體" w:hAnsi="Barlow Condensed Medium" w:cs="微軟正黑體" w:hint="eastAsia"/>
-          <w:w w:val="73"/>
-          <w:sz w:val="26"/>
-          <w:szCs w:val="26"/>
-        </w:rPr>
-        <w:t>神求問</w:t>
-      </w:r>
-      <w:proofErr w:type="gramEnd"/>
-      <w:r>
-        <w:rPr>
-          <w:rFonts w:ascii="Barlow Condensed Medium" w:eastAsia="華康細黑體" w:hAnsi="Barlow Condensed Medium" w:cs="微軟正黑體" w:hint="eastAsia"/>
-          <w:w w:val="73"/>
-          <w:sz w:val="26"/>
-          <w:szCs w:val="26"/>
-        </w:rPr>
-        <w:t>，這就是自省的基本態度。如果自我感覺良好，這樣的人是不會自我反省的。所以，沒有犯罪的人</w:t>
-      </w:r>
-      <w:proofErr w:type="gramStart"/>
-      <w:r>
-        <w:rPr>
-          <w:rFonts w:ascii="Barlow Condensed Medium" w:eastAsia="華康細黑體" w:hAnsi="Barlow Condensed Medium" w:cs="微軟正黑體" w:hint="eastAsia"/>
-          <w:w w:val="73"/>
-          <w:sz w:val="26"/>
-          <w:szCs w:val="26"/>
-        </w:rPr>
-        <w:t>堅</w:t>
-      </w:r>
-      <w:proofErr w:type="gramEnd"/>
-      <w:r>
-        <w:rPr>
-          <w:rFonts w:ascii="Barlow Condensed Medium" w:eastAsia="華康細黑體" w:hAnsi="Barlow Condensed Medium" w:cs="微軟正黑體" w:hint="eastAsia"/>
-          <w:w w:val="73"/>
-          <w:sz w:val="26"/>
-          <w:szCs w:val="26"/>
-        </w:rPr>
-        <w:t>稱自己沒有犯罪是天經地義的，但若是犯罪的證據和事實明確，就要像</w:t>
-      </w:r>
-      <w:proofErr w:type="gramStart"/>
-      <w:r>
-        <w:rPr>
-          <w:rFonts w:ascii="Barlow Condensed Medium" w:eastAsia="華康細黑體" w:hAnsi="Barlow Condensed Medium" w:cs="微軟正黑體" w:hint="eastAsia"/>
-          <w:w w:val="73"/>
-          <w:sz w:val="26"/>
-          <w:szCs w:val="26"/>
-        </w:rPr>
-        <w:t>約伯說的</w:t>
-      </w:r>
-      <w:proofErr w:type="gramEnd"/>
-      <w:r>
-        <w:rPr>
-          <w:rFonts w:ascii="Barlow Condensed Medium" w:eastAsia="華康細黑體" w:hAnsi="Barlow Condensed Medium" w:cs="微軟正黑體" w:hint="eastAsia"/>
-          <w:w w:val="73"/>
-          <w:sz w:val="26"/>
-          <w:szCs w:val="26"/>
-        </w:rPr>
-        <w:t>，自知理虧，就要閉口不言，寧可氣絕而死，讓公義顯明。</w:t>
-      </w:r>
-      <w:r>
-        <w:rPr>
-          <w:rFonts w:ascii="Barlow Condensed Medium" w:eastAsia="華康細黑體" w:hAnsi="Barlow Condensed Medium" w:cs="微軟正黑體" w:hint="eastAsia"/>
-          <w:w w:val="73"/>
-          <w:sz w:val="26"/>
-          <w:szCs w:val="26"/>
-        </w:rPr>
-        <w:t>(13:19)</w:t>
-      </w:r>
-      <w:r>
-        <w:rPr>
-          <w:rFonts w:ascii="Barlow Condensed Medium" w:eastAsia="華康細黑體" w:hAnsi="Barlow Condensed Medium" w:cs="微軟正黑體" w:hint="eastAsia"/>
-          <w:w w:val="73"/>
-          <w:sz w:val="26"/>
-          <w:szCs w:val="26"/>
-        </w:rPr>
-        <w:t xml:space="preserve">這義人所期盼的拯救，不在於自己的利益，而是能有　</w:t>
-      </w:r>
-      <w:proofErr w:type="gramStart"/>
-      <w:r>
-        <w:rPr>
-          <w:rFonts w:ascii="Barlow Condensed Medium" w:eastAsia="華康細黑體" w:hAnsi="Barlow Condensed Medium" w:cs="微軟正黑體" w:hint="eastAsia"/>
-          <w:w w:val="73"/>
-          <w:sz w:val="26"/>
-          <w:szCs w:val="26"/>
-        </w:rPr>
-        <w:t>神公義</w:t>
-      </w:r>
-      <w:proofErr w:type="gramEnd"/>
-      <w:r>
-        <w:rPr>
-          <w:rFonts w:ascii="Barlow Condensed Medium" w:eastAsia="華康細黑體" w:hAnsi="Barlow Condensed Medium" w:cs="微軟正黑體" w:hint="eastAsia"/>
-          <w:w w:val="73"/>
-          <w:sz w:val="26"/>
-          <w:szCs w:val="26"/>
-        </w:rPr>
-        <w:t>的判決</w:t>
+        <w:t>這義人所期盼的拯救，不在於自己的利益，而是能有　神公義的判決</w:t>
       </w:r>
       <w:r>
         <w:rPr>
@@ -27811,7 +26594,7 @@
 </file>
 
 <file path=word/endnotes.xml><?xml version="1.0" encoding="utf-8"?>
-<w:endnotes xmlns:wpc="http://schemas.microsoft.com/office/word/2010/wordprocessingCanvas" xmlns:mc="http://schemas.openxmlformats.org/markup-compatibility/2006" xmlns:o="urn:schemas-microsoft-com:office:office" xmlns:r="http://schemas.openxmlformats.org/officeDocument/2006/relationships" xmlns:m="http://schemas.openxmlformats.org/officeDocument/2006/math" xmlns:v="urn:schemas-microsoft-com:vml" xmlns:wp14="http://schemas.microsoft.com/office/word/2010/wordprocessingDrawing" xmlns:wp="http://schemas.openxmlformats.org/drawingml/2006/wordprocessingDrawing" xmlns:w10="urn:schemas-microsoft-com:office:word" xmlns:w="http://schemas.openxmlformats.org/wordprocessingml/2006/main" xmlns:w14="http://schemas.microsoft.com/office/word/2010/wordml" xmlns:w15="http://schemas.microsoft.com/office/word/2012/wordml" xmlns:wpg="http://schemas.microsoft.com/office/word/2010/wordprocessingGroup" xmlns:wpi="http://schemas.microsoft.com/office/word/2010/wordprocessingInk" xmlns:wne="http://schemas.microsoft.com/office/word/2006/wordml" xmlns:wps="http://schemas.microsoft.com/office/word/2010/wordprocessingShape" mc:Ignorable="w14 w15 wp14">
+<w:endnotes xmlns:wpc="http://schemas.microsoft.com/office/word/2010/wordprocessingCanvas" xmlns:cx="http://schemas.microsoft.com/office/drawing/2014/chartex" xmlns:cx1="http://schemas.microsoft.com/office/drawing/2015/9/8/chartex" xmlns:cx2="http://schemas.microsoft.com/office/drawing/2015/10/21/chartex" xmlns:cx3="http://schemas.microsoft.com/office/drawing/2016/5/9/chartex" xmlns:cx4="http://schemas.microsoft.com/office/drawing/2016/5/10/chartex" xmlns:cx5="http://schemas.microsoft.com/office/drawing/2016/5/11/chartex" xmlns:cx6="http://schemas.microsoft.com/office/drawing/2016/5/12/chartex" xmlns:cx7="http://schemas.microsoft.com/office/drawing/2016/5/13/chartex" xmlns:cx8="http://schemas.microsoft.com/office/drawing/2016/5/14/chartex" xmlns:mc="http://schemas.openxmlformats.org/markup-compatibility/2006" xmlns:aink="http://schemas.microsoft.com/office/drawing/2016/ink" xmlns:am3d="http://schemas.microsoft.com/office/drawing/2017/model3d" xmlns:o="urn:schemas-microsoft-com:office:office" xmlns:oel="http://schemas.microsoft.com/office/2019/extlst" xmlns:r="http://schemas.openxmlformats.org/officeDocument/2006/relationships" xmlns:m="http://schemas.openxmlformats.org/officeDocument/2006/math" xmlns:v="urn:schemas-microsoft-com:vml" xmlns:wp14="http://schemas.microsoft.com/office/word/2010/wordprocessingDrawing" xmlns:wp="http://schemas.openxmlformats.org/drawingml/2006/wordprocessingDrawing" xmlns:w10="urn:schemas-microsoft-com:office:word" xmlns:w="http://schemas.openxmlformats.org/wordprocessingml/2006/main" xmlns:w14="http://schemas.microsoft.com/office/word/2010/wordml" xmlns:w15="http://schemas.microsoft.com/office/word/2012/wordml" xmlns:w16cex="http://schemas.microsoft.com/office/word/2018/wordml/cex" xmlns:w16cid="http://schemas.microsoft.com/office/word/2016/wordml/cid" xmlns:w16="http://schemas.microsoft.com/office/word/2018/wordml" xmlns:w16sdtdh="http://schemas.microsoft.com/office/word/2020/wordml/sdtdatahash" xmlns:w16se="http://schemas.microsoft.com/office/word/2015/wordml/symex" xmlns:wpg="http://schemas.microsoft.com/office/word/2010/wordprocessingGroup" xmlns:wpi="http://schemas.microsoft.com/office/word/2010/wordprocessingInk" xmlns:wne="http://schemas.microsoft.com/office/word/2006/wordml" xmlns:wps="http://schemas.microsoft.com/office/word/2010/wordprocessingShape" mc:Ignorable="w14 w15 w16se w16cid w16 w16cex w16sdtdh wp14">
   <w:endnote w:type="separator" w:id="-1">
     <w:p>
       <w:r>
@@ -27830,7 +26613,7 @@
 </file>
 
 <file path=word/footnotes.xml><?xml version="1.0" encoding="utf-8"?>
-<w:footnotes xmlns:wpc="http://schemas.microsoft.com/office/word/2010/wordprocessingCanvas" xmlns:mc="http://schemas.openxmlformats.org/markup-compatibility/2006" xmlns:o="urn:schemas-microsoft-com:office:office" xmlns:r="http://schemas.openxmlformats.org/officeDocument/2006/relationships" xmlns:m="http://schemas.openxmlformats.org/officeDocument/2006/math" xmlns:v="urn:schemas-microsoft-com:vml" xmlns:wp14="http://schemas.microsoft.com/office/word/2010/wordprocessingDrawing" xmlns:wp="http://schemas.openxmlformats.org/drawingml/2006/wordprocessingDrawing" xmlns:w10="urn:schemas-microsoft-com:office:word" xmlns:w="http://schemas.openxmlformats.org/wordprocessingml/2006/main" xmlns:w14="http://schemas.microsoft.com/office/word/2010/wordml" xmlns:w15="http://schemas.microsoft.com/office/word/2012/wordml" xmlns:wpg="http://schemas.microsoft.com/office/word/2010/wordprocessingGroup" xmlns:wpi="http://schemas.microsoft.com/office/word/2010/wordprocessingInk" xmlns:wne="http://schemas.microsoft.com/office/word/2006/wordml" xmlns:wps="http://schemas.microsoft.com/office/word/2010/wordprocessingShape" mc:Ignorable="w14 w15 wp14">
+<w:footnotes xmlns:wpc="http://schemas.microsoft.com/office/word/2010/wordprocessingCanvas" xmlns:cx="http://schemas.microsoft.com/office/drawing/2014/chartex" xmlns:cx1="http://schemas.microsoft.com/office/drawing/2015/9/8/chartex" xmlns:cx2="http://schemas.microsoft.com/office/drawing/2015/10/21/chartex" xmlns:cx3="http://schemas.microsoft.com/office/drawing/2016/5/9/chartex" xmlns:cx4="http://schemas.microsoft.com/office/drawing/2016/5/10/chartex" xmlns:cx5="http://schemas.microsoft.com/office/drawing/2016/5/11/chartex" xmlns:cx6="http://schemas.microsoft.com/office/drawing/2016/5/12/chartex" xmlns:cx7="http://schemas.microsoft.com/office/drawing/2016/5/13/chartex" xmlns:cx8="http://schemas.microsoft.com/office/drawing/2016/5/14/chartex" xmlns:mc="http://schemas.openxmlformats.org/markup-compatibility/2006" xmlns:aink="http://schemas.microsoft.com/office/drawing/2016/ink" xmlns:am3d="http://schemas.microsoft.com/office/drawing/2017/model3d" xmlns:o="urn:schemas-microsoft-com:office:office" xmlns:oel="http://schemas.microsoft.com/office/2019/extlst" xmlns:r="http://schemas.openxmlformats.org/officeDocument/2006/relationships" xmlns:m="http://schemas.openxmlformats.org/officeDocument/2006/math" xmlns:v="urn:schemas-microsoft-com:vml" xmlns:wp14="http://schemas.microsoft.com/office/word/2010/wordprocessingDrawing" xmlns:wp="http://schemas.openxmlformats.org/drawingml/2006/wordprocessingDrawing" xmlns:w10="urn:schemas-microsoft-com:office:word" xmlns:w="http://schemas.openxmlformats.org/wordprocessingml/2006/main" xmlns:w14="http://schemas.microsoft.com/office/word/2010/wordml" xmlns:w15="http://schemas.microsoft.com/office/word/2012/wordml" xmlns:w16cex="http://schemas.microsoft.com/office/word/2018/wordml/cex" xmlns:w16cid="http://schemas.microsoft.com/office/word/2016/wordml/cid" xmlns:w16="http://schemas.microsoft.com/office/word/2018/wordml" xmlns:w16sdtdh="http://schemas.microsoft.com/office/word/2020/wordml/sdtdatahash" xmlns:w16se="http://schemas.microsoft.com/office/word/2015/wordml/symex" xmlns:wpg="http://schemas.microsoft.com/office/word/2010/wordprocessingGroup" xmlns:wpi="http://schemas.microsoft.com/office/word/2010/wordprocessingInk" xmlns:wne="http://schemas.microsoft.com/office/word/2006/wordml" xmlns:wps="http://schemas.microsoft.com/office/word/2010/wordprocessingShape" mc:Ignorable="w14 w15 w16se w16cid w16 w16cex w16sdtdh wp14">
   <w:footnote w:type="separator" w:id="-1">
     <w:p>
       <w:r>
@@ -27849,7 +26632,7 @@
 </file>
 
 <file path=word/header1.xml><?xml version="1.0" encoding="utf-8"?>
-<w:hdr xmlns:wpc="http://schemas.microsoft.com/office/word/2010/wordprocessingCanvas" xmlns:mc="http://schemas.openxmlformats.org/markup-compatibility/2006" xmlns:o="urn:schemas-microsoft-com:office:office" xmlns:r="http://schemas.openxmlformats.org/officeDocument/2006/relationships" xmlns:m="http://schemas.openxmlformats.org/officeDocument/2006/math" xmlns:v="urn:schemas-microsoft-com:vml" xmlns:wp14="http://schemas.microsoft.com/office/word/2010/wordprocessingDrawing" xmlns:wp="http://schemas.openxmlformats.org/drawingml/2006/wordprocessingDrawing" xmlns:w10="urn:schemas-microsoft-com:office:word" xmlns:w="http://schemas.openxmlformats.org/wordprocessingml/2006/main" xmlns:w14="http://schemas.microsoft.com/office/word/2010/wordml" xmlns:w15="http://schemas.microsoft.com/office/word/2012/wordml" xmlns:wpg="http://schemas.microsoft.com/office/word/2010/wordprocessingGroup" xmlns:wpi="http://schemas.microsoft.com/office/word/2010/wordprocessingInk" xmlns:wne="http://schemas.microsoft.com/office/word/2006/wordml" xmlns:wps="http://schemas.microsoft.com/office/word/2010/wordprocessingShape" mc:Ignorable="w14 w15 wp14">
+<w:hdr xmlns:wpc="http://schemas.microsoft.com/office/word/2010/wordprocessingCanvas" xmlns:cx="http://schemas.microsoft.com/office/drawing/2014/chartex" xmlns:cx1="http://schemas.microsoft.com/office/drawing/2015/9/8/chartex" xmlns:cx2="http://schemas.microsoft.com/office/drawing/2015/10/21/chartex" xmlns:cx3="http://schemas.microsoft.com/office/drawing/2016/5/9/chartex" xmlns:cx4="http://schemas.microsoft.com/office/drawing/2016/5/10/chartex" xmlns:cx5="http://schemas.microsoft.com/office/drawing/2016/5/11/chartex" xmlns:cx6="http://schemas.microsoft.com/office/drawing/2016/5/12/chartex" xmlns:cx7="http://schemas.microsoft.com/office/drawing/2016/5/13/chartex" xmlns:cx8="http://schemas.microsoft.com/office/drawing/2016/5/14/chartex" xmlns:mc="http://schemas.openxmlformats.org/markup-compatibility/2006" xmlns:aink="http://schemas.microsoft.com/office/drawing/2016/ink" xmlns:am3d="http://schemas.microsoft.com/office/drawing/2017/model3d" xmlns:o="urn:schemas-microsoft-com:office:office" xmlns:oel="http://schemas.microsoft.com/office/2019/extlst" xmlns:r="http://schemas.openxmlformats.org/officeDocument/2006/relationships" xmlns:m="http://schemas.openxmlformats.org/officeDocument/2006/math" xmlns:v="urn:schemas-microsoft-com:vml" xmlns:wp14="http://schemas.microsoft.com/office/word/2010/wordprocessingDrawing" xmlns:wp="http://schemas.openxmlformats.org/drawingml/2006/wordprocessingDrawing" xmlns:w10="urn:schemas-microsoft-com:office:word" xmlns:w="http://schemas.openxmlformats.org/wordprocessingml/2006/main" xmlns:w14="http://schemas.microsoft.com/office/word/2010/wordml" xmlns:w15="http://schemas.microsoft.com/office/word/2012/wordml" xmlns:w16cex="http://schemas.microsoft.com/office/word/2018/wordml/cex" xmlns:w16cid="http://schemas.microsoft.com/office/word/2016/wordml/cid" xmlns:w16="http://schemas.microsoft.com/office/word/2018/wordml" xmlns:w16sdtdh="http://schemas.microsoft.com/office/word/2020/wordml/sdtdatahash" xmlns:w16se="http://schemas.microsoft.com/office/word/2015/wordml/symex" xmlns:wpg="http://schemas.microsoft.com/office/word/2010/wordprocessingGroup" xmlns:wpi="http://schemas.microsoft.com/office/word/2010/wordprocessingInk" xmlns:wne="http://schemas.microsoft.com/office/word/2006/wordml" xmlns:wps="http://schemas.microsoft.com/office/word/2010/wordprocessingShape" mc:Ignorable="w14 w15 w16se w16cid w16 w16cex w16sdtdh wp14">
   <w:p>
     <w:pPr>
       <w:pStyle w:val="a4"/>
@@ -28307,7 +27090,7 @@
 </file>
 
 <file path=word/header2.xml><?xml version="1.0" encoding="utf-8"?>
-<w:hdr xmlns:wpc="http://schemas.microsoft.com/office/word/2010/wordprocessingCanvas" xmlns:mc="http://schemas.openxmlformats.org/markup-compatibility/2006" xmlns:o="urn:schemas-microsoft-com:office:office" xmlns:r="http://schemas.openxmlformats.org/officeDocument/2006/relationships" xmlns:m="http://schemas.openxmlformats.org/officeDocument/2006/math" xmlns:v="urn:schemas-microsoft-com:vml" xmlns:wp14="http://schemas.microsoft.com/office/word/2010/wordprocessingDrawing" xmlns:wp="http://schemas.openxmlformats.org/drawingml/2006/wordprocessingDrawing" xmlns:w10="urn:schemas-microsoft-com:office:word" xmlns:w="http://schemas.openxmlformats.org/wordprocessingml/2006/main" xmlns:w14="http://schemas.microsoft.com/office/word/2010/wordml" xmlns:w15="http://schemas.microsoft.com/office/word/2012/wordml" xmlns:wpg="http://schemas.microsoft.com/office/word/2010/wordprocessingGroup" xmlns:wpi="http://schemas.microsoft.com/office/word/2010/wordprocessingInk" xmlns:wne="http://schemas.microsoft.com/office/word/2006/wordml" xmlns:wps="http://schemas.microsoft.com/office/word/2010/wordprocessingShape" mc:Ignorable="w14 w15 wp14">
+<w:hdr xmlns:wpc="http://schemas.microsoft.com/office/word/2010/wordprocessingCanvas" xmlns:cx="http://schemas.microsoft.com/office/drawing/2014/chartex" xmlns:cx1="http://schemas.microsoft.com/office/drawing/2015/9/8/chartex" xmlns:cx2="http://schemas.microsoft.com/office/drawing/2015/10/21/chartex" xmlns:cx3="http://schemas.microsoft.com/office/drawing/2016/5/9/chartex" xmlns:cx4="http://schemas.microsoft.com/office/drawing/2016/5/10/chartex" xmlns:cx5="http://schemas.microsoft.com/office/drawing/2016/5/11/chartex" xmlns:cx6="http://schemas.microsoft.com/office/drawing/2016/5/12/chartex" xmlns:cx7="http://schemas.microsoft.com/office/drawing/2016/5/13/chartex" xmlns:cx8="http://schemas.microsoft.com/office/drawing/2016/5/14/chartex" xmlns:mc="http://schemas.openxmlformats.org/markup-compatibility/2006" xmlns:aink="http://schemas.microsoft.com/office/drawing/2016/ink" xmlns:am3d="http://schemas.microsoft.com/office/drawing/2017/model3d" xmlns:o="urn:schemas-microsoft-com:office:office" xmlns:oel="http://schemas.microsoft.com/office/2019/extlst" xmlns:r="http://schemas.openxmlformats.org/officeDocument/2006/relationships" xmlns:m="http://schemas.openxmlformats.org/officeDocument/2006/math" xmlns:v="urn:schemas-microsoft-com:vml" xmlns:wp14="http://schemas.microsoft.com/office/word/2010/wordprocessingDrawing" xmlns:wp="http://schemas.openxmlformats.org/drawingml/2006/wordprocessingDrawing" xmlns:w10="urn:schemas-microsoft-com:office:word" xmlns:w="http://schemas.openxmlformats.org/wordprocessingml/2006/main" xmlns:w14="http://schemas.microsoft.com/office/word/2010/wordml" xmlns:w15="http://schemas.microsoft.com/office/word/2012/wordml" xmlns:w16cex="http://schemas.microsoft.com/office/word/2018/wordml/cex" xmlns:w16cid="http://schemas.microsoft.com/office/word/2016/wordml/cid" xmlns:w16="http://schemas.microsoft.com/office/word/2018/wordml" xmlns:w16sdtdh="http://schemas.microsoft.com/office/word/2020/wordml/sdtdatahash" xmlns:w16se="http://schemas.microsoft.com/office/word/2015/wordml/symex" xmlns:wpg="http://schemas.microsoft.com/office/word/2010/wordprocessingGroup" xmlns:wpi="http://schemas.microsoft.com/office/word/2010/wordprocessingInk" xmlns:wne="http://schemas.microsoft.com/office/word/2006/wordml" xmlns:wps="http://schemas.microsoft.com/office/word/2010/wordprocessingShape" mc:Ignorable="w14 w15 w16se w16cid w16 w16cex w16sdtdh wp14">
   <w:p>
     <w:pPr>
       <w:pStyle w:val="a4"/>
@@ -28765,7 +27548,7 @@
 </file>
 
 <file path=word/header3.xml><?xml version="1.0" encoding="utf-8"?>
-<w:hdr xmlns:wpc="http://schemas.microsoft.com/office/word/2010/wordprocessingCanvas" xmlns:mc="http://schemas.openxmlformats.org/markup-compatibility/2006" xmlns:o="urn:schemas-microsoft-com:office:office" xmlns:r="http://schemas.openxmlformats.org/officeDocument/2006/relationships" xmlns:m="http://schemas.openxmlformats.org/officeDocument/2006/math" xmlns:v="urn:schemas-microsoft-com:vml" xmlns:wp14="http://schemas.microsoft.com/office/word/2010/wordprocessingDrawing" xmlns:wp="http://schemas.openxmlformats.org/drawingml/2006/wordprocessingDrawing" xmlns:w10="urn:schemas-microsoft-com:office:word" xmlns:w="http://schemas.openxmlformats.org/wordprocessingml/2006/main" xmlns:w14="http://schemas.microsoft.com/office/word/2010/wordml" xmlns:w15="http://schemas.microsoft.com/office/word/2012/wordml" xmlns:wpg="http://schemas.microsoft.com/office/word/2010/wordprocessingGroup" xmlns:wpi="http://schemas.microsoft.com/office/word/2010/wordprocessingInk" xmlns:wne="http://schemas.microsoft.com/office/word/2006/wordml" xmlns:wps="http://schemas.microsoft.com/office/word/2010/wordprocessingShape" mc:Ignorable="w14 w15 wp14">
+<w:hdr xmlns:wpc="http://schemas.microsoft.com/office/word/2010/wordprocessingCanvas" xmlns:cx="http://schemas.microsoft.com/office/drawing/2014/chartex" xmlns:cx1="http://schemas.microsoft.com/office/drawing/2015/9/8/chartex" xmlns:cx2="http://schemas.microsoft.com/office/drawing/2015/10/21/chartex" xmlns:cx3="http://schemas.microsoft.com/office/drawing/2016/5/9/chartex" xmlns:cx4="http://schemas.microsoft.com/office/drawing/2016/5/10/chartex" xmlns:cx5="http://schemas.microsoft.com/office/drawing/2016/5/11/chartex" xmlns:cx6="http://schemas.microsoft.com/office/drawing/2016/5/12/chartex" xmlns:cx7="http://schemas.microsoft.com/office/drawing/2016/5/13/chartex" xmlns:cx8="http://schemas.microsoft.com/office/drawing/2016/5/14/chartex" xmlns:mc="http://schemas.openxmlformats.org/markup-compatibility/2006" xmlns:aink="http://schemas.microsoft.com/office/drawing/2016/ink" xmlns:am3d="http://schemas.microsoft.com/office/drawing/2017/model3d" xmlns:o="urn:schemas-microsoft-com:office:office" xmlns:oel="http://schemas.microsoft.com/office/2019/extlst" xmlns:r="http://schemas.openxmlformats.org/officeDocument/2006/relationships" xmlns:m="http://schemas.openxmlformats.org/officeDocument/2006/math" xmlns:v="urn:schemas-microsoft-com:vml" xmlns:wp14="http://schemas.microsoft.com/office/word/2010/wordprocessingDrawing" xmlns:wp="http://schemas.openxmlformats.org/drawingml/2006/wordprocessingDrawing" xmlns:w10="urn:schemas-microsoft-com:office:word" xmlns:w="http://schemas.openxmlformats.org/wordprocessingml/2006/main" xmlns:w14="http://schemas.microsoft.com/office/word/2010/wordml" xmlns:w15="http://schemas.microsoft.com/office/word/2012/wordml" xmlns:w16cex="http://schemas.microsoft.com/office/word/2018/wordml/cex" xmlns:w16cid="http://schemas.microsoft.com/office/word/2016/wordml/cid" xmlns:w16="http://schemas.microsoft.com/office/word/2018/wordml" xmlns:w16sdtdh="http://schemas.microsoft.com/office/word/2020/wordml/sdtdatahash" xmlns:w16se="http://schemas.microsoft.com/office/word/2015/wordml/symex" xmlns:wpg="http://schemas.microsoft.com/office/word/2010/wordprocessingGroup" xmlns:wpi="http://schemas.microsoft.com/office/word/2010/wordprocessingInk" xmlns:wne="http://schemas.microsoft.com/office/word/2006/wordml" xmlns:wps="http://schemas.microsoft.com/office/word/2010/wordprocessingShape" mc:Ignorable="w14 w15 w16se w16cid w16 w16cex w16sdtdh wp14">
   <w:p>
     <w:pPr>
       <w:pStyle w:val="a4"/>
@@ -29223,7 +28006,7 @@
 </file>
 
 <file path=word/header4.xml><?xml version="1.0" encoding="utf-8"?>
-<w:hdr xmlns:wpc="http://schemas.microsoft.com/office/word/2010/wordprocessingCanvas" xmlns:mc="http://schemas.openxmlformats.org/markup-compatibility/2006" xmlns:o="urn:schemas-microsoft-com:office:office" xmlns:r="http://schemas.openxmlformats.org/officeDocument/2006/relationships" xmlns:m="http://schemas.openxmlformats.org/officeDocument/2006/math" xmlns:v="urn:schemas-microsoft-com:vml" xmlns:wp14="http://schemas.microsoft.com/office/word/2010/wordprocessingDrawing" xmlns:wp="http://schemas.openxmlformats.org/drawingml/2006/wordprocessingDrawing" xmlns:w10="urn:schemas-microsoft-com:office:word" xmlns:w="http://schemas.openxmlformats.org/wordprocessingml/2006/main" xmlns:w14="http://schemas.microsoft.com/office/word/2010/wordml" xmlns:w15="http://schemas.microsoft.com/office/word/2012/wordml" xmlns:wpg="http://schemas.microsoft.com/office/word/2010/wordprocessingGroup" xmlns:wpi="http://schemas.microsoft.com/office/word/2010/wordprocessingInk" xmlns:wne="http://schemas.microsoft.com/office/word/2006/wordml" xmlns:wps="http://schemas.microsoft.com/office/word/2010/wordprocessingShape" mc:Ignorable="w14 w15 wp14">
+<w:hdr xmlns:wpc="http://schemas.microsoft.com/office/word/2010/wordprocessingCanvas" xmlns:cx="http://schemas.microsoft.com/office/drawing/2014/chartex" xmlns:cx1="http://schemas.microsoft.com/office/drawing/2015/9/8/chartex" xmlns:cx2="http://schemas.microsoft.com/office/drawing/2015/10/21/chartex" xmlns:cx3="http://schemas.microsoft.com/office/drawing/2016/5/9/chartex" xmlns:cx4="http://schemas.microsoft.com/office/drawing/2016/5/10/chartex" xmlns:cx5="http://schemas.microsoft.com/office/drawing/2016/5/11/chartex" xmlns:cx6="http://schemas.microsoft.com/office/drawing/2016/5/12/chartex" xmlns:cx7="http://schemas.microsoft.com/office/drawing/2016/5/13/chartex" xmlns:cx8="http://schemas.microsoft.com/office/drawing/2016/5/14/chartex" xmlns:mc="http://schemas.openxmlformats.org/markup-compatibility/2006" xmlns:aink="http://schemas.microsoft.com/office/drawing/2016/ink" xmlns:am3d="http://schemas.microsoft.com/office/drawing/2017/model3d" xmlns:o="urn:schemas-microsoft-com:office:office" xmlns:oel="http://schemas.microsoft.com/office/2019/extlst" xmlns:r="http://schemas.openxmlformats.org/officeDocument/2006/relationships" xmlns:m="http://schemas.openxmlformats.org/officeDocument/2006/math" xmlns:v="urn:schemas-microsoft-com:vml" xmlns:wp14="http://schemas.microsoft.com/office/word/2010/wordprocessingDrawing" xmlns:wp="http://schemas.openxmlformats.org/drawingml/2006/wordprocessingDrawing" xmlns:w10="urn:schemas-microsoft-com:office:word" xmlns:w="http://schemas.openxmlformats.org/wordprocessingml/2006/main" xmlns:w14="http://schemas.microsoft.com/office/word/2010/wordml" xmlns:w15="http://schemas.microsoft.com/office/word/2012/wordml" xmlns:w16cex="http://schemas.microsoft.com/office/word/2018/wordml/cex" xmlns:w16cid="http://schemas.microsoft.com/office/word/2016/wordml/cid" xmlns:w16="http://schemas.microsoft.com/office/word/2018/wordml" xmlns:w16sdtdh="http://schemas.microsoft.com/office/word/2020/wordml/sdtdatahash" xmlns:w16se="http://schemas.microsoft.com/office/word/2015/wordml/symex" xmlns:wpg="http://schemas.microsoft.com/office/word/2010/wordprocessingGroup" xmlns:wpi="http://schemas.microsoft.com/office/word/2010/wordprocessingInk" xmlns:wne="http://schemas.microsoft.com/office/word/2006/wordml" xmlns:wps="http://schemas.microsoft.com/office/word/2010/wordprocessingShape" mc:Ignorable="w14 w15 w16se w16cid w16 w16cex w16sdtdh wp14">
   <w:p>
     <w:pPr>
       <w:pStyle w:val="a4"/>
@@ -29681,7 +28464,7 @@
 </file>
 
 <file path=word/numbering.xml><?xml version="1.0" encoding="utf-8"?>
-<w:numbering xmlns:wpc="http://schemas.microsoft.com/office/word/2010/wordprocessingCanvas" xmlns:mc="http://schemas.openxmlformats.org/markup-compatibility/2006" xmlns:o="urn:schemas-microsoft-com:office:office" xmlns:r="http://schemas.openxmlformats.org/officeDocument/2006/relationships" xmlns:m="http://schemas.openxmlformats.org/officeDocument/2006/math" xmlns:v="urn:schemas-microsoft-com:vml" xmlns:wp14="http://schemas.microsoft.com/office/word/2010/wordprocessingDrawing" xmlns:wp="http://schemas.openxmlformats.org/drawingml/2006/wordprocessingDrawing" xmlns:w10="urn:schemas-microsoft-com:office:word" xmlns:w="http://schemas.openxmlformats.org/wordprocessingml/2006/main" xmlns:w14="http://schemas.microsoft.com/office/word/2010/wordml" xmlns:w15="http://schemas.microsoft.com/office/word/2012/wordml" xmlns:wpg="http://schemas.microsoft.com/office/word/2010/wordprocessingGroup" xmlns:wpi="http://schemas.microsoft.com/office/word/2010/wordprocessingInk" xmlns:wne="http://schemas.microsoft.com/office/word/2006/wordml" xmlns:wps="http://schemas.microsoft.com/office/word/2010/wordprocessingShape" mc:Ignorable="w14 w15 wp14">
+<w:numbering xmlns:wpc="http://schemas.microsoft.com/office/word/2010/wordprocessingCanvas" xmlns:cx="http://schemas.microsoft.com/office/drawing/2014/chartex" xmlns:cx1="http://schemas.microsoft.com/office/drawing/2015/9/8/chartex" xmlns:cx2="http://schemas.microsoft.com/office/drawing/2015/10/21/chartex" xmlns:cx3="http://schemas.microsoft.com/office/drawing/2016/5/9/chartex" xmlns:cx4="http://schemas.microsoft.com/office/drawing/2016/5/10/chartex" xmlns:cx5="http://schemas.microsoft.com/office/drawing/2016/5/11/chartex" xmlns:cx6="http://schemas.microsoft.com/office/drawing/2016/5/12/chartex" xmlns:cx7="http://schemas.microsoft.com/office/drawing/2016/5/13/chartex" xmlns:cx8="http://schemas.microsoft.com/office/drawing/2016/5/14/chartex" xmlns:mc="http://schemas.openxmlformats.org/markup-compatibility/2006" xmlns:aink="http://schemas.microsoft.com/office/drawing/2016/ink" xmlns:am3d="http://schemas.microsoft.com/office/drawing/2017/model3d" xmlns:o="urn:schemas-microsoft-com:office:office" xmlns:oel="http://schemas.microsoft.com/office/2019/extlst" xmlns:r="http://schemas.openxmlformats.org/officeDocument/2006/relationships" xmlns:m="http://schemas.openxmlformats.org/officeDocument/2006/math" xmlns:v="urn:schemas-microsoft-com:vml" xmlns:wp14="http://schemas.microsoft.com/office/word/2010/wordprocessingDrawing" xmlns:wp="http://schemas.openxmlformats.org/drawingml/2006/wordprocessingDrawing" xmlns:w10="urn:schemas-microsoft-com:office:word" xmlns:w="http://schemas.openxmlformats.org/wordprocessingml/2006/main" xmlns:w14="http://schemas.microsoft.com/office/word/2010/wordml" xmlns:w15="http://schemas.microsoft.com/office/word/2012/wordml" xmlns:w16cex="http://schemas.microsoft.com/office/word/2018/wordml/cex" xmlns:w16cid="http://schemas.microsoft.com/office/word/2016/wordml/cid" xmlns:w16="http://schemas.microsoft.com/office/word/2018/wordml" xmlns:w16sdtdh="http://schemas.microsoft.com/office/word/2020/wordml/sdtdatahash" xmlns:w16se="http://schemas.microsoft.com/office/word/2015/wordml/symex" xmlns:wpg="http://schemas.microsoft.com/office/word/2010/wordprocessingGroup" xmlns:wpi="http://schemas.microsoft.com/office/word/2010/wordprocessingInk" xmlns:wne="http://schemas.microsoft.com/office/word/2006/wordml" xmlns:wps="http://schemas.microsoft.com/office/word/2010/wordprocessingShape" mc:Ignorable="w14 w15 w16se w16cid w16 w16cex w16sdtdh wp14">
   <w:abstractNum w:abstractNumId="0" w15:restartNumberingAfterBreak="0">
     <w:nsid w:val="0397573A"/>
     <w:multiLevelType w:val="hybridMultilevel"/>
@@ -31373,68 +30156,68 @@
       </w:pPr>
     </w:lvl>
   </w:abstractNum>
-  <w:num w:numId="1">
+  <w:num w:numId="1" w16cid:durableId="62025917">
     <w:abstractNumId w:val="18"/>
   </w:num>
-  <w:num w:numId="2">
+  <w:num w:numId="2" w16cid:durableId="1536235914">
     <w:abstractNumId w:val="5"/>
   </w:num>
-  <w:num w:numId="3">
+  <w:num w:numId="3" w16cid:durableId="1156872403">
     <w:abstractNumId w:val="9"/>
   </w:num>
-  <w:num w:numId="4">
+  <w:num w:numId="4" w16cid:durableId="353264096">
     <w:abstractNumId w:val="3"/>
   </w:num>
-  <w:num w:numId="5">
+  <w:num w:numId="5" w16cid:durableId="567692625">
     <w:abstractNumId w:val="10"/>
   </w:num>
-  <w:num w:numId="6">
+  <w:num w:numId="6" w16cid:durableId="1394936616">
     <w:abstractNumId w:val="17"/>
   </w:num>
-  <w:num w:numId="7">
+  <w:num w:numId="7" w16cid:durableId="394090209">
     <w:abstractNumId w:val="16"/>
   </w:num>
-  <w:num w:numId="8">
+  <w:num w:numId="8" w16cid:durableId="1634484954">
     <w:abstractNumId w:val="8"/>
   </w:num>
-  <w:num w:numId="9">
+  <w:num w:numId="9" w16cid:durableId="1113787538">
     <w:abstractNumId w:val="14"/>
   </w:num>
-  <w:num w:numId="10">
+  <w:num w:numId="10" w16cid:durableId="83964620">
     <w:abstractNumId w:val="4"/>
   </w:num>
-  <w:num w:numId="11">
+  <w:num w:numId="11" w16cid:durableId="1093748082">
     <w:abstractNumId w:val="11"/>
   </w:num>
-  <w:num w:numId="12">
+  <w:num w:numId="12" w16cid:durableId="1687630722">
     <w:abstractNumId w:val="2"/>
   </w:num>
-  <w:num w:numId="13">
+  <w:num w:numId="13" w16cid:durableId="727993593">
     <w:abstractNumId w:val="12"/>
   </w:num>
-  <w:num w:numId="14">
+  <w:num w:numId="14" w16cid:durableId="1459689791">
     <w:abstractNumId w:val="13"/>
   </w:num>
-  <w:num w:numId="15">
+  <w:num w:numId="15" w16cid:durableId="256983085">
     <w:abstractNumId w:val="1"/>
   </w:num>
-  <w:num w:numId="16">
+  <w:num w:numId="16" w16cid:durableId="551893468">
     <w:abstractNumId w:val="0"/>
   </w:num>
-  <w:num w:numId="17">
+  <w:num w:numId="17" w16cid:durableId="1144278020">
     <w:abstractNumId w:val="15"/>
   </w:num>
-  <w:num w:numId="18">
+  <w:num w:numId="18" w16cid:durableId="428504417">
     <w:abstractNumId w:val="7"/>
   </w:num>
-  <w:num w:numId="19">
+  <w:num w:numId="19" w16cid:durableId="402458260">
     <w:abstractNumId w:val="6"/>
   </w:num>
 </w:numbering>
 </file>
 
 <file path=word/styles.xml><?xml version="1.0" encoding="utf-8"?>
-<w:styles xmlns:mc="http://schemas.openxmlformats.org/markup-compatibility/2006" xmlns:r="http://schemas.openxmlformats.org/officeDocument/2006/relationships" xmlns:w="http://schemas.openxmlformats.org/wordprocessingml/2006/main" xmlns:w14="http://schemas.microsoft.com/office/word/2010/wordml" xmlns:w15="http://schemas.microsoft.com/office/word/2012/wordml" mc:Ignorable="w14 w15">
+<w:styles xmlns:mc="http://schemas.openxmlformats.org/markup-compatibility/2006" xmlns:r="http://schemas.openxmlformats.org/officeDocument/2006/relationships" xmlns:w="http://schemas.openxmlformats.org/wordprocessingml/2006/main" xmlns:w14="http://schemas.microsoft.com/office/word/2010/wordml" xmlns:w15="http://schemas.microsoft.com/office/word/2012/wordml" xmlns:w16cex="http://schemas.microsoft.com/office/word/2018/wordml/cex" xmlns:w16cid="http://schemas.microsoft.com/office/word/2016/wordml/cid" xmlns:w16="http://schemas.microsoft.com/office/word/2018/wordml" xmlns:w16sdtdh="http://schemas.microsoft.com/office/word/2020/wordml/sdtdatahash" xmlns:w16se="http://schemas.microsoft.com/office/word/2015/wordml/symex" mc:Ignorable="w14 w15 w16se w16cid w16 w16cex w16sdtdh">
   <w:docDefaults>
     <w:rPrDefault>
       <w:rPr>
@@ -31447,7 +30230,7 @@
     </w:rPrDefault>
     <w:pPrDefault/>
   </w:docDefaults>
-  <w:latentStyles w:defLockedState="0" w:defUIPriority="99" w:defSemiHidden="0" w:defUnhideWhenUsed="0" w:defQFormat="0" w:count="371">
+  <w:latentStyles w:defLockedState="0" w:defUIPriority="99" w:defSemiHidden="0" w:defUnhideWhenUsed="0" w:defQFormat="0" w:count="376">
     <w:lsdException w:name="Normal" w:uiPriority="0" w:qFormat="1"/>
     <w:lsdException w:name="heading 1" w:uiPriority="9" w:qFormat="1"/>
     <w:lsdException w:name="heading 2" w:semiHidden="1" w:uiPriority="9" w:unhideWhenUsed="1" w:qFormat="1"/>
@@ -31819,6 +30602,11 @@
     <w:lsdException w:name="List Table 5 Dark Accent 6" w:uiPriority="50"/>
     <w:lsdException w:name="List Table 6 Colorful Accent 6" w:uiPriority="51"/>
     <w:lsdException w:name="List Table 7 Colorful Accent 6" w:uiPriority="52"/>
+    <w:lsdException w:name="Mention" w:semiHidden="1" w:unhideWhenUsed="1"/>
+    <w:lsdException w:name="Smart Hyperlink" w:semiHidden="1" w:unhideWhenUsed="1"/>
+    <w:lsdException w:name="Hashtag" w:semiHidden="1" w:unhideWhenUsed="1"/>
+    <w:lsdException w:name="Unresolved Mention" w:semiHidden="1" w:unhideWhenUsed="1"/>
+    <w:lsdException w:name="Smart Link" w:semiHidden="1" w:unhideWhenUsed="1"/>
   </w:latentStyles>
   <w:style w:type="paragraph" w:default="1" w:styleId="a">
     <w:name w:val="Normal"/>

--- a/新泰週報20260906[2636]B4F.docx
+++ b/新泰週報20260906[2636]B4F.docx
@@ -1,6 +1,6 @@
 
 <file path=word/document.xml><?xml version="1.0" encoding="utf-8"?>
-<w:document xmlns:wpc="http://schemas.microsoft.com/office/word/2010/wordprocessingCanvas" xmlns:cx="http://schemas.microsoft.com/office/drawing/2014/chartex" xmlns:cx1="http://schemas.microsoft.com/office/drawing/2015/9/8/chartex" xmlns:cx2="http://schemas.microsoft.com/office/drawing/2015/10/21/chartex" xmlns:cx3="http://schemas.microsoft.com/office/drawing/2016/5/9/chartex" xmlns:cx4="http://schemas.microsoft.com/office/drawing/2016/5/10/chartex" xmlns:cx5="http://schemas.microsoft.com/office/drawing/2016/5/11/chartex" xmlns:cx6="http://schemas.microsoft.com/office/drawing/2016/5/12/chartex" xmlns:cx7="http://schemas.microsoft.com/office/drawing/2016/5/13/chartex" xmlns:cx8="http://schemas.microsoft.com/office/drawing/2016/5/14/chartex" xmlns:mc="http://schemas.openxmlformats.org/markup-compatibility/2006" xmlns:aink="http://schemas.microsoft.com/office/drawing/2016/ink" xmlns:am3d="http://schemas.microsoft.com/office/drawing/2017/model3d" xmlns:o="urn:schemas-microsoft-com:office:office" xmlns:oel="http://schemas.microsoft.com/office/2019/extlst" xmlns:r="http://schemas.openxmlformats.org/officeDocument/2006/relationships" xmlns:m="http://schemas.openxmlformats.org/officeDocument/2006/math" xmlns:v="urn:schemas-microsoft-com:vml" xmlns:wp14="http://schemas.microsoft.com/office/word/2010/wordprocessingDrawing" xmlns:wp="http://schemas.openxmlformats.org/drawingml/2006/wordprocessingDrawing" xmlns:w10="urn:schemas-microsoft-com:office:word" xmlns:w="http://schemas.openxmlformats.org/wordprocessingml/2006/main" xmlns:w14="http://schemas.microsoft.com/office/word/2010/wordml" xmlns:w15="http://schemas.microsoft.com/office/word/2012/wordml" xmlns:w16cex="http://schemas.microsoft.com/office/word/2018/wordml/cex" xmlns:w16cid="http://schemas.microsoft.com/office/word/2016/wordml/cid" xmlns:w16="http://schemas.microsoft.com/office/word/2018/wordml" xmlns:w16sdtdh="http://schemas.microsoft.com/office/word/2020/wordml/sdtdatahash" xmlns:w16se="http://schemas.microsoft.com/office/word/2015/wordml/symex" xmlns:wpg="http://schemas.microsoft.com/office/word/2010/wordprocessingGroup" xmlns:wpi="http://schemas.microsoft.com/office/word/2010/wordprocessingInk" xmlns:wne="http://schemas.microsoft.com/office/word/2006/wordml" xmlns:wps="http://schemas.microsoft.com/office/word/2010/wordprocessingShape" mc:Ignorable="w14 w15 w16se w16cid w16 w16cex w16sdtdh wp14">
+<w:document xmlns:wpc="http://schemas.microsoft.com/office/word/2010/wordprocessingCanvas" xmlns:mc="http://schemas.openxmlformats.org/markup-compatibility/2006" xmlns:o="urn:schemas-microsoft-com:office:office" xmlns:r="http://schemas.openxmlformats.org/officeDocument/2006/relationships" xmlns:m="http://schemas.openxmlformats.org/officeDocument/2006/math" xmlns:v="urn:schemas-microsoft-com:vml" xmlns:wp14="http://schemas.microsoft.com/office/word/2010/wordprocessingDrawing" xmlns:wp="http://schemas.openxmlformats.org/drawingml/2006/wordprocessingDrawing" xmlns:w10="urn:schemas-microsoft-com:office:word" xmlns:w="http://schemas.openxmlformats.org/wordprocessingml/2006/main" xmlns:w14="http://schemas.microsoft.com/office/word/2010/wordml" xmlns:w15="http://schemas.microsoft.com/office/word/2012/wordml" xmlns:wpg="http://schemas.microsoft.com/office/word/2010/wordprocessingGroup" xmlns:wpi="http://schemas.microsoft.com/office/word/2010/wordprocessingInk" xmlns:wne="http://schemas.microsoft.com/office/word/2006/wordml" xmlns:wps="http://schemas.microsoft.com/office/word/2010/wordprocessingShape" mc:Ignorable="w14 w15 wp14">
   <w:body>
     <w:p>
       <w:pPr>
@@ -653,25 +653,608 @@
             </w:pPr>
             <w:r>
               <w:rPr>
+                <w:rFonts w:ascii="Barlow Condensed Medium" w:eastAsia="標楷體" w:hAnsi="Barlow Condensed Medium" w:cs="Segoe UI Symbol" w:hint="eastAsia"/>
+                <w:w w:val="90"/>
+                <w:sz w:val="26"/>
+                <w:szCs w:val="26"/>
+              </w:rPr>
+              <w:t>艋舺教會</w:t>
+            </w:r>
+            <w:r>
+              <w:rPr>
+                <w:rFonts w:ascii="Barlow Condensed Medium" w:eastAsia="標楷體" w:hAnsi="Barlow Condensed Medium" w:cs="Segoe UI Symbol"/>
+                <w:w w:val="90"/>
+                <w:sz w:val="26"/>
+                <w:szCs w:val="26"/>
+              </w:rPr>
+              <w:t>將於</w:t>
+            </w:r>
+            <w:r>
+              <w:rPr>
+                <w:rFonts w:ascii="Barlow Condensed Medium" w:eastAsia="標楷體" w:hAnsi="Barlow Condensed Medium" w:cs="Segoe UI Symbol"/>
+                <w:w w:val="90"/>
+                <w:sz w:val="26"/>
+                <w:szCs w:val="26"/>
+              </w:rPr>
+              <w:t>9/</w:t>
+            </w:r>
+            <w:r>
+              <w:rPr>
+                <w:rFonts w:ascii="Barlow Condensed Medium" w:eastAsia="標楷體" w:hAnsi="Barlow Condensed Medium" w:cs="Segoe UI Symbol" w:hint="eastAsia"/>
+                <w:w w:val="90"/>
+                <w:sz w:val="26"/>
+                <w:szCs w:val="26"/>
+              </w:rPr>
+              <w:t>6</w:t>
+            </w:r>
+            <w:r>
+              <w:rPr>
+                <w:rFonts w:ascii="Barlow Condensed Medium" w:eastAsia="標楷體" w:hAnsi="Barlow Condensed Medium" w:cs="Segoe UI Symbol" w:hint="eastAsia"/>
+                <w:w w:val="90"/>
+                <w:sz w:val="26"/>
+                <w:szCs w:val="26"/>
+              </w:rPr>
+              <w:t>主日</w:t>
+            </w:r>
+            <w:r>
+              <w:rPr>
+                <w:rFonts w:ascii="Barlow Condensed Medium" w:eastAsia="標楷體" w:hAnsi="Barlow Condensed Medium" w:cs="Segoe UI Symbol"/>
+                <w:w w:val="90"/>
+                <w:sz w:val="26"/>
+                <w:szCs w:val="26"/>
+              </w:rPr>
+              <w:t>下午</w:t>
+            </w:r>
+            <w:r>
+              <w:rPr>
+                <w:rFonts w:ascii="Barlow Condensed Medium" w:eastAsia="標楷體" w:hAnsi="Barlow Condensed Medium" w:cs="Segoe UI Symbol" w:hint="eastAsia"/>
+                <w:w w:val="90"/>
+                <w:sz w:val="26"/>
+                <w:szCs w:val="26"/>
+              </w:rPr>
+              <w:t>3</w:t>
+            </w:r>
+            <w:r>
+              <w:rPr>
+                <w:rFonts w:ascii="Barlow Condensed Medium" w:eastAsia="標楷體" w:hAnsi="Barlow Condensed Medium" w:cs="Segoe UI Symbol"/>
+                <w:w w:val="90"/>
+                <w:sz w:val="26"/>
+                <w:szCs w:val="26"/>
+              </w:rPr>
+              <w:t>:</w:t>
+            </w:r>
+            <w:r>
+              <w:rPr>
+                <w:rFonts w:ascii="Barlow Condensed Medium" w:eastAsia="標楷體" w:hAnsi="Barlow Condensed Medium" w:cs="Segoe UI Symbol" w:hint="eastAsia"/>
+                <w:w w:val="90"/>
+                <w:sz w:val="26"/>
+                <w:szCs w:val="26"/>
+              </w:rPr>
+              <w:t>3</w:t>
+            </w:r>
+            <w:r>
+              <w:rPr>
+                <w:rFonts w:ascii="Barlow Condensed Medium" w:eastAsia="標楷體" w:hAnsi="Barlow Condensed Medium" w:cs="Segoe UI Symbol"/>
+                <w:w w:val="90"/>
+                <w:sz w:val="26"/>
+                <w:szCs w:val="26"/>
+              </w:rPr>
+              <w:t>0</w:t>
+            </w:r>
+            <w:r>
+              <w:rPr>
+                <w:rFonts w:ascii="Barlow Condensed Medium" w:eastAsia="標楷體" w:hAnsi="Barlow Condensed Medium" w:cs="Segoe UI Symbol" w:hint="eastAsia"/>
+                <w:w w:val="90"/>
+                <w:sz w:val="26"/>
+                <w:szCs w:val="26"/>
+              </w:rPr>
+              <w:t>舉行楊承恩牧師就任該會第十任主任牧師授職感恩禮拜</w:t>
+            </w:r>
+            <w:r>
+              <w:rPr>
+                <w:rFonts w:ascii="Barlow Condensed Medium" w:eastAsia="標楷體" w:hAnsi="Barlow Condensed Medium" w:cs="Segoe UI Symbol"/>
+                <w:w w:val="90"/>
+                <w:sz w:val="26"/>
+                <w:szCs w:val="26"/>
+              </w:rPr>
+              <w:t>。</w:t>
+            </w:r>
+          </w:p>
+        </w:tc>
+      </w:tr>
+      <w:tr>
+        <w:tc>
+          <w:tcPr>
+            <w:tcW w:w="299" w:type="dxa"/>
+            <w:tcBorders>
+              <w:top w:val="nil"/>
+              <w:left w:val="nil"/>
+              <w:bottom w:val="nil"/>
+              <w:right w:val="nil"/>
+            </w:tcBorders>
+            <w:tcMar>
+              <w:left w:w="28" w:type="dxa"/>
+              <w:right w:w="28" w:type="dxa"/>
+            </w:tcMar>
+          </w:tcPr>
+          <w:p>
+            <w:pPr>
+              <w:snapToGrid w:val="0"/>
+              <w:spacing w:line="300" w:lineRule="exact"/>
+              <w:ind w:rightChars="11" w:right="26"/>
+              <w:jc w:val="right"/>
+              <w:rPr>
+                <w:rFonts w:ascii="Barlow Condensed Medium" w:eastAsia="華康細黑體" w:hAnsi="Barlow Condensed Medium"/>
+                <w:w w:val="90"/>
+                <w:sz w:val="26"/>
+                <w:szCs w:val="26"/>
+              </w:rPr>
+            </w:pPr>
+            <w:r>
+              <w:rPr>
+                <w:rFonts w:ascii="Barlow Condensed Medium" w:eastAsia="華康細黑體" w:hAnsi="Barlow Condensed Medium" w:hint="eastAsia"/>
+                <w:w w:val="90"/>
+                <w:sz w:val="26"/>
+                <w:szCs w:val="26"/>
+              </w:rPr>
+              <w:t>2.</w:t>
+            </w:r>
+          </w:p>
+        </w:tc>
+        <w:tc>
+          <w:tcPr>
+            <w:tcW w:w="5622" w:type="dxa"/>
+            <w:tcBorders>
+              <w:top w:val="nil"/>
+              <w:left w:val="nil"/>
+              <w:bottom w:val="nil"/>
+              <w:right w:val="nil"/>
+            </w:tcBorders>
+            <w:tcMar>
+              <w:left w:w="28" w:type="dxa"/>
+              <w:right w:w="28" w:type="dxa"/>
+            </w:tcMar>
+          </w:tcPr>
+          <w:p>
+            <w:pPr>
+              <w:kinsoku w:val="0"/>
+              <w:snapToGrid w:val="0"/>
+              <w:spacing w:line="300" w:lineRule="exact"/>
+              <w:jc w:val="both"/>
+              <w:rPr>
                 <w:rFonts w:ascii="Barlow Condensed Medium" w:eastAsia="標楷體" w:hAnsi="Barlow Condensed Medium" w:cs="Segoe UI Symbol"/>
                 <w:noProof/>
                 <w:w w:val="90"/>
                 <w:sz w:val="26"/>
                 <w:szCs w:val="26"/>
+                <w:lang w:bidi="he-IL"/>
+              </w:rPr>
+            </w:pPr>
+            <w:r>
+              <w:rPr>
+                <w:rFonts w:ascii="Barlow Condensed Medium" w:eastAsia="標楷體" w:hAnsi="Barlow Condensed Medium" w:cs="Segoe UI Symbol"/>
+                <w:w w:val="90"/>
+                <w:sz w:val="26"/>
+                <w:szCs w:val="26"/>
+              </w:rPr>
+              <w:t>北中</w:t>
+            </w:r>
+            <w:r>
+              <w:rPr>
+                <w:rFonts w:ascii="Barlow Condensed Medium" w:eastAsia="標楷體" w:hAnsi="Barlow Condensed Medium" w:cs="Segoe UI Symbol"/>
+                <w:w w:val="90"/>
+                <w:sz w:val="26"/>
+                <w:szCs w:val="26"/>
+              </w:rPr>
+              <w:t>教社部主辦「教會高齡事工照護人才培力訓練」將於</w:t>
+            </w:r>
+            <w:r>
+              <w:rPr>
+                <w:rFonts w:ascii="Barlow Condensed Medium" w:eastAsia="標楷體" w:hAnsi="Barlow Condensed Medium" w:cs="Segoe UI Symbol"/>
+                <w:w w:val="90"/>
+                <w:sz w:val="26"/>
+                <w:szCs w:val="26"/>
+              </w:rPr>
+              <w:t>9/11(</w:t>
+            </w:r>
+            <w:r>
+              <w:rPr>
+                <w:rFonts w:ascii="Barlow Condensed Medium" w:eastAsia="標楷體" w:hAnsi="Barlow Condensed Medium" w:cs="Segoe UI Symbol"/>
+                <w:w w:val="90"/>
+                <w:sz w:val="26"/>
+                <w:szCs w:val="26"/>
+              </w:rPr>
+              <w:t>五</w:t>
+            </w:r>
+            <w:r>
+              <w:rPr>
+                <w:rFonts w:ascii="Barlow Condensed Medium" w:eastAsia="標楷體" w:hAnsi="Barlow Condensed Medium" w:cs="Segoe UI Symbol"/>
+                <w:w w:val="90"/>
+                <w:sz w:val="26"/>
+                <w:szCs w:val="26"/>
+              </w:rPr>
+              <w:t>)</w:t>
+            </w:r>
+            <w:r>
+              <w:rPr>
+                <w:rFonts w:ascii="Barlow Condensed Medium" w:eastAsia="標楷體" w:hAnsi="Barlow Condensed Medium" w:cs="Segoe UI Symbol"/>
+                <w:w w:val="90"/>
+                <w:sz w:val="26"/>
+                <w:szCs w:val="26"/>
+              </w:rPr>
+              <w:t>下午</w:t>
+            </w:r>
+            <w:r>
+              <w:rPr>
+                <w:rFonts w:ascii="Barlow Condensed Medium" w:eastAsia="標楷體" w:hAnsi="Barlow Condensed Medium" w:cs="Segoe UI Symbol"/>
+                <w:w w:val="90"/>
+                <w:sz w:val="26"/>
+                <w:szCs w:val="26"/>
+              </w:rPr>
+              <w:t>1:00-9/12(</w:t>
+            </w:r>
+            <w:r>
+              <w:rPr>
+                <w:rFonts w:ascii="Barlow Condensed Medium" w:eastAsia="標楷體" w:hAnsi="Barlow Condensed Medium" w:cs="Segoe UI Symbol"/>
+                <w:w w:val="90"/>
+                <w:sz w:val="26"/>
+                <w:szCs w:val="26"/>
+              </w:rPr>
+              <w:t>六</w:t>
+            </w:r>
+            <w:r>
+              <w:rPr>
+                <w:rFonts w:ascii="Barlow Condensed Medium" w:eastAsia="標楷體" w:hAnsi="Barlow Condensed Medium" w:cs="Segoe UI Symbol"/>
+                <w:w w:val="90"/>
+                <w:sz w:val="26"/>
+                <w:szCs w:val="26"/>
+              </w:rPr>
+              <w:t>)</w:t>
+            </w:r>
+            <w:r>
+              <w:rPr>
+                <w:rFonts w:ascii="Barlow Condensed Medium" w:eastAsia="標楷體" w:hAnsi="Barlow Condensed Medium" w:cs="Segoe UI Symbol"/>
+                <w:w w:val="90"/>
+                <w:sz w:val="26"/>
+                <w:szCs w:val="26"/>
+              </w:rPr>
+              <w:t>下午</w:t>
+            </w:r>
+            <w:r>
+              <w:rPr>
+                <w:rFonts w:ascii="Barlow Condensed Medium" w:eastAsia="標楷體" w:hAnsi="Barlow Condensed Medium" w:cs="Segoe UI Symbol"/>
+                <w:w w:val="90"/>
+                <w:sz w:val="26"/>
+                <w:szCs w:val="26"/>
+              </w:rPr>
+              <w:t>4:00</w:t>
+            </w:r>
+            <w:r>
+              <w:rPr>
+                <w:rFonts w:ascii="Barlow Condensed Medium" w:eastAsia="標楷體" w:hAnsi="Barlow Condensed Medium" w:cs="Segoe UI Symbol"/>
+                <w:w w:val="90"/>
+                <w:sz w:val="26"/>
+                <w:szCs w:val="26"/>
+              </w:rPr>
+              <w:t>在新北投水都飯店舉行。詳見公佈欄。</w:t>
+            </w:r>
+          </w:p>
+        </w:tc>
+      </w:tr>
+      <w:tr>
+        <w:tc>
+          <w:tcPr>
+            <w:tcW w:w="299" w:type="dxa"/>
+            <w:tcBorders>
+              <w:top w:val="nil"/>
+              <w:left w:val="nil"/>
+              <w:bottom w:val="nil"/>
+              <w:right w:val="nil"/>
+            </w:tcBorders>
+            <w:tcMar>
+              <w:left w:w="28" w:type="dxa"/>
+              <w:right w:w="28" w:type="dxa"/>
+            </w:tcMar>
+          </w:tcPr>
+          <w:p>
+            <w:pPr>
+              <w:snapToGrid w:val="0"/>
+              <w:spacing w:line="300" w:lineRule="exact"/>
+              <w:ind w:rightChars="11" w:right="26"/>
+              <w:jc w:val="right"/>
+              <w:rPr>
+                <w:rFonts w:ascii="Barlow Condensed Medium" w:eastAsia="華康細黑體" w:hAnsi="Barlow Condensed Medium"/>
+                <w:w w:val="90"/>
+                <w:sz w:val="26"/>
+                <w:szCs w:val="26"/>
+              </w:rPr>
+            </w:pPr>
+            <w:r>
+              <w:rPr>
+                <w:rFonts w:ascii="Barlow Condensed Medium" w:eastAsia="華康細黑體" w:hAnsi="Barlow Condensed Medium" w:hint="eastAsia"/>
+                <w:w w:val="90"/>
+                <w:sz w:val="26"/>
+                <w:szCs w:val="26"/>
+              </w:rPr>
+              <w:t>3.</w:t>
+            </w:r>
+          </w:p>
+        </w:tc>
+        <w:tc>
+          <w:tcPr>
+            <w:tcW w:w="5622" w:type="dxa"/>
+            <w:tcBorders>
+              <w:top w:val="nil"/>
+              <w:left w:val="nil"/>
+              <w:bottom w:val="nil"/>
+              <w:right w:val="nil"/>
+            </w:tcBorders>
+            <w:tcMar>
+              <w:left w:w="28" w:type="dxa"/>
+              <w:right w:w="28" w:type="dxa"/>
+            </w:tcMar>
+          </w:tcPr>
+          <w:p>
+            <w:pPr>
+              <w:kinsoku w:val="0"/>
+              <w:snapToGrid w:val="0"/>
+              <w:spacing w:line="300" w:lineRule="exact"/>
+              <w:jc w:val="both"/>
+              <w:rPr>
+                <w:rFonts w:ascii="Barlow Condensed Medium" w:eastAsia="標楷體" w:hAnsi="Barlow Condensed Medium" w:cs="Segoe UI Symbol"/>
+                <w:noProof/>
+                <w:w w:val="90"/>
+                <w:sz w:val="26"/>
+                <w:szCs w:val="26"/>
+                <w:lang w:bidi="he-IL"/>
+              </w:rPr>
+            </w:pPr>
+            <w:r>
+              <w:rPr>
+                <w:rFonts w:ascii="Barlow Condensed Medium" w:eastAsia="標楷體" w:hAnsi="Barlow Condensed Medium" w:cs="Segoe UI Symbol" w:hint="eastAsia"/>
+                <w:w w:val="90"/>
+                <w:sz w:val="26"/>
+                <w:szCs w:val="26"/>
+              </w:rPr>
+              <w:t>玉山神學院</w:t>
+            </w:r>
+            <w:r>
+              <w:rPr>
+                <w:rFonts w:ascii="Barlow Condensed Medium" w:eastAsia="標楷體" w:hAnsi="Barlow Condensed Medium" w:cs="Segoe UI Symbol"/>
+                <w:w w:val="90"/>
+                <w:sz w:val="26"/>
+                <w:szCs w:val="26"/>
+              </w:rPr>
+              <w:t>將於</w:t>
+            </w:r>
+            <w:r>
+              <w:rPr>
+                <w:rFonts w:ascii="Barlow Condensed Medium" w:eastAsia="標楷體" w:hAnsi="Barlow Condensed Medium" w:cs="Segoe UI Symbol" w:hint="eastAsia"/>
+                <w:w w:val="90"/>
+                <w:sz w:val="26"/>
+                <w:szCs w:val="26"/>
+              </w:rPr>
+              <w:t>9</w:t>
+            </w:r>
+            <w:r>
+              <w:rPr>
+                <w:rFonts w:ascii="Barlow Condensed Medium" w:eastAsia="標楷體" w:hAnsi="Barlow Condensed Medium" w:cs="Segoe UI Symbol"/>
+                <w:w w:val="90"/>
+                <w:sz w:val="26"/>
+                <w:szCs w:val="26"/>
+              </w:rPr>
+              <w:t>/</w:t>
+            </w:r>
+            <w:r>
+              <w:rPr>
+                <w:rFonts w:ascii="Barlow Condensed Medium" w:eastAsia="標楷體" w:hAnsi="Barlow Condensed Medium" w:cs="Segoe UI Symbol" w:hint="eastAsia"/>
+                <w:w w:val="90"/>
+                <w:sz w:val="26"/>
+                <w:szCs w:val="26"/>
+              </w:rPr>
+              <w:t>17(</w:t>
+            </w:r>
+            <w:r>
+              <w:rPr>
+                <w:rFonts w:ascii="Barlow Condensed Medium" w:eastAsia="標楷體" w:hAnsi="Barlow Condensed Medium" w:cs="Segoe UI Symbol" w:hint="eastAsia"/>
+                <w:w w:val="90"/>
+                <w:sz w:val="26"/>
+                <w:szCs w:val="26"/>
+              </w:rPr>
+              <w:t>四</w:t>
+            </w:r>
+            <w:r>
+              <w:rPr>
+                <w:rFonts w:ascii="Barlow Condensed Medium" w:eastAsia="標楷體" w:hAnsi="Barlow Condensed Medium" w:cs="Segoe UI Symbol" w:hint="eastAsia"/>
+                <w:w w:val="90"/>
+                <w:sz w:val="26"/>
+                <w:szCs w:val="26"/>
+              </w:rPr>
+              <w:t>)</w:t>
+            </w:r>
+            <w:r>
+              <w:rPr>
+                <w:rFonts w:ascii="Barlow Condensed Medium" w:eastAsia="標楷體" w:hAnsi="Barlow Condensed Medium" w:cs="Segoe UI Symbol"/>
+                <w:w w:val="90"/>
+                <w:sz w:val="26"/>
+                <w:szCs w:val="26"/>
+              </w:rPr>
+              <w:t>下午</w:t>
+            </w:r>
+            <w:r>
+              <w:rPr>
+                <w:rFonts w:ascii="Barlow Condensed Medium" w:eastAsia="標楷體" w:hAnsi="Barlow Condensed Medium" w:cs="Segoe UI Symbol" w:hint="eastAsia"/>
+                <w:w w:val="90"/>
+                <w:sz w:val="26"/>
+                <w:szCs w:val="26"/>
+              </w:rPr>
+              <w:t>3</w:t>
+            </w:r>
+            <w:r>
+              <w:rPr>
+                <w:rFonts w:ascii="Barlow Condensed Medium" w:eastAsia="標楷體" w:hAnsi="Barlow Condensed Medium" w:cs="Segoe UI Symbol"/>
+                <w:w w:val="90"/>
+                <w:sz w:val="26"/>
+                <w:szCs w:val="26"/>
+              </w:rPr>
+              <w:t>:</w:t>
+            </w:r>
+            <w:r>
+              <w:rPr>
+                <w:rFonts w:ascii="Barlow Condensed Medium" w:eastAsia="標楷體" w:hAnsi="Barlow Condensed Medium" w:cs="Segoe UI Symbol" w:hint="eastAsia"/>
+                <w:w w:val="90"/>
+                <w:sz w:val="26"/>
+                <w:szCs w:val="26"/>
+              </w:rPr>
+              <w:t>0</w:t>
+            </w:r>
+            <w:r>
+              <w:rPr>
+                <w:rFonts w:ascii="Barlow Condensed Medium" w:eastAsia="標楷體" w:hAnsi="Barlow Condensed Medium" w:cs="Segoe UI Symbol"/>
+                <w:w w:val="90"/>
+                <w:sz w:val="26"/>
+                <w:szCs w:val="26"/>
+              </w:rPr>
+              <w:t>0</w:t>
+            </w:r>
+            <w:r>
+              <w:rPr>
+                <w:rFonts w:ascii="Barlow Condensed Medium" w:eastAsia="標楷體" w:hAnsi="Barlow Condensed Medium" w:cs="Segoe UI Symbol" w:hint="eastAsia"/>
+                <w:w w:val="90"/>
+                <w:sz w:val="26"/>
+                <w:szCs w:val="26"/>
+              </w:rPr>
+              <w:t>舉行</w:t>
+            </w:r>
+            <w:r>
+              <w:rPr>
+                <w:rFonts w:ascii="Barlow Condensed Medium" w:eastAsia="標楷體" w:hAnsi="Barlow Condensed Medium" w:cs="Segoe UI Symbol" w:hint="eastAsia"/>
+                <w:w w:val="90"/>
+                <w:sz w:val="26"/>
+                <w:szCs w:val="26"/>
+              </w:rPr>
+              <w:t>2026</w:t>
+            </w:r>
+            <w:r>
+              <w:rPr>
+                <w:rFonts w:ascii="Barlow Condensed Medium" w:eastAsia="標楷體" w:hAnsi="Barlow Condensed Medium" w:cs="Segoe UI Symbol" w:hint="eastAsia"/>
+                <w:w w:val="90"/>
+                <w:sz w:val="26"/>
+                <w:szCs w:val="26"/>
+              </w:rPr>
+              <w:t>學年開學暨林約道牧師就任院長感恩禮拜。報名至</w:t>
+            </w:r>
+            <w:r>
+              <w:rPr>
+                <w:rFonts w:ascii="Barlow Condensed Medium" w:eastAsia="標楷體" w:hAnsi="Barlow Condensed Medium" w:cs="Segoe UI Symbol" w:hint="eastAsia"/>
+                <w:w w:val="90"/>
+                <w:sz w:val="26"/>
+                <w:szCs w:val="26"/>
+              </w:rPr>
+              <w:t>9/28</w:t>
+            </w:r>
+            <w:r>
+              <w:rPr>
+                <w:rFonts w:ascii="Barlow Condensed Medium" w:eastAsia="標楷體" w:hAnsi="Barlow Condensed Medium" w:cs="Segoe UI Symbol" w:hint="eastAsia"/>
+                <w:w w:val="90"/>
+                <w:sz w:val="26"/>
+                <w:szCs w:val="26"/>
+              </w:rPr>
+              <w:t>。</w:t>
+            </w:r>
+          </w:p>
+        </w:tc>
+      </w:tr>
+      <w:tr>
+        <w:tc>
+          <w:tcPr>
+            <w:tcW w:w="299" w:type="dxa"/>
+            <w:tcBorders>
+              <w:top w:val="nil"/>
+              <w:left w:val="nil"/>
+              <w:bottom w:val="nil"/>
+              <w:right w:val="nil"/>
+            </w:tcBorders>
+            <w:tcMar>
+              <w:left w:w="28" w:type="dxa"/>
+              <w:right w:w="28" w:type="dxa"/>
+            </w:tcMar>
+          </w:tcPr>
+          <w:p>
+            <w:pPr>
+              <w:snapToGrid w:val="0"/>
+              <w:spacing w:line="300" w:lineRule="exact"/>
+              <w:ind w:rightChars="11" w:right="26"/>
+              <w:jc w:val="right"/>
+              <w:rPr>
+                <w:rFonts w:ascii="Barlow Condensed Medium" w:eastAsia="華康細黑體" w:hAnsi="Barlow Condensed Medium"/>
+                <w:w w:val="90"/>
+                <w:sz w:val="26"/>
+                <w:szCs w:val="26"/>
+              </w:rPr>
+            </w:pPr>
+            <w:r>
+              <w:rPr>
+                <w:rFonts w:ascii="Barlow Condensed Medium" w:eastAsia="華康細黑體" w:hAnsi="Barlow Condensed Medium" w:hint="eastAsia"/>
+                <w:w w:val="90"/>
+                <w:sz w:val="26"/>
+                <w:szCs w:val="26"/>
+              </w:rPr>
+              <w:t>4.</w:t>
+            </w:r>
+          </w:p>
+        </w:tc>
+        <w:tc>
+          <w:tcPr>
+            <w:tcW w:w="5622" w:type="dxa"/>
+            <w:tcBorders>
+              <w:top w:val="nil"/>
+              <w:left w:val="nil"/>
+              <w:bottom w:val="nil"/>
+              <w:right w:val="nil"/>
+            </w:tcBorders>
+            <w:tcMar>
+              <w:left w:w="28" w:type="dxa"/>
+              <w:right w:w="28" w:type="dxa"/>
+            </w:tcMar>
+          </w:tcPr>
+          <w:p>
+            <w:pPr>
+              <w:kinsoku w:val="0"/>
+              <w:snapToGrid w:val="0"/>
+              <w:spacing w:line="300" w:lineRule="exact"/>
+              <w:jc w:val="both"/>
+              <w:rPr>
+                <w:rFonts w:ascii="Barlow Condensed Medium" w:eastAsia="標楷體" w:hAnsi="Barlow Condensed Medium" w:cs="Segoe UI Symbol"/>
+                <w:noProof/>
+                <w:w w:val="90"/>
+                <w:sz w:val="26"/>
+                <w:szCs w:val="26"/>
+                <w:lang w:bidi="he-IL"/>
+              </w:rPr>
+            </w:pPr>
+            <w:r>
+              <w:rPr>
+                <w:rFonts w:ascii="Barlow Condensed Medium" w:eastAsia="標楷體" w:hAnsi="Barlow Condensed Medium" w:cs="Segoe UI Symbol"/>
+                <w:noProof/>
+                <w:w w:val="90"/>
+                <w:sz w:val="26"/>
+                <w:szCs w:val="26"/>
+                <w:lang w:bidi="he-IL"/>
               </w:rPr>
               <w:drawing>
-                <wp:anchor distT="0" distB="0" distL="114300" distR="114300" simplePos="0" relativeHeight="251658240" behindDoc="1" locked="0" layoutInCell="1" allowOverlap="1" wp14:anchorId="1635EFA5" wp14:editId="2F2D624A">
+                <wp:anchor distT="0" distB="0" distL="114300" distR="114300" simplePos="0" relativeHeight="251668480" behindDoc="0" locked="0" layoutInCell="1" allowOverlap="1" wp14:anchorId="34F60BE4" wp14:editId="67D6B9B0">
                   <wp:simplePos x="0" y="0"/>
                   <wp:positionH relativeFrom="column">
-                    <wp:posOffset>2800985</wp:posOffset>
+                    <wp:posOffset>2755265</wp:posOffset>
                   </wp:positionH>
                   <wp:positionV relativeFrom="paragraph">
-                    <wp:posOffset>-231775</wp:posOffset>
+                    <wp:posOffset>635</wp:posOffset>
                   </wp:positionV>
-                  <wp:extent cx="718820" cy="736600"/>
-                  <wp:effectExtent l="0" t="0" r="5080" b="6350"/>
+                  <wp:extent cx="785495" cy="781050"/>
+                  <wp:effectExtent l="0" t="0" r="0" b="0"/>
                   <wp:wrapSquare wrapText="bothSides"/>
-                  <wp:docPr id="27" name="圖片 27"/>
+                  <wp:docPr id="20" name="圖片 20"/>
                   <wp:cNvGraphicFramePr>
                     <a:graphicFrameLocks xmlns:a="http://schemas.openxmlformats.org/drawingml/2006/main" noChangeAspect="1"/>
                   </wp:cNvGraphicFramePr>
@@ -679,7 +1262,7 @@
                     <a:graphicData uri="http://schemas.openxmlformats.org/drawingml/2006/picture">
                       <pic:pic xmlns:pic="http://schemas.openxmlformats.org/drawingml/2006/picture">
                         <pic:nvPicPr>
-                          <pic:cNvPr id="27" name="20260905長執初階下半年.jpg"/>
+                          <pic:cNvPr id="20" name="北中青年日10-31.jpg"/>
                           <pic:cNvPicPr/>
                         </pic:nvPicPr>
                         <pic:blipFill>
@@ -697,7 +1280,7 @@
                         <pic:spPr>
                           <a:xfrm>
                             <a:off x="0" y="0"/>
-                            <a:ext cx="718820" cy="736600"/>
+                            <a:ext cx="785495" cy="781050"/>
                           </a:xfrm>
                           <a:prstGeom prst="rect">
                             <a:avLst/>
@@ -717,12 +1300,21 @@
             </w:r>
             <w:r>
               <w:rPr>
+                <w:rFonts w:ascii="Segoe UI Symbol" w:eastAsia="標楷體" w:hAnsi="Segoe UI Symbol" w:cs="Segoe UI Symbol"/>
+                <w:w w:val="90"/>
+                <w:sz w:val="26"/>
+                <w:szCs w:val="26"/>
+              </w:rPr>
+              <w:t>★</w:t>
+            </w:r>
+            <w:r>
+              <w:rPr>
                 <w:rFonts w:ascii="Barlow Condensed Medium" w:eastAsia="標楷體" w:hAnsi="Barlow Condensed Medium" w:cs="Segoe UI Symbol" w:hint="eastAsia"/>
                 <w:w w:val="90"/>
                 <w:sz w:val="26"/>
                 <w:szCs w:val="26"/>
               </w:rPr>
-              <w:t>台北中會主辨</w:t>
+              <w:t>「</w:t>
             </w:r>
             <w:r>
               <w:rPr>
@@ -731,7 +1323,16 @@
                 <w:sz w:val="26"/>
                 <w:szCs w:val="26"/>
               </w:rPr>
-              <w:t>2026</w:t>
+              <w:t>2</w:t>
+            </w:r>
+            <w:r>
+              <w:rPr>
+                <w:rFonts w:ascii="Barlow Condensed Medium" w:eastAsia="標楷體" w:hAnsi="Barlow Condensed Medium" w:cs="Segoe UI Symbol"/>
+                <w:w w:val="90"/>
+                <w:sz w:val="26"/>
+                <w:szCs w:val="26"/>
+              </w:rPr>
+              <w:t>026</w:t>
             </w:r>
             <w:r>
               <w:rPr>
@@ -740,7 +1341,16 @@
                 <w:sz w:val="26"/>
                 <w:szCs w:val="26"/>
               </w:rPr>
-              <w:t>年下半年初階長執訓練會，將於</w:t>
+              <w:t>年北中青年日聯合禱告會」</w:t>
+            </w:r>
+            <w:r>
+              <w:rPr>
+                <w:rFonts w:ascii="Barlow Condensed Medium" w:eastAsia="標楷體" w:hAnsi="Barlow Condensed Medium" w:cs="Segoe UI Symbol"/>
+                <w:w w:val="90"/>
+                <w:sz w:val="26"/>
+                <w:szCs w:val="26"/>
+              </w:rPr>
+              <w:t>將</w:t>
             </w:r>
             <w:r>
               <w:rPr>
@@ -749,7 +1359,7 @@
                 <w:sz w:val="26"/>
                 <w:szCs w:val="26"/>
               </w:rPr>
-              <w:t>9/5(</w:t>
+              <w:t>延期至</w:t>
             </w:r>
             <w:r>
               <w:rPr>
@@ -758,7 +1368,16 @@
                 <w:sz w:val="26"/>
                 <w:szCs w:val="26"/>
               </w:rPr>
-              <w:t>六</w:t>
+              <w:t>10</w:t>
+            </w:r>
+            <w:r>
+              <w:rPr>
+                <w:rFonts w:ascii="Barlow Condensed Medium" w:eastAsia="標楷體" w:hAnsi="Barlow Condensed Medium" w:cs="Segoe UI Symbol"/>
+                <w:w w:val="90"/>
+                <w:sz w:val="26"/>
+                <w:szCs w:val="26"/>
+              </w:rPr>
+              <w:t>/</w:t>
             </w:r>
             <w:r>
               <w:rPr>
@@ -767,7 +1386,7 @@
                 <w:sz w:val="26"/>
                 <w:szCs w:val="26"/>
               </w:rPr>
-              <w:t>)</w:t>
+              <w:t>31(</w:t>
             </w:r>
             <w:r>
               <w:rPr>
@@ -776,7 +1395,7 @@
                 <w:sz w:val="26"/>
                 <w:szCs w:val="26"/>
               </w:rPr>
-              <w:t>上午</w:t>
+              <w:t>六</w:t>
             </w:r>
             <w:r>
               <w:rPr>
@@ -785,7 +1404,16 @@
                 <w:sz w:val="26"/>
                 <w:szCs w:val="26"/>
               </w:rPr>
-              <w:t>845-12:10</w:t>
+              <w:t>)</w:t>
+            </w:r>
+            <w:r>
+              <w:rPr>
+                <w:rFonts w:ascii="Barlow Condensed Medium" w:eastAsia="標楷體" w:hAnsi="Barlow Condensed Medium" w:cs="Segoe UI Symbol"/>
+                <w:w w:val="90"/>
+                <w:sz w:val="26"/>
+                <w:szCs w:val="26"/>
+              </w:rPr>
+              <w:t>下午</w:t>
             </w:r>
             <w:r>
               <w:rPr>
@@ -794,7 +1422,25 @@
                 <w:sz w:val="26"/>
                 <w:szCs w:val="26"/>
               </w:rPr>
-              <w:t>大稻埕教會舉行。請上網報名，報名至</w:t>
+              <w:t>15</w:t>
+            </w:r>
+            <w:r>
+              <w:rPr>
+                <w:rFonts w:ascii="Barlow Condensed Medium" w:eastAsia="標楷體" w:hAnsi="Barlow Condensed Medium" w:cs="Segoe UI Symbol"/>
+                <w:w w:val="90"/>
+                <w:sz w:val="26"/>
+                <w:szCs w:val="26"/>
+              </w:rPr>
+              <w:t>:</w:t>
+            </w:r>
+            <w:r>
+              <w:rPr>
+                <w:rFonts w:ascii="Barlow Condensed Medium" w:eastAsia="標楷體" w:hAnsi="Barlow Condensed Medium" w:cs="Segoe UI Symbol"/>
+                <w:w w:val="90"/>
+                <w:sz w:val="26"/>
+                <w:szCs w:val="26"/>
+              </w:rPr>
+              <w:t>0</w:t>
             </w:r>
             <w:r>
               <w:rPr>
@@ -803,11 +1449,20 @@
                 <w:sz w:val="26"/>
                 <w:szCs w:val="26"/>
               </w:rPr>
-              <w:t>9/2</w:t>
+              <w:t>0-16:30</w:t>
             </w:r>
             <w:r>
               <w:rPr>
                 <w:rFonts w:ascii="Barlow Condensed Medium" w:eastAsia="標楷體" w:hAnsi="Barlow Condensed Medium" w:cs="Segoe UI Symbol" w:hint="eastAsia"/>
+                <w:w w:val="90"/>
+                <w:sz w:val="26"/>
+                <w:szCs w:val="26"/>
+              </w:rPr>
+              <w:t>假大稻埕教會舉行</w:t>
+            </w:r>
+            <w:r>
+              <w:rPr>
+                <w:rFonts w:ascii="Barlow Condensed Medium" w:eastAsia="標楷體" w:hAnsi="Barlow Condensed Medium" w:cs="Segoe UI Symbol"/>
                 <w:w w:val="90"/>
                 <w:sz w:val="26"/>
                 <w:szCs w:val="26"/>
@@ -852,7 +1507,7 @@
                 <w:sz w:val="26"/>
                 <w:szCs w:val="26"/>
               </w:rPr>
-              <w:t>2.</w:t>
+              <w:t>5.</w:t>
             </w:r>
           </w:p>
         </w:tc>
@@ -892,7 +1547,7 @@
                 <w:sz w:val="26"/>
                 <w:szCs w:val="26"/>
               </w:rPr>
-              <w:t>艋舺教會</w:t>
+              <w:t>明志教會</w:t>
             </w:r>
             <w:r>
               <w:rPr>
@@ -905,12 +1560,21 @@
             </w:r>
             <w:r>
               <w:rPr>
+                <w:rFonts w:ascii="Barlow Condensed Medium" w:eastAsia="標楷體" w:hAnsi="Barlow Condensed Medium" w:cs="Segoe UI Symbol" w:hint="eastAsia"/>
+                <w:w w:val="90"/>
+                <w:sz w:val="26"/>
+                <w:szCs w:val="26"/>
+              </w:rPr>
+              <w:t>10</w:t>
+            </w:r>
+            <w:r>
+              <w:rPr>
                 <w:rFonts w:ascii="Barlow Condensed Medium" w:eastAsia="標楷體" w:hAnsi="Barlow Condensed Medium" w:cs="Segoe UI Symbol"/>
                 <w:w w:val="90"/>
                 <w:sz w:val="26"/>
                 <w:szCs w:val="26"/>
               </w:rPr>
-              <w:t>9/</w:t>
+              <w:t>/</w:t>
             </w:r>
             <w:r>
               <w:rPr>
@@ -919,7 +1583,7 @@
                 <w:sz w:val="26"/>
                 <w:szCs w:val="26"/>
               </w:rPr>
-              <w:t>6</w:t>
+              <w:t>11</w:t>
             </w:r>
             <w:r>
               <w:rPr>
@@ -982,7 +1646,7 @@
                 <w:sz w:val="26"/>
                 <w:szCs w:val="26"/>
               </w:rPr>
-              <w:t>舉行楊承恩牧師就任該會第十任主任牧師授職感恩禮拜</w:t>
+              <w:t>舉行林青岳傳道師封立牧師暨就任該會第五任牧師授職感恩禮拜</w:t>
             </w:r>
             <w:r>
               <w:rPr>
@@ -1024,15 +1688,6 @@
                 <w:szCs w:val="26"/>
               </w:rPr>
             </w:pPr>
-            <w:r>
-              <w:rPr>
-                <w:rFonts w:ascii="Barlow Condensed Medium" w:eastAsia="華康細黑體" w:hAnsi="Barlow Condensed Medium" w:hint="eastAsia"/>
-                <w:w w:val="90"/>
-                <w:sz w:val="26"/>
-                <w:szCs w:val="26"/>
-              </w:rPr>
-              <w:t>3.</w:t>
-            </w:r>
           </w:p>
         </w:tc>
         <w:tc>
@@ -1064,759 +1719,6 @@
                 <w:lang w:bidi="he-IL"/>
               </w:rPr>
             </w:pPr>
-            <w:r>
-              <w:rPr>
-                <w:rFonts w:ascii="Barlow Condensed Medium" w:eastAsia="標楷體" w:hAnsi="Barlow Condensed Medium" w:cs="Segoe UI Symbol"/>
-                <w:w w:val="90"/>
-                <w:sz w:val="26"/>
-                <w:szCs w:val="26"/>
-              </w:rPr>
-              <w:t>北中</w:t>
-            </w:r>
-            <w:r>
-              <w:rPr>
-                <w:rFonts w:ascii="Barlow Condensed Medium" w:eastAsia="標楷體" w:hAnsi="Barlow Condensed Medium" w:cs="Segoe UI Symbol"/>
-                <w:w w:val="90"/>
-                <w:sz w:val="26"/>
-                <w:szCs w:val="26"/>
-              </w:rPr>
-              <w:t>教社部主辦「教會高齡事工照護人才培力訓練」將於</w:t>
-            </w:r>
-            <w:r>
-              <w:rPr>
-                <w:rFonts w:ascii="Barlow Condensed Medium" w:eastAsia="標楷體" w:hAnsi="Barlow Condensed Medium" w:cs="Segoe UI Symbol"/>
-                <w:w w:val="90"/>
-                <w:sz w:val="26"/>
-                <w:szCs w:val="26"/>
-              </w:rPr>
-              <w:t>9/11(</w:t>
-            </w:r>
-            <w:r>
-              <w:rPr>
-                <w:rFonts w:ascii="Barlow Condensed Medium" w:eastAsia="標楷體" w:hAnsi="Barlow Condensed Medium" w:cs="Segoe UI Symbol"/>
-                <w:w w:val="90"/>
-                <w:sz w:val="26"/>
-                <w:szCs w:val="26"/>
-              </w:rPr>
-              <w:t>五</w:t>
-            </w:r>
-            <w:r>
-              <w:rPr>
-                <w:rFonts w:ascii="Barlow Condensed Medium" w:eastAsia="標楷體" w:hAnsi="Barlow Condensed Medium" w:cs="Segoe UI Symbol"/>
-                <w:w w:val="90"/>
-                <w:sz w:val="26"/>
-                <w:szCs w:val="26"/>
-              </w:rPr>
-              <w:t>)</w:t>
-            </w:r>
-            <w:r>
-              <w:rPr>
-                <w:rFonts w:ascii="Barlow Condensed Medium" w:eastAsia="標楷體" w:hAnsi="Barlow Condensed Medium" w:cs="Segoe UI Symbol"/>
-                <w:w w:val="90"/>
-                <w:sz w:val="26"/>
-                <w:szCs w:val="26"/>
-              </w:rPr>
-              <w:t>下午</w:t>
-            </w:r>
-            <w:r>
-              <w:rPr>
-                <w:rFonts w:ascii="Barlow Condensed Medium" w:eastAsia="標楷體" w:hAnsi="Barlow Condensed Medium" w:cs="Segoe UI Symbol"/>
-                <w:w w:val="90"/>
-                <w:sz w:val="26"/>
-                <w:szCs w:val="26"/>
-              </w:rPr>
-              <w:t>1:00-9/12(</w:t>
-            </w:r>
-            <w:r>
-              <w:rPr>
-                <w:rFonts w:ascii="Barlow Condensed Medium" w:eastAsia="標楷體" w:hAnsi="Barlow Condensed Medium" w:cs="Segoe UI Symbol"/>
-                <w:w w:val="90"/>
-                <w:sz w:val="26"/>
-                <w:szCs w:val="26"/>
-              </w:rPr>
-              <w:t>六</w:t>
-            </w:r>
-            <w:r>
-              <w:rPr>
-                <w:rFonts w:ascii="Barlow Condensed Medium" w:eastAsia="標楷體" w:hAnsi="Barlow Condensed Medium" w:cs="Segoe UI Symbol"/>
-                <w:w w:val="90"/>
-                <w:sz w:val="26"/>
-                <w:szCs w:val="26"/>
-              </w:rPr>
-              <w:t>)</w:t>
-            </w:r>
-            <w:r>
-              <w:rPr>
-                <w:rFonts w:ascii="Barlow Condensed Medium" w:eastAsia="標楷體" w:hAnsi="Barlow Condensed Medium" w:cs="Segoe UI Symbol"/>
-                <w:w w:val="90"/>
-                <w:sz w:val="26"/>
-                <w:szCs w:val="26"/>
-              </w:rPr>
-              <w:t>下午</w:t>
-            </w:r>
-            <w:r>
-              <w:rPr>
-                <w:rFonts w:ascii="Barlow Condensed Medium" w:eastAsia="標楷體" w:hAnsi="Barlow Condensed Medium" w:cs="Segoe UI Symbol"/>
-                <w:w w:val="90"/>
-                <w:sz w:val="26"/>
-                <w:szCs w:val="26"/>
-              </w:rPr>
-              <w:t>4:00</w:t>
-            </w:r>
-            <w:r>
-              <w:rPr>
-                <w:rFonts w:ascii="Barlow Condensed Medium" w:eastAsia="標楷體" w:hAnsi="Barlow Condensed Medium" w:cs="Segoe UI Symbol"/>
-                <w:w w:val="90"/>
-                <w:sz w:val="26"/>
-                <w:szCs w:val="26"/>
-              </w:rPr>
-              <w:t>在新北投水都飯店舉行。詳見公佈欄。</w:t>
-            </w:r>
-          </w:p>
-        </w:tc>
-      </w:tr>
-      <w:tr>
-        <w:tc>
-          <w:tcPr>
-            <w:tcW w:w="299" w:type="dxa"/>
-            <w:tcBorders>
-              <w:top w:val="nil"/>
-              <w:left w:val="nil"/>
-              <w:bottom w:val="nil"/>
-              <w:right w:val="nil"/>
-            </w:tcBorders>
-            <w:tcMar>
-              <w:left w:w="28" w:type="dxa"/>
-              <w:right w:w="28" w:type="dxa"/>
-            </w:tcMar>
-          </w:tcPr>
-          <w:p>
-            <w:pPr>
-              <w:snapToGrid w:val="0"/>
-              <w:spacing w:line="300" w:lineRule="exact"/>
-              <w:ind w:rightChars="11" w:right="26"/>
-              <w:jc w:val="right"/>
-              <w:rPr>
-                <w:rFonts w:ascii="Barlow Condensed Medium" w:eastAsia="華康細黑體" w:hAnsi="Barlow Condensed Medium"/>
-                <w:w w:val="90"/>
-                <w:sz w:val="26"/>
-                <w:szCs w:val="26"/>
-              </w:rPr>
-            </w:pPr>
-            <w:r>
-              <w:rPr>
-                <w:rFonts w:ascii="Barlow Condensed Medium" w:eastAsia="華康細黑體" w:hAnsi="Barlow Condensed Medium" w:hint="eastAsia"/>
-                <w:w w:val="90"/>
-                <w:sz w:val="26"/>
-                <w:szCs w:val="26"/>
-              </w:rPr>
-              <w:t>4.</w:t>
-            </w:r>
-          </w:p>
-        </w:tc>
-        <w:tc>
-          <w:tcPr>
-            <w:tcW w:w="5622" w:type="dxa"/>
-            <w:tcBorders>
-              <w:top w:val="nil"/>
-              <w:left w:val="nil"/>
-              <w:bottom w:val="nil"/>
-              <w:right w:val="nil"/>
-            </w:tcBorders>
-            <w:tcMar>
-              <w:left w:w="28" w:type="dxa"/>
-              <w:right w:w="28" w:type="dxa"/>
-            </w:tcMar>
-          </w:tcPr>
-          <w:p>
-            <w:pPr>
-              <w:kinsoku w:val="0"/>
-              <w:snapToGrid w:val="0"/>
-              <w:spacing w:line="300" w:lineRule="exact"/>
-              <w:jc w:val="both"/>
-              <w:rPr>
-                <w:rFonts w:ascii="Barlow Condensed Medium" w:eastAsia="標楷體" w:hAnsi="Barlow Condensed Medium" w:cs="Segoe UI Symbol"/>
-                <w:noProof/>
-                <w:w w:val="90"/>
-                <w:sz w:val="26"/>
-                <w:szCs w:val="26"/>
-                <w:lang w:bidi="he-IL"/>
-              </w:rPr>
-            </w:pPr>
-            <w:r>
-              <w:rPr>
-                <w:rFonts w:ascii="Barlow Condensed Medium" w:eastAsia="標楷體" w:hAnsi="Barlow Condensed Medium" w:cs="Segoe UI Symbol" w:hint="eastAsia"/>
-                <w:w w:val="90"/>
-                <w:sz w:val="26"/>
-                <w:szCs w:val="26"/>
-              </w:rPr>
-              <w:t>明志教會</w:t>
-            </w:r>
-            <w:r>
-              <w:rPr>
-                <w:rFonts w:ascii="Barlow Condensed Medium" w:eastAsia="標楷體" w:hAnsi="Barlow Condensed Medium" w:cs="Segoe UI Symbol"/>
-                <w:w w:val="90"/>
-                <w:sz w:val="26"/>
-                <w:szCs w:val="26"/>
-              </w:rPr>
-              <w:t>將於</w:t>
-            </w:r>
-            <w:r>
-              <w:rPr>
-                <w:rFonts w:ascii="Barlow Condensed Medium" w:eastAsia="標楷體" w:hAnsi="Barlow Condensed Medium" w:cs="Segoe UI Symbol" w:hint="eastAsia"/>
-                <w:w w:val="90"/>
-                <w:sz w:val="26"/>
-                <w:szCs w:val="26"/>
-              </w:rPr>
-              <w:t>10</w:t>
-            </w:r>
-            <w:r>
-              <w:rPr>
-                <w:rFonts w:ascii="Barlow Condensed Medium" w:eastAsia="標楷體" w:hAnsi="Barlow Condensed Medium" w:cs="Segoe UI Symbol"/>
-                <w:w w:val="90"/>
-                <w:sz w:val="26"/>
-                <w:szCs w:val="26"/>
-              </w:rPr>
-              <w:t>/</w:t>
-            </w:r>
-            <w:r>
-              <w:rPr>
-                <w:rFonts w:ascii="Barlow Condensed Medium" w:eastAsia="標楷體" w:hAnsi="Barlow Condensed Medium" w:cs="Segoe UI Symbol" w:hint="eastAsia"/>
-                <w:w w:val="90"/>
-                <w:sz w:val="26"/>
-                <w:szCs w:val="26"/>
-              </w:rPr>
-              <w:t>11</w:t>
-            </w:r>
-            <w:r>
-              <w:rPr>
-                <w:rFonts w:ascii="Barlow Condensed Medium" w:eastAsia="標楷體" w:hAnsi="Barlow Condensed Medium" w:cs="Segoe UI Symbol" w:hint="eastAsia"/>
-                <w:w w:val="90"/>
-                <w:sz w:val="26"/>
-                <w:szCs w:val="26"/>
-              </w:rPr>
-              <w:t>主日</w:t>
-            </w:r>
-            <w:r>
-              <w:rPr>
-                <w:rFonts w:ascii="Barlow Condensed Medium" w:eastAsia="標楷體" w:hAnsi="Barlow Condensed Medium" w:cs="Segoe UI Symbol"/>
-                <w:w w:val="90"/>
-                <w:sz w:val="26"/>
-                <w:szCs w:val="26"/>
-              </w:rPr>
-              <w:t>下午</w:t>
-            </w:r>
-            <w:r>
-              <w:rPr>
-                <w:rFonts w:ascii="Barlow Condensed Medium" w:eastAsia="標楷體" w:hAnsi="Barlow Condensed Medium" w:cs="Segoe UI Symbol" w:hint="eastAsia"/>
-                <w:w w:val="90"/>
-                <w:sz w:val="26"/>
-                <w:szCs w:val="26"/>
-              </w:rPr>
-              <w:t>3</w:t>
-            </w:r>
-            <w:r>
-              <w:rPr>
-                <w:rFonts w:ascii="Barlow Condensed Medium" w:eastAsia="標楷體" w:hAnsi="Barlow Condensed Medium" w:cs="Segoe UI Symbol"/>
-                <w:w w:val="90"/>
-                <w:sz w:val="26"/>
-                <w:szCs w:val="26"/>
-              </w:rPr>
-              <w:t>:</w:t>
-            </w:r>
-            <w:r>
-              <w:rPr>
-                <w:rFonts w:ascii="Barlow Condensed Medium" w:eastAsia="標楷體" w:hAnsi="Barlow Condensed Medium" w:cs="Segoe UI Symbol" w:hint="eastAsia"/>
-                <w:w w:val="90"/>
-                <w:sz w:val="26"/>
-                <w:szCs w:val="26"/>
-              </w:rPr>
-              <w:t>3</w:t>
-            </w:r>
-            <w:r>
-              <w:rPr>
-                <w:rFonts w:ascii="Barlow Condensed Medium" w:eastAsia="標楷體" w:hAnsi="Barlow Condensed Medium" w:cs="Segoe UI Symbol"/>
-                <w:w w:val="90"/>
-                <w:sz w:val="26"/>
-                <w:szCs w:val="26"/>
-              </w:rPr>
-              <w:t>0</w:t>
-            </w:r>
-            <w:r>
-              <w:rPr>
-                <w:rFonts w:ascii="Barlow Condensed Medium" w:eastAsia="標楷體" w:hAnsi="Barlow Condensed Medium" w:cs="Segoe UI Symbol" w:hint="eastAsia"/>
-                <w:w w:val="90"/>
-                <w:sz w:val="26"/>
-                <w:szCs w:val="26"/>
-              </w:rPr>
-              <w:t>舉行林青岳傳道師封立牧師暨就任該會第五任牧師授職感恩禮拜</w:t>
-            </w:r>
-            <w:r>
-              <w:rPr>
-                <w:rFonts w:ascii="Barlow Condensed Medium" w:eastAsia="標楷體" w:hAnsi="Barlow Condensed Medium" w:cs="Segoe UI Symbol"/>
-                <w:w w:val="90"/>
-                <w:sz w:val="26"/>
-                <w:szCs w:val="26"/>
-              </w:rPr>
-              <w:t>。</w:t>
-            </w:r>
-          </w:p>
-        </w:tc>
-      </w:tr>
-      <w:tr>
-        <w:tc>
-          <w:tcPr>
-            <w:tcW w:w="299" w:type="dxa"/>
-            <w:tcBorders>
-              <w:top w:val="nil"/>
-              <w:left w:val="nil"/>
-              <w:bottom w:val="nil"/>
-              <w:right w:val="nil"/>
-            </w:tcBorders>
-            <w:tcMar>
-              <w:left w:w="28" w:type="dxa"/>
-              <w:right w:w="28" w:type="dxa"/>
-            </w:tcMar>
-          </w:tcPr>
-          <w:p>
-            <w:pPr>
-              <w:snapToGrid w:val="0"/>
-              <w:spacing w:line="300" w:lineRule="exact"/>
-              <w:ind w:rightChars="11" w:right="26"/>
-              <w:jc w:val="right"/>
-              <w:rPr>
-                <w:rFonts w:ascii="Barlow Condensed Medium" w:eastAsia="華康細黑體" w:hAnsi="Barlow Condensed Medium"/>
-                <w:w w:val="90"/>
-                <w:sz w:val="26"/>
-                <w:szCs w:val="26"/>
-              </w:rPr>
-            </w:pPr>
-            <w:r>
-              <w:rPr>
-                <w:rFonts w:ascii="Barlow Condensed Medium" w:eastAsia="華康細黑體" w:hAnsi="Barlow Condensed Medium" w:hint="eastAsia"/>
-                <w:w w:val="90"/>
-                <w:sz w:val="26"/>
-                <w:szCs w:val="26"/>
-              </w:rPr>
-              <w:t>5.</w:t>
-            </w:r>
-          </w:p>
-        </w:tc>
-        <w:tc>
-          <w:tcPr>
-            <w:tcW w:w="5622" w:type="dxa"/>
-            <w:tcBorders>
-              <w:top w:val="nil"/>
-              <w:left w:val="nil"/>
-              <w:bottom w:val="nil"/>
-              <w:right w:val="nil"/>
-            </w:tcBorders>
-            <w:tcMar>
-              <w:left w:w="28" w:type="dxa"/>
-              <w:right w:w="28" w:type="dxa"/>
-            </w:tcMar>
-          </w:tcPr>
-          <w:p>
-            <w:pPr>
-              <w:kinsoku w:val="0"/>
-              <w:snapToGrid w:val="0"/>
-              <w:spacing w:line="300" w:lineRule="exact"/>
-              <w:jc w:val="both"/>
-              <w:rPr>
-                <w:rFonts w:ascii="Barlow Condensed Medium" w:eastAsia="標楷體" w:hAnsi="Barlow Condensed Medium" w:cs="Segoe UI Symbol"/>
-                <w:noProof/>
-                <w:w w:val="90"/>
-                <w:sz w:val="26"/>
-                <w:szCs w:val="26"/>
-                <w:lang w:bidi="he-IL"/>
-              </w:rPr>
-            </w:pPr>
-            <w:r>
-              <w:rPr>
-                <w:rFonts w:ascii="Segoe UI Symbol" w:eastAsia="標楷體" w:hAnsi="Segoe UI Symbol" w:cs="Segoe UI Symbol"/>
-                <w:w w:val="90"/>
-                <w:sz w:val="26"/>
-                <w:szCs w:val="26"/>
-              </w:rPr>
-              <w:t>★</w:t>
-            </w:r>
-            <w:r>
-              <w:rPr>
-                <w:rFonts w:ascii="Barlow Condensed Medium" w:eastAsia="標楷體" w:hAnsi="Barlow Condensed Medium" w:cs="Segoe UI Symbol" w:hint="eastAsia"/>
-                <w:w w:val="90"/>
-                <w:sz w:val="26"/>
-                <w:szCs w:val="26"/>
-              </w:rPr>
-              <w:t>台北中會青年部</w:t>
-            </w:r>
-            <w:r>
-              <w:rPr>
-                <w:rFonts w:ascii="Barlow Condensed Medium" w:eastAsia="標楷體" w:hAnsi="Barlow Condensed Medium" w:cs="Segoe UI Symbol"/>
-                <w:w w:val="90"/>
-                <w:sz w:val="26"/>
-                <w:szCs w:val="26"/>
-              </w:rPr>
-              <w:t>將於</w:t>
-            </w:r>
-            <w:r>
-              <w:rPr>
-                <w:rFonts w:ascii="Barlow Condensed Medium" w:eastAsia="標楷體" w:hAnsi="Barlow Condensed Medium" w:cs="Segoe UI Symbol" w:hint="eastAsia"/>
-                <w:w w:val="90"/>
-                <w:sz w:val="26"/>
-                <w:szCs w:val="26"/>
-              </w:rPr>
-              <w:t>9</w:t>
-            </w:r>
-            <w:r>
-              <w:rPr>
-                <w:rFonts w:ascii="Barlow Condensed Medium" w:eastAsia="標楷體" w:hAnsi="Barlow Condensed Medium" w:cs="Segoe UI Symbol"/>
-                <w:w w:val="90"/>
-                <w:sz w:val="26"/>
-                <w:szCs w:val="26"/>
-              </w:rPr>
-              <w:t>/</w:t>
-            </w:r>
-            <w:r>
-              <w:rPr>
-                <w:rFonts w:ascii="Barlow Condensed Medium" w:eastAsia="標楷體" w:hAnsi="Barlow Condensed Medium" w:cs="Segoe UI Symbol" w:hint="eastAsia"/>
-                <w:w w:val="90"/>
-                <w:sz w:val="26"/>
-                <w:szCs w:val="26"/>
-              </w:rPr>
-              <w:t>5(</w:t>
-            </w:r>
-            <w:r>
-              <w:rPr>
-                <w:rFonts w:ascii="Barlow Condensed Medium" w:eastAsia="標楷體" w:hAnsi="Barlow Condensed Medium" w:cs="Segoe UI Symbol" w:hint="eastAsia"/>
-                <w:w w:val="90"/>
-                <w:sz w:val="26"/>
-                <w:szCs w:val="26"/>
-              </w:rPr>
-              <w:t>六</w:t>
-            </w:r>
-            <w:r>
-              <w:rPr>
-                <w:rFonts w:ascii="Barlow Condensed Medium" w:eastAsia="標楷體" w:hAnsi="Barlow Condensed Medium" w:cs="Segoe UI Symbol" w:hint="eastAsia"/>
-                <w:w w:val="90"/>
-                <w:sz w:val="26"/>
-                <w:szCs w:val="26"/>
-              </w:rPr>
-              <w:t>)</w:t>
-            </w:r>
-            <w:r>
-              <w:rPr>
-                <w:rFonts w:ascii="Barlow Condensed Medium" w:eastAsia="標楷體" w:hAnsi="Barlow Condensed Medium" w:cs="Segoe UI Symbol"/>
-                <w:w w:val="90"/>
-                <w:sz w:val="26"/>
-                <w:szCs w:val="26"/>
-              </w:rPr>
-              <w:t>下午</w:t>
-            </w:r>
-            <w:r>
-              <w:rPr>
-                <w:rFonts w:ascii="Barlow Condensed Medium" w:eastAsia="標楷體" w:hAnsi="Barlow Condensed Medium" w:cs="Segoe UI Symbol" w:hint="eastAsia"/>
-                <w:w w:val="90"/>
-                <w:sz w:val="26"/>
-                <w:szCs w:val="26"/>
-              </w:rPr>
-              <w:t>15</w:t>
-            </w:r>
-            <w:r>
-              <w:rPr>
-                <w:rFonts w:ascii="Barlow Condensed Medium" w:eastAsia="標楷體" w:hAnsi="Barlow Condensed Medium" w:cs="Segoe UI Symbol"/>
-                <w:w w:val="90"/>
-                <w:sz w:val="26"/>
-                <w:szCs w:val="26"/>
-              </w:rPr>
-              <w:t>:</w:t>
-            </w:r>
-            <w:r>
-              <w:rPr>
-                <w:rFonts w:ascii="Barlow Condensed Medium" w:eastAsia="標楷體" w:hAnsi="Barlow Condensed Medium" w:cs="Segoe UI Symbol"/>
-                <w:w w:val="90"/>
-                <w:sz w:val="26"/>
-                <w:szCs w:val="26"/>
-              </w:rPr>
-              <w:t>0</w:t>
-            </w:r>
-            <w:r>
-              <w:rPr>
-                <w:rFonts w:ascii="Barlow Condensed Medium" w:eastAsia="標楷體" w:hAnsi="Barlow Condensed Medium" w:cs="Segoe UI Symbol" w:hint="eastAsia"/>
-                <w:w w:val="90"/>
-                <w:sz w:val="26"/>
-                <w:szCs w:val="26"/>
-              </w:rPr>
-              <w:t>0-16:30</w:t>
-            </w:r>
-            <w:r>
-              <w:rPr>
-                <w:rFonts w:ascii="Barlow Condensed Medium" w:eastAsia="標楷體" w:hAnsi="Barlow Condensed Medium" w:cs="Segoe UI Symbol" w:hint="eastAsia"/>
-                <w:w w:val="90"/>
-                <w:sz w:val="26"/>
-                <w:szCs w:val="26"/>
-              </w:rPr>
-              <w:t>假大稻埕教會舉行「</w:t>
-            </w:r>
-            <w:r>
-              <w:rPr>
-                <w:rFonts w:ascii="Barlow Condensed Medium" w:eastAsia="標楷體" w:hAnsi="Barlow Condensed Medium" w:cs="Segoe UI Symbol" w:hint="eastAsia"/>
-                <w:w w:val="90"/>
-                <w:sz w:val="26"/>
-                <w:szCs w:val="26"/>
-              </w:rPr>
-              <w:t>2</w:t>
-            </w:r>
-            <w:r>
-              <w:rPr>
-                <w:rFonts w:ascii="Barlow Condensed Medium" w:eastAsia="標楷體" w:hAnsi="Barlow Condensed Medium" w:cs="Segoe UI Symbol"/>
-                <w:w w:val="90"/>
-                <w:sz w:val="26"/>
-                <w:szCs w:val="26"/>
-              </w:rPr>
-              <w:t>026</w:t>
-            </w:r>
-            <w:r>
-              <w:rPr>
-                <w:rFonts w:ascii="Barlow Condensed Medium" w:eastAsia="標楷體" w:hAnsi="Barlow Condensed Medium" w:cs="Segoe UI Symbol" w:hint="eastAsia"/>
-                <w:w w:val="90"/>
-                <w:sz w:val="26"/>
-                <w:szCs w:val="26"/>
-              </w:rPr>
-              <w:t>年北中青年日」</w:t>
-            </w:r>
-            <w:r>
-              <w:rPr>
-                <w:rFonts w:ascii="Barlow Condensed Medium" w:eastAsia="標楷體" w:hAnsi="Barlow Condensed Medium" w:cs="Segoe UI Symbol"/>
-                <w:w w:val="90"/>
-                <w:sz w:val="26"/>
-                <w:szCs w:val="26"/>
-              </w:rPr>
-              <w:t>。</w:t>
-            </w:r>
-          </w:p>
-        </w:tc>
-      </w:tr>
-      <w:tr>
-        <w:tc>
-          <w:tcPr>
-            <w:tcW w:w="299" w:type="dxa"/>
-            <w:tcBorders>
-              <w:top w:val="nil"/>
-              <w:left w:val="nil"/>
-              <w:bottom w:val="nil"/>
-              <w:right w:val="nil"/>
-            </w:tcBorders>
-            <w:tcMar>
-              <w:left w:w="28" w:type="dxa"/>
-              <w:right w:w="28" w:type="dxa"/>
-            </w:tcMar>
-          </w:tcPr>
-          <w:p>
-            <w:pPr>
-              <w:snapToGrid w:val="0"/>
-              <w:spacing w:line="300" w:lineRule="exact"/>
-              <w:ind w:rightChars="11" w:right="26"/>
-              <w:jc w:val="right"/>
-              <w:rPr>
-                <w:rFonts w:ascii="Barlow Condensed Medium" w:eastAsia="華康細黑體" w:hAnsi="Barlow Condensed Medium"/>
-                <w:w w:val="90"/>
-                <w:sz w:val="26"/>
-                <w:szCs w:val="26"/>
-              </w:rPr>
-            </w:pPr>
-            <w:r>
-              <w:rPr>
-                <w:rFonts w:ascii="Barlow Condensed Medium" w:eastAsia="華康細黑體" w:hAnsi="Barlow Condensed Medium" w:hint="eastAsia"/>
-                <w:w w:val="90"/>
-                <w:sz w:val="26"/>
-                <w:szCs w:val="26"/>
-              </w:rPr>
-              <w:t>6</w:t>
-            </w:r>
-            <w:r>
-              <w:rPr>
-                <w:rFonts w:ascii="Barlow Condensed Medium" w:eastAsia="華康細黑體" w:hAnsi="Barlow Condensed Medium" w:hint="eastAsia"/>
-                <w:w w:val="90"/>
-                <w:sz w:val="26"/>
-                <w:szCs w:val="26"/>
-              </w:rPr>
-              <w:t>.</w:t>
-            </w:r>
-          </w:p>
-        </w:tc>
-        <w:tc>
-          <w:tcPr>
-            <w:tcW w:w="5622" w:type="dxa"/>
-            <w:tcBorders>
-              <w:top w:val="nil"/>
-              <w:left w:val="nil"/>
-              <w:bottom w:val="nil"/>
-              <w:right w:val="nil"/>
-            </w:tcBorders>
-            <w:tcMar>
-              <w:left w:w="28" w:type="dxa"/>
-              <w:right w:w="28" w:type="dxa"/>
-            </w:tcMar>
-          </w:tcPr>
-          <w:p>
-            <w:pPr>
-              <w:kinsoku w:val="0"/>
-              <w:snapToGrid w:val="0"/>
-              <w:spacing w:line="300" w:lineRule="exact"/>
-              <w:jc w:val="both"/>
-              <w:rPr>
-                <w:rFonts w:ascii="Barlow Condensed Medium" w:eastAsia="標楷體" w:hAnsi="Barlow Condensed Medium" w:cs="Segoe UI Symbol"/>
-                <w:noProof/>
-                <w:w w:val="90"/>
-                <w:sz w:val="26"/>
-                <w:szCs w:val="26"/>
-                <w:lang w:bidi="he-IL"/>
-              </w:rPr>
-            </w:pPr>
-            <w:r>
-              <w:rPr>
-                <w:rFonts w:ascii="Segoe UI Symbol" w:eastAsia="標楷體" w:hAnsi="Segoe UI Symbol" w:cs="Segoe UI Symbol"/>
-                <w:w w:val="90"/>
-                <w:sz w:val="26"/>
-                <w:szCs w:val="26"/>
-              </w:rPr>
-              <w:t>★</w:t>
-            </w:r>
-            <w:r>
-              <w:rPr>
-                <w:rFonts w:ascii="Barlow Condensed Medium" w:eastAsia="標楷體" w:hAnsi="Barlow Condensed Medium" w:cs="Segoe UI Symbol" w:hint="eastAsia"/>
-                <w:w w:val="90"/>
-                <w:sz w:val="26"/>
-                <w:szCs w:val="26"/>
-              </w:rPr>
-              <w:t>玉山神學院</w:t>
-            </w:r>
-            <w:r>
-              <w:rPr>
-                <w:rFonts w:ascii="Barlow Condensed Medium" w:eastAsia="標楷體" w:hAnsi="Barlow Condensed Medium" w:cs="Segoe UI Symbol"/>
-                <w:w w:val="90"/>
-                <w:sz w:val="26"/>
-                <w:szCs w:val="26"/>
-              </w:rPr>
-              <w:t>將於</w:t>
-            </w:r>
-            <w:r>
-              <w:rPr>
-                <w:rFonts w:ascii="Barlow Condensed Medium" w:eastAsia="標楷體" w:hAnsi="Barlow Condensed Medium" w:cs="Segoe UI Symbol" w:hint="eastAsia"/>
-                <w:w w:val="90"/>
-                <w:sz w:val="26"/>
-                <w:szCs w:val="26"/>
-              </w:rPr>
-              <w:t>9</w:t>
-            </w:r>
-            <w:r>
-              <w:rPr>
-                <w:rFonts w:ascii="Barlow Condensed Medium" w:eastAsia="標楷體" w:hAnsi="Barlow Condensed Medium" w:cs="Segoe UI Symbol"/>
-                <w:w w:val="90"/>
-                <w:sz w:val="26"/>
-                <w:szCs w:val="26"/>
-              </w:rPr>
-              <w:t>/</w:t>
-            </w:r>
-            <w:r>
-              <w:rPr>
-                <w:rFonts w:ascii="Barlow Condensed Medium" w:eastAsia="標楷體" w:hAnsi="Barlow Condensed Medium" w:cs="Segoe UI Symbol" w:hint="eastAsia"/>
-                <w:w w:val="90"/>
-                <w:sz w:val="26"/>
-                <w:szCs w:val="26"/>
-              </w:rPr>
-              <w:t>17(</w:t>
-            </w:r>
-            <w:r>
-              <w:rPr>
-                <w:rFonts w:ascii="Barlow Condensed Medium" w:eastAsia="標楷體" w:hAnsi="Barlow Condensed Medium" w:cs="Segoe UI Symbol" w:hint="eastAsia"/>
-                <w:w w:val="90"/>
-                <w:sz w:val="26"/>
-                <w:szCs w:val="26"/>
-              </w:rPr>
-              <w:t>四</w:t>
-            </w:r>
-            <w:r>
-              <w:rPr>
-                <w:rFonts w:ascii="Barlow Condensed Medium" w:eastAsia="標楷體" w:hAnsi="Barlow Condensed Medium" w:cs="Segoe UI Symbol" w:hint="eastAsia"/>
-                <w:w w:val="90"/>
-                <w:sz w:val="26"/>
-                <w:szCs w:val="26"/>
-              </w:rPr>
-              <w:t>)</w:t>
-            </w:r>
-            <w:r>
-              <w:rPr>
-                <w:rFonts w:ascii="Barlow Condensed Medium" w:eastAsia="標楷體" w:hAnsi="Barlow Condensed Medium" w:cs="Segoe UI Symbol"/>
-                <w:w w:val="90"/>
-                <w:sz w:val="26"/>
-                <w:szCs w:val="26"/>
-              </w:rPr>
-              <w:t>下午</w:t>
-            </w:r>
-            <w:r>
-              <w:rPr>
-                <w:rFonts w:ascii="Barlow Condensed Medium" w:eastAsia="標楷體" w:hAnsi="Barlow Condensed Medium" w:cs="Segoe UI Symbol" w:hint="eastAsia"/>
-                <w:w w:val="90"/>
-                <w:sz w:val="26"/>
-                <w:szCs w:val="26"/>
-              </w:rPr>
-              <w:t>3</w:t>
-            </w:r>
-            <w:r>
-              <w:rPr>
-                <w:rFonts w:ascii="Barlow Condensed Medium" w:eastAsia="標楷體" w:hAnsi="Barlow Condensed Medium" w:cs="Segoe UI Symbol"/>
-                <w:w w:val="90"/>
-                <w:sz w:val="26"/>
-                <w:szCs w:val="26"/>
-              </w:rPr>
-              <w:t>:</w:t>
-            </w:r>
-            <w:r>
-              <w:rPr>
-                <w:rFonts w:ascii="Barlow Condensed Medium" w:eastAsia="標楷體" w:hAnsi="Barlow Condensed Medium" w:cs="Segoe UI Symbol" w:hint="eastAsia"/>
-                <w:w w:val="90"/>
-                <w:sz w:val="26"/>
-                <w:szCs w:val="26"/>
-              </w:rPr>
-              <w:t>0</w:t>
-            </w:r>
-            <w:r>
-              <w:rPr>
-                <w:rFonts w:ascii="Barlow Condensed Medium" w:eastAsia="標楷體" w:hAnsi="Barlow Condensed Medium" w:cs="Segoe UI Symbol"/>
-                <w:w w:val="90"/>
-                <w:sz w:val="26"/>
-                <w:szCs w:val="26"/>
-              </w:rPr>
-              <w:t>0</w:t>
-            </w:r>
-            <w:r>
-              <w:rPr>
-                <w:rFonts w:ascii="Barlow Condensed Medium" w:eastAsia="標楷體" w:hAnsi="Barlow Condensed Medium" w:cs="Segoe UI Symbol" w:hint="eastAsia"/>
-                <w:w w:val="90"/>
-                <w:sz w:val="26"/>
-                <w:szCs w:val="26"/>
-              </w:rPr>
-              <w:t>舉行</w:t>
-            </w:r>
-            <w:r>
-              <w:rPr>
-                <w:rFonts w:ascii="Barlow Condensed Medium" w:eastAsia="標楷體" w:hAnsi="Barlow Condensed Medium" w:cs="Segoe UI Symbol" w:hint="eastAsia"/>
-                <w:w w:val="90"/>
-                <w:sz w:val="26"/>
-                <w:szCs w:val="26"/>
-              </w:rPr>
-              <w:t>2026</w:t>
-            </w:r>
-            <w:r>
-              <w:rPr>
-                <w:rFonts w:ascii="Barlow Condensed Medium" w:eastAsia="標楷體" w:hAnsi="Barlow Condensed Medium" w:cs="Segoe UI Symbol" w:hint="eastAsia"/>
-                <w:w w:val="90"/>
-                <w:sz w:val="26"/>
-                <w:szCs w:val="26"/>
-              </w:rPr>
-              <w:t>學年開學暨林約道牧師就任院長感恩禮拜。</w:t>
-            </w:r>
           </w:p>
         </w:tc>
       </w:tr>
@@ -1934,18 +1836,7 @@
                 <w:szCs w:val="26"/>
                 <w:lang w:bidi="he-IL"/>
               </w:rPr>
-              <w:t>本週六</w:t>
-            </w:r>
-            <w:r>
-              <w:rPr>
-                <w:rFonts w:ascii="Barlow Condensed Medium" w:eastAsia="標楷體" w:hAnsi="Barlow Condensed Medium" w:cs="Segoe UI Symbol"/>
-                <w:noProof/>
-                <w:w w:val="90"/>
-                <w:sz w:val="26"/>
-                <w:szCs w:val="26"/>
-                <w:lang w:bidi="he-IL"/>
-              </w:rPr>
-              <w:t>(9/5)</w:t>
+              <w:t>本</w:t>
             </w:r>
             <w:r>
               <w:rPr>
@@ -1956,7 +1847,7 @@
                 <w:szCs w:val="26"/>
                 <w:lang w:bidi="he-IL"/>
               </w:rPr>
-              <w:t>上午</w:t>
+              <w:t>主日</w:t>
             </w:r>
             <w:r>
               <w:rPr>
@@ -1967,7 +1858,7 @@
                 <w:szCs w:val="26"/>
                 <w:lang w:bidi="he-IL"/>
               </w:rPr>
-              <w:t>8:00-12:00</w:t>
+              <w:t>(9/6)</w:t>
             </w:r>
             <w:r>
               <w:rPr>
@@ -1978,7 +1869,7 @@
                 <w:szCs w:val="26"/>
                 <w:lang w:bidi="he-IL"/>
               </w:rPr>
-              <w:t>豪鎮大廈</w:t>
+              <w:t>為總會所訂「普世事工紀念主日」</w:t>
             </w:r>
             <w:r>
               <w:rPr>
@@ -1989,18 +1880,7 @@
                 <w:szCs w:val="26"/>
                 <w:lang w:bidi="he-IL"/>
               </w:rPr>
-              <w:t>A</w:t>
-            </w:r>
-            <w:r>
-              <w:rPr>
-                <w:rFonts w:ascii="Barlow Condensed Medium" w:eastAsia="標楷體" w:hAnsi="Barlow Condensed Medium" w:cs="Segoe UI Symbol" w:hint="eastAsia"/>
-                <w:noProof/>
-                <w:w w:val="90"/>
-                <w:sz w:val="26"/>
-                <w:szCs w:val="26"/>
-                <w:lang w:bidi="he-IL"/>
-              </w:rPr>
-              <w:t>將借用本會禮拜堂舉行住戶大會。</w:t>
+              <w:t>。</w:t>
             </w:r>
           </w:p>
         </w:tc>
@@ -2803,7 +2683,7 @@
                 <w:sz w:val="26"/>
                 <w:szCs w:val="26"/>
               </w:rPr>
-              <w:t>全球暖化引起尼泊爾冰岩崩落釀成洪災，以及中南美洲大聖嬰現象引發旱災，救災和受苦的百姓代禱</w:t>
+              <w:t>南台灣連日大雨災情代禱</w:t>
             </w:r>
             <w:r>
               <w:rPr>
@@ -2880,13 +2760,95 @@
             </w:pPr>
             <w:r>
               <w:rPr>
-                <w:rFonts w:ascii="Segoe UI Symbol" w:eastAsia="標楷體" w:hAnsi="Segoe UI Symbol" w:cs="Segoe UI Symbol"/>
+                <w:rFonts w:ascii="Segoe UI Symbol" w:eastAsia="標楷體" w:hAnsi="Segoe UI Symbol" w:cs="Segoe UI Symbol" w:hint="eastAsia"/>
                 <w:w w:val="90"/>
                 <w:sz w:val="26"/>
                 <w:szCs w:val="26"/>
               </w:rPr>
-              <w:t>★</w:t>
-            </w:r>
+              <w:t>為</w:t>
+            </w:r>
+            <w:r>
+              <w:rPr>
+                <w:rFonts w:ascii="Barlow Condensed Medium" w:eastAsia="標楷體" w:hAnsi="Barlow Condensed Medium" w:cstheme="minorHAnsi" w:hint="eastAsia"/>
+                <w:w w:val="90"/>
+                <w:sz w:val="26"/>
+                <w:szCs w:val="26"/>
+              </w:rPr>
+              <w:t>全球暖化引起尼泊爾冰岩崩落釀成洪災，以及中南美洲大聖嬰現象引發旱災，救災和受苦的百姓代禱</w:t>
+            </w:r>
+            <w:r>
+              <w:rPr>
+                <w:rFonts w:ascii="Barlow Condensed Medium" w:eastAsia="標楷體" w:hAnsi="Barlow Condensed Medium" w:cstheme="minorHAnsi"/>
+                <w:w w:val="90"/>
+                <w:sz w:val="26"/>
+                <w:szCs w:val="26"/>
+              </w:rPr>
+              <w:t>。</w:t>
+            </w:r>
+          </w:p>
+        </w:tc>
+      </w:tr>
+      <w:tr>
+        <w:tc>
+          <w:tcPr>
+            <w:tcW w:w="266" w:type="dxa"/>
+            <w:tcMar>
+              <w:left w:w="28" w:type="dxa"/>
+              <w:right w:w="28" w:type="dxa"/>
+            </w:tcMar>
+          </w:tcPr>
+          <w:p>
+            <w:pPr>
+              <w:snapToGrid w:val="0"/>
+              <w:spacing w:line="300" w:lineRule="exact"/>
+              <w:jc w:val="right"/>
+              <w:rPr>
+                <w:rFonts w:ascii="Barlow Condensed Medium" w:eastAsia="標楷體" w:hAnsi="Barlow Condensed Medium" w:cstheme="minorHAnsi"/>
+                <w:w w:val="90"/>
+                <w:sz w:val="26"/>
+                <w:szCs w:val="26"/>
+              </w:rPr>
+            </w:pPr>
+            <w:r>
+              <w:rPr>
+                <w:rFonts w:ascii="Barlow Condensed Medium" w:eastAsia="標楷體" w:hAnsi="Barlow Condensed Medium" w:cstheme="minorHAnsi" w:hint="eastAsia"/>
+                <w:w w:val="90"/>
+                <w:sz w:val="26"/>
+                <w:szCs w:val="26"/>
+              </w:rPr>
+              <w:t>5</w:t>
+            </w:r>
+            <w:r>
+              <w:rPr>
+                <w:rFonts w:ascii="Barlow Condensed Medium" w:eastAsia="標楷體" w:hAnsi="Barlow Condensed Medium" w:cstheme="minorHAnsi"/>
+                <w:w w:val="90"/>
+                <w:sz w:val="26"/>
+                <w:szCs w:val="26"/>
+              </w:rPr>
+              <w:t>.</w:t>
+            </w:r>
+          </w:p>
+        </w:tc>
+        <w:tc>
+          <w:tcPr>
+            <w:tcW w:w="5669" w:type="dxa"/>
+            <w:tcMar>
+              <w:left w:w="28" w:type="dxa"/>
+              <w:right w:w="28" w:type="dxa"/>
+            </w:tcMar>
+          </w:tcPr>
+          <w:p>
+            <w:pPr>
+              <w:snapToGrid w:val="0"/>
+              <w:spacing w:line="300" w:lineRule="exact"/>
+              <w:jc w:val="both"/>
+              <w:rPr>
+                <w:rFonts w:ascii="Barlow Condensed Medium" w:eastAsia="標楷體" w:hAnsi="Barlow Condensed Medium" w:cstheme="minorHAnsi"/>
+                <w:w w:val="90"/>
+                <w:sz w:val="26"/>
+                <w:szCs w:val="26"/>
+              </w:rPr>
+            </w:pPr>
             <w:r>
               <w:rPr>
                 <w:rFonts w:ascii="Barlow Condensed Medium" w:eastAsia="標楷體" w:hAnsi="Barlow Condensed Medium" w:cs="Segoe UI Symbol"/>
@@ -2921,7 +2883,34 @@
                 <w:sz w:val="26"/>
                 <w:szCs w:val="26"/>
               </w:rPr>
-              <w:t>傳福音事工和年底洗禮</w:t>
+              <w:t>傳福音事工和</w:t>
+            </w:r>
+            <w:r>
+              <w:rPr>
+                <w:rFonts w:ascii="Barlow Condensed Medium" w:eastAsia="標楷體" w:hAnsi="Barlow Condensed Medium" w:cs="Segoe UI Symbol" w:hint="eastAsia"/>
+                <w:w w:val="90"/>
+                <w:sz w:val="26"/>
+                <w:szCs w:val="26"/>
+              </w:rPr>
+              <w:t>下半</w:t>
+            </w:r>
+            <w:r>
+              <w:rPr>
+                <w:rFonts w:ascii="Barlow Condensed Medium" w:eastAsia="標楷體" w:hAnsi="Barlow Condensed Medium" w:cs="Segoe UI Symbol" w:hint="eastAsia"/>
+                <w:w w:val="90"/>
+                <w:sz w:val="26"/>
+                <w:szCs w:val="26"/>
+              </w:rPr>
+              <w:t>年洗禮</w:t>
+            </w:r>
+            <w:r>
+              <w:rPr>
+                <w:rFonts w:ascii="Barlow Condensed Medium" w:eastAsia="標楷體" w:hAnsi="Barlow Condensed Medium" w:cs="Segoe UI Symbol" w:hint="eastAsia"/>
+                <w:w w:val="90"/>
+                <w:sz w:val="26"/>
+                <w:szCs w:val="26"/>
+              </w:rPr>
+              <w:t>者</w:t>
             </w:r>
             <w:r>
               <w:rPr>
@@ -2972,7 +2961,7 @@
                 <w:sz w:val="26"/>
                 <w:szCs w:val="26"/>
               </w:rPr>
-              <w:t>5</w:t>
+              <w:t>6</w:t>
             </w:r>
             <w:r>
               <w:rPr>
@@ -3245,7 +3234,7 @@
                 <w:sz w:val="26"/>
                 <w:szCs w:val="26"/>
               </w:rPr>
-              <w:t>6</w:t>
+              <w:t>7</w:t>
             </w:r>
             <w:r>
               <w:rPr>
@@ -3288,7 +3277,7 @@
                 <w:sz w:val="26"/>
                 <w:szCs w:val="26"/>
               </w:rPr>
-              <w:t>。</w:t>
+              <w:t>楊家華。</w:t>
             </w:r>
           </w:p>
         </w:tc>
@@ -3326,7 +3315,7 @@
                 <w:sz w:val="26"/>
                 <w:szCs w:val="26"/>
               </w:rPr>
-              <w:t>7</w:t>
+              <w:t>8</w:t>
             </w:r>
             <w:r>
               <w:rPr>
@@ -3369,16 +3358,7 @@
                 <w:sz w:val="26"/>
                 <w:szCs w:val="26"/>
               </w:rPr>
-              <w:t>楊家華</w:t>
-            </w:r>
-            <w:r>
-              <w:rPr>
-                <w:rFonts w:ascii="Barlow Condensed Medium" w:eastAsia="標楷體" w:hAnsi="Barlow Condensed Medium" w:cstheme="minorHAnsi" w:hint="eastAsia"/>
-                <w:w w:val="90"/>
-                <w:sz w:val="26"/>
-                <w:szCs w:val="26"/>
-              </w:rPr>
-              <w:t>。</w:t>
+              <w:t>呂信男、李清貴。</w:t>
             </w:r>
           </w:p>
         </w:tc>
@@ -3416,7 +3396,7 @@
                 <w:sz w:val="26"/>
                 <w:szCs w:val="26"/>
               </w:rPr>
-              <w:t>8</w:t>
+              <w:t>9</w:t>
             </w:r>
             <w:r>
               <w:rPr>
@@ -3452,24 +3432,6 @@
                 <w:szCs w:val="26"/>
               </w:rPr>
             </w:pPr>
-            <w:r>
-              <w:rPr>
-                <w:rFonts w:ascii="Barlow Condensed Medium" w:eastAsia="標楷體" w:hAnsi="Barlow Condensed Medium" w:cstheme="minorHAnsi" w:hint="eastAsia"/>
-                <w:w w:val="90"/>
-                <w:sz w:val="26"/>
-                <w:szCs w:val="26"/>
-              </w:rPr>
-              <w:t>呂信男</w:t>
-            </w:r>
-            <w:r>
-              <w:rPr>
-                <w:rFonts w:ascii="Barlow Condensed Medium" w:eastAsia="標楷體" w:hAnsi="Barlow Condensed Medium" w:cstheme="minorHAnsi" w:hint="eastAsia"/>
-                <w:w w:val="90"/>
-                <w:sz w:val="26"/>
-                <w:szCs w:val="26"/>
-              </w:rPr>
-              <w:t>。</w:t>
-            </w:r>
           </w:p>
         </w:tc>
       </w:tr>
@@ -4319,6 +4281,7 @@
       <w:r>
         <w:rPr>
           <w:noProof/>
+          <w:lang w:bidi="he-IL"/>
         </w:rPr>
         <mc:AlternateContent>
           <mc:Choice Requires="wpg">
@@ -4480,7 +4443,7 @@
           </mc:Choice>
           <mc:Fallback>
             <w:pict>
-              <v:group w14:anchorId="789743EB" id="群組 21" o:spid="_x0000_s1026" style="position:absolute;margin-left:538.15pt;margin-top:28.9pt;width:134.65pt;height:261.65pt;z-index:251664384;mso-position-horizontal-relative:page;mso-position-vertical-relative:page;mso-width-relative:margin;mso-height-relative:margin" coordsize="17094,33223" o:gfxdata="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">
+              <v:group w14:anchorId="789743EB" id="群組 21" o:spid="_x0000_s1026" style="position:absolute;margin-left:538.15pt;margin-top:28.9pt;width:134.65pt;height:261.65pt;z-index:251664384;mso-position-horizontal-relative:page;mso-position-vertical-relative:page;mso-width-relative:margin;mso-height-relative:margin" coordsize="17094,33223" o:gfxdata="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">
                 <v:shapetype id="_x0000_t75" coordsize="21600,21600" o:spt="75" o:preferrelative="t" path="m@4@5l@4@11@9@11@9@5xe" filled="f" stroked="f">
                   <v:stroke joinstyle="miter"/>
                   <v:formulas>
@@ -4500,10 +4463,11 @@
                   <v:path o:extrusionok="f" gradientshapeok="t" o:connecttype="rect"/>
                   <o:lock v:ext="edit" aspectratio="t"/>
                 </v:shapetype>
-                <v:shape id="圖片 18" o:spid="_x0000_s1027" type="#_x0000_t75" style="position:absolute;left:-8065;top:8065;width:33223;height:17094;rotation:90;visibility:visible;mso-wrap-style:square" o:gfxdata="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">
+                <v:shape id="圖片 18" o:spid="_x0000_s1027" type="#_x0000_t75" style="position:absolute;left:-8065;top:8065;width:33223;height:17094;rotation:90;visibility:visible;mso-wrap-style:square" o:gfxdata="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">
                   <v:imagedata r:id="rId10" o:title=""/>
+                  <v:path arrowok="t"/>
                 </v:shape>
-                <v:roundrect id="圓角矩形 7" o:spid="_x0000_s1028" style="position:absolute;left:1666;top:2875;width:14086;height:28296;visibility:visible;mso-wrap-style:square;v-text-anchor:top" arcsize="3131f" o:gfxdata="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" filled="f" stroked="f" strokeweight="2.5pt">
+                <v:roundrect id="圓角矩形 7" o:spid="_x0000_s1028" style="position:absolute;left:1666;top:2875;width:14086;height:28296;visibility:visible;mso-wrap-style:square;v-text-anchor:top" arcsize="3131f" o:gfxdata="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" filled="f" stroked="f" strokeweight="2.5pt">
                   <v:stroke joinstyle="miter"/>
                   <v:textbox style="layout-flow:vertical-ideographic" inset="1mm,1mm,1mm,1mm">
                     <w:txbxContent>
@@ -4563,6 +4527,7 @@
       <w:r>
         <w:rPr>
           <w:noProof/>
+          <w:lang w:bidi="he-IL"/>
         </w:rPr>
         <w:drawing>
           <wp:anchor distT="0" distB="0" distL="114300" distR="114300" simplePos="0" relativeHeight="251660288" behindDoc="0" locked="0" layoutInCell="1" allowOverlap="1" wp14:anchorId="0030E694" wp14:editId="67153837">
@@ -4623,6 +4588,7 @@
       <w:r>
         <w:rPr>
           <w:noProof/>
+          <w:lang w:bidi="he-IL"/>
         </w:rPr>
         <w:drawing>
           <wp:anchor distT="0" distB="0" distL="114300" distR="114300" simplePos="0" relativeHeight="251656192" behindDoc="0" locked="0" layoutInCell="1" allowOverlap="1" wp14:anchorId="7EAAEB92" wp14:editId="2A3315A3">
@@ -4703,6 +4669,7 @@
       <w:r>
         <w:rPr>
           <w:noProof/>
+          <w:lang w:bidi="he-IL"/>
         </w:rPr>
         <mc:AlternateContent>
           <mc:Choice Requires="wpg">
@@ -6507,12 +6474,12 @@
           </mc:Choice>
           <mc:Fallback>
             <w:pict>
-              <v:group w14:anchorId="5DF93223" id="群組 24" o:spid="_x0000_s1029" style="position:absolute;margin-left:533.85pt;margin-top:298.55pt;width:140.3pt;height:259.35pt;z-index:251662336;mso-position-horizontal-relative:page;mso-position-vertical-relative:page;mso-width-relative:margin;mso-height-relative:margin" coordsize="17818,32941" o:gfxdata="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">
+              <v:group w14:anchorId="5DF93223" id="群組 24" o:spid="_x0000_s1029" style="position:absolute;margin-left:533.85pt;margin-top:298.55pt;width:140.3pt;height:259.35pt;z-index:251662336;mso-position-horizontal-relative:page;mso-position-vertical-relative:page;mso-width-relative:margin;mso-height-relative:margin" coordsize="17818,32941" o:gfxdata="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">
                 <v:shapetype id="_x0000_t202" coordsize="21600,21600" o:spt="202" path="m,l,21600r21600,l21600,xe">
                   <v:stroke joinstyle="miter"/>
                   <v:path gradientshapeok="t" o:connecttype="rect"/>
                 </v:shapetype>
-                <v:shape id="_x0000_s1030" type="#_x0000_t202" style="position:absolute;left:351;top:293;width:17279;height:32590;visibility:visible;mso-wrap-style:square;v-text-anchor:top" o:gfxdata="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" stroked="f">
+                <v:shape id="_x0000_s1030" type="#_x0000_t202" style="position:absolute;left:351;top:293;width:17279;height:32590;visibility:visible;mso-wrap-style:square;v-text-anchor:top" o:gfxdata="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" stroked="f">
                   <v:textbox inset="0,0,0,0">
                     <w:txbxContent>
                       <w:p>
@@ -8202,7 +8169,7 @@
                     </w:txbxContent>
                   </v:textbox>
                 </v:shape>
-                <v:roundrect id="圓角矩形 5" o:spid="_x0000_s1031" style="position:absolute;width:17818;height:32941;visibility:visible;mso-wrap-style:square;v-text-anchor:middle" arcsize="2169f" o:gfxdata="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" filled="f" strokecolor="#5a5a5a [2109]" strokeweight="2.5pt">
+                <v:roundrect id="圓角矩形 5" o:spid="_x0000_s1031" style="position:absolute;width:17818;height:32941;visibility:visible;mso-wrap-style:square;v-text-anchor:middle" arcsize="2169f" o:gfxdata="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" filled="f" strokecolor="#5a5a5a [2109]" strokeweight="2.5pt">
                   <v:stroke joinstyle="miter"/>
                 </v:roundrect>
                 <w10:wrap anchorx="page" anchory="page"/>
@@ -8259,6 +8226,7 @@
         <w:rPr>
           <w:rFonts w:ascii="Barlow Condensed Medium" w:hAnsi="Barlow Condensed Medium"/>
           <w:noProof/>
+          <w:lang w:bidi="he-IL"/>
         </w:rPr>
         <mc:AlternateContent>
           <mc:Choice Requires="wpg">
@@ -9231,8 +9199,8 @@
           </mc:Choice>
           <mc:Fallback>
             <w:pict>
-              <v:group w14:anchorId="0AB0FEB2" id="群組 19" o:spid="_x0000_s1032" style="position:absolute;left:0;text-align:left;margin-left:534.4pt;margin-top:567.3pt;width:140.6pt;height:130.1pt;z-index:251652096;mso-position-horizontal-relative:page;mso-position-vertical-relative:page;mso-width-relative:margin;mso-height-relative:margin" coordorigin="108" coordsize="17868,16510" o:gfxdata="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">
-                <v:shape id="_x0000_s1033" type="#_x0000_t202" style="position:absolute;left:317;top:444;width:17634;height:15621;visibility:visible;mso-wrap-style:square;v-text-anchor:top" o:gfxdata="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" stroked="f">
+              <v:group w14:anchorId="0AB0FEB2" id="群組 19" o:spid="_x0000_s1032" style="position:absolute;left:0;text-align:left;margin-left:534.4pt;margin-top:567.3pt;width:140.6pt;height:130.1pt;z-index:251652096;mso-position-horizontal-relative:page;mso-position-vertical-relative:page;mso-width-relative:margin;mso-height-relative:margin" coordorigin="108" coordsize="17868,16510" o:gfxdata="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">
+                <v:shape id="_x0000_s1033" type="#_x0000_t202" style="position:absolute;left:317;top:444;width:17634;height:15621;visibility:visible;mso-wrap-style:square;v-text-anchor:top" o:gfxdata="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" stroked="f">
                   <v:textbox inset="0,0,0,0">
                     <w:txbxContent>
                       <w:p>
@@ -10090,7 +10058,7 @@
                     </w:txbxContent>
                   </v:textbox>
                 </v:shape>
-                <v:roundrect id="圓角矩形 25" o:spid="_x0000_s1034" style="position:absolute;left:108;width:17869;height:16510;visibility:visible;mso-wrap-style:square;v-text-anchor:middle" arcsize="4542f" o:gfxdata="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" filled="f" strokecolor="#5a5a5a [2109]" strokeweight="2.5pt">
+                <v:roundrect id="圓角矩形 25" o:spid="_x0000_s1034" style="position:absolute;left:108;width:17869;height:16510;visibility:visible;mso-wrap-style:square;v-text-anchor:middle" arcsize="4542f" o:gfxdata="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" filled="f" strokecolor="#5a5a5a [2109]" strokeweight="2.5pt">
                   <v:stroke joinstyle="miter"/>
                 </v:roundrect>
                 <w10:wrap anchorx="page" anchory="page"/>
@@ -10137,6 +10105,7 @@
         <w:rPr>
           <w:rFonts w:ascii="Barlow Condensed Medium" w:hAnsi="Barlow Condensed Medium"/>
           <w:noProof/>
+          <w:lang w:bidi="he-IL"/>
         </w:rPr>
         <mc:AlternateContent>
           <mc:Choice Requires="wps">
@@ -10258,7 +10227,7 @@
           </mc:Choice>
           <mc:Fallback>
             <w:pict>
-              <v:shape w14:anchorId="76BD7DFF" id="文字方塊 2" o:spid="_x0000_s1035" type="#_x0000_t202" style="position:absolute;margin-left:31.4pt;margin-top:-54.1pt;width:109.8pt;height:110.6pt;z-index:251667456;visibility:visible;mso-wrap-style:square;mso-width-percent:0;mso-height-percent:200;mso-wrap-distance-left:9pt;mso-wrap-distance-top:3.6pt;mso-wrap-distance-right:9pt;mso-wrap-distance-bottom:3.6pt;mso-position-horizontal:absolute;mso-position-horizontal-relative:text;mso-position-vertical:absolute;mso-position-vertical-relative:text;mso-width-percent:0;mso-height-percent:200;mso-width-relative:margin;mso-height-relative:margin;v-text-anchor:top" o:gfxdata="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" filled="f" stroked="f">
+              <v:shape w14:anchorId="76BD7DFF" id="文字方塊 2" o:spid="_x0000_s1035" type="#_x0000_t202" style="position:absolute;margin-left:31.4pt;margin-top:-54.1pt;width:109.8pt;height:110.6pt;z-index:251667456;visibility:visible;mso-wrap-style:square;mso-width-percent:0;mso-height-percent:200;mso-wrap-distance-left:9pt;mso-wrap-distance-top:3.6pt;mso-wrap-distance-right:9pt;mso-wrap-distance-bottom:3.6pt;mso-position-horizontal:absolute;mso-position-horizontal-relative:text;mso-position-vertical:absolute;mso-position-vertical-relative:text;mso-width-percent:0;mso-height-percent:200;mso-width-relative:margin;mso-height-relative:margin;v-text-anchor:top" o:gfxdata="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" filled="f" stroked="f">
                 <v:textbox style="mso-fit-shape-to-text:t" inset="1mm,1mm,1mm,1mm">
                   <w:txbxContent>
                     <w:p>
@@ -10359,6 +10328,7 @@
         <w:rPr>
           <w:rFonts w:ascii="Barlow Condensed Medium" w:hAnsi="Barlow Condensed Medium"/>
           <w:noProof/>
+          <w:lang w:bidi="he-IL"/>
         </w:rPr>
         <mc:AlternateContent>
           <mc:Choice Requires="wps">
@@ -10457,7 +10427,7 @@
           </mc:Choice>
           <mc:Fallback>
             <w:pict>
-              <v:roundrect w14:anchorId="4775AEF3" id="圓角矩形 12" o:spid="_x0000_s1036" style="position:absolute;margin-left:-.9pt;margin-top:16.35pt;width:49.3pt;height:15.45pt;z-index:251648000;visibility:visible;mso-wrap-style:square;mso-width-percent:0;mso-height-percent:0;mso-wrap-distance-left:9pt;mso-wrap-distance-top:0;mso-wrap-distance-right:9pt;mso-wrap-distance-bottom:0;mso-position-horizontal:absolute;mso-position-horizontal-relative:text;mso-position-vertical:absolute;mso-position-vertical-relative:text;mso-width-percent:0;mso-height-percent:0;mso-width-relative:margin;mso-height-relative:margin;v-text-anchor:middle" arcsize="10923f" o:gfxdata="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" fillcolor="#5a5a5a [2109]" stroked="f" strokeweight="1pt">
+              <v:roundrect w14:anchorId="4775AEF3" id="圓角矩形 12" o:spid="_x0000_s1036" style="position:absolute;margin-left:-.9pt;margin-top:16.35pt;width:49.3pt;height:15.45pt;z-index:251648000;visibility:visible;mso-wrap-style:square;mso-width-percent:0;mso-height-percent:0;mso-wrap-distance-left:9pt;mso-wrap-distance-top:0;mso-wrap-distance-right:9pt;mso-wrap-distance-bottom:0;mso-position-horizontal:absolute;mso-position-horizontal-relative:text;mso-position-vertical:absolute;mso-position-vertical-relative:text;mso-width-percent:0;mso-height-percent:0;mso-width-relative:margin;mso-height-relative:margin;v-text-anchor:middle" arcsize="10923f" o:gfxdata="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" fillcolor="#5a5a5a [2109]" stroked="f" strokeweight="1pt">
                 <v:stroke joinstyle="miter"/>
                 <v:textbox inset=".5mm,0,.5mm,0">
                   <w:txbxContent>
@@ -10499,6 +10469,7 @@
         <w:rPr>
           <w:rFonts w:ascii="Barlow Condensed Medium" w:hAnsi="Barlow Condensed Medium"/>
           <w:noProof/>
+          <w:lang w:bidi="he-IL"/>
         </w:rPr>
         <mc:AlternateContent>
           <mc:Choice Requires="wps">
@@ -10597,7 +10568,7 @@
           </mc:Choice>
           <mc:Fallback>
             <w:pict>
-              <v:roundrect w14:anchorId="196DC3BF" id="圓角矩形 14" o:spid="_x0000_s1037" style="position:absolute;margin-left:-1.25pt;margin-top:16.7pt;width:83.6pt;height:15.3pt;z-index:251649024;visibility:visible;mso-wrap-style:square;mso-width-percent:0;mso-height-percent:0;mso-wrap-distance-left:9pt;mso-wrap-distance-top:0;mso-wrap-distance-right:9pt;mso-wrap-distance-bottom:0;mso-position-horizontal:absolute;mso-position-horizontal-relative:text;mso-position-vertical:absolute;mso-position-vertical-relative:text;mso-width-percent:0;mso-height-percent:0;mso-width-relative:margin;mso-height-relative:margin;v-text-anchor:middle" arcsize="10923f" o:gfxdata="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" fillcolor="#5a5a5a [2109]" stroked="f" strokeweight="1pt">
+              <v:roundrect w14:anchorId="196DC3BF" id="圓角矩形 14" o:spid="_x0000_s1037" style="position:absolute;margin-left:-1.25pt;margin-top:16.7pt;width:83.6pt;height:15.3pt;z-index:251649024;visibility:visible;mso-wrap-style:square;mso-width-percent:0;mso-height-percent:0;mso-wrap-distance-left:9pt;mso-wrap-distance-top:0;mso-wrap-distance-right:9pt;mso-wrap-distance-bottom:0;mso-position-horizontal:absolute;mso-position-horizontal-relative:text;mso-position-vertical:absolute;mso-position-vertical-relative:text;mso-width-percent:0;mso-height-percent:0;mso-width-relative:margin;mso-height-relative:margin;v-text-anchor:middle" arcsize="10923f" o:gfxdata="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" fillcolor="#5a5a5a [2109]" stroked="f" strokeweight="1pt">
                 <v:stroke joinstyle="miter"/>
                 <v:textbox inset=".5mm,0,.5mm,0">
                   <w:txbxContent>
@@ -10695,6 +10666,7 @@
         <w:rPr>
           <w:rFonts w:ascii="Barlow Condensed Medium" w:hAnsi="Barlow Condensed Medium"/>
           <w:noProof/>
+          <w:lang w:bidi="he-IL"/>
         </w:rPr>
         <mc:AlternateContent>
           <mc:Choice Requires="wps">
@@ -10793,7 +10765,7 @@
           </mc:Choice>
           <mc:Fallback>
             <w:pict>
-              <v:roundrect w14:anchorId="1A4DC044" id="圓角矩形 9" o:spid="_x0000_s1038" style="position:absolute;margin-left:-.6pt;margin-top:16.6pt;width:30.35pt;height:15.3pt;z-index:251650048;visibility:visible;mso-wrap-style:square;mso-width-percent:0;mso-height-percent:0;mso-wrap-distance-left:9pt;mso-wrap-distance-top:0;mso-wrap-distance-right:9pt;mso-wrap-distance-bottom:0;mso-position-horizontal:absolute;mso-position-horizontal-relative:text;mso-position-vertical:absolute;mso-position-vertical-relative:text;mso-width-percent:0;mso-height-percent:0;mso-width-relative:margin;mso-height-relative:margin;v-text-anchor:middle" arcsize="10923f" o:gfxdata="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" fillcolor="#5a5a5a [2109]" stroked="f" strokeweight="1pt">
+              <v:roundrect w14:anchorId="1A4DC044" id="圓角矩形 9" o:spid="_x0000_s1038" style="position:absolute;margin-left:-.6pt;margin-top:16.6pt;width:30.35pt;height:15.3pt;z-index:251650048;visibility:visible;mso-wrap-style:square;mso-width-percent:0;mso-height-percent:0;mso-wrap-distance-left:9pt;mso-wrap-distance-top:0;mso-wrap-distance-right:9pt;mso-wrap-distance-bottom:0;mso-position-horizontal:absolute;mso-position-horizontal-relative:text;mso-position-vertical:absolute;mso-position-vertical-relative:text;mso-width-percent:0;mso-height-percent:0;mso-width-relative:margin;mso-height-relative:margin;v-text-anchor:middle" arcsize="10923f" o:gfxdata="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" fillcolor="#5a5a5a [2109]" stroked="f" strokeweight="1pt">
                 <v:stroke joinstyle="miter"/>
                 <v:textbox inset=".5mm,0,.5mm,0">
                   <w:txbxContent>
@@ -10891,6 +10863,7 @@
         <w:rPr>
           <w:rFonts w:ascii="Barlow Condensed Medium" w:hAnsi="Barlow Condensed Medium"/>
           <w:noProof/>
+          <w:lang w:bidi="he-IL"/>
         </w:rPr>
         <w:drawing>
           <wp:anchor distT="0" distB="0" distL="114300" distR="114300" simplePos="0" relativeHeight="251655168" behindDoc="1" locked="0" layoutInCell="1" allowOverlap="1" wp14:anchorId="2AA2D55C" wp14:editId="23203011">
@@ -10959,6 +10932,7 @@
         <w:rPr>
           <w:rFonts w:ascii="Barlow Condensed Medium" w:hAnsi="Barlow Condensed Medium"/>
           <w:noProof/>
+          <w:lang w:bidi="he-IL"/>
         </w:rPr>
         <mc:AlternateContent>
           <mc:Choice Requires="wps">
@@ -11057,7 +11031,7 @@
           </mc:Choice>
           <mc:Fallback>
             <w:pict>
-              <v:roundrect w14:anchorId="03BFD3A3" id="圓角矩形 13" o:spid="_x0000_s1039" style="position:absolute;margin-left:-.4pt;margin-top:16.65pt;width:49.3pt;height:15.3pt;z-index:251651072;visibility:visible;mso-wrap-style:square;mso-width-percent:0;mso-height-percent:0;mso-wrap-distance-left:9pt;mso-wrap-distance-top:0;mso-wrap-distance-right:9pt;mso-wrap-distance-bottom:0;mso-position-horizontal:absolute;mso-position-horizontal-relative:text;mso-position-vertical:absolute;mso-position-vertical-relative:text;mso-width-percent:0;mso-height-percent:0;mso-width-relative:margin;mso-height-relative:margin;v-text-anchor:middle" arcsize="10923f" o:gfxdata="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" fillcolor="#5a5a5a [2109]" stroked="f" strokeweight="1pt">
+              <v:roundrect w14:anchorId="03BFD3A3" id="圓角矩形 13" o:spid="_x0000_s1039" style="position:absolute;margin-left:-.4pt;margin-top:16.65pt;width:49.3pt;height:15.3pt;z-index:251651072;visibility:visible;mso-wrap-style:square;mso-width-percent:0;mso-height-percent:0;mso-wrap-distance-left:9pt;mso-wrap-distance-top:0;mso-wrap-distance-right:9pt;mso-wrap-distance-bottom:0;mso-position-horizontal:absolute;mso-position-horizontal-relative:text;mso-position-vertical:absolute;mso-position-vertical-relative:text;mso-width-percent:0;mso-height-percent:0;mso-width-relative:margin;mso-height-relative:margin;v-text-anchor:middle" arcsize="10923f" o:gfxdata="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" fillcolor="#5a5a5a [2109]" stroked="f" strokeweight="1pt">
                 <v:stroke joinstyle="miter"/>
                 <v:textbox inset=".5mm,0,.5mm,0">
                   <w:txbxContent>
@@ -11193,6 +11167,7 @@
           <w:rFonts w:ascii="Barlow Condensed Medium" w:eastAsia="華康儷中黑" w:hAnsi="Barlow Condensed Medium"/>
           <w:noProof/>
           <w:w w:val="80"/>
+          <w:lang w:bidi="he-IL"/>
         </w:rPr>
         <mc:AlternateContent>
           <mc:Choice Requires="wps">
@@ -11293,7 +11268,7 @@
           </mc:Choice>
           <mc:Fallback>
             <w:pict>
-              <v:shape w14:anchorId="77C1E33A" id="_x0000_s1040" type="#_x0000_t202" style="position:absolute;margin-left:107.25pt;margin-top:6.2pt;width:125.55pt;height:16.3pt;z-index:251666432;visibility:visible;mso-wrap-style:square;mso-width-percent:0;mso-height-percent:0;mso-wrap-distance-left:9pt;mso-wrap-distance-top:3.6pt;mso-wrap-distance-right:9pt;mso-wrap-distance-bottom:3.6pt;mso-position-horizontal:absolute;mso-position-horizontal-relative:text;mso-position-vertical:absolute;mso-position-vertical-relative:text;mso-width-percent:0;mso-height-percent:0;mso-width-relative:margin;mso-height-relative:margin;v-text-anchor:top" o:gfxdata="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" filled="f" stroked="f">
+              <v:shape w14:anchorId="77C1E33A" id="_x0000_s1040" type="#_x0000_t202" style="position:absolute;margin-left:107.25pt;margin-top:6.2pt;width:125.55pt;height:16.3pt;z-index:251666432;visibility:visible;mso-wrap-style:square;mso-width-percent:0;mso-height-percent:0;mso-wrap-distance-left:9pt;mso-wrap-distance-top:3.6pt;mso-wrap-distance-right:9pt;mso-wrap-distance-bottom:3.6pt;mso-position-horizontal:absolute;mso-position-horizontal-relative:text;mso-position-vertical:absolute;mso-position-vertical-relative:text;mso-width-percent:0;mso-height-percent:0;mso-width-relative:margin;mso-height-relative:margin;v-text-anchor:top" o:gfxdata="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" filled="f" stroked="f">
                 <v:textbox inset="0,0,0,0">
                   <w:txbxContent>
                     <w:p>
@@ -12158,6 +12133,7 @@
                 <w:color w:val="000000" w:themeColor="text1"/>
                 <w:sz w:val="18"/>
                 <w:szCs w:val="18"/>
+                <w:lang w:bidi="he-IL"/>
               </w:rPr>
               <mc:AlternateContent>
                 <mc:Choice Requires="wps">
@@ -12257,7 +12233,7 @@
                 </mc:Choice>
                 <mc:Fallback>
                   <w:pict>
-                    <v:rect w14:anchorId="343BC9BA" id="矩形 8" o:spid="_x0000_s1041" style="position:absolute;left:0;text-align:left;margin-left:-.7pt;margin-top:2.7pt;width:18.75pt;height:92.3pt;z-index:251663360;visibility:visible;mso-wrap-style:square;mso-width-percent:0;mso-height-percent:0;mso-wrap-distance-left:9pt;mso-wrap-distance-top:0;mso-wrap-distance-right:9pt;mso-wrap-distance-bottom:0;mso-position-horizontal:absolute;mso-position-horizontal-relative:text;mso-position-vertical:absolute;mso-position-vertical-relative:text;mso-width-percent:0;mso-height-percent:0;mso-width-relative:margin;mso-height-relative:margin;v-text-anchor:middle" o:gfxdata="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" fillcolor="#5a5a5a [2109]" stroked="f" strokeweight="1pt">
+                    <v:rect w14:anchorId="343BC9BA" id="矩形 8" o:spid="_x0000_s1041" style="position:absolute;left:0;text-align:left;margin-left:-.7pt;margin-top:2.7pt;width:18.75pt;height:92.3pt;z-index:251663360;visibility:visible;mso-wrap-style:square;mso-width-percent:0;mso-height-percent:0;mso-wrap-distance-left:9pt;mso-wrap-distance-top:0;mso-wrap-distance-right:9pt;mso-wrap-distance-bottom:0;mso-position-horizontal:absolute;mso-position-horizontal-relative:text;mso-position-vertical:absolute;mso-position-vertical-relative:text;mso-width-percent:0;mso-height-percent:0;mso-width-relative:margin;mso-height-relative:margin;v-text-anchor:middle" o:gfxdata="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" fillcolor="#5a5a5a [2109]" stroked="f" strokeweight="1pt">
                       <v:textbox style="layout-flow:vertical-ideographic" inset="1mm,1mm,1mm,1mm">
                         <w:txbxContent>
                           <w:p>
@@ -13220,6 +13196,7 @@
                 <w:color w:val="000000" w:themeColor="text1"/>
                 <w:sz w:val="18"/>
                 <w:szCs w:val="18"/>
+                <w:lang w:bidi="he-IL"/>
               </w:rPr>
               <mc:AlternateContent>
                 <mc:Choice Requires="wps">
@@ -13319,7 +13296,7 @@
                 </mc:Choice>
                 <mc:Fallback>
                   <w:pict>
-                    <v:rect w14:anchorId="363672F5" id="矩形 10" o:spid="_x0000_s1042" style="position:absolute;left:0;text-align:left;margin-left:-.7pt;margin-top:12.9pt;width:19.25pt;height:42.9pt;z-index:251659264;visibility:visible;mso-wrap-style:square;mso-width-percent:0;mso-height-percent:0;mso-wrap-distance-left:9pt;mso-wrap-distance-top:0;mso-wrap-distance-right:9pt;mso-wrap-distance-bottom:0;mso-position-horizontal:absolute;mso-position-horizontal-relative:text;mso-position-vertical:absolute;mso-position-vertical-relative:text;mso-width-percent:0;mso-height-percent:0;mso-width-relative:margin;mso-height-relative:margin;v-text-anchor:middle" o:gfxdata="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" fillcolor="#5a5a5a [2109]" stroked="f" strokeweight="1pt">
+                    <v:rect w14:anchorId="363672F5" id="矩形 10" o:spid="_x0000_s1042" style="position:absolute;left:0;text-align:left;margin-left:-.7pt;margin-top:12.9pt;width:19.25pt;height:42.9pt;z-index:251659264;visibility:visible;mso-wrap-style:square;mso-width-percent:0;mso-height-percent:0;mso-wrap-distance-left:9pt;mso-wrap-distance-top:0;mso-wrap-distance-right:9pt;mso-wrap-distance-bottom:0;mso-position-horizontal:absolute;mso-position-horizontal-relative:text;mso-position-vertical:absolute;mso-position-vertical-relative:text;mso-width-percent:0;mso-height-percent:0;mso-width-relative:margin;mso-height-relative:margin;v-text-anchor:middle" o:gfxdata="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" fillcolor="#5a5a5a [2109]" stroked="f" strokeweight="1pt">
                       <v:textbox style="layout-flow:vertical-ideographic" inset="1mm,1mm,1mm,1mm">
                         <w:txbxContent>
                           <w:p>
@@ -14006,6 +13983,7 @@
                 <w:color w:val="000000" w:themeColor="text1"/>
                 <w:sz w:val="18"/>
                 <w:szCs w:val="18"/>
+                <w:lang w:bidi="he-IL"/>
               </w:rPr>
               <mc:AlternateContent>
                 <mc:Choice Requires="wps">
@@ -14113,7 +14091,7 @@
                 </mc:Choice>
                 <mc:Fallback>
                   <w:pict>
-                    <v:rect w14:anchorId="4D37C684" id="矩形 11" o:spid="_x0000_s1043" style="position:absolute;left:0;text-align:left;margin-left:-.7pt;margin-top:1.65pt;width:19.25pt;height:111.25pt;z-index:251657216;visibility:visible;mso-wrap-style:square;mso-width-percent:0;mso-height-percent:0;mso-wrap-distance-left:9pt;mso-wrap-distance-top:0;mso-wrap-distance-right:9pt;mso-wrap-distance-bottom:0;mso-position-horizontal:absolute;mso-position-horizontal-relative:text;mso-position-vertical:absolute;mso-position-vertical-relative:text;mso-width-percent:0;mso-height-percent:0;mso-width-relative:margin;mso-height-relative:margin;v-text-anchor:middle" o:gfxdata="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" fillcolor="#5a5a5a [2109]" stroked="f" strokeweight="1pt">
+                    <v:rect w14:anchorId="4D37C684" id="矩形 11" o:spid="_x0000_s1043" style="position:absolute;left:0;text-align:left;margin-left:-.7pt;margin-top:1.65pt;width:19.25pt;height:111.25pt;z-index:251657216;visibility:visible;mso-wrap-style:square;mso-width-percent:0;mso-height-percent:0;mso-wrap-distance-left:9pt;mso-wrap-distance-top:0;mso-wrap-distance-right:9pt;mso-wrap-distance-bottom:0;mso-position-horizontal:absolute;mso-position-horizontal-relative:text;mso-position-vertical:absolute;mso-position-vertical-relative:text;mso-width-percent:0;mso-height-percent:0;mso-width-relative:margin;mso-height-relative:margin;v-text-anchor:middle" o:gfxdata="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" fillcolor="#5a5a5a [2109]" stroked="f" strokeweight="1pt">
                       <v:textbox style="layout-flow:vertical-ideographic" inset="1mm,1mm,1mm,1mm">
                         <w:txbxContent>
                           <w:p>
@@ -15807,6 +15785,7 @@
         <w:rPr>
           <w:rFonts w:ascii="Bahnschrift SemiBold Condensed" w:eastAsia="華康細黑體" w:hAnsi="Bahnschrift SemiBold Condensed"/>
           <w:noProof/>
+          <w:lang w:bidi="he-IL"/>
         </w:rPr>
         <mc:AlternateContent>
           <mc:Choice Requires="wps">
@@ -15869,7 +15848,7 @@
           </mc:Choice>
           <mc:Fallback>
             <w:pict>
-              <v:line w14:anchorId="101B6448" id="直線接點 2" o:spid="_x0000_s1026" style="position:absolute;z-index:251654144;visibility:visible;mso-wrap-style:square;mso-height-percent:0;mso-wrap-distance-left:9pt;mso-wrap-distance-top:0;mso-wrap-distance-right:9pt;mso-wrap-distance-bottom:0;mso-position-horizontal:absolute;mso-position-horizontal-relative:page;mso-position-vertical:absolute;mso-position-vertical-relative:page;mso-height-percent:0;mso-height-relative:margin" from="687.75pt,19.85pt" to="687.75pt,709.8pt" o:gfxdata="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" strokecolor="black [3213]" strokeweight=".5pt">
+              <v:line w14:anchorId="6AF17A14" id="直線接點 2" o:spid="_x0000_s1026" style="position:absolute;z-index:251654144;visibility:visible;mso-wrap-style:square;mso-height-percent:0;mso-wrap-distance-left:9pt;mso-wrap-distance-top:0;mso-wrap-distance-right:9pt;mso-wrap-distance-bottom:0;mso-position-horizontal:absolute;mso-position-horizontal-relative:page;mso-position-vertical:absolute;mso-position-vertical-relative:page;mso-height-percent:0;mso-height-relative:margin" from="687.75pt,19.85pt" to="687.75pt,709.8pt" o:gfxdata="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" strokecolor="black [3213]" strokeweight=".5pt">
                 <v:stroke dashstyle="3 1" joinstyle="miter"/>
                 <w10:wrap anchorx="page" anchory="page"/>
               </v:line>
@@ -16802,7 +16781,7 @@
                 <w:rFonts w:ascii="Barlow Condensed Medium" w:eastAsia="標楷體" w:hAnsi="Barlow Condensed Medium" w:cstheme="minorHAnsi" w:hint="eastAsia"/>
                 <w:w w:val="80"/>
               </w:rPr>
-              <w:t>12</w:t>
+              <w:t>14</w:t>
             </w:r>
           </w:p>
         </w:tc>
@@ -17105,7 +17084,7 @@
                 <w:rFonts w:ascii="Barlow Condensed Medium" w:eastAsia="標楷體" w:hAnsi="Barlow Condensed Medium" w:cstheme="minorHAnsi" w:hint="eastAsia"/>
                 <w:w w:val="80"/>
               </w:rPr>
-              <w:t>58</w:t>
+              <w:t>70</w:t>
             </w:r>
           </w:p>
         </w:tc>
@@ -17661,7 +17640,7 @@
                 <w:rFonts w:ascii="Barlow Condensed Medium" w:eastAsia="標楷體" w:hAnsi="Barlow Condensed Medium" w:cstheme="minorHAnsi" w:hint="eastAsia"/>
                 <w:w w:val="80"/>
               </w:rPr>
-              <w:t>5</w:t>
+              <w:t>8</w:t>
             </w:r>
           </w:p>
         </w:tc>
@@ -17943,7 +17922,7 @@
                 <w:rFonts w:ascii="Barlow Condensed Medium" w:eastAsia="標楷體" w:hAnsi="Barlow Condensed Medium" w:cstheme="minorHAnsi" w:hint="eastAsia"/>
                 <w:w w:val="80"/>
               </w:rPr>
-              <w:t>10</w:t>
+              <w:t>--</w:t>
             </w:r>
           </w:p>
         </w:tc>
@@ -18216,6 +18195,13 @@
                 <w:w w:val="80"/>
               </w:rPr>
             </w:pPr>
+            <w:r>
+              <w:rPr>
+                <w:rFonts w:ascii="Barlow Condensed Medium" w:eastAsia="標楷體" w:hAnsi="Barlow Condensed Medium" w:cstheme="minorHAnsi" w:hint="eastAsia"/>
+                <w:w w:val="80"/>
+              </w:rPr>
+              <w:t>19</w:t>
+            </w:r>
           </w:p>
         </w:tc>
         <w:tc>
@@ -18485,7 +18471,7 @@
                 <w:rFonts w:ascii="Barlow Condensed Medium" w:eastAsia="標楷體" w:hAnsi="Barlow Condensed Medium" w:cstheme="minorHAnsi" w:hint="eastAsia"/>
                 <w:w w:val="80"/>
               </w:rPr>
-              <w:t>17</w:t>
+              <w:t>18</w:t>
             </w:r>
           </w:p>
         </w:tc>
@@ -18945,7 +18931,7 @@
                 <w:rFonts w:ascii="Barlow Condensed Medium" w:eastAsia="標楷體" w:hAnsi="Barlow Condensed Medium" w:cstheme="minorHAnsi" w:hint="eastAsia"/>
                 <w:w w:val="80"/>
               </w:rPr>
-              <w:t>5</w:t>
+              <w:t>3</w:t>
             </w:r>
           </w:p>
         </w:tc>
@@ -19247,7 +19233,7 @@
                 <w:rFonts w:ascii="Barlow Condensed Medium" w:eastAsia="標楷體" w:hAnsi="Barlow Condensed Medium" w:cstheme="minorHAnsi" w:hint="eastAsia"/>
                 <w:w w:val="80"/>
               </w:rPr>
-              <w:t>--</w:t>
+              <w:t>6</w:t>
             </w:r>
           </w:p>
         </w:tc>
@@ -19528,7 +19514,7 @@
                 <w:rFonts w:ascii="Barlow Condensed Medium" w:eastAsia="標楷體" w:hAnsi="Barlow Condensed Medium" w:cstheme="minorHAnsi" w:hint="eastAsia"/>
                 <w:w w:val="80"/>
               </w:rPr>
-              <w:t>--</w:t>
+              <w:t>5</w:t>
             </w:r>
           </w:p>
         </w:tc>
@@ -20082,7 +20068,7 @@
                 <w:rFonts w:ascii="Barlow Condensed Medium" w:eastAsia="標楷體" w:hAnsi="Barlow Condensed Medium" w:cstheme="minorHAnsi" w:hint="eastAsia"/>
                 <w:w w:val="80"/>
               </w:rPr>
-              <w:t>19</w:t>
+              <w:t>--</w:t>
             </w:r>
           </w:p>
         </w:tc>
@@ -20363,7 +20349,7 @@
                 <w:rFonts w:ascii="Barlow Condensed Medium" w:eastAsia="標楷體" w:hAnsi="Barlow Condensed Medium" w:cstheme="minorHAnsi" w:hint="eastAsia"/>
                 <w:w w:val="80"/>
               </w:rPr>
-              <w:t>8</w:t>
+              <w:t>--</w:t>
             </w:r>
           </w:p>
         </w:tc>
@@ -20936,13 +20922,6 @@
                 <w:w w:val="80"/>
               </w:rPr>
             </w:pPr>
-            <w:r>
-              <w:rPr>
-                <w:rFonts w:ascii="Barlow Condensed Medium" w:eastAsia="標楷體" w:hAnsi="Barlow Condensed Medium" w:cstheme="minorHAnsi" w:hint="eastAsia"/>
-                <w:w w:val="80"/>
-              </w:rPr>
-              <w:t>3</w:t>
-            </w:r>
           </w:p>
         </w:tc>
         <w:tc>
@@ -22074,15 +22053,7 @@
                 <w:w w:val="80"/>
                 <w:szCs w:val="24"/>
               </w:rPr>
-              <w:t>30</w:t>
-            </w:r>
-            <w:r>
-              <w:rPr>
-                <w:rFonts w:ascii="Barlow Condensed Medium" w:eastAsia="標楷體" w:hAnsi="Barlow Condensed Medium" w:cstheme="minorHAnsi" w:hint="eastAsia"/>
-                <w:w w:val="80"/>
-                <w:szCs w:val="24"/>
-              </w:rPr>
-              <w:t>-1</w:t>
+              <w:t>30-1</w:t>
             </w:r>
             <w:r>
               <w:rPr>
@@ -22158,15 +22129,7 @@
                 <w:w w:val="80"/>
                 <w:szCs w:val="24"/>
               </w:rPr>
-              <w:t>30</w:t>
-            </w:r>
-            <w:r>
-              <w:rPr>
-                <w:rFonts w:ascii="Barlow Condensed Medium" w:eastAsia="標楷體" w:hAnsi="Barlow Condensed Medium" w:cstheme="minorHAnsi" w:hint="eastAsia"/>
-                <w:w w:val="80"/>
-                <w:szCs w:val="24"/>
-              </w:rPr>
-              <w:t>-2</w:t>
+              <w:t>30-2</w:t>
             </w:r>
             <w:r>
               <w:rPr>
@@ -22265,15 +22228,7 @@
                 <w:w w:val="80"/>
                 <w:szCs w:val="24"/>
               </w:rPr>
-              <w:t>4</w:t>
-            </w:r>
-            <w:r>
-              <w:rPr>
-                <w:rFonts w:ascii="Barlow Condensed Medium" w:eastAsia="標楷體" w:hAnsi="Barlow Condensed Medium" w:cstheme="minorHAnsi" w:hint="eastAsia"/>
-                <w:w w:val="80"/>
-                <w:szCs w:val="24"/>
-              </w:rPr>
-              <w:t>3</w:t>
+              <w:t>43</w:t>
             </w:r>
             <w:r>
               <w:rPr>
@@ -23694,7 +23649,7 @@
                 <w:sz w:val="20"/>
                 <w:szCs w:val="20"/>
               </w:rPr>
-              <w:t>14*</w:t>
+              <w:t>21*</w:t>
             </w:r>
             <w:r>
               <w:rPr>
@@ -23705,7 +23660,7 @@
                 <w:sz w:val="20"/>
                 <w:szCs w:val="20"/>
               </w:rPr>
-              <w:t>(14)</w:t>
+              <w:t>(16)</w:t>
             </w:r>
           </w:p>
         </w:tc>
@@ -23890,7 +23845,7 @@
                 <w:sz w:val="20"/>
                 <w:szCs w:val="20"/>
               </w:rPr>
-              <w:t>15*</w:t>
+              <w:t>22*</w:t>
             </w:r>
             <w:r>
               <w:rPr>
@@ -23901,7 +23856,7 @@
                 <w:sz w:val="20"/>
                 <w:szCs w:val="20"/>
               </w:rPr>
-              <w:t>(22)</w:t>
+              <w:t>(15-16)</w:t>
             </w:r>
           </w:p>
         </w:tc>
@@ -24077,7 +24032,7 @@
                 <w:sz w:val="20"/>
                 <w:szCs w:val="20"/>
               </w:rPr>
-              <w:t>16*</w:t>
+              <w:t>23*-24:12</w:t>
             </w:r>
             <w:r>
               <w:rPr>
@@ -24088,7 +24043,7 @@
                 <w:sz w:val="20"/>
                 <w:szCs w:val="20"/>
               </w:rPr>
-              <w:t>(18-19)</w:t>
+              <w:t>(&lt;14-15)</w:t>
             </w:r>
           </w:p>
         </w:tc>
@@ -24264,7 +24219,7 @@
                 <w:sz w:val="20"/>
                 <w:szCs w:val="20"/>
               </w:rPr>
-              <w:t>17*</w:t>
+              <w:t>24:13-26:4</w:t>
             </w:r>
             <w:r>
               <w:rPr>
@@ -24275,7 +24230,7 @@
                 <w:sz w:val="20"/>
                 <w:szCs w:val="20"/>
               </w:rPr>
-              <w:t>(9)</w:t>
+              <w:t>(24:13)</w:t>
             </w:r>
           </w:p>
         </w:tc>
@@ -24451,7 +24406,7 @@
                 <w:sz w:val="20"/>
                 <w:szCs w:val="20"/>
               </w:rPr>
-              <w:t>18*</w:t>
+              <w:t>26:5-27*</w:t>
             </w:r>
             <w:r>
               <w:rPr>
@@ -24462,7 +24417,7 @@
                 <w:sz w:val="20"/>
                 <w:szCs w:val="20"/>
               </w:rPr>
-              <w:t>(4)</w:t>
+              <w:t>(27:6)</w:t>
             </w:r>
           </w:p>
         </w:tc>
@@ -24638,7 +24593,7 @@
                 <w:sz w:val="20"/>
                 <w:szCs w:val="20"/>
               </w:rPr>
-              <w:t>19*</w:t>
+              <w:t>28*</w:t>
             </w:r>
             <w:r>
               <w:rPr>
@@ -24649,7 +24604,7 @@
                 <w:sz w:val="20"/>
                 <w:szCs w:val="20"/>
               </w:rPr>
-              <w:t>(21-22)</w:t>
+              <w:t>(13,28)</w:t>
             </w:r>
           </w:p>
         </w:tc>
@@ -24825,7 +24780,7 @@
                 <w:sz w:val="20"/>
                 <w:szCs w:val="20"/>
               </w:rPr>
-              <w:t>20*</w:t>
+              <w:t>29*</w:t>
             </w:r>
             <w:r>
               <w:rPr>
@@ -24836,7 +24791,7 @@
                 <w:sz w:val="20"/>
                 <w:szCs w:val="20"/>
               </w:rPr>
-              <w:t>(29)</w:t>
+              <w:t>(20)</w:t>
             </w:r>
           </w:p>
         </w:tc>
@@ -24861,6 +24816,7 @@
           <w:w w:val="60"/>
           <w:sz w:val="26"/>
           <w:szCs w:val="26"/>
+          <w:lang w:bidi="he-IL"/>
         </w:rPr>
         <w:drawing>
           <wp:anchor distT="0" distB="0" distL="114300" distR="114300" simplePos="0" relativeHeight="251653120" behindDoc="1" locked="0" layoutInCell="1" allowOverlap="1" wp14:anchorId="433B7986" wp14:editId="21CE1412">
@@ -25244,7 +25200,7 @@
           <w:sz w:val="26"/>
           <w:szCs w:val="26"/>
         </w:rPr>
-        <w:t>我知我將會是義的</w:t>
+        <w:t>指定給惡人的產業</w:t>
       </w:r>
       <w:r>
         <w:rPr>
@@ -25262,6 +25218,37 @@
         <w:snapToGrid w:val="0"/>
         <w:spacing w:line="300" w:lineRule="exact"/>
         <w:rPr>
+          <w:rFonts w:ascii="Barlow Condensed Medium" w:eastAsia="華康儷中黑" w:hAnsi="Barlow Condensed Medium" w:cs="Arial"/>
+          <w:w w:val="80"/>
+          <w:sz w:val="26"/>
+          <w:szCs w:val="26"/>
+        </w:rPr>
+      </w:pPr>
+      <w:r>
+        <w:rPr>
+          <w:rFonts w:ascii="Barlow Condensed Medium" w:eastAsia="華康儷中黑" w:hAnsi="Barlow Condensed Medium" w:cs="Arial" w:hint="eastAsia"/>
+          <w:w w:val="80"/>
+          <w:sz w:val="26"/>
+          <w:szCs w:val="26"/>
+        </w:rPr>
+        <w:t>鑰節</w:t>
+      </w:r>
+      <w:r>
+        <w:rPr>
+          <w:rFonts w:ascii="Barlow Condensed Medium" w:eastAsia="華康儷中黑" w:hAnsi="Barlow Condensed Medium" w:cs="Arial"/>
+          <w:w w:val="80"/>
+          <w:sz w:val="26"/>
+          <w:szCs w:val="26"/>
+        </w:rPr>
+        <w:t>：</w:t>
+      </w:r>
+    </w:p>
+    <w:p>
+      <w:pPr>
+        <w:kinsoku w:val="0"/>
+        <w:snapToGrid w:val="0"/>
+        <w:spacing w:line="300" w:lineRule="exact"/>
+        <w:rPr>
           <w:rFonts w:ascii="華康古印體" w:eastAsia="華康古印體" w:hAnsi="Barlow Condensed Medium" w:cs="Arial"/>
           <w:b/>
           <w:bCs/>
@@ -25272,24 +25259,6 @@
       </w:pPr>
       <w:r>
         <w:rPr>
-          <w:rFonts w:ascii="Barlow Condensed Medium" w:eastAsia="華康儷中黑" w:hAnsi="Barlow Condensed Medium" w:cs="Arial" w:hint="eastAsia"/>
-          <w:w w:val="80"/>
-          <w:sz w:val="26"/>
-          <w:szCs w:val="26"/>
-        </w:rPr>
-        <w:t>鑰節</w:t>
-      </w:r>
-      <w:r>
-        <w:rPr>
-          <w:rFonts w:ascii="Barlow Condensed Medium" w:eastAsia="華康儷中黑" w:hAnsi="Barlow Condensed Medium" w:cs="Arial"/>
-          <w:w w:val="80"/>
-          <w:sz w:val="26"/>
-          <w:szCs w:val="26"/>
-        </w:rPr>
-        <w:t>：</w:t>
-      </w:r>
-      <w:r>
-        <w:rPr>
           <w:rFonts w:ascii="華康古印體" w:eastAsia="華康古印體" w:hAnsi="Barlow Condensed Medium" w:cs="Arial" w:hint="eastAsia"/>
           <w:b/>
           <w:bCs/>
@@ -25297,7 +25266,7 @@
           <w:sz w:val="26"/>
           <w:szCs w:val="26"/>
         </w:rPr>
-        <w:t>看哪，我已陳明我的案，</w:t>
+        <w:t>這是惡人從神所得的份，</w:t>
       </w:r>
     </w:p>
     <w:p>
@@ -25323,7 +25292,7 @@
           <w:sz w:val="26"/>
           <w:szCs w:val="26"/>
         </w:rPr>
-        <w:t>知道自己有義。</w:t>
+        <w:t>是神為他所定的產業。</w:t>
       </w:r>
       <w:r>
         <w:rPr>
@@ -25353,7 +25322,7 @@
           <w:sz w:val="26"/>
           <w:szCs w:val="26"/>
         </w:rPr>
-        <w:t>13</w:t>
+        <w:t>20</w:t>
       </w:r>
       <w:r>
         <w:rPr>
@@ -25373,7 +25342,7 @@
           <w:sz w:val="26"/>
           <w:szCs w:val="26"/>
         </w:rPr>
-        <w:t>18</w:t>
+        <w:t>29</w:t>
       </w:r>
       <w:r>
         <w:rPr>
@@ -25495,7 +25464,7 @@
                 <w:sz w:val="26"/>
                 <w:szCs w:val="26"/>
               </w:rPr>
-              <w:t>為何約伯朋友的話一點幫助都沒有</w:t>
+              <w:t>瑣法為何認為自己被羞辱</w:t>
             </w:r>
             <w:r>
               <w:rPr>
@@ -25506,6 +25475,8 @@
               </w:rPr>
               <w:t>?</w:t>
             </w:r>
+            <w:bookmarkStart w:id="6" w:name="_GoBack"/>
+            <w:bookmarkEnd w:id="6"/>
           </w:p>
         </w:tc>
       </w:tr>
@@ -25567,7 +25538,7 @@
                 <w:sz w:val="26"/>
                 <w:szCs w:val="26"/>
               </w:rPr>
-              <w:t>約伯自認無罪是自義嗎</w:t>
+              <w:t>為何物質不能作為善惡終極的報應</w:t>
             </w:r>
             <w:r>
               <w:rPr>
@@ -25639,7 +25610,7 @@
                 <w:sz w:val="26"/>
                 <w:szCs w:val="26"/>
               </w:rPr>
-              <w:t>權力如何介入司法審判</w:t>
+              <w:t>為何冤枉無辜人的比作惡的更惡</w:t>
             </w:r>
             <w:r>
               <w:rPr>
@@ -25720,7 +25691,7 @@
                 <w:sz w:val="26"/>
                 <w:szCs w:val="26"/>
               </w:rPr>
-              <w:t>受苦的義人求什麼拯救</w:t>
+              <w:t>為何復活和永生才是最大的公義</w:t>
             </w:r>
             <w:r>
               <w:rPr>
@@ -25775,6 +25746,7 @@
         <w:rPr>
           <w:rFonts w:ascii="Barlow Condensed Medium" w:hAnsi="Barlow Condensed Medium"/>
           <w:noProof/>
+          <w:lang w:bidi="he-IL"/>
         </w:rPr>
         <mc:AlternateContent>
           <mc:Choice Requires="wps">
@@ -25840,7 +25812,7 @@
           </mc:Choice>
           <mc:Fallback>
             <w:pict>
-              <v:line w14:anchorId="13C336CA" id="直線接點 6" o:spid="_x0000_s1026" style="position:absolute;z-index:251665408;visibility:visible;mso-wrap-style:square;mso-width-percent:0;mso-height-percent:0;mso-wrap-distance-left:9pt;mso-wrap-distance-top:0;mso-wrap-distance-right:9pt;mso-wrap-distance-bottom:0;mso-position-horizontal:absolute;mso-position-horizontal-relative:page;mso-position-vertical:absolute;mso-position-vertical-relative:page;mso-width-percent:0;mso-height-percent:0;mso-width-relative:margin;mso-height-relative:margin" from="343.9pt,19.85pt" to="345.05pt,710.95pt" o:gfxdata="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" strokecolor="black [3213]" strokeweight=".5pt">
+              <v:line w14:anchorId="3ABE5C8A" id="直線接點 6" o:spid="_x0000_s1026" style="position:absolute;z-index:251665408;visibility:visible;mso-wrap-style:square;mso-width-percent:0;mso-height-percent:0;mso-wrap-distance-left:9pt;mso-wrap-distance-top:0;mso-wrap-distance-right:9pt;mso-wrap-distance-bottom:0;mso-position-horizontal:absolute;mso-position-horizontal-relative:page;mso-position-vertical:absolute;mso-position-vertical-relative:page;mso-width-percent:0;mso-height-percent:0;mso-width-relative:margin;mso-height-relative:margin" from="343.9pt,19.85pt" to="345.05pt,710.95pt" o:gfxdata="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" strokecolor="black [3213]" strokeweight=".5pt">
                 <v:stroke dashstyle="3 1" joinstyle="miter"/>
                 <w10:wrap anchorx="page" anchory="page"/>
               </v:line>
@@ -25852,6 +25824,7 @@
         <w:rPr>
           <w:rFonts w:ascii="Barlow Condensed Medium" w:hAnsi="Barlow Condensed Medium"/>
           <w:noProof/>
+          <w:lang w:bidi="he-IL"/>
         </w:rPr>
         <mc:AlternateContent>
           <mc:Choice Requires="wps">
@@ -25917,7 +25890,7 @@
           </mc:Choice>
           <mc:Fallback>
             <w:pict>
-              <v:line w14:anchorId="1223DD62" id="直線接點 4" o:spid="_x0000_s1026" style="position:absolute;z-index:251661312;visibility:visible;mso-wrap-style:square;mso-width-percent:0;mso-height-percent:0;mso-wrap-distance-left:9pt;mso-wrap-distance-top:0;mso-wrap-distance-right:9pt;mso-wrap-distance-bottom:0;mso-position-horizontal:absolute;mso-position-horizontal-relative:page;mso-position-vertical:absolute;mso-position-vertical-relative:page;mso-width-percent:0;mso-height-percent:0;mso-width-relative:margin;mso-height-relative:margin" from="343.9pt,19.85pt" to="345.05pt,710.95pt" o:gfxdata="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" strokecolor="black [3213]" strokeweight=".5pt">
+              <v:line w14:anchorId="6D27403D" id="直線接點 4" o:spid="_x0000_s1026" style="position:absolute;z-index:251661312;visibility:visible;mso-wrap-style:square;mso-width-percent:0;mso-height-percent:0;mso-wrap-distance-left:9pt;mso-wrap-distance-top:0;mso-wrap-distance-right:9pt;mso-wrap-distance-bottom:0;mso-position-horizontal:absolute;mso-position-horizontal-relative:page;mso-position-vertical:absolute;mso-position-vertical-relative:page;mso-width-percent:0;mso-height-percent:0;mso-width-relative:margin;mso-height-relative:margin" from="343.9pt,19.85pt" to="345.05pt,710.95pt" o:gfxdata="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" strokecolor="black [3213]" strokeweight=".5pt">
                 <v:stroke dashstyle="3 1" joinstyle="miter"/>
                 <w10:wrap anchorx="page" anchory="page"/>
               </v:line>
@@ -26109,7 +26082,7 @@
           <w:sz w:val="26"/>
           <w:szCs w:val="26"/>
         </w:rPr>
-        <w:t>我知我將會是義的</w:t>
+        <w:t>指定給惡人的產業</w:t>
       </w:r>
       <w:r>
         <w:rPr>
@@ -26202,43 +26175,7 @@
                 <w:sz w:val="26"/>
                 <w:szCs w:val="26"/>
               </w:rPr>
-              <w:t>13</w:t>
-            </w:r>
-            <w:r>
-              <w:rPr>
-                <w:rFonts w:ascii="Barlow Condensed Medium" w:eastAsia="華康儷中黑" w:hAnsi="Barlow Condensed Medium" w:cs="Calibri" w:hint="eastAsia"/>
-                <w:w w:val="72"/>
-                <w:sz w:val="26"/>
-                <w:szCs w:val="26"/>
-              </w:rPr>
-              <w:t>: 1</w:t>
-            </w:r>
-            <w:r>
-              <w:rPr>
-                <w:rFonts w:ascii="Barlow Condensed Medium" w:eastAsia="華康儷中黑" w:hAnsi="Barlow Condensed Medium" w:cs="Calibri" w:hint="eastAsia"/>
-                <w:w w:val="72"/>
-                <w:sz w:val="26"/>
-                <w:szCs w:val="26"/>
-              </w:rPr>
-              <w:t>2-2</w:t>
-            </w:r>
-            <w:r>
-              <w:rPr>
-                <w:rFonts w:ascii="Barlow Condensed Medium" w:eastAsia="華康儷中黑" w:hAnsi="Barlow Condensed Medium" w:cs="Calibri" w:hint="eastAsia"/>
-                <w:w w:val="72"/>
-                <w:sz w:val="26"/>
-                <w:szCs w:val="26"/>
-              </w:rPr>
-              <w:t>4</w:t>
-            </w:r>
-            <w:r>
-              <w:rPr>
-                <w:rFonts w:ascii="Barlow Condensed Medium" w:eastAsia="華康儷中黑" w:hAnsi="Barlow Condensed Medium" w:cs="Calibri" w:hint="eastAsia"/>
-                <w:w w:val="72"/>
-                <w:sz w:val="26"/>
-                <w:szCs w:val="26"/>
-              </w:rPr>
-              <w:t xml:space="preserve"> </w:t>
+              <w:t xml:space="preserve">20: 4-9,18-29 </w:t>
             </w:r>
           </w:p>
         </w:tc>
@@ -26279,7 +26216,7 @@
         <w:jc w:val="both"/>
         <w:rPr>
           <w:rFonts w:ascii="Barlow Condensed Medium" w:eastAsia="華康細黑體" w:hAnsi="Barlow Condensed Medium" w:cs="微軟正黑體"/>
-          <w:w w:val="73"/>
+          <w:w w:val="75"/>
           <w:sz w:val="26"/>
           <w:szCs w:val="26"/>
         </w:rPr>
@@ -26287,56 +26224,20 @@
       <w:r>
         <w:rPr>
           <w:rFonts w:ascii="Barlow Condensed Medium" w:eastAsia="華康儷中黑" w:hAnsi="Barlow Condensed Medium" w:hint="eastAsia"/>
-          <w:w w:val="73"/>
+          <w:w w:val="75"/>
           <w:sz w:val="26"/>
           <w:szCs w:val="26"/>
         </w:rPr>
-        <w:t>約伯表明朋友所說的一切道理他都知道，他們的智慧並沒有高於他，一點也沒有幫助。約伯要求在　神面公開申辯。朋友的控告如灰燼和泥土一點都站不住。</w:t>
+        <w:t>約伯認為瑣法前次發言沒有智慧，善惡有報不能解釋有惡人一生享福。這使瑣法覺得自己被羞辱，強調自己能出於悟性的靈自省，說亙古常真的話卻打臉自己。</w:t>
       </w:r>
       <w:r>
         <w:rPr>
           <w:rFonts w:ascii="Barlow Condensed Medium" w:eastAsia="華康細黑體" w:hAnsi="Barlow Condensed Medium" w:cs="微軟正黑體" w:hint="eastAsia"/>
-          <w:w w:val="73"/>
+          <w:w w:val="75"/>
           <w:sz w:val="26"/>
           <w:szCs w:val="26"/>
         </w:rPr>
-        <w:t>其實約伯心裡清楚，朋友認定他遭遇災難就是因為他犯了罪卻又不願承認。這樣的意識型態如同人熟記諺語和箴言</w:t>
-      </w:r>
-      <w:r>
-        <w:rPr>
-          <w:rFonts w:ascii="Barlow Condensed Medium" w:eastAsia="華康細黑體" w:hAnsi="Barlow Condensed Medium" w:cs="微軟正黑體" w:hint="eastAsia"/>
-          <w:w w:val="73"/>
-          <w:sz w:val="26"/>
-          <w:szCs w:val="26"/>
-        </w:rPr>
-        <w:t>(13:12)</w:t>
-      </w:r>
-      <w:r>
-        <w:rPr>
-          <w:rFonts w:ascii="Barlow Condensed Medium" w:eastAsia="華康細黑體" w:hAnsi="Barlow Condensed Medium" w:cs="微軟正黑體" w:hint="eastAsia"/>
-          <w:w w:val="73"/>
-          <w:sz w:val="26"/>
-          <w:szCs w:val="26"/>
-        </w:rPr>
-        <w:t>，就直接套用，不但沒有查證事實，甚至虛構了故事當作事實。因此，約伯為自己辯護，質問他的朋友說，他以不義和詭詐的言語</w:t>
-      </w:r>
-      <w:r>
-        <w:rPr>
-          <w:rFonts w:ascii="Barlow Condensed Medium" w:eastAsia="華康細黑體" w:hAnsi="Barlow Condensed Medium" w:cs="微軟正黑體" w:hint="eastAsia"/>
-          <w:w w:val="73"/>
-          <w:sz w:val="26"/>
-          <w:szCs w:val="26"/>
-        </w:rPr>
-        <w:t>(13:7-8)</w:t>
-      </w:r>
-      <w:r>
-        <w:rPr>
-          <w:rFonts w:ascii="Barlow Condensed Medium" w:eastAsia="華康細黑體" w:hAnsi="Barlow Condensed Medium" w:cs="微軟正黑體" w:hint="eastAsia"/>
-          <w:w w:val="73"/>
-          <w:sz w:val="26"/>
-          <w:szCs w:val="26"/>
-        </w:rPr>
-        <w:t>，就是謊言，在為　神辯護嗎？　神都沒說話了，也沒有要他們為　神辯護。更不用說是用非事實的話來辯護，就不怕　神反過來追究他們的不義嗎？既然知道朋友的說話只是唱高調，無用又不能安慰人，約伯不想花時與他們辯論，轉而向　神祈求說話，因為他知道，除了　神以為，沒有人能證明他是清白的。</w:t>
+        <w:t>約伯的三個朋友都堅稱他們領受了　神的智慧，因為　神絕對的公義，因此善惡的報應也是絕對必然的。但是卻排除時間性，報應不必然是在今生今世的現世報。更忽略了義人承受苦難的可能性，不論是自然平衡運轉的災難，或是惡人的逼迫，都有因果上的意義。然而在辯論中，比較哪個道理比較有理，卻讓道理站不住的一方顯得沒有智慧，進而演變成爭面子的問題。當然，強辭奪理令人生氣，而惱羞成怒則是個人的情緒管控不良。因此，我們必在反駁或指正說理的事上，避免人身攻擊。損傷他人人格或公開羞辱人的話是不應該說的。最大的限度，只有在指責他人刻意扭曲道理或屈枉正直，基本上是對事，不對人。顯然，約伯先前反駁瑣法，只是責備卻不至於是公開羞辱。但是，瑣法的自尊心作祟，認為反對他的意見，就是羞辱他。因此而急躁、生氣。宣稱自己說話是出於智慧的感悟，是亙古不變的真理。但是實際上說的，是出於公義對惡人得現世報的期待，並不是歷史上必然發生的事實。</w:t>
       </w:r>
     </w:p>
     <w:p>
@@ -26347,7 +26248,7 @@
         <w:jc w:val="both"/>
         <w:rPr>
           <w:rFonts w:ascii="Barlow Condensed Medium" w:eastAsia="華康細黑體" w:hAnsi="Barlow Condensed Medium" w:cs="微軟正黑體"/>
-          <w:w w:val="73"/>
+          <w:w w:val="75"/>
           <w:sz w:val="26"/>
           <w:szCs w:val="26"/>
         </w:rPr>
@@ -26355,65 +26256,296 @@
       <w:r>
         <w:rPr>
           <w:rFonts w:ascii="Barlow Condensed Medium" w:eastAsia="華康儷中黑" w:hAnsi="Barlow Condensed Medium" w:hint="eastAsia"/>
-          <w:w w:val="73"/>
+          <w:w w:val="75"/>
           <w:sz w:val="26"/>
           <w:szCs w:val="26"/>
         </w:rPr>
-        <w:t>與其說約伯自己為義，不如說是他相信　神會證明他的義。因為他不是藉　神的名宣告自己為義，而是要求一個公開的審判。他相信　神的判決必然是公義的。</w:t>
-      </w:r>
-      <w:r>
-        <w:rPr>
-          <w:rFonts w:ascii="Barlow Condensed Medium" w:eastAsia="華康細黑體" w:hAnsi="Barlow Condensed Medium" w:cs="微軟正黑體" w:hint="eastAsia"/>
-          <w:w w:val="73"/>
+        <w:t>首先，瑣法表明惡人的福樂必然是短暫。第一首詩</w:t>
+      </w:r>
+      <w:r>
+        <w:rPr>
+          <w:rFonts w:ascii="Barlow Condensed Medium" w:eastAsia="華康儷中黑" w:hAnsi="Barlow Condensed Medium" w:hint="eastAsia"/>
+          <w:w w:val="75"/>
           <w:sz w:val="26"/>
           <w:szCs w:val="26"/>
         </w:rPr>
-        <w:t>到底是誰自以為義？約伯的朋友用謊言指稱約伯不義，要表明自己是站在　神的義那一邊；就如同耶穌時代，或是更精確地說，是主後</w:t>
-      </w:r>
-      <w:r>
-        <w:rPr>
-          <w:rFonts w:ascii="Barlow Condensed Medium" w:eastAsia="華康細黑體" w:hAnsi="Barlow Condensed Medium" w:cs="微軟正黑體" w:hint="eastAsia"/>
-          <w:w w:val="73"/>
+        <w:t>(12-19</w:t>
+      </w:r>
+      <w:r>
+        <w:rPr>
+          <w:rFonts w:ascii="Barlow Condensed Medium" w:eastAsia="華康儷中黑" w:hAnsi="Barlow Condensed Medium" w:hint="eastAsia"/>
+          <w:w w:val="75"/>
           <w:sz w:val="26"/>
           <w:szCs w:val="26"/>
         </w:rPr>
-        <w:t>70</w:t>
-      </w:r>
-      <w:r>
-        <w:rPr>
-          <w:rFonts w:ascii="Barlow Condensed Medium" w:eastAsia="華康細黑體" w:hAnsi="Barlow Condensed Medium" w:cs="微軟正黑體" w:hint="eastAsia"/>
-          <w:w w:val="73"/>
+        <w:t>節</w:t>
+      </w:r>
+      <w:r>
+        <w:rPr>
+          <w:rFonts w:ascii="Barlow Condensed Medium" w:eastAsia="華康儷中黑" w:hAnsi="Barlow Condensed Medium" w:hint="eastAsia"/>
+          <w:w w:val="75"/>
           <w:sz w:val="26"/>
           <w:szCs w:val="26"/>
         </w:rPr>
-        <w:t>年，耶路撒冷聖殿被毀之後，興起的拉比猶太教，主導的法利賽人，拿著自己解釋的摩西律法來控告自己的弟兄，如出一轍，都是借　神的名和他人的罪要證明自已是義。反觀約伯，宣告「耶和華賞賜，耶和華收取。當稱頌耶和華的名。」</w:t>
-      </w:r>
-      <w:r>
-        <w:rPr>
-          <w:rFonts w:ascii="Barlow Condensed Medium" w:eastAsia="華康細黑體" w:hAnsi="Barlow Condensed Medium" w:cs="微軟正黑體" w:hint="eastAsia"/>
-          <w:w w:val="73"/>
+        <w:t>)</w:t>
+      </w:r>
+      <w:r>
+        <w:rPr>
+          <w:rFonts w:ascii="Barlow Condensed Medium" w:eastAsia="華康儷中黑" w:hAnsi="Barlow Condensed Medium" w:hint="eastAsia"/>
+          <w:w w:val="75"/>
           <w:sz w:val="26"/>
           <w:szCs w:val="26"/>
         </w:rPr>
-        <w:t>(1:21)</w:t>
-      </w:r>
-      <w:r>
-        <w:rPr>
-          <w:rFonts w:ascii="Barlow Condensed Medium" w:eastAsia="華康細黑體" w:hAnsi="Barlow Condensed Medium" w:cs="微軟正黑體" w:hint="eastAsia"/>
-          <w:w w:val="73"/>
+        <w:t>用毒蛇的毒液和食物來比喻，強調惡人的報應是要吐出不義之財</w:t>
+      </w:r>
+      <w:r>
+        <w:rPr>
+          <w:rFonts w:ascii="Barlow Condensed Medium" w:eastAsia="華康儷中黑" w:hAnsi="Barlow Condensed Medium" w:hint="eastAsia"/>
+          <w:w w:val="75"/>
           <w:sz w:val="26"/>
           <w:szCs w:val="26"/>
         </w:rPr>
-        <w:t xml:space="preserve">才是真正維護了　神的權益，因為一切受造都是祂的。表明了，　神賜苦難，不必是為了刑罰惡人，　</w:t>
-      </w:r>
-      <w:r>
-        <w:rPr>
-          <w:rFonts w:ascii="Barlow Condensed Medium" w:eastAsia="華康細黑體" w:hAnsi="Barlow Condensed Medium" w:cs="微軟正黑體" w:hint="eastAsia"/>
-          <w:w w:val="73"/>
+        <w:t>(</w:t>
+      </w:r>
+      <w:r>
+        <w:rPr>
+          <w:rFonts w:ascii="Barlow Condensed Medium" w:eastAsia="華康儷中黑" w:hAnsi="Barlow Condensed Medium" w:hint="eastAsia"/>
+          <w:w w:val="75"/>
           <w:sz w:val="26"/>
           <w:szCs w:val="26"/>
         </w:rPr>
-        <w:t>神有權利如此作，　神就沒有不公義的問題。又在這個前提下，約伯是要求一個公開的審判或申辯的機會。也就是說，他不定自己為義或不義，甚至已經將自己的生命擺在　神面前，就是等候　神的判斷，義或不義乃是　神說了才算。</w:t>
+        <w:t>食物</w:t>
+      </w:r>
+      <w:r>
+        <w:rPr>
+          <w:rFonts w:ascii="Barlow Condensed Medium" w:eastAsia="華康儷中黑" w:hAnsi="Barlow Condensed Medium" w:hint="eastAsia"/>
+          <w:w w:val="75"/>
+          <w:sz w:val="26"/>
+          <w:szCs w:val="26"/>
+        </w:rPr>
+        <w:t>)</w:t>
+      </w:r>
+      <w:r>
+        <w:rPr>
+          <w:rFonts w:ascii="Barlow Condensed Medium" w:eastAsia="華康儷中黑" w:hAnsi="Barlow Condensed Medium" w:hint="eastAsia"/>
+          <w:w w:val="75"/>
+          <w:sz w:val="26"/>
+          <w:szCs w:val="26"/>
+        </w:rPr>
+        <w:t>且被自己的謊言殺死</w:t>
+      </w:r>
+      <w:r>
+        <w:rPr>
+          <w:rFonts w:ascii="Barlow Condensed Medium" w:eastAsia="華康儷中黑" w:hAnsi="Barlow Condensed Medium" w:hint="eastAsia"/>
+          <w:w w:val="75"/>
+          <w:sz w:val="26"/>
+          <w:szCs w:val="26"/>
+        </w:rPr>
+        <w:t>(</w:t>
+      </w:r>
+      <w:r>
+        <w:rPr>
+          <w:rFonts w:ascii="Barlow Condensed Medium" w:eastAsia="華康儷中黑" w:hAnsi="Barlow Condensed Medium" w:hint="eastAsia"/>
+          <w:w w:val="75"/>
+          <w:sz w:val="26"/>
+          <w:szCs w:val="26"/>
+        </w:rPr>
+        <w:t>毒液</w:t>
+      </w:r>
+      <w:r>
+        <w:rPr>
+          <w:rFonts w:ascii="Barlow Condensed Medium" w:eastAsia="華康儷中黑" w:hAnsi="Barlow Condensed Medium" w:hint="eastAsia"/>
+          <w:w w:val="75"/>
+          <w:sz w:val="26"/>
+          <w:szCs w:val="26"/>
+        </w:rPr>
+        <w:t>)</w:t>
+      </w:r>
+      <w:r>
+        <w:rPr>
+          <w:rFonts w:ascii="Barlow Condensed Medium" w:eastAsia="華康儷中黑" w:hAnsi="Barlow Condensed Medium" w:hint="eastAsia"/>
+          <w:w w:val="75"/>
+          <w:sz w:val="26"/>
+          <w:szCs w:val="26"/>
+        </w:rPr>
+        <w:t>。</w:t>
+      </w:r>
+      <w:r>
+        <w:rPr>
+          <w:rFonts w:ascii="Barlow Condensed Medium" w:eastAsia="華康細黑體" w:hAnsi="Barlow Condensed Medium" w:cs="微軟正黑體" w:hint="eastAsia"/>
+          <w:w w:val="75"/>
+          <w:sz w:val="26"/>
+          <w:szCs w:val="26"/>
+        </w:rPr>
+        <w:t>用字上的說明：義的</w:t>
+      </w:r>
+      <w:r>
+        <w:rPr>
+          <w:rFonts w:ascii="Barlow Condensed Medium" w:eastAsia="華康細黑體" w:hAnsi="Barlow Condensed Medium" w:cs="微軟正黑體" w:hint="eastAsia"/>
+          <w:w w:val="75"/>
+          <w:sz w:val="26"/>
+          <w:szCs w:val="26"/>
+        </w:rPr>
+        <w:t>(</w:t>
+      </w:r>
+      <w:r>
+        <w:rPr>
+          <w:rFonts w:ascii="Barlow Condensed Medium" w:eastAsia="華康細黑體" w:hAnsi="Barlow Condensed Medium" w:cs="Times New Roman"/>
+          <w:w w:val="75"/>
+          <w:sz w:val="26"/>
+          <w:szCs w:val="26"/>
+          <w:rtl/>
+          <w:lang w:bidi="he-IL"/>
+        </w:rPr>
+        <w:t>צַדִּיק</w:t>
+      </w:r>
+      <w:r>
+        <w:rPr>
+          <w:rFonts w:ascii="Barlow Condensed Medium" w:eastAsia="華康細黑體" w:hAnsi="Barlow Condensed Medium" w:cs="微軟正黑體" w:hint="eastAsia"/>
+          <w:w w:val="75"/>
+          <w:sz w:val="26"/>
+          <w:szCs w:val="26"/>
+        </w:rPr>
+        <w:t>/</w:t>
+      </w:r>
+      <w:r>
+        <w:rPr>
+          <w:rFonts w:ascii="Barlow Condensed Medium" w:eastAsia="華康細黑體" w:hAnsi="Barlow Condensed Medium" w:cs="微軟正黑體"/>
+          <w:w w:val="75"/>
+          <w:sz w:val="26"/>
+          <w:szCs w:val="26"/>
+        </w:rPr>
+        <w:t>tsad-deek'</w:t>
+      </w:r>
+      <w:r>
+        <w:rPr>
+          <w:rFonts w:ascii="Barlow Condensed Medium" w:eastAsia="華康細黑體" w:hAnsi="Barlow Condensed Medium" w:cs="微軟正黑體" w:hint="eastAsia"/>
+          <w:w w:val="75"/>
+          <w:sz w:val="26"/>
+          <w:szCs w:val="26"/>
+        </w:rPr>
+        <w:t>/)</w:t>
+      </w:r>
+      <w:r>
+        <w:rPr>
+          <w:rFonts w:ascii="Barlow Condensed Medium" w:eastAsia="華康細黑體" w:hAnsi="Barlow Condensed Medium" w:cs="微軟正黑體" w:hint="eastAsia"/>
+          <w:w w:val="75"/>
+          <w:sz w:val="26"/>
+          <w:szCs w:val="26"/>
+        </w:rPr>
+        <w:t>，就是公義、正確的；正直的</w:t>
+      </w:r>
+      <w:r>
+        <w:rPr>
+          <w:rFonts w:ascii="Barlow Condensed Medium" w:eastAsia="華康細黑體" w:hAnsi="Barlow Condensed Medium" w:cs="微軟正黑體" w:hint="eastAsia"/>
+          <w:w w:val="75"/>
+          <w:sz w:val="26"/>
+          <w:szCs w:val="26"/>
+        </w:rPr>
+        <w:t>(</w:t>
+      </w:r>
+      <w:r>
+        <w:rPr>
+          <w:rFonts w:ascii="Barlow Condensed Medium" w:eastAsia="華康細黑體" w:hAnsi="Barlow Condensed Medium" w:cs="Times New Roman"/>
+          <w:w w:val="75"/>
+          <w:sz w:val="26"/>
+          <w:szCs w:val="26"/>
+          <w:rtl/>
+          <w:lang w:bidi="he-IL"/>
+        </w:rPr>
+        <w:t>יָשָׁר</w:t>
+      </w:r>
+      <w:r>
+        <w:rPr>
+          <w:rFonts w:ascii="Barlow Condensed Medium" w:eastAsia="華康細黑體" w:hAnsi="Barlow Condensed Medium" w:cs="微軟正黑體" w:hint="eastAsia"/>
+          <w:w w:val="75"/>
+          <w:sz w:val="26"/>
+          <w:szCs w:val="26"/>
+        </w:rPr>
+        <w:t>/</w:t>
+      </w:r>
+      <w:r>
+        <w:rPr>
+          <w:rFonts w:ascii="Barlow Condensed Medium" w:eastAsia="華康細黑體" w:hAnsi="Barlow Condensed Medium" w:cs="微軟正黑體"/>
+          <w:w w:val="75"/>
+          <w:sz w:val="26"/>
+          <w:szCs w:val="26"/>
+        </w:rPr>
+        <w:t>yaw-shawr'</w:t>
+      </w:r>
+      <w:r>
+        <w:rPr>
+          <w:rFonts w:ascii="Barlow Condensed Medium" w:eastAsia="華康細黑體" w:hAnsi="Barlow Condensed Medium" w:cs="微軟正黑體" w:hint="eastAsia"/>
+          <w:w w:val="75"/>
+          <w:sz w:val="26"/>
+          <w:szCs w:val="26"/>
+        </w:rPr>
+        <w:t>/)</w:t>
+      </w:r>
+      <w:r>
+        <w:rPr>
+          <w:rFonts w:ascii="Barlow Condensed Medium" w:eastAsia="華康細黑體" w:hAnsi="Barlow Condensed Medium" w:cs="微軟正黑體" w:hint="eastAsia"/>
+          <w:w w:val="75"/>
+          <w:sz w:val="26"/>
+          <w:szCs w:val="26"/>
+        </w:rPr>
+        <w:t>，等同公義的；邪惡的</w:t>
+      </w:r>
+      <w:r>
+        <w:rPr>
+          <w:rFonts w:ascii="Barlow Condensed Medium" w:eastAsia="華康細黑體" w:hAnsi="Barlow Condensed Medium" w:cs="微軟正黑體" w:hint="eastAsia"/>
+          <w:w w:val="75"/>
+          <w:sz w:val="26"/>
+          <w:szCs w:val="26"/>
+        </w:rPr>
+        <w:t>(</w:t>
+      </w:r>
+      <w:r>
+        <w:rPr>
+          <w:rFonts w:ascii="Barlow Condensed Medium" w:eastAsia="華康細黑體" w:hAnsi="Barlow Condensed Medium" w:cs="Times New Roman"/>
+          <w:w w:val="75"/>
+          <w:sz w:val="26"/>
+          <w:szCs w:val="26"/>
+          <w:rtl/>
+          <w:lang w:bidi="he-IL"/>
+        </w:rPr>
+        <w:t>רָשָׁע</w:t>
+      </w:r>
+      <w:r>
+        <w:rPr>
+          <w:rFonts w:ascii="Barlow Condensed Medium" w:eastAsia="華康細黑體" w:hAnsi="Barlow Condensed Medium" w:cs="微軟正黑體" w:hint="eastAsia"/>
+          <w:w w:val="75"/>
+          <w:sz w:val="26"/>
+          <w:szCs w:val="26"/>
+        </w:rPr>
+        <w:t>/</w:t>
+      </w:r>
+      <w:r>
+        <w:rPr>
+          <w:rFonts w:ascii="Barlow Condensed Medium" w:eastAsia="華康細黑體" w:hAnsi="Barlow Condensed Medium" w:cs="微軟正黑體"/>
+          <w:w w:val="75"/>
+          <w:sz w:val="26"/>
+          <w:szCs w:val="26"/>
+        </w:rPr>
+        <w:t>raw-shaw'</w:t>
+      </w:r>
+      <w:r>
+        <w:rPr>
+          <w:rFonts w:ascii="Barlow Condensed Medium" w:eastAsia="華康細黑體" w:hAnsi="Barlow Condensed Medium" w:cs="微軟正黑體" w:hint="eastAsia"/>
+          <w:w w:val="75"/>
+          <w:sz w:val="26"/>
+          <w:szCs w:val="26"/>
+        </w:rPr>
+        <w:t>/)</w:t>
+      </w:r>
+      <w:r>
+        <w:rPr>
+          <w:rFonts w:ascii="Barlow Condensed Medium" w:eastAsia="華康細黑體" w:hAnsi="Barlow Condensed Medium" w:cs="微軟正黑體" w:hint="eastAsia"/>
+          <w:w w:val="75"/>
+          <w:sz w:val="26"/>
+          <w:szCs w:val="26"/>
+        </w:rPr>
+        <w:t>是相對於公義的。所以，所謂的惡人，就是思想和行為皆邪惡的人。瑣法用毒蛇的毒液來指惡人口中藏著惡的謊言，和牠能吞吃比自己身體更大的食物來指欺壓窮人得來的不義之財。又強調享受不義之財是福樂是暫時的，不能完全吃下，卻要吐回來，並且被自己用來殺獵物的毒液所殺，比喻用來壓迫人的惡。同時惡人死的時候，骨頭尚年輕要作為證據。法瑣認為是亙古真理的，只是對一個理想的公義社會的想像，對實際狀況卻沒有說服力。一是邪惡不單只是在物質層面的慾望，在權力、控制慾和認知的扭曲上更甚。二是所有受害者不都能獲得惡人吐回來的補償，補正公義。三是所有惡人不都在今生受報應，也不都年輕而死於非命。</w:t>
       </w:r>
     </w:p>
     <w:p>
@@ -26423,8 +26555,8 @@
         <w:spacing w:afterLines="50" w:after="165" w:line="290" w:lineRule="exact"/>
         <w:jc w:val="both"/>
         <w:rPr>
-          <w:rFonts w:ascii="Barlow Condensed Medium" w:eastAsia="華康細黑體" w:hAnsi="Barlow Condensed Medium" w:cs="微軟正黑體"/>
-          <w:w w:val="73"/>
+          <w:rFonts w:ascii="Barlow Condensed Medium" w:eastAsia="華康細黑體" w:hAnsi="Barlow Condensed Medium" w:cs="微軟正黑體" w:hint="eastAsia"/>
+          <w:w w:val="75"/>
           <w:sz w:val="26"/>
           <w:szCs w:val="26"/>
         </w:rPr>
@@ -26432,20 +26564,56 @@
       <w:r>
         <w:rPr>
           <w:rFonts w:ascii="Barlow Condensed Medium" w:eastAsia="華康儷中黑" w:hAnsi="Barlow Condensed Medium" w:hint="eastAsia"/>
-          <w:w w:val="73"/>
+          <w:w w:val="75"/>
           <w:sz w:val="26"/>
           <w:szCs w:val="26"/>
         </w:rPr>
-        <w:t>約伯對在　神面前的申辯有二項要求和一個訴案。要求一　神暫停刑罰，二是在沒有恐懼威脅下理性對話。而唯一的案由是他到底犯了什麼罪，又說服他知罪。</w:t>
-      </w:r>
-      <w:r>
-        <w:rPr>
-          <w:rFonts w:ascii="Barlow Condensed Medium" w:eastAsia="華康細黑體" w:hAnsi="Barlow Condensed Medium" w:cs="微軟正黑體" w:hint="eastAsia"/>
-          <w:w w:val="73"/>
+        <w:t>其次，瑣法堅稱　神必給惡人極痛苦的刑罰。第二首詩</w:t>
+      </w:r>
+      <w:r>
+        <w:rPr>
+          <w:rFonts w:ascii="Barlow Condensed Medium" w:eastAsia="華康儷中黑" w:hAnsi="Barlow Condensed Medium" w:hint="eastAsia"/>
+          <w:w w:val="75"/>
           <w:sz w:val="26"/>
           <w:szCs w:val="26"/>
         </w:rPr>
-        <w:t>因為苦難若是刑罰，對於一件上訴中的案子就是未審先判，乃是不公義的。這是公義審判的第一項前提。第二就是權力不能介入影響審判的公正性。就是要排除關說、賄賂，或是高層下令的欲加之罪等等。約伯所期待的就是　神親自給他一個理由。如果，約伯有犯自己不知道的罪，請　神讓他知道，他好安心受罰死去。若不是罪的緣故，甚至只是個簡單的理由，　神只是容許苦難自然地，或是因為人的惡而發生。這都能還約伯一個清白，甚至不要求補償，而是能安心地求　神容許他死去。就像近日世界各地發生的災難。尼泊爾因為冰岩溶化造成山洪，中南美洲因為聖嬰現象發生大乾旱，非洲剛果的伊波拉病毒擴散，歐洲熱浪，還有各地的地震、森林大火等等。有的是自然現象，有的卻是人為的惡，像是全球暖化和畜意縱火。但是，受苦的卻是，無辜、隨機選上的人們。世人應該學到的是敬畏　神一切的創造，而不是借由對於災難的無知和恐懼，消費無辜的受難者而獲取利益。</w:t>
+        <w:t>(23-28</w:t>
+      </w:r>
+      <w:r>
+        <w:rPr>
+          <w:rFonts w:ascii="Barlow Condensed Medium" w:eastAsia="華康儷中黑" w:hAnsi="Barlow Condensed Medium" w:hint="eastAsia"/>
+          <w:w w:val="75"/>
+          <w:sz w:val="26"/>
+          <w:szCs w:val="26"/>
+        </w:rPr>
+        <w:t>節</w:t>
+      </w:r>
+      <w:r>
+        <w:rPr>
+          <w:rFonts w:ascii="Barlow Condensed Medium" w:eastAsia="華康儷中黑" w:hAnsi="Barlow Condensed Medium" w:hint="eastAsia"/>
+          <w:w w:val="75"/>
+          <w:sz w:val="26"/>
+          <w:szCs w:val="26"/>
+        </w:rPr>
+        <w:t>)</w:t>
+      </w:r>
+      <w:r>
+        <w:rPr>
+          <w:rFonts w:ascii="Barlow Condensed Medium" w:eastAsia="華康儷中黑" w:hAnsi="Barlow Condensed Medium" w:hint="eastAsia"/>
+          <w:w w:val="75"/>
+          <w:sz w:val="26"/>
+          <w:szCs w:val="26"/>
+        </w:rPr>
+        <w:t>描述這刑罰突然臨到，遇刀劍在人吃飯時和降閃電熄不了的火燒毀帳棚，都在影射約伯的苦難。</w:t>
+      </w:r>
+      <w:r>
+        <w:rPr>
+          <w:rFonts w:ascii="Barlow Condensed Medium" w:eastAsia="華康細黑體" w:hAnsi="Barlow Condensed Medium" w:cs="微軟正黑體" w:hint="eastAsia"/>
+          <w:w w:val="75"/>
+          <w:sz w:val="26"/>
+          <w:szCs w:val="26"/>
+        </w:rPr>
+        <w:t>瑣法的言語隱藏了比他所說遭刑罰的惡人更可怕的惡。又刀劍和天災指出了世間最普遍的兩種苦難，前者是人為的，後者是自然的，或是說人不可知的因原和奧秘。瑣法描述惡人的刑罰要在享樂之中，災難毫無預警地臨到。言語中的景象正是約伯家人的遭遇，這對約伯來說是二次的傷害。瑣法有充分的理由以此來羞辱約伯，因為他自認為約伯先前羞辱了他。不同的是，約伯只是反駁苦難必然等同惡人的惡報的說法，是就事論事。然而，瑣法把約伯經歷的苦難直接說成他的惡報，卻沒有約伯行惡的證據，則是惡意地栽贓。用謊言強加在無辜人身上的惡是更大的惡，比惡人殺害目睹他作惡的證人，為要掩蓋自己的罪更惡就是用口殺人，抹滅人格。</w:t>
       </w:r>
     </w:p>
     <w:p>
@@ -26455,7 +26623,7 @@
         <w:spacing w:afterLines="50" w:after="165" w:line="290" w:lineRule="exact"/>
         <w:rPr>
           <w:rFonts w:ascii="Cambria" w:eastAsia="華康細黑體" w:hAnsi="Cambria" w:cs="Cambria"/>
-          <w:w w:val="73"/>
+          <w:w w:val="75"/>
           <w:sz w:val="26"/>
           <w:szCs w:val="26"/>
         </w:rPr>
@@ -26463,7 +26631,7 @@
       <w:r>
         <w:rPr>
           <w:rFonts w:ascii="Barlow Condensed Medium" w:eastAsia="華康儷中黑" w:hAnsi="Barlow Condensed Medium" w:cs="新細明體"/>
-          <w:w w:val="73"/>
+          <w:w w:val="75"/>
           <w:sz w:val="26"/>
           <w:szCs w:val="26"/>
         </w:rPr>
@@ -26472,16 +26640,16 @@
       <w:r>
         <w:rPr>
           <w:rFonts w:ascii="Barlow Condensed Medium" w:eastAsia="華康儷中黑" w:hAnsi="Barlow Condensed Medium" w:cs="新細明體" w:hint="eastAsia"/>
-          <w:w w:val="73"/>
+          <w:w w:val="75"/>
           <w:sz w:val="26"/>
           <w:szCs w:val="26"/>
         </w:rPr>
-        <w:t>發國難財</w:t>
+        <w:t>「惱羞成怒」到「擋我者死」的距離</w:t>
       </w:r>
       <w:r>
         <w:rPr>
           <w:rFonts w:ascii="Barlow Condensed Medium" w:eastAsia="華康儷中黑" w:hAnsi="Barlow Condensed Medium" w:cs="新細明體"/>
-          <w:w w:val="73"/>
+          <w:w w:val="75"/>
           <w:sz w:val="26"/>
           <w:szCs w:val="26"/>
         </w:rPr>
@@ -26490,20 +26658,47 @@
       <w:r>
         <w:rPr>
           <w:rFonts w:ascii="Cambria" w:eastAsia="華康細黑體" w:hAnsi="Cambria" w:cs="Cambria" w:hint="eastAsia"/>
-          <w:w w:val="73"/>
+          <w:w w:val="75"/>
           <w:sz w:val="26"/>
           <w:szCs w:val="26"/>
         </w:rPr>
-        <w:t>就是趁火打劫。從最常見的風颱天哄抬菜價，到手法高明的利用疫情，詐騙公益愛心捐款，和扣帽子的方式，就是猜測且未經證實的抹黑，來獲得聲量或政治紅利。最可惡的是，假報公帳支出</w:t>
+        <w:t>公義的目的是帶給人和平，不是刑罰。因為就算完全對等的補償被當作公義，但是不可回復的損失，以人的能力是無法完全對等地補償的，如殺人償命只是死了兩個人而己，真正需要補償的是無辜被殺的人。然而，把公義</w:t>
       </w:r>
       <w:r>
         <w:rPr>
           <w:rFonts w:ascii="Cambria" w:eastAsia="華康細黑體" w:hAnsi="Cambria" w:cs="Cambria" w:hint="eastAsia"/>
-          <w:w w:val="73"/>
+          <w:w w:val="75"/>
           <w:sz w:val="26"/>
           <w:szCs w:val="26"/>
         </w:rPr>
-        <w:t>去洗白侵佔救災的善款，還有假借民主的立法權，違憲立法來自肥和圖利自己黨派的法案。比如無人機發展條例是因應國家受敵對國家優勢武力的威脅，而立法院卻違法提預算案，又把預算拆成每年審，每年編列。表面上用假設和猜疑的謊言扣上「反黑箱」的帽子，事實上的意思是，廠商若想每年的預算通過，就得先找立委們談談。又立法院借由審預算，譖越了司法和監察獨立的調查權，為自己預留製造「黑箱」的保護傘。不論是政府或無辜人，都不應被抹黑消費，而從中自義或得利。而約伯的朋友無心自義，卻誤會了約伯。最後，　神判他們獻祭悔改，是無心而可得赦免的罪。但是故意惡意攻擊以自義或自肥的是不能得赦免的。</w:t>
+        <w:t>(</w:t>
+      </w:r>
+      <w:r>
+        <w:rPr>
+          <w:rFonts w:ascii="Cambria" w:eastAsia="華康細黑體" w:hAnsi="Cambria" w:cs="Cambria" w:hint="eastAsia"/>
+          <w:w w:val="75"/>
+          <w:sz w:val="26"/>
+          <w:szCs w:val="26"/>
+        </w:rPr>
+        <w:t>刑罰</w:t>
+      </w:r>
+      <w:r>
+        <w:rPr>
+          <w:rFonts w:ascii="Cambria" w:eastAsia="華康細黑體" w:hAnsi="Cambria" w:cs="Cambria" w:hint="eastAsia"/>
+          <w:w w:val="75"/>
+          <w:sz w:val="26"/>
+          <w:szCs w:val="26"/>
+        </w:rPr>
+        <w:t>)</w:t>
+      </w:r>
+      <w:r>
+        <w:rPr>
+          <w:rFonts w:ascii="Cambria" w:eastAsia="華康細黑體" w:hAnsi="Cambria" w:cs="Cambria" w:hint="eastAsia"/>
+          <w:w w:val="75"/>
+          <w:sz w:val="26"/>
+          <w:szCs w:val="26"/>
+        </w:rPr>
+        <w:t>的知識當成智慧的評價，又用智慧決定人地位的尊卑，才會導致因為自己的智慧被看輕或比下去就「惱羞成怒」的問題。本來要使人和平的公義，卻造成立場不同人相互仇視，甚至攻擊。這種「擋我者死」的自我中心，就是魔鬼的謊言，誘惑人來犯罪。而真正的智慧不是擁有更多的知識和經驗，而是擁有好的判斷和分辦能力。最重要的就是自省能力，即瑣法所說的在悟性中的靈。但是，顯然瑣法說的是空話。惡者的陷阱就是自我中心，以怒氣，就是非理性、無智慧，來製造仇恨，破壞和平，使公義無用。以此為戒才是智慧。</w:t>
       </w:r>
     </w:p>
     <w:p>
@@ -26514,7 +26709,7 @@
         <w:jc w:val="both"/>
         <w:rPr>
           <w:rFonts w:ascii="Barlow Condensed Medium" w:eastAsia="華康儷中黑" w:hAnsi="Barlow Condensed Medium"/>
-          <w:w w:val="73"/>
+          <w:w w:val="75"/>
           <w:sz w:val="26"/>
           <w:szCs w:val="26"/>
         </w:rPr>
@@ -26522,52 +26717,61 @@
       <w:r>
         <w:rPr>
           <w:rFonts w:ascii="Barlow Condensed Medium" w:eastAsia="華康儷中黑" w:hAnsi="Barlow Condensed Medium" w:hint="eastAsia"/>
-          <w:w w:val="73"/>
+          <w:w w:val="75"/>
           <w:sz w:val="26"/>
           <w:szCs w:val="26"/>
         </w:rPr>
-        <w:t>義人能區分苦難和刑罰，而向　神申辯的過程就是反省和尋求公義的過程。義人渴慕公義比死堅定，公義的判決才是義人的拯救。又　神認證的義才是真的義。</w:t>
-      </w:r>
-      <w:r>
-        <w:rPr>
-          <w:rFonts w:ascii="Barlow Condensed Medium" w:eastAsia="華康細黑體" w:hAnsi="Barlow Condensed Medium" w:cs="微軟正黑體" w:hint="eastAsia"/>
-          <w:w w:val="73"/>
+        <w:t>瑣法用身體受苦和財產損失作為「　神給惡人的份和產業</w:t>
+      </w:r>
+      <w:r>
+        <w:rPr>
+          <w:rFonts w:ascii="Barlow Condensed Medium" w:eastAsia="華康儷中黑" w:hAnsi="Barlow Condensed Medium" w:hint="eastAsia"/>
+          <w:w w:val="75"/>
           <w:sz w:val="26"/>
           <w:szCs w:val="26"/>
         </w:rPr>
-        <w:t>因此，約伯只是全心相信　神是信實和公義的，只要在祂的面前受審判或是申辯，必然有根據事實和公正的判決，而義人沒有行惡，得到義的判斷是可預期的。只是人必須保留犯了自己不知道的罪的可能性，謙卑地向　神求問，這就是自省的基本態度。如果自我感覺良好，這樣的人是不會自我反省的。所以，沒有犯罪的人堅稱自己沒有犯罪是天經地義的，但若是犯罪的證據和事實明確，就要像約伯說的，自知理虧，就要閉口不言，寧可氣絕而死，讓公義顯明。</w:t>
-      </w:r>
-      <w:r>
-        <w:rPr>
-          <w:rFonts w:ascii="Barlow Condensed Medium" w:eastAsia="華康細黑體" w:hAnsi="Barlow Condensed Medium" w:cs="微軟正黑體" w:hint="eastAsia"/>
-          <w:w w:val="73"/>
+        <w:t>(</w:t>
+      </w:r>
+      <w:r>
+        <w:rPr>
+          <w:rFonts w:ascii="Barlow Condensed Medium" w:eastAsia="華康儷中黑" w:hAnsi="Barlow Condensed Medium" w:hint="eastAsia"/>
+          <w:w w:val="75"/>
           <w:sz w:val="26"/>
           <w:szCs w:val="26"/>
         </w:rPr>
-        <w:t>(13:19)</w:t>
-      </w:r>
-      <w:r>
-        <w:rPr>
-          <w:rFonts w:ascii="Barlow Condensed Medium" w:eastAsia="華康細黑體" w:hAnsi="Barlow Condensed Medium" w:cs="微軟正黑體" w:hint="eastAsia"/>
-          <w:w w:val="73"/>
+        <w:t>命運</w:t>
+      </w:r>
+      <w:r>
+        <w:rPr>
+          <w:rFonts w:ascii="Barlow Condensed Medium" w:eastAsia="華康儷中黑" w:hAnsi="Barlow Condensed Medium" w:hint="eastAsia"/>
+          <w:w w:val="75"/>
           <w:sz w:val="26"/>
           <w:szCs w:val="26"/>
         </w:rPr>
-        <w:t>這義人所期盼的拯救，不在於自己的利益，而是能有　神公義的判決</w:t>
-      </w:r>
-      <w:r>
-        <w:rPr>
-          <w:rFonts w:ascii="Barlow Condensed Medium" w:eastAsia="華康細黑體" w:hAnsi="Barlow Condensed Medium" w:cs="微軟正黑體" w:hint="eastAsia"/>
-          <w:w w:val="73"/>
+        <w:t>)</w:t>
+      </w:r>
+      <w:r>
+        <w:rPr>
+          <w:rFonts w:ascii="Barlow Condensed Medium" w:eastAsia="華康儷中黑" w:hAnsi="Barlow Condensed Medium" w:hint="eastAsia"/>
+          <w:w w:val="75"/>
           <w:sz w:val="26"/>
           <w:szCs w:val="26"/>
         </w:rPr>
-        <w:t>。</w:t>
+        <w:t>」。相較約伯先前認為　神對人最重的刑罰是離棄人。那麼惡人最終的份是永死不得見　神才對。</w:t>
       </w:r>
       <w:r>
         <w:rPr>
           <w:rFonts w:ascii="Barlow Condensed Medium" w:eastAsia="華康細黑體" w:hAnsi="Barlow Condensed Medium" w:cs="微軟正黑體" w:hint="eastAsia"/>
-          <w:w w:val="73"/>
+          <w:w w:val="75"/>
+          <w:sz w:val="26"/>
+          <w:szCs w:val="26"/>
+        </w:rPr>
+        <w:t>瑣法是個物質主義的代表，用物質的給予和損失來評量人的善惡的結局，卻忽略了靈性的層次和善惡本身既有的價值。又人的結局是死，才是物質主義當道的主因。而耶穌基督的福音就是要解決這個問題，就是渴慕　神的良善和生命要更勝於物質。復活和永生，才是　神給義人真正的結局，和生前蒙冤的平反。</w:t>
+      </w:r>
+      <w:r>
+        <w:rPr>
+          <w:rFonts w:ascii="Barlow Condensed Medium" w:eastAsia="華康細黑體" w:hAnsi="Barlow Condensed Medium" w:cs="微軟正黑體" w:hint="eastAsia"/>
+          <w:w w:val="75"/>
           <w:sz w:val="26"/>
           <w:szCs w:val="26"/>
         </w:rPr>
@@ -26594,7 +26798,7 @@
 </file>
 
 <file path=word/endnotes.xml><?xml version="1.0" encoding="utf-8"?>
-<w:endnotes xmlns:wpc="http://schemas.microsoft.com/office/word/2010/wordprocessingCanvas" xmlns:cx="http://schemas.microsoft.com/office/drawing/2014/chartex" xmlns:cx1="http://schemas.microsoft.com/office/drawing/2015/9/8/chartex" xmlns:cx2="http://schemas.microsoft.com/office/drawing/2015/10/21/chartex" xmlns:cx3="http://schemas.microsoft.com/office/drawing/2016/5/9/chartex" xmlns:cx4="http://schemas.microsoft.com/office/drawing/2016/5/10/chartex" xmlns:cx5="http://schemas.microsoft.com/office/drawing/2016/5/11/chartex" xmlns:cx6="http://schemas.microsoft.com/office/drawing/2016/5/12/chartex" xmlns:cx7="http://schemas.microsoft.com/office/drawing/2016/5/13/chartex" xmlns:cx8="http://schemas.microsoft.com/office/drawing/2016/5/14/chartex" xmlns:mc="http://schemas.openxmlformats.org/markup-compatibility/2006" xmlns:aink="http://schemas.microsoft.com/office/drawing/2016/ink" xmlns:am3d="http://schemas.microsoft.com/office/drawing/2017/model3d" xmlns:o="urn:schemas-microsoft-com:office:office" xmlns:oel="http://schemas.microsoft.com/office/2019/extlst" xmlns:r="http://schemas.openxmlformats.org/officeDocument/2006/relationships" xmlns:m="http://schemas.openxmlformats.org/officeDocument/2006/math" xmlns:v="urn:schemas-microsoft-com:vml" xmlns:wp14="http://schemas.microsoft.com/office/word/2010/wordprocessingDrawing" xmlns:wp="http://schemas.openxmlformats.org/drawingml/2006/wordprocessingDrawing" xmlns:w10="urn:schemas-microsoft-com:office:word" xmlns:w="http://schemas.openxmlformats.org/wordprocessingml/2006/main" xmlns:w14="http://schemas.microsoft.com/office/word/2010/wordml" xmlns:w15="http://schemas.microsoft.com/office/word/2012/wordml" xmlns:w16cex="http://schemas.microsoft.com/office/word/2018/wordml/cex" xmlns:w16cid="http://schemas.microsoft.com/office/word/2016/wordml/cid" xmlns:w16="http://schemas.microsoft.com/office/word/2018/wordml" xmlns:w16sdtdh="http://schemas.microsoft.com/office/word/2020/wordml/sdtdatahash" xmlns:w16se="http://schemas.microsoft.com/office/word/2015/wordml/symex" xmlns:wpg="http://schemas.microsoft.com/office/word/2010/wordprocessingGroup" xmlns:wpi="http://schemas.microsoft.com/office/word/2010/wordprocessingInk" xmlns:wne="http://schemas.microsoft.com/office/word/2006/wordml" xmlns:wps="http://schemas.microsoft.com/office/word/2010/wordprocessingShape" mc:Ignorable="w14 w15 w16se w16cid w16 w16cex w16sdtdh wp14">
+<w:endnotes xmlns:wpc="http://schemas.microsoft.com/office/word/2010/wordprocessingCanvas" xmlns:mc="http://schemas.openxmlformats.org/markup-compatibility/2006" xmlns:o="urn:schemas-microsoft-com:office:office" xmlns:r="http://schemas.openxmlformats.org/officeDocument/2006/relationships" xmlns:m="http://schemas.openxmlformats.org/officeDocument/2006/math" xmlns:v="urn:schemas-microsoft-com:vml" xmlns:wp14="http://schemas.microsoft.com/office/word/2010/wordprocessingDrawing" xmlns:wp="http://schemas.openxmlformats.org/drawingml/2006/wordprocessingDrawing" xmlns:w10="urn:schemas-microsoft-com:office:word" xmlns:w="http://schemas.openxmlformats.org/wordprocessingml/2006/main" xmlns:w14="http://schemas.microsoft.com/office/word/2010/wordml" xmlns:w15="http://schemas.microsoft.com/office/word/2012/wordml" xmlns:wpg="http://schemas.microsoft.com/office/word/2010/wordprocessingGroup" xmlns:wpi="http://schemas.microsoft.com/office/word/2010/wordprocessingInk" xmlns:wne="http://schemas.microsoft.com/office/word/2006/wordml" xmlns:wps="http://schemas.microsoft.com/office/word/2010/wordprocessingShape" mc:Ignorable="w14 w15 wp14">
   <w:endnote w:type="separator" w:id="-1">
     <w:p>
       <w:r>
@@ -26613,7 +26817,7 @@
 </file>
 
 <file path=word/footnotes.xml><?xml version="1.0" encoding="utf-8"?>
-<w:footnotes xmlns:wpc="http://schemas.microsoft.com/office/word/2010/wordprocessingCanvas" xmlns:cx="http://schemas.microsoft.com/office/drawing/2014/chartex" xmlns:cx1="http://schemas.microsoft.com/office/drawing/2015/9/8/chartex" xmlns:cx2="http://schemas.microsoft.com/office/drawing/2015/10/21/chartex" xmlns:cx3="http://schemas.microsoft.com/office/drawing/2016/5/9/chartex" xmlns:cx4="http://schemas.microsoft.com/office/drawing/2016/5/10/chartex" xmlns:cx5="http://schemas.microsoft.com/office/drawing/2016/5/11/chartex" xmlns:cx6="http://schemas.microsoft.com/office/drawing/2016/5/12/chartex" xmlns:cx7="http://schemas.microsoft.com/office/drawing/2016/5/13/chartex" xmlns:cx8="http://schemas.microsoft.com/office/drawing/2016/5/14/chartex" xmlns:mc="http://schemas.openxmlformats.org/markup-compatibility/2006" xmlns:aink="http://schemas.microsoft.com/office/drawing/2016/ink" xmlns:am3d="http://schemas.microsoft.com/office/drawing/2017/model3d" xmlns:o="urn:schemas-microsoft-com:office:office" xmlns:oel="http://schemas.microsoft.com/office/2019/extlst" xmlns:r="http://schemas.openxmlformats.org/officeDocument/2006/relationships" xmlns:m="http://schemas.openxmlformats.org/officeDocument/2006/math" xmlns:v="urn:schemas-microsoft-com:vml" xmlns:wp14="http://schemas.microsoft.com/office/word/2010/wordprocessingDrawing" xmlns:wp="http://schemas.openxmlformats.org/drawingml/2006/wordprocessingDrawing" xmlns:w10="urn:schemas-microsoft-com:office:word" xmlns:w="http://schemas.openxmlformats.org/wordprocessingml/2006/main" xmlns:w14="http://schemas.microsoft.com/office/word/2010/wordml" xmlns:w15="http://schemas.microsoft.com/office/word/2012/wordml" xmlns:w16cex="http://schemas.microsoft.com/office/word/2018/wordml/cex" xmlns:w16cid="http://schemas.microsoft.com/office/word/2016/wordml/cid" xmlns:w16="http://schemas.microsoft.com/office/word/2018/wordml" xmlns:w16sdtdh="http://schemas.microsoft.com/office/word/2020/wordml/sdtdatahash" xmlns:w16se="http://schemas.microsoft.com/office/word/2015/wordml/symex" xmlns:wpg="http://schemas.microsoft.com/office/word/2010/wordprocessingGroup" xmlns:wpi="http://schemas.microsoft.com/office/word/2010/wordprocessingInk" xmlns:wne="http://schemas.microsoft.com/office/word/2006/wordml" xmlns:wps="http://schemas.microsoft.com/office/word/2010/wordprocessingShape" mc:Ignorable="w14 w15 w16se w16cid w16 w16cex w16sdtdh wp14">
+<w:footnotes xmlns:wpc="http://schemas.microsoft.com/office/word/2010/wordprocessingCanvas" xmlns:mc="http://schemas.openxmlformats.org/markup-compatibility/2006" xmlns:o="urn:schemas-microsoft-com:office:office" xmlns:r="http://schemas.openxmlformats.org/officeDocument/2006/relationships" xmlns:m="http://schemas.openxmlformats.org/officeDocument/2006/math" xmlns:v="urn:schemas-microsoft-com:vml" xmlns:wp14="http://schemas.microsoft.com/office/word/2010/wordprocessingDrawing" xmlns:wp="http://schemas.openxmlformats.org/drawingml/2006/wordprocessingDrawing" xmlns:w10="urn:schemas-microsoft-com:office:word" xmlns:w="http://schemas.openxmlformats.org/wordprocessingml/2006/main" xmlns:w14="http://schemas.microsoft.com/office/word/2010/wordml" xmlns:w15="http://schemas.microsoft.com/office/word/2012/wordml" xmlns:wpg="http://schemas.microsoft.com/office/word/2010/wordprocessingGroup" xmlns:wpi="http://schemas.microsoft.com/office/word/2010/wordprocessingInk" xmlns:wne="http://schemas.microsoft.com/office/word/2006/wordml" xmlns:wps="http://schemas.microsoft.com/office/word/2010/wordprocessingShape" mc:Ignorable="w14 w15 wp14">
   <w:footnote w:type="separator" w:id="-1">
     <w:p>
       <w:r>
@@ -26632,7 +26836,7 @@
 </file>
 
 <file path=word/header1.xml><?xml version="1.0" encoding="utf-8"?>
-<w:hdr xmlns:wpc="http://schemas.microsoft.com/office/word/2010/wordprocessingCanvas" xmlns:cx="http://schemas.microsoft.com/office/drawing/2014/chartex" xmlns:cx1="http://schemas.microsoft.com/office/drawing/2015/9/8/chartex" xmlns:cx2="http://schemas.microsoft.com/office/drawing/2015/10/21/chartex" xmlns:cx3="http://schemas.microsoft.com/office/drawing/2016/5/9/chartex" xmlns:cx4="http://schemas.microsoft.com/office/drawing/2016/5/10/chartex" xmlns:cx5="http://schemas.microsoft.com/office/drawing/2016/5/11/chartex" xmlns:cx6="http://schemas.microsoft.com/office/drawing/2016/5/12/chartex" xmlns:cx7="http://schemas.microsoft.com/office/drawing/2016/5/13/chartex" xmlns:cx8="http://schemas.microsoft.com/office/drawing/2016/5/14/chartex" xmlns:mc="http://schemas.openxmlformats.org/markup-compatibility/2006" xmlns:aink="http://schemas.microsoft.com/office/drawing/2016/ink" xmlns:am3d="http://schemas.microsoft.com/office/drawing/2017/model3d" xmlns:o="urn:schemas-microsoft-com:office:office" xmlns:oel="http://schemas.microsoft.com/office/2019/extlst" xmlns:r="http://schemas.openxmlformats.org/officeDocument/2006/relationships" xmlns:m="http://schemas.openxmlformats.org/officeDocument/2006/math" xmlns:v="urn:schemas-microsoft-com:vml" xmlns:wp14="http://schemas.microsoft.com/office/word/2010/wordprocessingDrawing" xmlns:wp="http://schemas.openxmlformats.org/drawingml/2006/wordprocessingDrawing" xmlns:w10="urn:schemas-microsoft-com:office:word" xmlns:w="http://schemas.openxmlformats.org/wordprocessingml/2006/main" xmlns:w14="http://schemas.microsoft.com/office/word/2010/wordml" xmlns:w15="http://schemas.microsoft.com/office/word/2012/wordml" xmlns:w16cex="http://schemas.microsoft.com/office/word/2018/wordml/cex" xmlns:w16cid="http://schemas.microsoft.com/office/word/2016/wordml/cid" xmlns:w16="http://schemas.microsoft.com/office/word/2018/wordml" xmlns:w16sdtdh="http://schemas.microsoft.com/office/word/2020/wordml/sdtdatahash" xmlns:w16se="http://schemas.microsoft.com/office/word/2015/wordml/symex" xmlns:wpg="http://schemas.microsoft.com/office/word/2010/wordprocessingGroup" xmlns:wpi="http://schemas.microsoft.com/office/word/2010/wordprocessingInk" xmlns:wne="http://schemas.microsoft.com/office/word/2006/wordml" xmlns:wps="http://schemas.microsoft.com/office/word/2010/wordprocessingShape" mc:Ignorable="w14 w15 w16se w16cid w16 w16cex w16sdtdh wp14">
+<w:hdr xmlns:wpc="http://schemas.microsoft.com/office/word/2010/wordprocessingCanvas" xmlns:mc="http://schemas.openxmlformats.org/markup-compatibility/2006" xmlns:o="urn:schemas-microsoft-com:office:office" xmlns:r="http://schemas.openxmlformats.org/officeDocument/2006/relationships" xmlns:m="http://schemas.openxmlformats.org/officeDocument/2006/math" xmlns:v="urn:schemas-microsoft-com:vml" xmlns:wp14="http://schemas.microsoft.com/office/word/2010/wordprocessingDrawing" xmlns:wp="http://schemas.openxmlformats.org/drawingml/2006/wordprocessingDrawing" xmlns:w10="urn:schemas-microsoft-com:office:word" xmlns:w="http://schemas.openxmlformats.org/wordprocessingml/2006/main" xmlns:w14="http://schemas.microsoft.com/office/word/2010/wordml" xmlns:w15="http://schemas.microsoft.com/office/word/2012/wordml" xmlns:wpg="http://schemas.microsoft.com/office/word/2010/wordprocessingGroup" xmlns:wpi="http://schemas.microsoft.com/office/word/2010/wordprocessingInk" xmlns:wne="http://schemas.microsoft.com/office/word/2006/wordml" xmlns:wps="http://schemas.microsoft.com/office/word/2010/wordprocessingShape" mc:Ignorable="w14 w15 wp14">
   <w:p>
     <w:pPr>
       <w:pStyle w:val="a4"/>
@@ -27090,7 +27294,7 @@
 </file>
 
 <file path=word/header2.xml><?xml version="1.0" encoding="utf-8"?>
-<w:hdr xmlns:wpc="http://schemas.microsoft.com/office/word/2010/wordprocessingCanvas" xmlns:cx="http://schemas.microsoft.com/office/drawing/2014/chartex" xmlns:cx1="http://schemas.microsoft.com/office/drawing/2015/9/8/chartex" xmlns:cx2="http://schemas.microsoft.com/office/drawing/2015/10/21/chartex" xmlns:cx3="http://schemas.microsoft.com/office/drawing/2016/5/9/chartex" xmlns:cx4="http://schemas.microsoft.com/office/drawing/2016/5/10/chartex" xmlns:cx5="http://schemas.microsoft.com/office/drawing/2016/5/11/chartex" xmlns:cx6="http://schemas.microsoft.com/office/drawing/2016/5/12/chartex" xmlns:cx7="http://schemas.microsoft.com/office/drawing/2016/5/13/chartex" xmlns:cx8="http://schemas.microsoft.com/office/drawing/2016/5/14/chartex" xmlns:mc="http://schemas.openxmlformats.org/markup-compatibility/2006" xmlns:aink="http://schemas.microsoft.com/office/drawing/2016/ink" xmlns:am3d="http://schemas.microsoft.com/office/drawing/2017/model3d" xmlns:o="urn:schemas-microsoft-com:office:office" xmlns:oel="http://schemas.microsoft.com/office/2019/extlst" xmlns:r="http://schemas.openxmlformats.org/officeDocument/2006/relationships" xmlns:m="http://schemas.openxmlformats.org/officeDocument/2006/math" xmlns:v="urn:schemas-microsoft-com:vml" xmlns:wp14="http://schemas.microsoft.com/office/word/2010/wordprocessingDrawing" xmlns:wp="http://schemas.openxmlformats.org/drawingml/2006/wordprocessingDrawing" xmlns:w10="urn:schemas-microsoft-com:office:word" xmlns:w="http://schemas.openxmlformats.org/wordprocessingml/2006/main" xmlns:w14="http://schemas.microsoft.com/office/word/2010/wordml" xmlns:w15="http://schemas.microsoft.com/office/word/2012/wordml" xmlns:w16cex="http://schemas.microsoft.com/office/word/2018/wordml/cex" xmlns:w16cid="http://schemas.microsoft.com/office/word/2016/wordml/cid" xmlns:w16="http://schemas.microsoft.com/office/word/2018/wordml" xmlns:w16sdtdh="http://schemas.microsoft.com/office/word/2020/wordml/sdtdatahash" xmlns:w16se="http://schemas.microsoft.com/office/word/2015/wordml/symex" xmlns:wpg="http://schemas.microsoft.com/office/word/2010/wordprocessingGroup" xmlns:wpi="http://schemas.microsoft.com/office/word/2010/wordprocessingInk" xmlns:wne="http://schemas.microsoft.com/office/word/2006/wordml" xmlns:wps="http://schemas.microsoft.com/office/word/2010/wordprocessingShape" mc:Ignorable="w14 w15 w16se w16cid w16 w16cex w16sdtdh wp14">
+<w:hdr xmlns:wpc="http://schemas.microsoft.com/office/word/2010/wordprocessingCanvas" xmlns:mc="http://schemas.openxmlformats.org/markup-compatibility/2006" xmlns:o="urn:schemas-microsoft-com:office:office" xmlns:r="http://schemas.openxmlformats.org/officeDocument/2006/relationships" xmlns:m="http://schemas.openxmlformats.org/officeDocument/2006/math" xmlns:v="urn:schemas-microsoft-com:vml" xmlns:wp14="http://schemas.microsoft.com/office/word/2010/wordprocessingDrawing" xmlns:wp="http://schemas.openxmlformats.org/drawingml/2006/wordprocessingDrawing" xmlns:w10="urn:schemas-microsoft-com:office:word" xmlns:w="http://schemas.openxmlformats.org/wordprocessingml/2006/main" xmlns:w14="http://schemas.microsoft.com/office/word/2010/wordml" xmlns:w15="http://schemas.microsoft.com/office/word/2012/wordml" xmlns:wpg="http://schemas.microsoft.com/office/word/2010/wordprocessingGroup" xmlns:wpi="http://schemas.microsoft.com/office/word/2010/wordprocessingInk" xmlns:wne="http://schemas.microsoft.com/office/word/2006/wordml" xmlns:wps="http://schemas.microsoft.com/office/word/2010/wordprocessingShape" mc:Ignorable="w14 w15 wp14">
   <w:p>
     <w:pPr>
       <w:pStyle w:val="a4"/>
@@ -27548,7 +27752,7 @@
 </file>
 
 <file path=word/header3.xml><?xml version="1.0" encoding="utf-8"?>
-<w:hdr xmlns:wpc="http://schemas.microsoft.com/office/word/2010/wordprocessingCanvas" xmlns:cx="http://schemas.microsoft.com/office/drawing/2014/chartex" xmlns:cx1="http://schemas.microsoft.com/office/drawing/2015/9/8/chartex" xmlns:cx2="http://schemas.microsoft.com/office/drawing/2015/10/21/chartex" xmlns:cx3="http://schemas.microsoft.com/office/drawing/2016/5/9/chartex" xmlns:cx4="http://schemas.microsoft.com/office/drawing/2016/5/10/chartex" xmlns:cx5="http://schemas.microsoft.com/office/drawing/2016/5/11/chartex" xmlns:cx6="http://schemas.microsoft.com/office/drawing/2016/5/12/chartex" xmlns:cx7="http://schemas.microsoft.com/office/drawing/2016/5/13/chartex" xmlns:cx8="http://schemas.microsoft.com/office/drawing/2016/5/14/chartex" xmlns:mc="http://schemas.openxmlformats.org/markup-compatibility/2006" xmlns:aink="http://schemas.microsoft.com/office/drawing/2016/ink" xmlns:am3d="http://schemas.microsoft.com/office/drawing/2017/model3d" xmlns:o="urn:schemas-microsoft-com:office:office" xmlns:oel="http://schemas.microsoft.com/office/2019/extlst" xmlns:r="http://schemas.openxmlformats.org/officeDocument/2006/relationships" xmlns:m="http://schemas.openxmlformats.org/officeDocument/2006/math" xmlns:v="urn:schemas-microsoft-com:vml" xmlns:wp14="http://schemas.microsoft.com/office/word/2010/wordprocessingDrawing" xmlns:wp="http://schemas.openxmlformats.org/drawingml/2006/wordprocessingDrawing" xmlns:w10="urn:schemas-microsoft-com:office:word" xmlns:w="http://schemas.openxmlformats.org/wordprocessingml/2006/main" xmlns:w14="http://schemas.microsoft.com/office/word/2010/wordml" xmlns:w15="http://schemas.microsoft.com/office/word/2012/wordml" xmlns:w16cex="http://schemas.microsoft.com/office/word/2018/wordml/cex" xmlns:w16cid="http://schemas.microsoft.com/office/word/2016/wordml/cid" xmlns:w16="http://schemas.microsoft.com/office/word/2018/wordml" xmlns:w16sdtdh="http://schemas.microsoft.com/office/word/2020/wordml/sdtdatahash" xmlns:w16se="http://schemas.microsoft.com/office/word/2015/wordml/symex" xmlns:wpg="http://schemas.microsoft.com/office/word/2010/wordprocessingGroup" xmlns:wpi="http://schemas.microsoft.com/office/word/2010/wordprocessingInk" xmlns:wne="http://schemas.microsoft.com/office/word/2006/wordml" xmlns:wps="http://schemas.microsoft.com/office/word/2010/wordprocessingShape" mc:Ignorable="w14 w15 w16se w16cid w16 w16cex w16sdtdh wp14">
+<w:hdr xmlns:wpc="http://schemas.microsoft.com/office/word/2010/wordprocessingCanvas" xmlns:mc="http://schemas.openxmlformats.org/markup-compatibility/2006" xmlns:o="urn:schemas-microsoft-com:office:office" xmlns:r="http://schemas.openxmlformats.org/officeDocument/2006/relationships" xmlns:m="http://schemas.openxmlformats.org/officeDocument/2006/math" xmlns:v="urn:schemas-microsoft-com:vml" xmlns:wp14="http://schemas.microsoft.com/office/word/2010/wordprocessingDrawing" xmlns:wp="http://schemas.openxmlformats.org/drawingml/2006/wordprocessingDrawing" xmlns:w10="urn:schemas-microsoft-com:office:word" xmlns:w="http://schemas.openxmlformats.org/wordprocessingml/2006/main" xmlns:w14="http://schemas.microsoft.com/office/word/2010/wordml" xmlns:w15="http://schemas.microsoft.com/office/word/2012/wordml" xmlns:wpg="http://schemas.microsoft.com/office/word/2010/wordprocessingGroup" xmlns:wpi="http://schemas.microsoft.com/office/word/2010/wordprocessingInk" xmlns:wne="http://schemas.microsoft.com/office/word/2006/wordml" xmlns:wps="http://schemas.microsoft.com/office/word/2010/wordprocessingShape" mc:Ignorable="w14 w15 wp14">
   <w:p>
     <w:pPr>
       <w:pStyle w:val="a4"/>
@@ -28006,7 +28210,7 @@
 </file>
 
 <file path=word/header4.xml><?xml version="1.0" encoding="utf-8"?>
-<w:hdr xmlns:wpc="http://schemas.microsoft.com/office/word/2010/wordprocessingCanvas" xmlns:cx="http://schemas.microsoft.com/office/drawing/2014/chartex" xmlns:cx1="http://schemas.microsoft.com/office/drawing/2015/9/8/chartex" xmlns:cx2="http://schemas.microsoft.com/office/drawing/2015/10/21/chartex" xmlns:cx3="http://schemas.microsoft.com/office/drawing/2016/5/9/chartex" xmlns:cx4="http://schemas.microsoft.com/office/drawing/2016/5/10/chartex" xmlns:cx5="http://schemas.microsoft.com/office/drawing/2016/5/11/chartex" xmlns:cx6="http://schemas.microsoft.com/office/drawing/2016/5/12/chartex" xmlns:cx7="http://schemas.microsoft.com/office/drawing/2016/5/13/chartex" xmlns:cx8="http://schemas.microsoft.com/office/drawing/2016/5/14/chartex" xmlns:mc="http://schemas.openxmlformats.org/markup-compatibility/2006" xmlns:aink="http://schemas.microsoft.com/office/drawing/2016/ink" xmlns:am3d="http://schemas.microsoft.com/office/drawing/2017/model3d" xmlns:o="urn:schemas-microsoft-com:office:office" xmlns:oel="http://schemas.microsoft.com/office/2019/extlst" xmlns:r="http://schemas.openxmlformats.org/officeDocument/2006/relationships" xmlns:m="http://schemas.openxmlformats.org/officeDocument/2006/math" xmlns:v="urn:schemas-microsoft-com:vml" xmlns:wp14="http://schemas.microsoft.com/office/word/2010/wordprocessingDrawing" xmlns:wp="http://schemas.openxmlformats.org/drawingml/2006/wordprocessingDrawing" xmlns:w10="urn:schemas-microsoft-com:office:word" xmlns:w="http://schemas.openxmlformats.org/wordprocessingml/2006/main" xmlns:w14="http://schemas.microsoft.com/office/word/2010/wordml" xmlns:w15="http://schemas.microsoft.com/office/word/2012/wordml" xmlns:w16cex="http://schemas.microsoft.com/office/word/2018/wordml/cex" xmlns:w16cid="http://schemas.microsoft.com/office/word/2016/wordml/cid" xmlns:w16="http://schemas.microsoft.com/office/word/2018/wordml" xmlns:w16sdtdh="http://schemas.microsoft.com/office/word/2020/wordml/sdtdatahash" xmlns:w16se="http://schemas.microsoft.com/office/word/2015/wordml/symex" xmlns:wpg="http://schemas.microsoft.com/office/word/2010/wordprocessingGroup" xmlns:wpi="http://schemas.microsoft.com/office/word/2010/wordprocessingInk" xmlns:wne="http://schemas.microsoft.com/office/word/2006/wordml" xmlns:wps="http://schemas.microsoft.com/office/word/2010/wordprocessingShape" mc:Ignorable="w14 w15 w16se w16cid w16 w16cex w16sdtdh wp14">
+<w:hdr xmlns:wpc="http://schemas.microsoft.com/office/word/2010/wordprocessingCanvas" xmlns:mc="http://schemas.openxmlformats.org/markup-compatibility/2006" xmlns:o="urn:schemas-microsoft-com:office:office" xmlns:r="http://schemas.openxmlformats.org/officeDocument/2006/relationships" xmlns:m="http://schemas.openxmlformats.org/officeDocument/2006/math" xmlns:v="urn:schemas-microsoft-com:vml" xmlns:wp14="http://schemas.microsoft.com/office/word/2010/wordprocessingDrawing" xmlns:wp="http://schemas.openxmlformats.org/drawingml/2006/wordprocessingDrawing" xmlns:w10="urn:schemas-microsoft-com:office:word" xmlns:w="http://schemas.openxmlformats.org/wordprocessingml/2006/main" xmlns:w14="http://schemas.microsoft.com/office/word/2010/wordml" xmlns:w15="http://schemas.microsoft.com/office/word/2012/wordml" xmlns:wpg="http://schemas.microsoft.com/office/word/2010/wordprocessingGroup" xmlns:wpi="http://schemas.microsoft.com/office/word/2010/wordprocessingInk" xmlns:wne="http://schemas.microsoft.com/office/word/2006/wordml" xmlns:wps="http://schemas.microsoft.com/office/word/2010/wordprocessingShape" mc:Ignorable="w14 w15 wp14">
   <w:p>
     <w:pPr>
       <w:pStyle w:val="a4"/>
@@ -28078,7 +28282,7 @@
         <w:b/>
         <w:noProof/>
       </w:rPr>
-      <w:t>2635</w:t>
+      <w:t>2636</w:t>
     </w:r>
     <w:r>
       <w:rPr>
@@ -28173,7 +28377,7 @@
         <w:b/>
         <w:noProof/>
       </w:rPr>
-      <w:t>08</w:t>
+      <w:t>09</w:t>
     </w:r>
     <w:r>
       <w:rPr>
@@ -28215,7 +28419,7 @@
         <w:b/>
         <w:noProof/>
       </w:rPr>
-      <w:t>30</w:t>
+      <w:t>06</w:t>
     </w:r>
     <w:r>
       <w:rPr>
@@ -28287,7 +28491,7 @@
         <w:b/>
         <w:noProof/>
       </w:rPr>
-      <w:t>2635</w:t>
+      <w:t>2636</w:t>
     </w:r>
     <w:r>
       <w:rPr>
@@ -28382,7 +28586,7 @@
         <w:b/>
         <w:noProof/>
       </w:rPr>
-      <w:t>08</w:t>
+      <w:t>09</w:t>
     </w:r>
     <w:r>
       <w:rPr>
@@ -28424,7 +28628,7 @@
         <w:b/>
         <w:noProof/>
       </w:rPr>
-      <w:t>30</w:t>
+      <w:t>06</w:t>
     </w:r>
     <w:r>
       <w:rPr>
@@ -28464,7 +28668,7 @@
 </file>
 
 <file path=word/numbering.xml><?xml version="1.0" encoding="utf-8"?>
-<w:numbering xmlns:wpc="http://schemas.microsoft.com/office/word/2010/wordprocessingCanvas" xmlns:cx="http://schemas.microsoft.com/office/drawing/2014/chartex" xmlns:cx1="http://schemas.microsoft.com/office/drawing/2015/9/8/chartex" xmlns:cx2="http://schemas.microsoft.com/office/drawing/2015/10/21/chartex" xmlns:cx3="http://schemas.microsoft.com/office/drawing/2016/5/9/chartex" xmlns:cx4="http://schemas.microsoft.com/office/drawing/2016/5/10/chartex" xmlns:cx5="http://schemas.microsoft.com/office/drawing/2016/5/11/chartex" xmlns:cx6="http://schemas.microsoft.com/office/drawing/2016/5/12/chartex" xmlns:cx7="http://schemas.microsoft.com/office/drawing/2016/5/13/chartex" xmlns:cx8="http://schemas.microsoft.com/office/drawing/2016/5/14/chartex" xmlns:mc="http://schemas.openxmlformats.org/markup-compatibility/2006" xmlns:aink="http://schemas.microsoft.com/office/drawing/2016/ink" xmlns:am3d="http://schemas.microsoft.com/office/drawing/2017/model3d" xmlns:o="urn:schemas-microsoft-com:office:office" xmlns:oel="http://schemas.microsoft.com/office/2019/extlst" xmlns:r="http://schemas.openxmlformats.org/officeDocument/2006/relationships" xmlns:m="http://schemas.openxmlformats.org/officeDocument/2006/math" xmlns:v="urn:schemas-microsoft-com:vml" xmlns:wp14="http://schemas.microsoft.com/office/word/2010/wordprocessingDrawing" xmlns:wp="http://schemas.openxmlformats.org/drawingml/2006/wordprocessingDrawing" xmlns:w10="urn:schemas-microsoft-com:office:word" xmlns:w="http://schemas.openxmlformats.org/wordprocessingml/2006/main" xmlns:w14="http://schemas.microsoft.com/office/word/2010/wordml" xmlns:w15="http://schemas.microsoft.com/office/word/2012/wordml" xmlns:w16cex="http://schemas.microsoft.com/office/word/2018/wordml/cex" xmlns:w16cid="http://schemas.microsoft.com/office/word/2016/wordml/cid" xmlns:w16="http://schemas.microsoft.com/office/word/2018/wordml" xmlns:w16sdtdh="http://schemas.microsoft.com/office/word/2020/wordml/sdtdatahash" xmlns:w16se="http://schemas.microsoft.com/office/word/2015/wordml/symex" xmlns:wpg="http://schemas.microsoft.com/office/word/2010/wordprocessingGroup" xmlns:wpi="http://schemas.microsoft.com/office/word/2010/wordprocessingInk" xmlns:wne="http://schemas.microsoft.com/office/word/2006/wordml" xmlns:wps="http://schemas.microsoft.com/office/word/2010/wordprocessingShape" mc:Ignorable="w14 w15 w16se w16cid w16 w16cex w16sdtdh wp14">
+<w:numbering xmlns:wpc="http://schemas.microsoft.com/office/word/2010/wordprocessingCanvas" xmlns:mc="http://schemas.openxmlformats.org/markup-compatibility/2006" xmlns:o="urn:schemas-microsoft-com:office:office" xmlns:r="http://schemas.openxmlformats.org/officeDocument/2006/relationships" xmlns:m="http://schemas.openxmlformats.org/officeDocument/2006/math" xmlns:v="urn:schemas-microsoft-com:vml" xmlns:wp14="http://schemas.microsoft.com/office/word/2010/wordprocessingDrawing" xmlns:wp="http://schemas.openxmlformats.org/drawingml/2006/wordprocessingDrawing" xmlns:w10="urn:schemas-microsoft-com:office:word" xmlns:w="http://schemas.openxmlformats.org/wordprocessingml/2006/main" xmlns:w14="http://schemas.microsoft.com/office/word/2010/wordml" xmlns:w15="http://schemas.microsoft.com/office/word/2012/wordml" xmlns:wpg="http://schemas.microsoft.com/office/word/2010/wordprocessingGroup" xmlns:wpi="http://schemas.microsoft.com/office/word/2010/wordprocessingInk" xmlns:wne="http://schemas.microsoft.com/office/word/2006/wordml" xmlns:wps="http://schemas.microsoft.com/office/word/2010/wordprocessingShape" mc:Ignorable="w14 w15 wp14">
   <w:abstractNum w:abstractNumId="0" w15:restartNumberingAfterBreak="0">
     <w:nsid w:val="0397573A"/>
     <w:multiLevelType w:val="hybridMultilevel"/>
@@ -30156,68 +30360,68 @@
       </w:pPr>
     </w:lvl>
   </w:abstractNum>
-  <w:num w:numId="1" w16cid:durableId="62025917">
+  <w:num w:numId="1">
     <w:abstractNumId w:val="18"/>
   </w:num>
-  <w:num w:numId="2" w16cid:durableId="1536235914">
+  <w:num w:numId="2">
     <w:abstractNumId w:val="5"/>
   </w:num>
-  <w:num w:numId="3" w16cid:durableId="1156872403">
+  <w:num w:numId="3">
     <w:abstractNumId w:val="9"/>
   </w:num>
-  <w:num w:numId="4" w16cid:durableId="353264096">
+  <w:num w:numId="4">
     <w:abstractNumId w:val="3"/>
   </w:num>
-  <w:num w:numId="5" w16cid:durableId="567692625">
+  <w:num w:numId="5">
     <w:abstractNumId w:val="10"/>
   </w:num>
-  <w:num w:numId="6" w16cid:durableId="1394936616">
+  <w:num w:numId="6">
     <w:abstractNumId w:val="17"/>
   </w:num>
-  <w:num w:numId="7" w16cid:durableId="394090209">
+  <w:num w:numId="7">
     <w:abstractNumId w:val="16"/>
   </w:num>
-  <w:num w:numId="8" w16cid:durableId="1634484954">
+  <w:num w:numId="8">
     <w:abstractNumId w:val="8"/>
   </w:num>
-  <w:num w:numId="9" w16cid:durableId="1113787538">
+  <w:num w:numId="9">
     <w:abstractNumId w:val="14"/>
   </w:num>
-  <w:num w:numId="10" w16cid:durableId="83964620">
+  <w:num w:numId="10">
     <w:abstractNumId w:val="4"/>
   </w:num>
-  <w:num w:numId="11" w16cid:durableId="1093748082">
+  <w:num w:numId="11">
     <w:abstractNumId w:val="11"/>
   </w:num>
-  <w:num w:numId="12" w16cid:durableId="1687630722">
+  <w:num w:numId="12">
     <w:abstractNumId w:val="2"/>
   </w:num>
-  <w:num w:numId="13" w16cid:durableId="727993593">
+  <w:num w:numId="13">
     <w:abstractNumId w:val="12"/>
   </w:num>
-  <w:num w:numId="14" w16cid:durableId="1459689791">
+  <w:num w:numId="14">
     <w:abstractNumId w:val="13"/>
   </w:num>
-  <w:num w:numId="15" w16cid:durableId="256983085">
+  <w:num w:numId="15">
     <w:abstractNumId w:val="1"/>
   </w:num>
-  <w:num w:numId="16" w16cid:durableId="551893468">
+  <w:num w:numId="16">
     <w:abstractNumId w:val="0"/>
   </w:num>
-  <w:num w:numId="17" w16cid:durableId="1144278020">
+  <w:num w:numId="17">
     <w:abstractNumId w:val="15"/>
   </w:num>
-  <w:num w:numId="18" w16cid:durableId="428504417">
+  <w:num w:numId="18">
     <w:abstractNumId w:val="7"/>
   </w:num>
-  <w:num w:numId="19" w16cid:durableId="402458260">
+  <w:num w:numId="19">
     <w:abstractNumId w:val="6"/>
   </w:num>
 </w:numbering>
 </file>
 
 <file path=word/styles.xml><?xml version="1.0" encoding="utf-8"?>
-<w:styles xmlns:mc="http://schemas.openxmlformats.org/markup-compatibility/2006" xmlns:r="http://schemas.openxmlformats.org/officeDocument/2006/relationships" xmlns:w="http://schemas.openxmlformats.org/wordprocessingml/2006/main" xmlns:w14="http://schemas.microsoft.com/office/word/2010/wordml" xmlns:w15="http://schemas.microsoft.com/office/word/2012/wordml" xmlns:w16cex="http://schemas.microsoft.com/office/word/2018/wordml/cex" xmlns:w16cid="http://schemas.microsoft.com/office/word/2016/wordml/cid" xmlns:w16="http://schemas.microsoft.com/office/word/2018/wordml" xmlns:w16sdtdh="http://schemas.microsoft.com/office/word/2020/wordml/sdtdatahash" xmlns:w16se="http://schemas.microsoft.com/office/word/2015/wordml/symex" mc:Ignorable="w14 w15 w16se w16cid w16 w16cex w16sdtdh">
+<w:styles xmlns:mc="http://schemas.openxmlformats.org/markup-compatibility/2006" xmlns:r="http://schemas.openxmlformats.org/officeDocument/2006/relationships" xmlns:w="http://schemas.openxmlformats.org/wordprocessingml/2006/main" xmlns:w14="http://schemas.microsoft.com/office/word/2010/wordml" xmlns:w15="http://schemas.microsoft.com/office/word/2012/wordml" mc:Ignorable="w14 w15">
   <w:docDefaults>
     <w:rPrDefault>
       <w:rPr>
@@ -30230,7 +30434,7 @@
     </w:rPrDefault>
     <w:pPrDefault/>
   </w:docDefaults>
-  <w:latentStyles w:defLockedState="0" w:defUIPriority="99" w:defSemiHidden="0" w:defUnhideWhenUsed="0" w:defQFormat="0" w:count="376">
+  <w:latentStyles w:defLockedState="0" w:defUIPriority="99" w:defSemiHidden="0" w:defUnhideWhenUsed="0" w:defQFormat="0" w:count="371">
     <w:lsdException w:name="Normal" w:uiPriority="0" w:qFormat="1"/>
     <w:lsdException w:name="heading 1" w:uiPriority="9" w:qFormat="1"/>
     <w:lsdException w:name="heading 2" w:semiHidden="1" w:uiPriority="9" w:unhideWhenUsed="1" w:qFormat="1"/>
@@ -30602,11 +30806,6 @@
     <w:lsdException w:name="List Table 5 Dark Accent 6" w:uiPriority="50"/>
     <w:lsdException w:name="List Table 6 Colorful Accent 6" w:uiPriority="51"/>
     <w:lsdException w:name="List Table 7 Colorful Accent 6" w:uiPriority="52"/>
-    <w:lsdException w:name="Mention" w:semiHidden="1" w:unhideWhenUsed="1"/>
-    <w:lsdException w:name="Smart Hyperlink" w:semiHidden="1" w:unhideWhenUsed="1"/>
-    <w:lsdException w:name="Hashtag" w:semiHidden="1" w:unhideWhenUsed="1"/>
-    <w:lsdException w:name="Unresolved Mention" w:semiHidden="1" w:unhideWhenUsed="1"/>
-    <w:lsdException w:name="Smart Link" w:semiHidden="1" w:unhideWhenUsed="1"/>
   </w:latentStyles>
   <w:style w:type="paragraph" w:default="1" w:styleId="a">
     <w:name w:val="Normal"/>
@@ -31262,7 +31461,7 @@
 </file>
 
 <file path=customXml/itemProps1.xml><?xml version="1.0" encoding="utf-8"?>
-<ds:datastoreItem xmlns:ds="http://schemas.openxmlformats.org/officeDocument/2006/customXml" ds:itemID="{1DAFFBAA-B936-4333-82DA-D7C80A8B28DD}">
+<ds:datastoreItem xmlns:ds="http://schemas.openxmlformats.org/officeDocument/2006/customXml" ds:itemID="{7265914F-CE70-45AA-9639-6ECD43A9111D}">
   <ds:schemaRefs>
     <ds:schemaRef ds:uri="http://schemas.openxmlformats.org/officeDocument/2006/bibliography"/>
   </ds:schemaRefs>

--- a/新泰週報20260906[2636]B4F.docx
+++ b/新泰週報20260906[2636]B4F.docx
@@ -15848,7 +15848,7 @@
           </mc:Choice>
           <mc:Fallback>
             <w:pict>
-              <v:line w14:anchorId="6AF17A14" id="直線接點 2" o:spid="_x0000_s1026" style="position:absolute;z-index:251654144;visibility:visible;mso-wrap-style:square;mso-height-percent:0;mso-wrap-distance-left:9pt;mso-wrap-distance-top:0;mso-wrap-distance-right:9pt;mso-wrap-distance-bottom:0;mso-position-horizontal:absolute;mso-position-horizontal-relative:page;mso-position-vertical:absolute;mso-position-vertical-relative:page;mso-height-percent:0;mso-height-relative:margin" from="687.75pt,19.85pt" to="687.75pt,709.8pt" o:gfxdata="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" strokecolor="black [3213]" strokeweight=".5pt">
+              <v:line w14:anchorId="74561096" id="直線接點 2" o:spid="_x0000_s1026" style="position:absolute;z-index:251654144;visibility:visible;mso-wrap-style:square;mso-height-percent:0;mso-wrap-distance-left:9pt;mso-wrap-distance-top:0;mso-wrap-distance-right:9pt;mso-wrap-distance-bottom:0;mso-position-horizontal:absolute;mso-position-horizontal-relative:page;mso-position-vertical:absolute;mso-position-vertical-relative:page;mso-height-percent:0;mso-height-relative:margin" from="687.75pt,19.85pt" to="687.75pt,709.8pt" o:gfxdata="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" strokecolor="black [3213]" strokeweight=".5pt">
                 <v:stroke dashstyle="3 1" joinstyle="miter"/>
                 <w10:wrap anchorx="page" anchory="page"/>
               </v:line>
@@ -18010,7 +18010,14 @@
                 <w:rFonts w:ascii="標楷體" w:eastAsia="標楷體" w:hAnsi="標楷體" w:hint="eastAsia"/>
                 <w:szCs w:val="24"/>
               </w:rPr>
-              <w:t>黃聖耀</w:t>
+              <w:t>黃</w:t>
+            </w:r>
+            <w:r>
+              <w:rPr>
+                <w:rFonts w:ascii="標楷體" w:eastAsia="標楷體" w:hAnsi="標楷體" w:hint="eastAsia"/>
+                <w:szCs w:val="24"/>
+              </w:rPr>
+              <w:t>明憲</w:t>
             </w:r>
           </w:p>
         </w:tc>
@@ -21330,8 +21337,10 @@
                 <w:rFonts w:ascii="Barlow Condensed Medium" w:eastAsia="標楷體" w:hAnsi="Barlow Condensed Medium" w:cs="華康儷楷書" w:hint="eastAsia"/>
                 <w:szCs w:val="24"/>
               </w:rPr>
-              <w:t>卓滿惠</w:t>
-            </w:r>
+              <w:t>張翠璘</w:t>
+            </w:r>
+            <w:bookmarkStart w:id="6" w:name="_GoBack"/>
+            <w:bookmarkEnd w:id="6"/>
           </w:p>
         </w:tc>
         <w:tc>
@@ -25475,8 +25484,6 @@
               </w:rPr>
               <w:t>?</w:t>
             </w:r>
-            <w:bookmarkStart w:id="6" w:name="_GoBack"/>
-            <w:bookmarkEnd w:id="6"/>
           </w:p>
         </w:tc>
       </w:tr>
@@ -25812,7 +25819,7 @@
           </mc:Choice>
           <mc:Fallback>
             <w:pict>
-              <v:line w14:anchorId="3ABE5C8A" id="直線接點 6" o:spid="_x0000_s1026" style="position:absolute;z-index:251665408;visibility:visible;mso-wrap-style:square;mso-width-percent:0;mso-height-percent:0;mso-wrap-distance-left:9pt;mso-wrap-distance-top:0;mso-wrap-distance-right:9pt;mso-wrap-distance-bottom:0;mso-position-horizontal:absolute;mso-position-horizontal-relative:page;mso-position-vertical:absolute;mso-position-vertical-relative:page;mso-width-percent:0;mso-height-percent:0;mso-width-relative:margin;mso-height-relative:margin" from="343.9pt,19.85pt" to="345.05pt,710.95pt" o:gfxdata="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" strokecolor="black [3213]" strokeweight=".5pt">
+              <v:line w14:anchorId="3A3C16EE" id="直線接點 6" o:spid="_x0000_s1026" style="position:absolute;z-index:251665408;visibility:visible;mso-wrap-style:square;mso-width-percent:0;mso-height-percent:0;mso-wrap-distance-left:9pt;mso-wrap-distance-top:0;mso-wrap-distance-right:9pt;mso-wrap-distance-bottom:0;mso-position-horizontal:absolute;mso-position-horizontal-relative:page;mso-position-vertical:absolute;mso-position-vertical-relative:page;mso-width-percent:0;mso-height-percent:0;mso-width-relative:margin;mso-height-relative:margin" from="343.9pt,19.85pt" to="345.05pt,710.95pt" o:gfxdata="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" strokecolor="black [3213]" strokeweight=".5pt">
                 <v:stroke dashstyle="3 1" joinstyle="miter"/>
                 <w10:wrap anchorx="page" anchory="page"/>
               </v:line>
@@ -25890,7 +25897,7 @@
           </mc:Choice>
           <mc:Fallback>
             <w:pict>
-              <v:line w14:anchorId="6D27403D" id="直線接點 4" o:spid="_x0000_s1026" style="position:absolute;z-index:251661312;visibility:visible;mso-wrap-style:square;mso-width-percent:0;mso-height-percent:0;mso-wrap-distance-left:9pt;mso-wrap-distance-top:0;mso-wrap-distance-right:9pt;mso-wrap-distance-bottom:0;mso-position-horizontal:absolute;mso-position-horizontal-relative:page;mso-position-vertical:absolute;mso-position-vertical-relative:page;mso-width-percent:0;mso-height-percent:0;mso-width-relative:margin;mso-height-relative:margin" from="343.9pt,19.85pt" to="345.05pt,710.95pt" o:gfxdata="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" strokecolor="black [3213]" strokeweight=".5pt">
+              <v:line w14:anchorId="0E331072" id="直線接點 4" o:spid="_x0000_s1026" style="position:absolute;z-index:251661312;visibility:visible;mso-wrap-style:square;mso-width-percent:0;mso-height-percent:0;mso-wrap-distance-left:9pt;mso-wrap-distance-top:0;mso-wrap-distance-right:9pt;mso-wrap-distance-bottom:0;mso-position-horizontal:absolute;mso-position-horizontal-relative:page;mso-position-vertical:absolute;mso-position-vertical-relative:page;mso-width-percent:0;mso-height-percent:0;mso-width-relative:margin;mso-height-relative:margin" from="343.9pt,19.85pt" to="345.05pt,710.95pt" o:gfxdata="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" strokecolor="black [3213]" strokeweight=".5pt">
                 <v:stroke dashstyle="3 1" joinstyle="miter"/>
                 <w10:wrap anchorx="page" anchory="page"/>
               </v:line>
@@ -26555,7 +26562,7 @@
         <w:spacing w:afterLines="50" w:after="165" w:line="290" w:lineRule="exact"/>
         <w:jc w:val="both"/>
         <w:rPr>
-          <w:rFonts w:ascii="Barlow Condensed Medium" w:eastAsia="華康細黑體" w:hAnsi="Barlow Condensed Medium" w:cs="微軟正黑體" w:hint="eastAsia"/>
+          <w:rFonts w:ascii="Barlow Condensed Medium" w:eastAsia="華康細黑體" w:hAnsi="Barlow Condensed Medium" w:cs="微軟正黑體"/>
           <w:w w:val="75"/>
           <w:sz w:val="26"/>
           <w:szCs w:val="26"/>
@@ -31461,7 +31468,7 @@
 </file>
 
 <file path=customXml/itemProps1.xml><?xml version="1.0" encoding="utf-8"?>
-<ds:datastoreItem xmlns:ds="http://schemas.openxmlformats.org/officeDocument/2006/customXml" ds:itemID="{7265914F-CE70-45AA-9639-6ECD43A9111D}">
+<ds:datastoreItem xmlns:ds="http://schemas.openxmlformats.org/officeDocument/2006/customXml" ds:itemID="{88D57F7E-AB2E-447E-B09F-CD9F03EC8589}">
   <ds:schemaRefs>
     <ds:schemaRef ds:uri="http://schemas.openxmlformats.org/officeDocument/2006/bibliography"/>
   </ds:schemaRefs>
